--- a/fuentes/08130001_CF01_AD.docx
+++ b/fuentes/08130001_CF01_AD.docx
@@ -1,6 +1,6 @@
 
 <file path=word/document.xml><?xml version="1.0" encoding="utf-8"?>
-<w:document xmlns:wpc="http://schemas.microsoft.com/office/word/2010/wordprocessingCanvas" xmlns:cx="http://schemas.microsoft.com/office/drawing/2014/chartex" xmlns:cx1="http://schemas.microsoft.com/office/drawing/2015/9/8/chartex" xmlns:cx2="http://schemas.microsoft.com/office/drawing/2015/10/21/chartex" xmlns:cx3="http://schemas.microsoft.com/office/drawing/2016/5/9/chartex" xmlns:cx4="http://schemas.microsoft.com/office/drawing/2016/5/10/chartex" xmlns:cx5="http://schemas.microsoft.com/office/drawing/2016/5/11/chartex" xmlns:cx6="http://schemas.microsoft.com/office/drawing/2016/5/12/chartex" xmlns:cx7="http://schemas.microsoft.com/office/drawing/2016/5/13/chartex" xmlns:cx8="http://schemas.microsoft.com/office/drawing/2016/5/14/chartex" xmlns:mc="http://schemas.openxmlformats.org/markup-compatibility/2006" xmlns:aink="http://schemas.microsoft.com/office/drawing/2016/ink" xmlns:am3d="http://schemas.microsoft.com/office/drawing/2017/model3d" xmlns:o="urn:schemas-microsoft-com:office:office" xmlns:oel="http://schemas.microsoft.com/office/2019/extlst" xmlns:r="http://schemas.openxmlformats.org/officeDocument/2006/relationships" xmlns:m="http://schemas.openxmlformats.org/officeDocument/2006/math" xmlns:v="urn:schemas-microsoft-com:vml" xmlns:wp14="http://schemas.microsoft.com/office/word/2010/wordprocessingDrawing" xmlns:wp="http://schemas.openxmlformats.org/drawingml/2006/wordprocessingDrawing" xmlns:w10="urn:schemas-microsoft-com:office:word" xmlns:w="http://schemas.openxmlformats.org/wordprocessingml/2006/main" xmlns:w14="http://schemas.microsoft.com/office/word/2010/wordml" xmlns:w15="http://schemas.microsoft.com/office/word/2012/wordml" xmlns:w16cex="http://schemas.microsoft.com/office/word/2018/wordml/cex" xmlns:w16cid="http://schemas.microsoft.com/office/word/2016/wordml/cid" xmlns:w16="http://schemas.microsoft.com/office/word/2018/wordml" xmlns:w16du="http://schemas.microsoft.com/office/word/2023/wordml/word16du" xmlns:w16sdtdh="http://schemas.microsoft.com/office/word/2020/wordml/sdtdatahash" xmlns:w16sdtfl="http://schemas.microsoft.com/office/word/2024/wordml/sdtformatlock" xmlns:w16se="http://schemas.microsoft.com/office/word/2015/wordml/symex" xmlns:wpg="http://schemas.microsoft.com/office/word/2010/wordprocessingGroup" xmlns:wpi="http://schemas.microsoft.com/office/word/2010/wordprocessingInk" xmlns:wne="http://schemas.microsoft.com/office/word/2006/wordml" xmlns:wps="http://schemas.microsoft.com/office/word/2010/wordprocessingShape" xmlns:a="http://schemas.openxmlformats.org/drawingml/2006/main" xmlns:pic="http://schemas.openxmlformats.org/drawingml/2006/picture" mc:Ignorable="w14 w15 w16se w16cid w16 w16cex w16sdtdh w16sdtfl w16du wp14">
+<w:document xmlns:wpc="http://schemas.microsoft.com/office/word/2010/wordprocessingCanvas" xmlns:cx="http://schemas.microsoft.com/office/drawing/2014/chartex" xmlns:cx1="http://schemas.microsoft.com/office/drawing/2015/9/8/chartex" xmlns:cx2="http://schemas.microsoft.com/office/drawing/2015/10/21/chartex" xmlns:cx3="http://schemas.microsoft.com/office/drawing/2016/5/9/chartex" xmlns:cx4="http://schemas.microsoft.com/office/drawing/2016/5/10/chartex" xmlns:cx5="http://schemas.microsoft.com/office/drawing/2016/5/11/chartex" xmlns:cx6="http://schemas.microsoft.com/office/drawing/2016/5/12/chartex" xmlns:cx7="http://schemas.microsoft.com/office/drawing/2016/5/13/chartex" xmlns:cx8="http://schemas.microsoft.com/office/drawing/2016/5/14/chartex" xmlns:mc="http://schemas.openxmlformats.org/markup-compatibility/2006" xmlns:aink="http://schemas.microsoft.com/office/drawing/2016/ink" xmlns:am3d="http://schemas.microsoft.com/office/drawing/2017/model3d" xmlns:o="urn:schemas-microsoft-com:office:office" xmlns:oel="http://schemas.microsoft.com/office/2019/extlst" xmlns:r="http://schemas.openxmlformats.org/officeDocument/2006/relationships" xmlns:m="http://schemas.openxmlformats.org/officeDocument/2006/math" xmlns:v="urn:schemas-microsoft-com:vml" xmlns:wp14="http://schemas.microsoft.com/office/word/2010/wordprocessingDrawing" xmlns:wp="http://schemas.openxmlformats.org/drawingml/2006/wordprocessingDrawing" xmlns:w10="urn:schemas-microsoft-com:office:word" xmlns:w="http://schemas.openxmlformats.org/wordprocessingml/2006/main" xmlns:w14="http://schemas.microsoft.com/office/word/2010/wordml" xmlns:w15="http://schemas.microsoft.com/office/word/2012/wordml" xmlns:w16cex="http://schemas.microsoft.com/office/word/2018/wordml/cex" xmlns:w16cid="http://schemas.microsoft.com/office/word/2016/wordml/cid" xmlns:w16="http://schemas.microsoft.com/office/word/2018/wordml" xmlns:w16du="http://schemas.microsoft.com/office/word/2023/wordml/word16du" xmlns:w16sdtdh="http://schemas.microsoft.com/office/word/2020/wordml/sdtdatahash" xmlns:w16sdtfl="http://schemas.microsoft.com/office/word/2024/wordml/sdtformatlock" xmlns:w16se="http://schemas.microsoft.com/office/word/2015/wordml/symex" xmlns:wpg="http://schemas.microsoft.com/office/word/2010/wordprocessingGroup" xmlns:wpi="http://schemas.microsoft.com/office/word/2010/wordprocessingInk" xmlns:wne="http://schemas.microsoft.com/office/word/2006/wordml" xmlns:wps="http://schemas.microsoft.com/office/word/2010/wordprocessingShape" mc:Ignorable="w14 w15 w16se w16cid w16 w16cex w16sdtdh w16sdtfl w16du wp14">
   <w:body>
     <w:p>
       <w:pPr>
@@ -14,24 +14,25 @@
     </w:p>
     <w:tbl>
       <w:tblPr>
+        <w:tblStyle w:val="a"/>
         <w:tblW w:w="10154" w:type="dxa"/>
         <w:tblInd w:w="-680" w:type="dxa"/>
         <w:tblBorders>
-          <w:top w:val="single" w:color="F4B083" w:sz="4" w:space="0"/>
-          <w:left w:val="single" w:color="F4B083" w:sz="4" w:space="0"/>
-          <w:bottom w:val="single" w:color="F4B083" w:sz="4" w:space="0"/>
-          <w:right w:val="single" w:color="F4B083" w:sz="4" w:space="0"/>
-          <w:insideH w:val="single" w:color="F4B083" w:sz="4" w:space="0"/>
-          <w:insideV w:val="single" w:color="F4B083" w:sz="4" w:space="0"/>
+          <w:top w:val="single" w:sz="4" w:space="0" w:color="F4B083"/>
+          <w:left w:val="single" w:sz="4" w:space="0" w:color="F4B083"/>
+          <w:bottom w:val="single" w:sz="4" w:space="0" w:color="F4B083"/>
+          <w:right w:val="single" w:sz="4" w:space="0" w:color="F4B083"/>
+          <w:insideH w:val="single" w:sz="4" w:space="0" w:color="F4B083"/>
+          <w:insideV w:val="single" w:sz="4" w:space="0" w:color="F4B083"/>
         </w:tblBorders>
         <w:tblLayout w:type="fixed"/>
         <w:tblLook w:val="04A0" w:firstRow="1" w:lastRow="0" w:firstColumn="1" w:lastColumn="0" w:noHBand="0" w:noVBand="1"/>
       </w:tblPr>
       <w:tblGrid>
-        <w:gridCol w:w="1080"/>
-        <w:gridCol w:w="954"/>
+        <w:gridCol w:w="1267"/>
+        <w:gridCol w:w="1109"/>
         <w:gridCol w:w="5954"/>
-        <w:gridCol w:w="348"/>
+        <w:gridCol w:w="6"/>
         <w:gridCol w:w="1818"/>
       </w:tblGrid>
       <w:tr>
@@ -40,9 +41,9 @@
         </w:trPr>
         <w:tc>
           <w:tcPr>
+            <w:cnfStyle w:val="001000000000" w:firstRow="0" w:lastRow="0" w:firstColumn="1" w:lastColumn="0" w:oddVBand="0" w:evenVBand="0" w:oddHBand="0" w:evenHBand="0" w:firstRowFirstColumn="0" w:firstRowLastColumn="0" w:lastRowFirstColumn="0" w:lastRowLastColumn="0"/>
             <w:tcW w:w="10154" w:type="dxa"/>
             <w:gridSpan w:val="5"/>
-            <w:tcMar/>
           </w:tcPr>
           <w:p>
             <w:pPr>
@@ -161,9 +162,9 @@
         </w:trPr>
         <w:tc>
           <w:tcPr>
+            <w:cnfStyle w:val="001000000000" w:firstRow="0" w:lastRow="0" w:firstColumn="1" w:lastColumn="0" w:oddVBand="0" w:evenVBand="0" w:oddHBand="0" w:evenHBand="0" w:firstRowFirstColumn="0" w:firstRowLastColumn="0" w:lastRowFirstColumn="0" w:lastRowLastColumn="0"/>
             <w:tcW w:w="10154" w:type="dxa"/>
             <w:gridSpan w:val="5"/>
-            <w:tcMar/>
           </w:tcPr>
           <w:p>
             <w:pPr>
@@ -407,9 +408,9 @@
       <w:tr>
         <w:tc>
           <w:tcPr>
-            <w:tcW w:w="2034" w:type="dxa"/>
-            <w:gridSpan w:val="2"/>
-            <w:tcMar/>
+            <w:cnfStyle w:val="001000000000" w:firstRow="0" w:lastRow="0" w:firstColumn="1" w:lastColumn="0" w:oddVBand="0" w:evenVBand="0" w:oddHBand="0" w:evenHBand="0" w:firstRowFirstColumn="0" w:firstRowLastColumn="0" w:lastRowFirstColumn="0" w:lastRowLastColumn="0"/>
+            <w:tcW w:w="2376" w:type="dxa"/>
+            <w:gridSpan w:val="2"/>
           </w:tcPr>
           <w:p>
             <w:pPr>
@@ -453,35 +454,35 @@
         </w:tc>
         <w:tc>
           <w:tcPr>
-            <w:cnfStyle w:val="000000000000" w:firstRow="0" w:lastRow="0" w:firstColumn="0" w:lastColumn="0" w:oddVBand="0" w:evenVBand="0" w:oddHBand="0" w:evenHBand="0" w:firstRowFirstColumn="0" w:firstRowLastColumn="0" w:lastRowFirstColumn="0" w:lastRowLastColumn="0"/>
-            <w:tcW w:w="8120" w:type="dxa"/>
+            <w:tcW w:w="7778" w:type="dxa"/>
             <w:gridSpan w:val="3"/>
-            <w:tcMar/>
-          </w:tcPr>
-          <w:p>
-            <w:r>
-              <w:rPr>
-                <w:rFonts w:eastAsia="Calibri"/>
-                <w:color w:val="auto"/>
-                <w:sz w:val="20"/>
-                <w:szCs w:val="20"/>
-              </w:rPr>
-              <w:t>Esta actividad le permitirá determinar el grado de apropiación de los contenidos del componente formativo</w:t>
-            </w:r>
-            <w:r>
-              <w:rPr>
-                <w:rFonts w:eastAsia="Calibri"/>
-                <w:color w:val="auto"/>
-                <w:sz w:val="20"/>
-                <w:szCs w:val="20"/>
-              </w:rPr>
-              <w:t xml:space="preserve"> </w:t>
-            </w:r>
-            <w:r>
-              <w:rPr>
-                <w:rFonts w:eastAsia="Calibri"/>
-                <w:b w:val="1"/>
-                <w:bCs w:val="1"/>
+          </w:tcPr>
+          <w:p>
+            <w:pPr>
+              <w:cnfStyle w:val="000000000000" w:firstRow="0" w:lastRow="0" w:firstColumn="0" w:lastColumn="0" w:oddVBand="0" w:evenVBand="0" w:oddHBand="0" w:evenHBand="0" w:firstRowFirstColumn="0" w:firstRowLastColumn="0" w:lastRowFirstColumn="0" w:lastRowLastColumn="0"/>
+              <w:rPr>
+                <w:rFonts w:eastAsia="Calibri"/>
+                <w:b/>
+                <w:bCs/>
+                <w:color w:val="auto"/>
+                <w:sz w:val="20"/>
+                <w:szCs w:val="20"/>
+              </w:rPr>
+            </w:pPr>
+            <w:r>
+              <w:rPr>
+                <w:rFonts w:eastAsia="Calibri"/>
+                <w:color w:val="auto"/>
+                <w:sz w:val="20"/>
+                <w:szCs w:val="20"/>
+              </w:rPr>
+              <w:t xml:space="preserve">Esta actividad le permitirá determinar el grado de apropiación de los contenidos del componente formativo </w:t>
+            </w:r>
+            <w:r>
+              <w:rPr>
+                <w:rFonts w:eastAsia="Calibri"/>
+                <w:b/>
+                <w:bCs/>
                 <w:color w:val="auto"/>
                 <w:sz w:val="20"/>
                 <w:szCs w:val="20"/>
@@ -491,21 +492,22 @@
           </w:p>
           <w:p>
             <w:pPr>
-              <w:rPr>
-                <w:rFonts w:eastAsia="Calibri"/>
-                <w:b w:val="1"/>
-                <w:bCs w:val="1"/>
-                <w:color w:val="auto"/>
-                <w:sz w:val="20"/>
-                <w:szCs w:val="20"/>
-              </w:rPr>
-            </w:pPr>
-          </w:p>
-          <w:p>
-            <w:pPr>
               <w:cnfStyle w:val="000000000000" w:firstRow="0" w:lastRow="0" w:firstColumn="0" w:lastColumn="0" w:oddVBand="0" w:evenVBand="0" w:oddHBand="0" w:evenHBand="0" w:firstRowFirstColumn="0" w:firstRowLastColumn="0" w:lastRowFirstColumn="0" w:lastRowLastColumn="0"/>
               <w:rPr>
                 <w:rFonts w:eastAsia="Calibri"/>
+                <w:b/>
+                <w:bCs/>
+                <w:color w:val="auto"/>
+                <w:sz w:val="20"/>
+                <w:szCs w:val="20"/>
+              </w:rPr>
+            </w:pPr>
+          </w:p>
+          <w:p>
+            <w:pPr>
+              <w:cnfStyle w:val="000000000000" w:firstRow="0" w:lastRow="0" w:firstColumn="0" w:lastColumn="0" w:oddVBand="0" w:evenVBand="0" w:oddHBand="0" w:evenHBand="0" w:firstRowFirstColumn="0" w:firstRowLastColumn="0" w:lastRowFirstColumn="0" w:lastRowLastColumn="0"/>
+              <w:rPr>
+                <w:rFonts w:eastAsia="Calibri"/>
                 <w:color w:val="auto"/>
                 <w:sz w:val="20"/>
                 <w:szCs w:val="20"/>
@@ -561,9 +563,8 @@
         <w:tc>
           <w:tcPr>
             <w:cnfStyle w:val="001000000000" w:firstRow="0" w:lastRow="0" w:firstColumn="1" w:lastColumn="0" w:oddVBand="0" w:evenVBand="0" w:oddHBand="0" w:evenHBand="0" w:firstRowFirstColumn="0" w:firstRowLastColumn="0" w:lastRowFirstColumn="0" w:lastRowLastColumn="0"/>
-            <w:tcW w:w="2034" w:type="dxa"/>
-            <w:gridSpan w:val="2"/>
-            <w:tcMar/>
+            <w:tcW w:w="2376" w:type="dxa"/>
+            <w:gridSpan w:val="2"/>
           </w:tcPr>
           <w:p>
             <w:pPr>
@@ -587,11 +588,9 @@
         </w:tc>
         <w:tc>
           <w:tcPr>
-            <w:cnfStyle w:val="000000000000" w:firstRow="0" w:lastRow="0" w:firstColumn="0" w:lastColumn="0" w:oddVBand="0" w:evenVBand="0" w:oddHBand="0" w:evenHBand="0" w:firstRowFirstColumn="0" w:firstRowLastColumn="0" w:lastRowFirstColumn="0" w:lastRowLastColumn="0"/>
-            <w:tcW w:w="8120" w:type="dxa"/>
+            <w:tcW w:w="7778" w:type="dxa"/>
             <w:gridSpan w:val="3"/>
             <w:shd w:val="clear" w:color="auto" w:fill="auto"/>
-            <w:tcMar/>
           </w:tcPr>
           <w:p>
             <w:pPr>
@@ -639,10 +638,9 @@
         <w:tc>
           <w:tcPr>
             <w:cnfStyle w:val="001000000000" w:firstRow="0" w:lastRow="0" w:firstColumn="1" w:lastColumn="0" w:oddVBand="0" w:evenVBand="0" w:oddHBand="0" w:evenHBand="0" w:firstRowFirstColumn="0" w:firstRowLastColumn="0" w:lastRowFirstColumn="0" w:lastRowLastColumn="0"/>
-            <w:tcW w:w="2034" w:type="dxa"/>
+            <w:tcW w:w="2376" w:type="dxa"/>
             <w:gridSpan w:val="2"/>
             <w:shd w:val="clear" w:color="auto" w:fill="FBE5D5"/>
-            <w:tcMar/>
           </w:tcPr>
           <w:p>
             <w:pPr>
@@ -666,10 +664,8 @@
         </w:tc>
         <w:tc>
           <w:tcPr>
-            <w:cnfStyle w:val="000000000000" w:firstRow="0" w:lastRow="0" w:firstColumn="0" w:lastColumn="0" w:oddVBand="0" w:evenVBand="0" w:oddHBand="0" w:evenHBand="0" w:firstRowFirstColumn="0" w:firstRowLastColumn="0" w:lastRowFirstColumn="0" w:lastRowLastColumn="0"/>
-            <w:tcW w:w="8120" w:type="dxa"/>
+            <w:tcW w:w="7778" w:type="dxa"/>
             <w:gridSpan w:val="3"/>
-            <w:tcMar/>
           </w:tcPr>
           <w:p>
             <w:pPr>
@@ -717,9 +713,8 @@
         <w:tc>
           <w:tcPr>
             <w:cnfStyle w:val="001000000000" w:firstRow="0" w:lastRow="0" w:firstColumn="1" w:lastColumn="0" w:oddVBand="0" w:evenVBand="0" w:oddHBand="0" w:evenHBand="0" w:firstRowFirstColumn="0" w:firstRowLastColumn="0" w:lastRowFirstColumn="0" w:lastRowLastColumn="0"/>
-            <w:tcW w:w="2034" w:type="dxa"/>
-            <w:gridSpan w:val="2"/>
-            <w:tcMar/>
+            <w:tcW w:w="2376" w:type="dxa"/>
+            <w:gridSpan w:val="2"/>
           </w:tcPr>
           <w:p>
             <w:pPr>
@@ -743,11 +738,9 @@
         </w:tc>
         <w:tc>
           <w:tcPr>
-            <w:cnfStyle w:val="000000000000" w:firstRow="0" w:lastRow="0" w:firstColumn="0" w:lastColumn="0" w:oddVBand="0" w:evenVBand="0" w:oddHBand="0" w:evenHBand="0" w:firstRowFirstColumn="0" w:firstRowLastColumn="0" w:lastRowFirstColumn="0" w:lastRowLastColumn="0"/>
-            <w:tcW w:w="8120" w:type="dxa"/>
+            <w:tcW w:w="7778" w:type="dxa"/>
             <w:gridSpan w:val="3"/>
             <w:shd w:val="clear" w:color="auto" w:fill="auto"/>
-            <w:tcMar/>
           </w:tcPr>
           <w:p>
             <w:pPr>
@@ -782,7 +775,6 @@
             <w:tcW w:w="10154" w:type="dxa"/>
             <w:gridSpan w:val="5"/>
             <w:shd w:val="clear" w:color="auto" w:fill="FFE599"/>
-            <w:tcMar/>
           </w:tcPr>
           <w:p>
             <w:pPr>
@@ -814,9 +806,8 @@
         <w:tc>
           <w:tcPr>
             <w:cnfStyle w:val="001000000000" w:firstRow="0" w:lastRow="0" w:firstColumn="1" w:lastColumn="0" w:oddVBand="0" w:evenVBand="0" w:oddHBand="0" w:evenHBand="0" w:firstRowFirstColumn="0" w:firstRowLastColumn="0" w:lastRowFirstColumn="0" w:lastRowLastColumn="0"/>
-            <w:tcW w:w="2034" w:type="dxa"/>
-            <w:gridSpan w:val="2"/>
-            <w:tcMar/>
+            <w:tcW w:w="2376" w:type="dxa"/>
+            <w:gridSpan w:val="2"/>
           </w:tcPr>
           <w:p>
             <w:pPr>
@@ -840,9 +831,7 @@
         </w:tc>
         <w:tc>
           <w:tcPr>
-            <w:cnfStyle w:val="000000000000" w:firstRow="0" w:lastRow="0" w:firstColumn="0" w:lastColumn="0" w:oddVBand="0" w:evenVBand="0" w:oddHBand="0" w:evenHBand="0" w:firstRowFirstColumn="0" w:firstRowLastColumn="0" w:lastRowFirstColumn="0" w:lastRowLastColumn="0"/>
             <w:tcW w:w="5954" w:type="dxa"/>
-            <w:tcMar/>
           </w:tcPr>
           <w:p>
             <w:pPr>
@@ -882,10 +871,8 @@
         </w:tc>
         <w:tc>
           <w:tcPr>
-            <w:cnfStyle w:val="000000000000" w:firstRow="0" w:lastRow="0" w:firstColumn="0" w:lastColumn="0" w:oddVBand="0" w:evenVBand="0" w:oddHBand="0" w:evenHBand="0" w:firstRowFirstColumn="0" w:firstRowLastColumn="0" w:lastRowFirstColumn="0" w:lastRowLastColumn="0"/>
-            <w:tcW w:w="2166" w:type="dxa"/>
-            <w:gridSpan w:val="2"/>
-            <w:tcMar/>
+            <w:tcW w:w="1824" w:type="dxa"/>
+            <w:gridSpan w:val="2"/>
           </w:tcPr>
           <w:p>
             <w:pPr>
@@ -922,8 +909,7 @@
         <w:tc>
           <w:tcPr>
             <w:cnfStyle w:val="001000000000" w:firstRow="0" w:lastRow="0" w:firstColumn="1" w:lastColumn="0" w:oddVBand="0" w:evenVBand="0" w:oddHBand="0" w:evenHBand="0" w:firstRowFirstColumn="0" w:firstRowLastColumn="0" w:lastRowFirstColumn="0" w:lastRowLastColumn="0"/>
-            <w:tcW w:w="1080" w:type="dxa"/>
-            <w:tcMar/>
+            <w:tcW w:w="1267" w:type="dxa"/>
           </w:tcPr>
           <w:p>
             <w:pPr>
@@ -947,17 +933,15 @@
         </w:tc>
         <w:tc>
           <w:tcPr>
-            <w:cnfStyle w:val="000000000000" w:firstRow="0" w:lastRow="0" w:firstColumn="0" w:lastColumn="0" w:oddVBand="0" w:evenVBand="0" w:oddHBand="0" w:evenHBand="0" w:firstRowFirstColumn="0" w:firstRowLastColumn="0" w:lastRowFirstColumn="0" w:lastRowLastColumn="0"/>
-            <w:tcW w:w="6908" w:type="dxa"/>
+            <w:tcW w:w="7063" w:type="dxa"/>
             <w:gridSpan w:val="2"/>
             <w:tcBorders>
-              <w:top w:val="single" w:color="BFBFBF" w:themeColor="background1" w:themeShade="BF" w:sz="4" w:space="0"/>
-              <w:left w:val="single" w:color="BFBFBF" w:themeColor="background1" w:themeShade="BF" w:sz="4" w:space="0"/>
-              <w:bottom w:val="single" w:color="BFBFBF" w:themeColor="background1" w:themeShade="BF" w:sz="4" w:space="0"/>
-              <w:right w:val="single" w:color="BFBFBF" w:themeColor="background1" w:themeShade="BF" w:sz="4" w:space="0"/>
+              <w:top w:val="single" w:sz="4" w:space="0" w:color="BFBFBF"/>
+              <w:left w:val="single" w:sz="4" w:space="0" w:color="BFBFBF"/>
+              <w:bottom w:val="single" w:sz="4" w:space="0" w:color="BFBFBF"/>
+              <w:right w:val="single" w:sz="4" w:space="0" w:color="BFBFBF"/>
             </w:tcBorders>
-            <w:shd w:val="clear" w:color="auto" w:fill="FFFFFF" w:themeFill="background1"/>
-            <w:tcMar/>
+            <w:shd w:val="clear" w:color="auto" w:fill="FFFFFF"/>
           </w:tcPr>
           <w:p>
             <w:pPr>
@@ -982,11 +966,9 @@
         </w:tc>
         <w:tc>
           <w:tcPr>
-            <w:cnfStyle w:val="000000000000" w:firstRow="0" w:lastRow="0" w:firstColumn="0" w:lastColumn="0" w:oddVBand="0" w:evenVBand="0" w:oddHBand="0" w:evenHBand="0" w:firstRowFirstColumn="0" w:firstRowLastColumn="0" w:lastRowFirstColumn="0" w:lastRowLastColumn="0"/>
-            <w:tcW w:w="2166" w:type="dxa"/>
-            <w:gridSpan w:val="2"/>
-            <w:shd w:val="clear" w:color="auto" w:fill="FFFFFF" w:themeFill="background1"/>
-            <w:tcMar/>
+            <w:tcW w:w="1824" w:type="dxa"/>
+            <w:gridSpan w:val="2"/>
+            <w:shd w:val="clear" w:color="auto" w:fill="FFFFFF"/>
           </w:tcPr>
           <w:p>
             <w:pPr>
@@ -1010,9 +992,8 @@
         <w:tc>
           <w:tcPr>
             <w:cnfStyle w:val="001000000000" w:firstRow="0" w:lastRow="0" w:firstColumn="1" w:lastColumn="0" w:oddVBand="0" w:evenVBand="0" w:oddHBand="0" w:evenHBand="0" w:firstRowFirstColumn="0" w:firstRowLastColumn="0" w:lastRowFirstColumn="0" w:lastRowLastColumn="0"/>
-            <w:tcW w:w="1080" w:type="dxa"/>
+            <w:tcW w:w="1267" w:type="dxa"/>
             <w:shd w:val="clear" w:color="auto" w:fill="auto"/>
-            <w:tcMar/>
           </w:tcPr>
           <w:p>
             <w:pPr>
@@ -1036,17 +1017,15 @@
         </w:tc>
         <w:tc>
           <w:tcPr>
-            <w:cnfStyle w:val="000000000000" w:firstRow="0" w:lastRow="0" w:firstColumn="0" w:lastColumn="0" w:oddVBand="0" w:evenVBand="0" w:oddHBand="0" w:evenHBand="0" w:firstRowFirstColumn="0" w:firstRowLastColumn="0" w:lastRowFirstColumn="0" w:lastRowLastColumn="0"/>
-            <w:tcW w:w="6908" w:type="dxa"/>
+            <w:tcW w:w="7063" w:type="dxa"/>
             <w:gridSpan w:val="2"/>
             <w:tcBorders>
-              <w:top w:val="single" w:color="BFBFBF" w:themeColor="background1" w:themeShade="BF" w:sz="4" w:space="0"/>
-              <w:left w:val="single" w:color="BFBFBF" w:themeColor="background1" w:themeShade="BF" w:sz="4" w:space="0"/>
-              <w:bottom w:val="single" w:color="BFBFBF" w:themeColor="background1" w:themeShade="BF" w:sz="4" w:space="0"/>
-              <w:right w:val="single" w:color="BFBFBF" w:themeColor="background1" w:themeShade="BF" w:sz="4" w:space="0"/>
+              <w:top w:val="single" w:sz="4" w:space="0" w:color="BFBFBF"/>
+              <w:left w:val="single" w:sz="4" w:space="0" w:color="BFBFBF"/>
+              <w:bottom w:val="single" w:sz="4" w:space="0" w:color="BFBFBF"/>
+              <w:right w:val="single" w:sz="4" w:space="0" w:color="BFBFBF"/>
             </w:tcBorders>
-            <w:shd w:val="clear" w:color="auto" w:fill="FFFFFF" w:themeFill="background1"/>
-            <w:tcMar/>
+            <w:shd w:val="clear" w:color="auto" w:fill="FFFFFF"/>
           </w:tcPr>
           <w:p>
             <w:pPr>
@@ -1070,11 +1049,9 @@
         </w:tc>
         <w:tc>
           <w:tcPr>
-            <w:cnfStyle w:val="000000000000" w:firstRow="0" w:lastRow="0" w:firstColumn="0" w:lastColumn="0" w:oddVBand="0" w:evenVBand="0" w:oddHBand="0" w:evenHBand="0" w:firstRowFirstColumn="0" w:firstRowLastColumn="0" w:lastRowFirstColumn="0" w:lastRowLastColumn="0"/>
-            <w:tcW w:w="2166" w:type="dxa"/>
-            <w:gridSpan w:val="2"/>
-            <w:shd w:val="clear" w:color="auto" w:fill="FFFFFF" w:themeFill="background1"/>
-            <w:tcMar/>
+            <w:tcW w:w="1824" w:type="dxa"/>
+            <w:gridSpan w:val="2"/>
+            <w:shd w:val="clear" w:color="auto" w:fill="FFFFFF"/>
           </w:tcPr>
           <w:p>
             <w:pPr>
@@ -1107,8 +1084,7 @@
         <w:tc>
           <w:tcPr>
             <w:cnfStyle w:val="001000000000" w:firstRow="0" w:lastRow="0" w:firstColumn="1" w:lastColumn="0" w:oddVBand="0" w:evenVBand="0" w:oddHBand="0" w:evenHBand="0" w:firstRowFirstColumn="0" w:firstRowLastColumn="0" w:lastRowFirstColumn="0" w:lastRowLastColumn="0"/>
-            <w:tcW w:w="1080" w:type="dxa"/>
-            <w:tcMar/>
+            <w:tcW w:w="1267" w:type="dxa"/>
           </w:tcPr>
           <w:p>
             <w:pPr>
@@ -1132,17 +1108,15 @@
         </w:tc>
         <w:tc>
           <w:tcPr>
-            <w:cnfStyle w:val="000000000000" w:firstRow="0" w:lastRow="0" w:firstColumn="0" w:lastColumn="0" w:oddVBand="0" w:evenVBand="0" w:oddHBand="0" w:evenHBand="0" w:firstRowFirstColumn="0" w:firstRowLastColumn="0" w:lastRowFirstColumn="0" w:lastRowLastColumn="0"/>
-            <w:tcW w:w="6908" w:type="dxa"/>
+            <w:tcW w:w="7063" w:type="dxa"/>
             <w:gridSpan w:val="2"/>
             <w:tcBorders>
-              <w:top w:val="single" w:color="BFBFBF" w:themeColor="background1" w:themeShade="BF" w:sz="4" w:space="0"/>
-              <w:left w:val="single" w:color="BFBFBF" w:themeColor="background1" w:themeShade="BF" w:sz="4" w:space="0"/>
-              <w:bottom w:val="single" w:color="BFBFBF" w:themeColor="background1" w:themeShade="BF" w:sz="4" w:space="0"/>
-              <w:right w:val="single" w:color="BFBFBF" w:themeColor="background1" w:themeShade="BF" w:sz="4" w:space="0"/>
+              <w:top w:val="single" w:sz="4" w:space="0" w:color="BFBFBF"/>
+              <w:left w:val="single" w:sz="4" w:space="0" w:color="BFBFBF"/>
+              <w:bottom w:val="single" w:sz="4" w:space="0" w:color="BFBFBF"/>
+              <w:right w:val="single" w:sz="4" w:space="0" w:color="BFBFBF"/>
             </w:tcBorders>
-            <w:shd w:val="clear" w:color="auto" w:fill="FFFFFF" w:themeFill="background1"/>
-            <w:tcMar/>
+            <w:shd w:val="clear" w:color="auto" w:fill="FFFFFF"/>
           </w:tcPr>
           <w:p>
             <w:pPr>
@@ -1166,11 +1140,9 @@
         </w:tc>
         <w:tc>
           <w:tcPr>
-            <w:cnfStyle w:val="000000000000" w:firstRow="0" w:lastRow="0" w:firstColumn="0" w:lastColumn="0" w:oddVBand="0" w:evenVBand="0" w:oddHBand="0" w:evenHBand="0" w:firstRowFirstColumn="0" w:firstRowLastColumn="0" w:lastRowFirstColumn="0" w:lastRowLastColumn="0"/>
-            <w:tcW w:w="2166" w:type="dxa"/>
-            <w:gridSpan w:val="2"/>
-            <w:shd w:val="clear" w:color="auto" w:fill="FFFFFF" w:themeFill="background1"/>
-            <w:tcMar/>
+            <w:tcW w:w="1824" w:type="dxa"/>
+            <w:gridSpan w:val="2"/>
+            <w:shd w:val="clear" w:color="auto" w:fill="FFFFFF"/>
           </w:tcPr>
           <w:p>
             <w:pPr>
@@ -1194,9 +1166,8 @@
         <w:tc>
           <w:tcPr>
             <w:cnfStyle w:val="001000000000" w:firstRow="0" w:lastRow="0" w:firstColumn="1" w:lastColumn="0" w:oddVBand="0" w:evenVBand="0" w:oddHBand="0" w:evenHBand="0" w:firstRowFirstColumn="0" w:firstRowLastColumn="0" w:lastRowFirstColumn="0" w:lastRowLastColumn="0"/>
-            <w:tcW w:w="1080" w:type="dxa"/>
+            <w:tcW w:w="1267" w:type="dxa"/>
             <w:shd w:val="clear" w:color="auto" w:fill="auto"/>
-            <w:tcMar/>
           </w:tcPr>
           <w:p>
             <w:pPr>
@@ -1220,17 +1191,15 @@
         </w:tc>
         <w:tc>
           <w:tcPr>
-            <w:cnfStyle w:val="000000000000" w:firstRow="0" w:lastRow="0" w:firstColumn="0" w:lastColumn="0" w:oddVBand="0" w:evenVBand="0" w:oddHBand="0" w:evenHBand="0" w:firstRowFirstColumn="0" w:firstRowLastColumn="0" w:lastRowFirstColumn="0" w:lastRowLastColumn="0"/>
-            <w:tcW w:w="6908" w:type="dxa"/>
+            <w:tcW w:w="7063" w:type="dxa"/>
             <w:gridSpan w:val="2"/>
             <w:tcBorders>
-              <w:top w:val="single" w:color="BFBFBF" w:themeColor="background1" w:themeShade="BF" w:sz="4" w:space="0"/>
-              <w:left w:val="single" w:color="BFBFBF" w:themeColor="background1" w:themeShade="BF" w:sz="4" w:space="0"/>
-              <w:bottom w:val="single" w:color="BFBFBF" w:themeColor="background1" w:themeShade="BF" w:sz="4" w:space="0"/>
-              <w:right w:val="single" w:color="BFBFBF" w:themeColor="background1" w:themeShade="BF" w:sz="4" w:space="0"/>
+              <w:top w:val="single" w:sz="4" w:space="0" w:color="BFBFBF"/>
+              <w:left w:val="single" w:sz="4" w:space="0" w:color="BFBFBF"/>
+              <w:bottom w:val="single" w:sz="4" w:space="0" w:color="BFBFBF"/>
+              <w:right w:val="single" w:sz="4" w:space="0" w:color="BFBFBF"/>
             </w:tcBorders>
-            <w:shd w:val="clear" w:color="auto" w:fill="FFFFFF" w:themeFill="background1"/>
-            <w:tcMar/>
+            <w:shd w:val="clear" w:color="auto" w:fill="FFFFFF"/>
           </w:tcPr>
           <w:p>
             <w:pPr>
@@ -1256,11 +1225,9 @@
         </w:tc>
         <w:tc>
           <w:tcPr>
-            <w:cnfStyle w:val="000000000000" w:firstRow="0" w:lastRow="0" w:firstColumn="0" w:lastColumn="0" w:oddVBand="0" w:evenVBand="0" w:oddHBand="0" w:evenHBand="0" w:firstRowFirstColumn="0" w:firstRowLastColumn="0" w:lastRowFirstColumn="0" w:lastRowLastColumn="0"/>
-            <w:tcW w:w="2166" w:type="dxa"/>
-            <w:gridSpan w:val="2"/>
-            <w:shd w:val="clear" w:color="auto" w:fill="FFFFFF" w:themeFill="background1"/>
-            <w:tcMar/>
+            <w:tcW w:w="1824" w:type="dxa"/>
+            <w:gridSpan w:val="2"/>
+            <w:shd w:val="clear" w:color="auto" w:fill="FFFFFF"/>
           </w:tcPr>
           <w:p>
             <w:pPr>
@@ -1283,10 +1250,9 @@
         <w:tc>
           <w:tcPr>
             <w:cnfStyle w:val="001000000000" w:firstRow="0" w:lastRow="0" w:firstColumn="1" w:lastColumn="0" w:oddVBand="0" w:evenVBand="0" w:oddHBand="0" w:evenHBand="0" w:firstRowFirstColumn="0" w:firstRowLastColumn="0" w:lastRowFirstColumn="0" w:lastRowLastColumn="0"/>
-            <w:tcW w:w="2034" w:type="dxa"/>
+            <w:tcW w:w="2376" w:type="dxa"/>
             <w:gridSpan w:val="2"/>
             <w:shd w:val="clear" w:color="auto" w:fill="FBE5D5"/>
-            <w:tcMar/>
           </w:tcPr>
           <w:p>
             <w:pPr>
@@ -1310,11 +1276,9 @@
         </w:tc>
         <w:tc>
           <w:tcPr>
-            <w:cnfStyle w:val="000000000000" w:firstRow="0" w:lastRow="0" w:firstColumn="0" w:lastColumn="0" w:oddVBand="0" w:evenVBand="0" w:oddHBand="0" w:evenHBand="0" w:firstRowFirstColumn="0" w:firstRowLastColumn="0" w:lastRowFirstColumn="0" w:lastRowLastColumn="0"/>
-            <w:tcW w:w="8120" w:type="dxa"/>
+            <w:tcW w:w="7778" w:type="dxa"/>
             <w:gridSpan w:val="3"/>
-            <w:shd w:val="clear" w:color="auto" w:fill="FFFFFF" w:themeFill="background1"/>
-            <w:tcMar/>
+            <w:shd w:val="clear" w:color="auto" w:fill="FFFFFF"/>
           </w:tcPr>
           <w:p>
             <w:pPr>
@@ -1335,7 +1299,7 @@
                 <w:sz w:val="20"/>
                 <w:szCs w:val="20"/>
               </w:rPr>
-              <w:t xml:space="preserve">¡Correcto! La logística en </w:t>
+              <w:t xml:space="preserve">La logística en </w:t>
             </w:r>
             <w:r>
               <w:rPr>
@@ -1370,9 +1334,8 @@
         <w:tc>
           <w:tcPr>
             <w:cnfStyle w:val="001000000000" w:firstRow="0" w:lastRow="0" w:firstColumn="1" w:lastColumn="0" w:oddVBand="0" w:evenVBand="0" w:oddHBand="0" w:evenHBand="0" w:firstRowFirstColumn="0" w:firstRowLastColumn="0" w:lastRowFirstColumn="0" w:lastRowLastColumn="0"/>
-            <w:tcW w:w="2034" w:type="dxa"/>
-            <w:gridSpan w:val="2"/>
-            <w:tcMar/>
+            <w:tcW w:w="2376" w:type="dxa"/>
+            <w:gridSpan w:val="2"/>
           </w:tcPr>
           <w:p>
             <w:pPr>
@@ -1396,11 +1359,9 @@
         </w:tc>
         <w:tc>
           <w:tcPr>
-            <w:cnfStyle w:val="000000000000" w:firstRow="0" w:lastRow="0" w:firstColumn="0" w:lastColumn="0" w:oddVBand="0" w:evenVBand="0" w:oddHBand="0" w:evenHBand="0" w:firstRowFirstColumn="0" w:firstRowLastColumn="0" w:lastRowFirstColumn="0" w:lastRowLastColumn="0"/>
-            <w:tcW w:w="8120" w:type="dxa"/>
+            <w:tcW w:w="7778" w:type="dxa"/>
             <w:gridSpan w:val="3"/>
-            <w:shd w:val="clear" w:color="auto" w:fill="FFFFFF" w:themeFill="background1"/>
-            <w:tcMar/>
+            <w:shd w:val="clear" w:color="auto" w:fill="FFFFFF"/>
           </w:tcPr>
           <w:p>
             <w:pPr>
@@ -1432,10 +1393,9 @@
         <w:tc>
           <w:tcPr>
             <w:cnfStyle w:val="001000000000" w:firstRow="0" w:lastRow="0" w:firstColumn="1" w:lastColumn="0" w:oddVBand="0" w:evenVBand="0" w:oddHBand="0" w:evenHBand="0" w:firstRowFirstColumn="0" w:firstRowLastColumn="0" w:lastRowFirstColumn="0" w:lastRowLastColumn="0"/>
-            <w:tcW w:w="2034" w:type="dxa"/>
+            <w:tcW w:w="2376" w:type="dxa"/>
             <w:gridSpan w:val="2"/>
             <w:shd w:val="clear" w:color="auto" w:fill="FBE5D5"/>
-            <w:tcMar/>
           </w:tcPr>
           <w:p>
             <w:pPr>
@@ -1459,14 +1419,12 @@
         </w:tc>
         <w:tc>
           <w:tcPr>
-            <w:cnfStyle w:val="000000000000" w:firstRow="0" w:lastRow="0" w:firstColumn="0" w:lastColumn="0" w:oddVBand="0" w:evenVBand="0" w:oddHBand="0" w:evenHBand="0" w:firstRowFirstColumn="0" w:firstRowLastColumn="0" w:lastRowFirstColumn="0" w:lastRowLastColumn="0"/>
-            <w:tcW w:w="6302" w:type="dxa"/>
+            <w:tcW w:w="5960" w:type="dxa"/>
             <w:gridSpan w:val="2"/>
             <w:tcBorders>
-              <w:right w:val="single" w:color="auto" w:sz="4" w:space="0"/>
+              <w:right w:val="single" w:sz="4" w:space="0" w:color="auto"/>
             </w:tcBorders>
             <w:shd w:val="clear" w:color="auto" w:fill="FBE5D5"/>
-            <w:tcMar/>
           </w:tcPr>
           <w:p>
             <w:pPr>
@@ -1497,13 +1455,11 @@
         </w:tc>
         <w:tc>
           <w:tcPr>
-            <w:cnfStyle w:val="000000000000" w:firstRow="0" w:lastRow="0" w:firstColumn="0" w:lastColumn="0" w:oddVBand="0" w:evenVBand="0" w:oddHBand="0" w:evenHBand="0" w:firstRowFirstColumn="0" w:firstRowLastColumn="0" w:lastRowFirstColumn="0" w:lastRowLastColumn="0"/>
             <w:tcW w:w="1818" w:type="dxa"/>
             <w:tcBorders>
-              <w:left w:val="single" w:color="auto" w:sz="4" w:space="0"/>
+              <w:left w:val="single" w:sz="4" w:space="0" w:color="auto"/>
             </w:tcBorders>
             <w:shd w:val="clear" w:color="auto" w:fill="FBE5D5"/>
-            <w:tcMar/>
           </w:tcPr>
           <w:p>
             <w:pPr>
@@ -1540,9 +1496,8 @@
         <w:tc>
           <w:tcPr>
             <w:cnfStyle w:val="001000000000" w:firstRow="0" w:lastRow="0" w:firstColumn="1" w:lastColumn="0" w:oddVBand="0" w:evenVBand="0" w:oddHBand="0" w:evenHBand="0" w:firstRowFirstColumn="0" w:firstRowLastColumn="0" w:lastRowFirstColumn="0" w:lastRowLastColumn="0"/>
-            <w:tcW w:w="1080" w:type="dxa"/>
+            <w:tcW w:w="1267" w:type="dxa"/>
             <w:shd w:val="clear" w:color="auto" w:fill="auto"/>
-            <w:tcMar/>
           </w:tcPr>
           <w:p>
             <w:pPr>
@@ -1566,17 +1521,15 @@
         </w:tc>
         <w:tc>
           <w:tcPr>
-            <w:cnfStyle w:val="000000000000" w:firstRow="0" w:lastRow="0" w:firstColumn="0" w:lastColumn="0" w:oddVBand="0" w:evenVBand="0" w:oddHBand="0" w:evenHBand="0" w:firstRowFirstColumn="0" w:firstRowLastColumn="0" w:lastRowFirstColumn="0" w:lastRowLastColumn="0"/>
-            <w:tcW w:w="6908" w:type="dxa"/>
+            <w:tcW w:w="7063" w:type="dxa"/>
             <w:gridSpan w:val="2"/>
             <w:tcBorders>
-              <w:top w:val="single" w:color="BFBFBF" w:themeColor="background1" w:themeShade="BF" w:sz="4" w:space="0"/>
-              <w:left w:val="single" w:color="BFBFBF" w:themeColor="background1" w:themeShade="BF" w:sz="4" w:space="0"/>
-              <w:bottom w:val="single" w:color="BFBFBF" w:themeColor="background1" w:themeShade="BF" w:sz="4" w:space="0"/>
-              <w:right w:val="single" w:color="auto" w:sz="4" w:space="0"/>
+              <w:top w:val="single" w:sz="4" w:space="0" w:color="BFBFBF"/>
+              <w:left w:val="single" w:sz="4" w:space="0" w:color="BFBFBF"/>
+              <w:bottom w:val="single" w:sz="4" w:space="0" w:color="BFBFBF"/>
+              <w:right w:val="single" w:sz="4" w:space="0" w:color="auto"/>
             </w:tcBorders>
-            <w:shd w:val="clear" w:color="auto" w:fill="FFFFFF" w:themeFill="background1"/>
-            <w:tcMar/>
+            <w:shd w:val="clear" w:color="auto" w:fill="FFFFFF"/>
           </w:tcPr>
           <w:p>
             <w:pPr>
@@ -1602,14 +1555,12 @@
         </w:tc>
         <w:tc>
           <w:tcPr>
-            <w:cnfStyle w:val="000000000000" w:firstRow="0" w:lastRow="0" w:firstColumn="0" w:lastColumn="0" w:oddVBand="0" w:evenVBand="0" w:oddHBand="0" w:evenHBand="0" w:firstRowFirstColumn="0" w:firstRowLastColumn="0" w:lastRowFirstColumn="0" w:lastRowLastColumn="0"/>
-            <w:tcW w:w="2166" w:type="dxa"/>
+            <w:tcW w:w="1824" w:type="dxa"/>
             <w:gridSpan w:val="2"/>
             <w:tcBorders>
-              <w:left w:val="single" w:color="auto" w:sz="4" w:space="0"/>
+              <w:left w:val="single" w:sz="4" w:space="0" w:color="auto"/>
             </w:tcBorders>
             <w:shd w:val="clear" w:color="auto" w:fill="auto"/>
-            <w:tcMar/>
           </w:tcPr>
           <w:p>
             <w:pPr>
@@ -1632,8 +1583,7 @@
         <w:tc>
           <w:tcPr>
             <w:cnfStyle w:val="001000000000" w:firstRow="0" w:lastRow="0" w:firstColumn="1" w:lastColumn="0" w:oddVBand="0" w:evenVBand="0" w:oddHBand="0" w:evenHBand="0" w:firstRowFirstColumn="0" w:firstRowLastColumn="0" w:lastRowFirstColumn="0" w:lastRowLastColumn="0"/>
-            <w:tcW w:w="1080" w:type="dxa"/>
-            <w:tcMar/>
+            <w:tcW w:w="1267" w:type="dxa"/>
           </w:tcPr>
           <w:p>
             <w:pPr>
@@ -1657,17 +1607,15 @@
         </w:tc>
         <w:tc>
           <w:tcPr>
-            <w:cnfStyle w:val="000000000000" w:firstRow="0" w:lastRow="0" w:firstColumn="0" w:lastColumn="0" w:oddVBand="0" w:evenVBand="0" w:oddHBand="0" w:evenHBand="0" w:firstRowFirstColumn="0" w:firstRowLastColumn="0" w:lastRowFirstColumn="0" w:lastRowLastColumn="0"/>
-            <w:tcW w:w="6908" w:type="dxa"/>
+            <w:tcW w:w="7063" w:type="dxa"/>
             <w:gridSpan w:val="2"/>
             <w:tcBorders>
-              <w:top w:val="single" w:color="BFBFBF" w:themeColor="background1" w:themeShade="BF" w:sz="4" w:space="0"/>
-              <w:left w:val="single" w:color="BFBFBF" w:themeColor="background1" w:themeShade="BF" w:sz="4" w:space="0"/>
-              <w:bottom w:val="single" w:color="BFBFBF" w:themeColor="background1" w:themeShade="BF" w:sz="4" w:space="0"/>
-              <w:right w:val="single" w:color="BFBFBF" w:themeColor="background1" w:themeShade="BF" w:sz="4" w:space="0"/>
+              <w:top w:val="single" w:sz="4" w:space="0" w:color="BFBFBF"/>
+              <w:left w:val="single" w:sz="4" w:space="0" w:color="BFBFBF"/>
+              <w:bottom w:val="single" w:sz="4" w:space="0" w:color="BFBFBF"/>
+              <w:right w:val="single" w:sz="4" w:space="0" w:color="BFBFBF"/>
             </w:tcBorders>
-            <w:shd w:val="clear" w:color="auto" w:fill="FFFFFF" w:themeFill="background1"/>
-            <w:tcMar/>
+            <w:shd w:val="clear" w:color="auto" w:fill="FFFFFF"/>
           </w:tcPr>
           <w:p>
             <w:pPr>
@@ -1694,10 +1642,8 @@
         </w:tc>
         <w:tc>
           <w:tcPr>
-            <w:cnfStyle w:val="000000000000" w:firstRow="0" w:lastRow="0" w:firstColumn="0" w:lastColumn="0" w:oddVBand="0" w:evenVBand="0" w:oddHBand="0" w:evenHBand="0" w:firstRowFirstColumn="0" w:firstRowLastColumn="0" w:lastRowFirstColumn="0" w:lastRowLastColumn="0"/>
-            <w:tcW w:w="2166" w:type="dxa"/>
-            <w:gridSpan w:val="2"/>
-            <w:tcMar/>
+            <w:tcW w:w="1824" w:type="dxa"/>
+            <w:gridSpan w:val="2"/>
           </w:tcPr>
           <w:p>
             <w:pPr>
@@ -1721,9 +1667,8 @@
         <w:tc>
           <w:tcPr>
             <w:cnfStyle w:val="001000000000" w:firstRow="0" w:lastRow="0" w:firstColumn="1" w:lastColumn="0" w:oddVBand="0" w:evenVBand="0" w:oddHBand="0" w:evenHBand="0" w:firstRowFirstColumn="0" w:firstRowLastColumn="0" w:lastRowFirstColumn="0" w:lastRowLastColumn="0"/>
-            <w:tcW w:w="1080" w:type="dxa"/>
+            <w:tcW w:w="1267" w:type="dxa"/>
             <w:shd w:val="clear" w:color="auto" w:fill="auto"/>
-            <w:tcMar/>
           </w:tcPr>
           <w:p>
             <w:pPr>
@@ -1747,17 +1692,15 @@
         </w:tc>
         <w:tc>
           <w:tcPr>
-            <w:cnfStyle w:val="000000000000" w:firstRow="0" w:lastRow="0" w:firstColumn="0" w:lastColumn="0" w:oddVBand="0" w:evenVBand="0" w:oddHBand="0" w:evenHBand="0" w:firstRowFirstColumn="0" w:firstRowLastColumn="0" w:lastRowFirstColumn="0" w:lastRowLastColumn="0"/>
-            <w:tcW w:w="6908" w:type="dxa"/>
+            <w:tcW w:w="7063" w:type="dxa"/>
             <w:gridSpan w:val="2"/>
             <w:tcBorders>
-              <w:top w:val="single" w:color="BFBFBF" w:themeColor="background1" w:themeShade="BF" w:sz="4" w:space="0"/>
-              <w:left w:val="single" w:color="BFBFBF" w:themeColor="background1" w:themeShade="BF" w:sz="4" w:space="0"/>
-              <w:bottom w:val="single" w:color="BFBFBF" w:themeColor="background1" w:themeShade="BF" w:sz="4" w:space="0"/>
-              <w:right w:val="single" w:color="BFBFBF" w:themeColor="background1" w:themeShade="BF" w:sz="4" w:space="0"/>
+              <w:top w:val="single" w:sz="4" w:space="0" w:color="BFBFBF"/>
+              <w:left w:val="single" w:sz="4" w:space="0" w:color="BFBFBF"/>
+              <w:bottom w:val="single" w:sz="4" w:space="0" w:color="BFBFBF"/>
+              <w:right w:val="single" w:sz="4" w:space="0" w:color="BFBFBF"/>
             </w:tcBorders>
-            <w:shd w:val="clear" w:color="auto" w:fill="FFFFFF" w:themeFill="background1"/>
-            <w:tcMar/>
+            <w:shd w:val="clear" w:color="auto" w:fill="FFFFFF"/>
           </w:tcPr>
           <w:p>
             <w:pPr>
@@ -1783,11 +1726,9 @@
         </w:tc>
         <w:tc>
           <w:tcPr>
-            <w:cnfStyle w:val="000000000000" w:firstRow="0" w:lastRow="0" w:firstColumn="0" w:lastColumn="0" w:oddVBand="0" w:evenVBand="0" w:oddHBand="0" w:evenHBand="0" w:firstRowFirstColumn="0" w:firstRowLastColumn="0" w:lastRowFirstColumn="0" w:lastRowLastColumn="0"/>
-            <w:tcW w:w="2166" w:type="dxa"/>
+            <w:tcW w:w="1824" w:type="dxa"/>
             <w:gridSpan w:val="2"/>
             <w:shd w:val="clear" w:color="auto" w:fill="auto"/>
-            <w:tcMar/>
           </w:tcPr>
           <w:p>
             <w:pPr>
@@ -1820,8 +1761,7 @@
         <w:tc>
           <w:tcPr>
             <w:cnfStyle w:val="001000000000" w:firstRow="0" w:lastRow="0" w:firstColumn="1" w:lastColumn="0" w:oddVBand="0" w:evenVBand="0" w:oddHBand="0" w:evenHBand="0" w:firstRowFirstColumn="0" w:firstRowLastColumn="0" w:lastRowFirstColumn="0" w:lastRowLastColumn="0"/>
-            <w:tcW w:w="1080" w:type="dxa"/>
-            <w:tcMar/>
+            <w:tcW w:w="1267" w:type="dxa"/>
           </w:tcPr>
           <w:p>
             <w:pPr>
@@ -1845,17 +1785,15 @@
         </w:tc>
         <w:tc>
           <w:tcPr>
-            <w:cnfStyle w:val="000000000000" w:firstRow="0" w:lastRow="0" w:firstColumn="0" w:lastColumn="0" w:oddVBand="0" w:evenVBand="0" w:oddHBand="0" w:evenHBand="0" w:firstRowFirstColumn="0" w:firstRowLastColumn="0" w:lastRowFirstColumn="0" w:lastRowLastColumn="0"/>
-            <w:tcW w:w="6908" w:type="dxa"/>
+            <w:tcW w:w="7063" w:type="dxa"/>
             <w:gridSpan w:val="2"/>
             <w:tcBorders>
-              <w:top w:val="single" w:color="BFBFBF" w:themeColor="background1" w:themeShade="BF" w:sz="4" w:space="0"/>
-              <w:left w:val="single" w:color="BFBFBF" w:themeColor="background1" w:themeShade="BF" w:sz="4" w:space="0"/>
-              <w:bottom w:val="single" w:color="BFBFBF" w:themeColor="background1" w:themeShade="BF" w:sz="4" w:space="0"/>
-              <w:right w:val="single" w:color="BFBFBF" w:themeColor="background1" w:themeShade="BF" w:sz="4" w:space="0"/>
+              <w:top w:val="single" w:sz="4" w:space="0" w:color="BFBFBF"/>
+              <w:left w:val="single" w:sz="4" w:space="0" w:color="BFBFBF"/>
+              <w:bottom w:val="single" w:sz="4" w:space="0" w:color="BFBFBF"/>
+              <w:right w:val="single" w:sz="4" w:space="0" w:color="BFBFBF"/>
             </w:tcBorders>
-            <w:shd w:val="clear" w:color="auto" w:fill="FFFFFF" w:themeFill="background1"/>
-            <w:tcMar/>
+            <w:shd w:val="clear" w:color="auto" w:fill="FFFFFF"/>
           </w:tcPr>
           <w:p>
             <w:pPr>
@@ -1881,10 +1819,8 @@
         </w:tc>
         <w:tc>
           <w:tcPr>
-            <w:cnfStyle w:val="000000000000" w:firstRow="0" w:lastRow="0" w:firstColumn="0" w:lastColumn="0" w:oddVBand="0" w:evenVBand="0" w:oddHBand="0" w:evenHBand="0" w:firstRowFirstColumn="0" w:firstRowLastColumn="0" w:lastRowFirstColumn="0" w:lastRowLastColumn="0"/>
-            <w:tcW w:w="2166" w:type="dxa"/>
-            <w:gridSpan w:val="2"/>
-            <w:tcMar/>
+            <w:tcW w:w="1824" w:type="dxa"/>
+            <w:gridSpan w:val="2"/>
           </w:tcPr>
           <w:p>
             <w:pPr>
@@ -1908,9 +1844,8 @@
         <w:tc>
           <w:tcPr>
             <w:cnfStyle w:val="001000000000" w:firstRow="0" w:lastRow="0" w:firstColumn="1" w:lastColumn="0" w:oddVBand="0" w:evenVBand="0" w:oddHBand="0" w:evenHBand="0" w:firstRowFirstColumn="0" w:firstRowLastColumn="0" w:lastRowFirstColumn="0" w:lastRowLastColumn="0"/>
-            <w:tcW w:w="2034" w:type="dxa"/>
-            <w:gridSpan w:val="2"/>
-            <w:tcMar/>
+            <w:tcW w:w="2376" w:type="dxa"/>
+            <w:gridSpan w:val="2"/>
           </w:tcPr>
           <w:p>
             <w:pPr>
@@ -1934,11 +1869,9 @@
         </w:tc>
         <w:tc>
           <w:tcPr>
-            <w:cnfStyle w:val="000000000000" w:firstRow="0" w:lastRow="0" w:firstColumn="0" w:lastColumn="0" w:oddVBand="0" w:evenVBand="0" w:oddHBand="0" w:evenHBand="0" w:firstRowFirstColumn="0" w:firstRowLastColumn="0" w:lastRowFirstColumn="0" w:lastRowLastColumn="0"/>
-            <w:tcW w:w="8120" w:type="dxa"/>
+            <w:tcW w:w="7778" w:type="dxa"/>
             <w:gridSpan w:val="3"/>
-            <w:shd w:val="clear" w:color="auto" w:fill="FFFFFF" w:themeFill="background1"/>
-            <w:tcMar/>
+            <w:shd w:val="clear" w:color="auto" w:fill="FFFFFF"/>
           </w:tcPr>
           <w:p>
             <w:pPr>
@@ -1959,7 +1892,7 @@
                 <w:sz w:val="20"/>
                 <w:szCs w:val="20"/>
               </w:rPr>
-              <w:t>¡Correcto! El modelo B2B corresponde a transacciones comerciales realizadas entre empresas.</w:t>
+              <w:t>El modelo B2B corresponde a transacciones comerciales realizadas entre empresas.</w:t>
             </w:r>
           </w:p>
         </w:tc>
@@ -1971,10 +1904,9 @@
         <w:tc>
           <w:tcPr>
             <w:cnfStyle w:val="001000000000" w:firstRow="0" w:lastRow="0" w:firstColumn="1" w:lastColumn="0" w:oddVBand="0" w:evenVBand="0" w:oddHBand="0" w:evenHBand="0" w:firstRowFirstColumn="0" w:firstRowLastColumn="0" w:lastRowFirstColumn="0" w:lastRowLastColumn="0"/>
-            <w:tcW w:w="2034" w:type="dxa"/>
+            <w:tcW w:w="2376" w:type="dxa"/>
             <w:gridSpan w:val="2"/>
             <w:shd w:val="clear" w:color="auto" w:fill="FBE5D5"/>
-            <w:tcMar/>
           </w:tcPr>
           <w:p>
             <w:pPr>
@@ -1998,11 +1930,9 @@
         </w:tc>
         <w:tc>
           <w:tcPr>
-            <w:cnfStyle w:val="000000000000" w:firstRow="0" w:lastRow="0" w:firstColumn="0" w:lastColumn="0" w:oddVBand="0" w:evenVBand="0" w:oddHBand="0" w:evenHBand="0" w:firstRowFirstColumn="0" w:firstRowLastColumn="0" w:lastRowFirstColumn="0" w:lastRowLastColumn="0"/>
-            <w:tcW w:w="8120" w:type="dxa"/>
+            <w:tcW w:w="7778" w:type="dxa"/>
             <w:gridSpan w:val="3"/>
-            <w:shd w:val="clear" w:color="auto" w:fill="FFFFFF" w:themeFill="background1"/>
-            <w:tcMar/>
+            <w:shd w:val="clear" w:color="auto" w:fill="FFFFFF"/>
           </w:tcPr>
           <w:p>
             <w:pPr>
@@ -2035,9 +1965,8 @@
         <w:tc>
           <w:tcPr>
             <w:cnfStyle w:val="001000000000" w:firstRow="0" w:lastRow="0" w:firstColumn="1" w:lastColumn="0" w:oddVBand="0" w:evenVBand="0" w:oddHBand="0" w:evenHBand="0" w:firstRowFirstColumn="0" w:firstRowLastColumn="0" w:lastRowFirstColumn="0" w:lastRowLastColumn="0"/>
-            <w:tcW w:w="2034" w:type="dxa"/>
-            <w:gridSpan w:val="2"/>
-            <w:tcMar/>
+            <w:tcW w:w="2376" w:type="dxa"/>
+            <w:gridSpan w:val="2"/>
           </w:tcPr>
           <w:p>
             <w:pPr>
@@ -2062,13 +1991,11 @@
         </w:tc>
         <w:tc>
           <w:tcPr>
-            <w:cnfStyle w:val="000000000000" w:firstRow="0" w:lastRow="0" w:firstColumn="0" w:lastColumn="0" w:oddVBand="0" w:evenVBand="0" w:oddHBand="0" w:evenHBand="0" w:firstRowFirstColumn="0" w:firstRowLastColumn="0" w:lastRowFirstColumn="0" w:lastRowLastColumn="0"/>
-            <w:tcW w:w="8120" w:type="dxa"/>
+            <w:tcW w:w="7778" w:type="dxa"/>
             <w:gridSpan w:val="3"/>
             <w:tcBorders>
-              <w:right w:val="single" w:color="auto" w:sz="4" w:space="0"/>
+              <w:right w:val="single" w:sz="4" w:space="0" w:color="auto"/>
             </w:tcBorders>
-            <w:tcMar/>
           </w:tcPr>
           <w:p>
             <w:pPr>
@@ -2103,8 +2030,7 @@
         <w:tc>
           <w:tcPr>
             <w:cnfStyle w:val="001000000000" w:firstRow="0" w:lastRow="0" w:firstColumn="1" w:lastColumn="0" w:oddVBand="0" w:evenVBand="0" w:oddHBand="0" w:evenHBand="0" w:firstRowFirstColumn="0" w:firstRowLastColumn="0" w:lastRowFirstColumn="0" w:lastRowLastColumn="0"/>
-            <w:tcW w:w="1080" w:type="dxa"/>
-            <w:tcMar/>
+            <w:tcW w:w="1267" w:type="dxa"/>
           </w:tcPr>
           <w:p>
             <w:pPr>
@@ -2128,10 +2054,8 @@
         </w:tc>
         <w:tc>
           <w:tcPr>
-            <w:cnfStyle w:val="000000000000" w:firstRow="0" w:lastRow="0" w:firstColumn="0" w:lastColumn="0" w:oddVBand="0" w:evenVBand="0" w:oddHBand="0" w:evenHBand="0" w:firstRowFirstColumn="0" w:firstRowLastColumn="0" w:lastRowFirstColumn="0" w:lastRowLastColumn="0"/>
-            <w:tcW w:w="6908" w:type="dxa"/>
-            <w:gridSpan w:val="2"/>
-            <w:tcMar/>
+            <w:tcW w:w="7063" w:type="dxa"/>
+            <w:gridSpan w:val="2"/>
           </w:tcPr>
           <w:p>
             <w:pPr>
@@ -2155,10 +2079,8 @@
         </w:tc>
         <w:tc>
           <w:tcPr>
-            <w:cnfStyle w:val="000000000000" w:firstRow="0" w:lastRow="0" w:firstColumn="0" w:lastColumn="0" w:oddVBand="0" w:evenVBand="0" w:oddHBand="0" w:evenHBand="0" w:firstRowFirstColumn="0" w:firstRowLastColumn="0" w:lastRowFirstColumn="0" w:lastRowLastColumn="0"/>
-            <w:tcW w:w="2166" w:type="dxa"/>
-            <w:gridSpan w:val="2"/>
-            <w:tcMar/>
+            <w:tcW w:w="1824" w:type="dxa"/>
+            <w:gridSpan w:val="2"/>
           </w:tcPr>
           <w:p>
             <w:pPr>
@@ -2182,9 +2104,8 @@
         <w:tc>
           <w:tcPr>
             <w:cnfStyle w:val="001000000000" w:firstRow="0" w:lastRow="0" w:firstColumn="1" w:lastColumn="0" w:oddVBand="0" w:evenVBand="0" w:oddHBand="0" w:evenHBand="0" w:firstRowFirstColumn="0" w:firstRowLastColumn="0" w:lastRowFirstColumn="0" w:lastRowLastColumn="0"/>
-            <w:tcW w:w="1080" w:type="dxa"/>
+            <w:tcW w:w="1267" w:type="dxa"/>
             <w:shd w:val="clear" w:color="auto" w:fill="auto"/>
-            <w:tcMar/>
           </w:tcPr>
           <w:p>
             <w:pPr>
@@ -2208,11 +2129,9 @@
         </w:tc>
         <w:tc>
           <w:tcPr>
-            <w:cnfStyle w:val="000000000000" w:firstRow="0" w:lastRow="0" w:firstColumn="0" w:lastColumn="0" w:oddVBand="0" w:evenVBand="0" w:oddHBand="0" w:evenHBand="0" w:firstRowFirstColumn="0" w:firstRowLastColumn="0" w:lastRowFirstColumn="0" w:lastRowLastColumn="0"/>
-            <w:tcW w:w="6908" w:type="dxa"/>
+            <w:tcW w:w="7063" w:type="dxa"/>
             <w:gridSpan w:val="2"/>
             <w:shd w:val="clear" w:color="auto" w:fill="auto"/>
-            <w:tcMar/>
           </w:tcPr>
           <w:p>
             <w:pPr>
@@ -2236,11 +2155,9 @@
         </w:tc>
         <w:tc>
           <w:tcPr>
-            <w:cnfStyle w:val="000000000000" w:firstRow="0" w:lastRow="0" w:firstColumn="0" w:lastColumn="0" w:oddVBand="0" w:evenVBand="0" w:oddHBand="0" w:evenHBand="0" w:firstRowFirstColumn="0" w:firstRowLastColumn="0" w:lastRowFirstColumn="0" w:lastRowLastColumn="0"/>
-            <w:tcW w:w="2166" w:type="dxa"/>
+            <w:tcW w:w="1824" w:type="dxa"/>
             <w:gridSpan w:val="2"/>
             <w:shd w:val="clear" w:color="auto" w:fill="auto"/>
-            <w:tcMar/>
           </w:tcPr>
           <w:p>
             <w:pPr>
@@ -2273,8 +2190,7 @@
         <w:tc>
           <w:tcPr>
             <w:cnfStyle w:val="001000000000" w:firstRow="0" w:lastRow="0" w:firstColumn="1" w:lastColumn="0" w:oddVBand="0" w:evenVBand="0" w:oddHBand="0" w:evenHBand="0" w:firstRowFirstColumn="0" w:firstRowLastColumn="0" w:lastRowFirstColumn="0" w:lastRowLastColumn="0"/>
-            <w:tcW w:w="1080" w:type="dxa"/>
-            <w:tcMar/>
+            <w:tcW w:w="1267" w:type="dxa"/>
           </w:tcPr>
           <w:p>
             <w:pPr>
@@ -2298,10 +2214,8 @@
         </w:tc>
         <w:tc>
           <w:tcPr>
-            <w:cnfStyle w:val="000000000000" w:firstRow="0" w:lastRow="0" w:firstColumn="0" w:lastColumn="0" w:oddVBand="0" w:evenVBand="0" w:oddHBand="0" w:evenHBand="0" w:firstRowFirstColumn="0" w:firstRowLastColumn="0" w:lastRowFirstColumn="0" w:lastRowLastColumn="0"/>
-            <w:tcW w:w="6908" w:type="dxa"/>
-            <w:gridSpan w:val="2"/>
-            <w:tcMar/>
+            <w:tcW w:w="7063" w:type="dxa"/>
+            <w:gridSpan w:val="2"/>
           </w:tcPr>
           <w:p>
             <w:pPr>
@@ -2326,10 +2240,8 @@
         </w:tc>
         <w:tc>
           <w:tcPr>
-            <w:cnfStyle w:val="000000000000" w:firstRow="0" w:lastRow="0" w:firstColumn="0" w:lastColumn="0" w:oddVBand="0" w:evenVBand="0" w:oddHBand="0" w:evenHBand="0" w:firstRowFirstColumn="0" w:firstRowLastColumn="0" w:lastRowFirstColumn="0" w:lastRowLastColumn="0"/>
-            <w:tcW w:w="2166" w:type="dxa"/>
-            <w:gridSpan w:val="2"/>
-            <w:tcMar/>
+            <w:tcW w:w="1824" w:type="dxa"/>
+            <w:gridSpan w:val="2"/>
           </w:tcPr>
           <w:p>
             <w:pPr>
@@ -2353,9 +2265,8 @@
         <w:tc>
           <w:tcPr>
             <w:cnfStyle w:val="001000000000" w:firstRow="0" w:lastRow="0" w:firstColumn="1" w:lastColumn="0" w:oddVBand="0" w:evenVBand="0" w:oddHBand="0" w:evenHBand="0" w:firstRowFirstColumn="0" w:firstRowLastColumn="0" w:lastRowFirstColumn="0" w:lastRowLastColumn="0"/>
-            <w:tcW w:w="1080" w:type="dxa"/>
+            <w:tcW w:w="1267" w:type="dxa"/>
             <w:shd w:val="clear" w:color="auto" w:fill="auto"/>
-            <w:tcMar/>
           </w:tcPr>
           <w:p>
             <w:pPr>
@@ -2379,11 +2290,9 @@
         </w:tc>
         <w:tc>
           <w:tcPr>
-            <w:cnfStyle w:val="000000000000" w:firstRow="0" w:lastRow="0" w:firstColumn="0" w:lastColumn="0" w:oddVBand="0" w:evenVBand="0" w:oddHBand="0" w:evenHBand="0" w:firstRowFirstColumn="0" w:firstRowLastColumn="0" w:lastRowFirstColumn="0" w:lastRowLastColumn="0"/>
-            <w:tcW w:w="6908" w:type="dxa"/>
+            <w:tcW w:w="7063" w:type="dxa"/>
             <w:gridSpan w:val="2"/>
             <w:shd w:val="clear" w:color="auto" w:fill="auto"/>
-            <w:tcMar/>
           </w:tcPr>
           <w:p>
             <w:pPr>
@@ -2407,11 +2316,9 @@
         </w:tc>
         <w:tc>
           <w:tcPr>
-            <w:cnfStyle w:val="000000000000" w:firstRow="0" w:lastRow="0" w:firstColumn="0" w:lastColumn="0" w:oddVBand="0" w:evenVBand="0" w:oddHBand="0" w:evenHBand="0" w:firstRowFirstColumn="0" w:firstRowLastColumn="0" w:lastRowFirstColumn="0" w:lastRowLastColumn="0"/>
-            <w:tcW w:w="2166" w:type="dxa"/>
+            <w:tcW w:w="1824" w:type="dxa"/>
             <w:gridSpan w:val="2"/>
             <w:shd w:val="clear" w:color="auto" w:fill="auto"/>
-            <w:tcMar/>
           </w:tcPr>
           <w:p>
             <w:pPr>
@@ -2434,10 +2341,9 @@
         <w:tc>
           <w:tcPr>
             <w:cnfStyle w:val="001000000000" w:firstRow="0" w:lastRow="0" w:firstColumn="1" w:lastColumn="0" w:oddVBand="0" w:evenVBand="0" w:oddHBand="0" w:evenHBand="0" w:firstRowFirstColumn="0" w:firstRowLastColumn="0" w:lastRowFirstColumn="0" w:lastRowLastColumn="0"/>
-            <w:tcW w:w="2034" w:type="dxa"/>
+            <w:tcW w:w="2376" w:type="dxa"/>
             <w:gridSpan w:val="2"/>
             <w:shd w:val="clear" w:color="auto" w:fill="FBE5D5"/>
-            <w:tcMar/>
           </w:tcPr>
           <w:p>
             <w:pPr>
@@ -2461,11 +2367,9 @@
         </w:tc>
         <w:tc>
           <w:tcPr>
-            <w:cnfStyle w:val="000000000000" w:firstRow="0" w:lastRow="0" w:firstColumn="0" w:lastColumn="0" w:oddVBand="0" w:evenVBand="0" w:oddHBand="0" w:evenHBand="0" w:firstRowFirstColumn="0" w:firstRowLastColumn="0" w:lastRowFirstColumn="0" w:lastRowLastColumn="0"/>
-            <w:tcW w:w="8120" w:type="dxa"/>
+            <w:tcW w:w="7778" w:type="dxa"/>
             <w:gridSpan w:val="3"/>
-            <w:shd w:val="clear" w:color="auto" w:fill="FFFFFF" w:themeFill="background1"/>
-            <w:tcMar/>
+            <w:shd w:val="clear" w:color="auto" w:fill="FFFFFF"/>
           </w:tcPr>
           <w:p>
             <w:pPr>
@@ -2486,7 +2390,7 @@
                 <w:sz w:val="20"/>
                 <w:szCs w:val="20"/>
               </w:rPr>
-              <w:t>¡Correcto! La Ley 527 de 1999 reconoce la validez jurídica de los mensajes de datos y las transacciones electrónicas.</w:t>
+              <w:t>La Ley 527 de 1999 reconoce la validez jurídica de los mensajes de datos y las transacciones electrónicas.</w:t>
             </w:r>
           </w:p>
         </w:tc>
@@ -2499,9 +2403,8 @@
         <w:tc>
           <w:tcPr>
             <w:cnfStyle w:val="001000000000" w:firstRow="0" w:lastRow="0" w:firstColumn="1" w:lastColumn="0" w:oddVBand="0" w:evenVBand="0" w:oddHBand="0" w:evenHBand="0" w:firstRowFirstColumn="0" w:firstRowLastColumn="0" w:lastRowFirstColumn="0" w:lastRowLastColumn="0"/>
-            <w:tcW w:w="2034" w:type="dxa"/>
-            <w:gridSpan w:val="2"/>
-            <w:tcMar/>
+            <w:tcW w:w="2376" w:type="dxa"/>
+            <w:gridSpan w:val="2"/>
           </w:tcPr>
           <w:p>
             <w:pPr>
@@ -2525,11 +2428,9 @@
         </w:tc>
         <w:tc>
           <w:tcPr>
-            <w:cnfStyle w:val="000000000000" w:firstRow="0" w:lastRow="0" w:firstColumn="0" w:lastColumn="0" w:oddVBand="0" w:evenVBand="0" w:oddHBand="0" w:evenHBand="0" w:firstRowFirstColumn="0" w:firstRowLastColumn="0" w:lastRowFirstColumn="0" w:lastRowLastColumn="0"/>
-            <w:tcW w:w="8120" w:type="dxa"/>
+            <w:tcW w:w="7778" w:type="dxa"/>
             <w:gridSpan w:val="3"/>
-            <w:shd w:val="clear" w:color="auto" w:fill="FFFFFF" w:themeFill="background1"/>
-            <w:tcMar/>
+            <w:shd w:val="clear" w:color="auto" w:fill="FFFFFF"/>
           </w:tcPr>
           <w:p>
             <w:pPr>
@@ -2561,10 +2462,9 @@
         <w:tc>
           <w:tcPr>
             <w:cnfStyle w:val="001000000000" w:firstRow="0" w:lastRow="0" w:firstColumn="1" w:lastColumn="0" w:oddVBand="0" w:evenVBand="0" w:oddHBand="0" w:evenHBand="0" w:firstRowFirstColumn="0" w:firstRowLastColumn="0" w:lastRowFirstColumn="0" w:lastRowLastColumn="0"/>
-            <w:tcW w:w="2034" w:type="dxa"/>
+            <w:tcW w:w="2376" w:type="dxa"/>
             <w:gridSpan w:val="2"/>
             <w:shd w:val="clear" w:color="auto" w:fill="FBE5D5"/>
-            <w:tcMar/>
           </w:tcPr>
           <w:p>
             <w:pPr>
@@ -2588,11 +2488,9 @@
         </w:tc>
         <w:tc>
           <w:tcPr>
-            <w:cnfStyle w:val="000000000000" w:firstRow="0" w:lastRow="0" w:firstColumn="0" w:lastColumn="0" w:oddVBand="0" w:evenVBand="0" w:oddHBand="0" w:evenHBand="0" w:firstRowFirstColumn="0" w:firstRowLastColumn="0" w:lastRowFirstColumn="0" w:lastRowLastColumn="0"/>
-            <w:tcW w:w="8120" w:type="dxa"/>
+            <w:tcW w:w="7778" w:type="dxa"/>
             <w:gridSpan w:val="3"/>
             <w:shd w:val="clear" w:color="auto" w:fill="FBE5D5"/>
-            <w:tcMar/>
           </w:tcPr>
           <w:p>
             <w:pPr>
@@ -2628,9 +2526,8 @@
         <w:tc>
           <w:tcPr>
             <w:cnfStyle w:val="001000000000" w:firstRow="0" w:lastRow="0" w:firstColumn="1" w:lastColumn="0" w:oddVBand="0" w:evenVBand="0" w:oddHBand="0" w:evenHBand="0" w:firstRowFirstColumn="0" w:firstRowLastColumn="0" w:lastRowFirstColumn="0" w:lastRowLastColumn="0"/>
-            <w:tcW w:w="1080" w:type="dxa"/>
+            <w:tcW w:w="1267" w:type="dxa"/>
             <w:shd w:val="clear" w:color="auto" w:fill="auto"/>
-            <w:tcMar/>
           </w:tcPr>
           <w:p>
             <w:pPr>
@@ -2654,11 +2551,9 @@
         </w:tc>
         <w:tc>
           <w:tcPr>
-            <w:cnfStyle w:val="000000000000" w:firstRow="0" w:lastRow="0" w:firstColumn="0" w:lastColumn="0" w:oddVBand="0" w:evenVBand="0" w:oddHBand="0" w:evenHBand="0" w:firstRowFirstColumn="0" w:firstRowLastColumn="0" w:lastRowFirstColumn="0" w:lastRowLastColumn="0"/>
-            <w:tcW w:w="6908" w:type="dxa"/>
-            <w:gridSpan w:val="2"/>
-            <w:shd w:val="clear" w:color="auto" w:fill="FFFFFF" w:themeFill="background1"/>
-            <w:tcMar/>
+            <w:tcW w:w="7063" w:type="dxa"/>
+            <w:gridSpan w:val="2"/>
+            <w:shd w:val="clear" w:color="auto" w:fill="FFFFFF"/>
           </w:tcPr>
           <w:p>
             <w:pPr>
@@ -2682,11 +2577,9 @@
         </w:tc>
         <w:tc>
           <w:tcPr>
-            <w:cnfStyle w:val="000000000000" w:firstRow="0" w:lastRow="0" w:firstColumn="0" w:lastColumn="0" w:oddVBand="0" w:evenVBand="0" w:oddHBand="0" w:evenHBand="0" w:firstRowFirstColumn="0" w:firstRowLastColumn="0" w:lastRowFirstColumn="0" w:lastRowLastColumn="0"/>
-            <w:tcW w:w="2166" w:type="dxa"/>
-            <w:gridSpan w:val="2"/>
-            <w:shd w:val="clear" w:color="auto" w:fill="FFFFFF" w:themeFill="background1"/>
-            <w:tcMar/>
+            <w:tcW w:w="1824" w:type="dxa"/>
+            <w:gridSpan w:val="2"/>
+            <w:shd w:val="clear" w:color="auto" w:fill="FFFFFF"/>
           </w:tcPr>
           <w:p>
             <w:pPr>
@@ -2709,8 +2602,7 @@
         <w:tc>
           <w:tcPr>
             <w:cnfStyle w:val="001000000000" w:firstRow="0" w:lastRow="0" w:firstColumn="1" w:lastColumn="0" w:oddVBand="0" w:evenVBand="0" w:oddHBand="0" w:evenHBand="0" w:firstRowFirstColumn="0" w:firstRowLastColumn="0" w:lastRowFirstColumn="0" w:lastRowLastColumn="0"/>
-            <w:tcW w:w="1080" w:type="dxa"/>
-            <w:tcMar/>
+            <w:tcW w:w="1267" w:type="dxa"/>
           </w:tcPr>
           <w:p>
             <w:pPr>
@@ -2734,11 +2626,9 @@
         </w:tc>
         <w:tc>
           <w:tcPr>
-            <w:cnfStyle w:val="000000000000" w:firstRow="0" w:lastRow="0" w:firstColumn="0" w:lastColumn="0" w:oddVBand="0" w:evenVBand="0" w:oddHBand="0" w:evenHBand="0" w:firstRowFirstColumn="0" w:firstRowLastColumn="0" w:lastRowFirstColumn="0" w:lastRowLastColumn="0"/>
-            <w:tcW w:w="6908" w:type="dxa"/>
-            <w:gridSpan w:val="2"/>
-            <w:shd w:val="clear" w:color="auto" w:fill="FFFFFF" w:themeFill="background1"/>
-            <w:tcMar/>
+            <w:tcW w:w="7063" w:type="dxa"/>
+            <w:gridSpan w:val="2"/>
+            <w:shd w:val="clear" w:color="auto" w:fill="FFFFFF"/>
           </w:tcPr>
           <w:p>
             <w:pPr>
@@ -2773,11 +2663,9 @@
         </w:tc>
         <w:tc>
           <w:tcPr>
-            <w:cnfStyle w:val="000000000000" w:firstRow="0" w:lastRow="0" w:firstColumn="0" w:lastColumn="0" w:oddVBand="0" w:evenVBand="0" w:oddHBand="0" w:evenHBand="0" w:firstRowFirstColumn="0" w:firstRowLastColumn="0" w:lastRowFirstColumn="0" w:lastRowLastColumn="0"/>
-            <w:tcW w:w="2166" w:type="dxa"/>
-            <w:gridSpan w:val="2"/>
-            <w:shd w:val="clear" w:color="auto" w:fill="FFFFFF" w:themeFill="background1"/>
-            <w:tcMar/>
+            <w:tcW w:w="1824" w:type="dxa"/>
+            <w:gridSpan w:val="2"/>
+            <w:shd w:val="clear" w:color="auto" w:fill="FFFFFF"/>
           </w:tcPr>
           <w:p>
             <w:pPr>
@@ -2801,9 +2689,8 @@
         <w:tc>
           <w:tcPr>
             <w:cnfStyle w:val="001000000000" w:firstRow="0" w:lastRow="0" w:firstColumn="1" w:lastColumn="0" w:oddVBand="0" w:evenVBand="0" w:oddHBand="0" w:evenHBand="0" w:firstRowFirstColumn="0" w:firstRowLastColumn="0" w:lastRowFirstColumn="0" w:lastRowLastColumn="0"/>
-            <w:tcW w:w="1080" w:type="dxa"/>
+            <w:tcW w:w="1267" w:type="dxa"/>
             <w:shd w:val="clear" w:color="auto" w:fill="auto"/>
-            <w:tcMar/>
           </w:tcPr>
           <w:p>
             <w:pPr>
@@ -2827,11 +2714,9 @@
         </w:tc>
         <w:tc>
           <w:tcPr>
-            <w:cnfStyle w:val="000000000000" w:firstRow="0" w:lastRow="0" w:firstColumn="0" w:lastColumn="0" w:oddVBand="0" w:evenVBand="0" w:oddHBand="0" w:evenHBand="0" w:firstRowFirstColumn="0" w:firstRowLastColumn="0" w:lastRowFirstColumn="0" w:lastRowLastColumn="0"/>
-            <w:tcW w:w="6908" w:type="dxa"/>
-            <w:gridSpan w:val="2"/>
-            <w:shd w:val="clear" w:color="auto" w:fill="FFFFFF" w:themeFill="background1"/>
-            <w:tcMar/>
+            <w:tcW w:w="7063" w:type="dxa"/>
+            <w:gridSpan w:val="2"/>
+            <w:shd w:val="clear" w:color="auto" w:fill="FFFFFF"/>
           </w:tcPr>
           <w:p>
             <w:pPr>
@@ -2855,11 +2740,9 @@
         </w:tc>
         <w:tc>
           <w:tcPr>
-            <w:cnfStyle w:val="000000000000" w:firstRow="0" w:lastRow="0" w:firstColumn="0" w:lastColumn="0" w:oddVBand="0" w:evenVBand="0" w:oddHBand="0" w:evenHBand="0" w:firstRowFirstColumn="0" w:firstRowLastColumn="0" w:lastRowFirstColumn="0" w:lastRowLastColumn="0"/>
-            <w:tcW w:w="2166" w:type="dxa"/>
-            <w:gridSpan w:val="2"/>
-            <w:shd w:val="clear" w:color="auto" w:fill="FFFFFF" w:themeFill="background1"/>
-            <w:tcMar/>
+            <w:tcW w:w="1824" w:type="dxa"/>
+            <w:gridSpan w:val="2"/>
+            <w:shd w:val="clear" w:color="auto" w:fill="FFFFFF"/>
           </w:tcPr>
           <w:p>
             <w:pPr>
@@ -2892,8 +2775,7 @@
         <w:tc>
           <w:tcPr>
             <w:cnfStyle w:val="001000000000" w:firstRow="0" w:lastRow="0" w:firstColumn="1" w:lastColumn="0" w:oddVBand="0" w:evenVBand="0" w:oddHBand="0" w:evenHBand="0" w:firstRowFirstColumn="0" w:firstRowLastColumn="0" w:lastRowFirstColumn="0" w:lastRowLastColumn="0"/>
-            <w:tcW w:w="1080" w:type="dxa"/>
-            <w:tcMar/>
+            <w:tcW w:w="1267" w:type="dxa"/>
           </w:tcPr>
           <w:p>
             <w:pPr>
@@ -2917,11 +2799,9 @@
         </w:tc>
         <w:tc>
           <w:tcPr>
-            <w:cnfStyle w:val="000000000000" w:firstRow="0" w:lastRow="0" w:firstColumn="0" w:lastColumn="0" w:oddVBand="0" w:evenVBand="0" w:oddHBand="0" w:evenHBand="0" w:firstRowFirstColumn="0" w:firstRowLastColumn="0" w:lastRowFirstColumn="0" w:lastRowLastColumn="0"/>
-            <w:tcW w:w="6908" w:type="dxa"/>
-            <w:gridSpan w:val="2"/>
-            <w:shd w:val="clear" w:color="auto" w:fill="FFFFFF" w:themeFill="background1"/>
-            <w:tcMar/>
+            <w:tcW w:w="7063" w:type="dxa"/>
+            <w:gridSpan w:val="2"/>
+            <w:shd w:val="clear" w:color="auto" w:fill="FFFFFF"/>
           </w:tcPr>
           <w:p>
             <w:pPr>
@@ -2955,11 +2835,9 @@
         </w:tc>
         <w:tc>
           <w:tcPr>
-            <w:cnfStyle w:val="000000000000" w:firstRow="0" w:lastRow="0" w:firstColumn="0" w:lastColumn="0" w:oddVBand="0" w:evenVBand="0" w:oddHBand="0" w:evenHBand="0" w:firstRowFirstColumn="0" w:firstRowLastColumn="0" w:lastRowFirstColumn="0" w:lastRowLastColumn="0"/>
-            <w:tcW w:w="2166" w:type="dxa"/>
-            <w:gridSpan w:val="2"/>
-            <w:shd w:val="clear" w:color="auto" w:fill="FFFFFF" w:themeFill="background1"/>
-            <w:tcMar/>
+            <w:tcW w:w="1824" w:type="dxa"/>
+            <w:gridSpan w:val="2"/>
+            <w:shd w:val="clear" w:color="auto" w:fill="FFFFFF"/>
           </w:tcPr>
           <w:p>
             <w:pPr>
@@ -2983,9 +2861,8 @@
         <w:tc>
           <w:tcPr>
             <w:cnfStyle w:val="001000000000" w:firstRow="0" w:lastRow="0" w:firstColumn="1" w:lastColumn="0" w:oddVBand="0" w:evenVBand="0" w:oddHBand="0" w:evenHBand="0" w:firstRowFirstColumn="0" w:firstRowLastColumn="0" w:lastRowFirstColumn="0" w:lastRowLastColumn="0"/>
-            <w:tcW w:w="2034" w:type="dxa"/>
-            <w:gridSpan w:val="2"/>
-            <w:tcMar/>
+            <w:tcW w:w="2376" w:type="dxa"/>
+            <w:gridSpan w:val="2"/>
           </w:tcPr>
           <w:p>
             <w:pPr>
@@ -3009,11 +2886,9 @@
         </w:tc>
         <w:tc>
           <w:tcPr>
-            <w:cnfStyle w:val="000000000000" w:firstRow="0" w:lastRow="0" w:firstColumn="0" w:lastColumn="0" w:oddVBand="0" w:evenVBand="0" w:oddHBand="0" w:evenHBand="0" w:firstRowFirstColumn="0" w:firstRowLastColumn="0" w:lastRowFirstColumn="0" w:lastRowLastColumn="0"/>
-            <w:tcW w:w="8120" w:type="dxa"/>
+            <w:tcW w:w="7778" w:type="dxa"/>
             <w:gridSpan w:val="3"/>
-            <w:shd w:val="clear" w:color="auto" w:fill="FFFFFF" w:themeFill="background1"/>
-            <w:tcMar/>
+            <w:shd w:val="clear" w:color="auto" w:fill="FFFFFF"/>
             <w:vAlign w:val="center"/>
           </w:tcPr>
           <w:p>
@@ -3035,7 +2910,7 @@
                 <w:sz w:val="20"/>
                 <w:szCs w:val="20"/>
               </w:rPr>
-              <w:t>¡Correcto! La última milla corresponde a la etapa final de entrega del producto al cliente.</w:t>
+              <w:t>La última milla corresponde a la etapa final de entrega del producto al cliente.</w:t>
             </w:r>
           </w:p>
         </w:tc>
@@ -3047,10 +2922,9 @@
         <w:tc>
           <w:tcPr>
             <w:cnfStyle w:val="001000000000" w:firstRow="0" w:lastRow="0" w:firstColumn="1" w:lastColumn="0" w:oddVBand="0" w:evenVBand="0" w:oddHBand="0" w:evenHBand="0" w:firstRowFirstColumn="0" w:firstRowLastColumn="0" w:lastRowFirstColumn="0" w:lastRowLastColumn="0"/>
-            <w:tcW w:w="2034" w:type="dxa"/>
+            <w:tcW w:w="2376" w:type="dxa"/>
             <w:gridSpan w:val="2"/>
             <w:shd w:val="clear" w:color="auto" w:fill="FBE5D5"/>
-            <w:tcMar/>
           </w:tcPr>
           <w:p>
             <w:pPr>
@@ -3074,11 +2948,9 @@
         </w:tc>
         <w:tc>
           <w:tcPr>
-            <w:cnfStyle w:val="000000000000" w:firstRow="0" w:lastRow="0" w:firstColumn="0" w:lastColumn="0" w:oddVBand="0" w:evenVBand="0" w:oddHBand="0" w:evenHBand="0" w:firstRowFirstColumn="0" w:firstRowLastColumn="0" w:lastRowFirstColumn="0" w:lastRowLastColumn="0"/>
-            <w:tcW w:w="8120" w:type="dxa"/>
+            <w:tcW w:w="7778" w:type="dxa"/>
             <w:gridSpan w:val="3"/>
-            <w:shd w:val="clear" w:color="auto" w:fill="FFFFFF" w:themeFill="background1"/>
-            <w:tcMar/>
+            <w:shd w:val="clear" w:color="auto" w:fill="FFFFFF"/>
             <w:vAlign w:val="center"/>
           </w:tcPr>
           <w:p>
@@ -3112,9 +2984,8 @@
         <w:tc>
           <w:tcPr>
             <w:cnfStyle w:val="001000000000" w:firstRow="0" w:lastRow="0" w:firstColumn="1" w:lastColumn="0" w:oddVBand="0" w:evenVBand="0" w:oddHBand="0" w:evenHBand="0" w:firstRowFirstColumn="0" w:firstRowLastColumn="0" w:lastRowFirstColumn="0" w:lastRowLastColumn="0"/>
-            <w:tcW w:w="2034" w:type="dxa"/>
-            <w:gridSpan w:val="2"/>
-            <w:tcMar/>
+            <w:tcW w:w="2376" w:type="dxa"/>
+            <w:gridSpan w:val="2"/>
           </w:tcPr>
           <w:p>
             <w:pPr>
@@ -3138,10 +3009,8 @@
         </w:tc>
         <w:tc>
           <w:tcPr>
-            <w:cnfStyle w:val="000000000000" w:firstRow="0" w:lastRow="0" w:firstColumn="0" w:lastColumn="0" w:oddVBand="0" w:evenVBand="0" w:oddHBand="0" w:evenHBand="0" w:firstRowFirstColumn="0" w:firstRowLastColumn="0" w:lastRowFirstColumn="0" w:lastRowLastColumn="0"/>
-            <w:tcW w:w="8120" w:type="dxa"/>
+            <w:tcW w:w="7778" w:type="dxa"/>
             <w:gridSpan w:val="3"/>
-            <w:tcMar/>
           </w:tcPr>
           <w:p>
             <w:pPr>
@@ -3175,8 +3044,7 @@
         <w:tc>
           <w:tcPr>
             <w:cnfStyle w:val="001000000000" w:firstRow="0" w:lastRow="0" w:firstColumn="1" w:lastColumn="0" w:oddVBand="0" w:evenVBand="0" w:oddHBand="0" w:evenHBand="0" w:firstRowFirstColumn="0" w:firstRowLastColumn="0" w:lastRowFirstColumn="0" w:lastRowLastColumn="0"/>
-            <w:tcW w:w="1080" w:type="dxa"/>
-            <w:tcMar/>
+            <w:tcW w:w="1267" w:type="dxa"/>
           </w:tcPr>
           <w:p>
             <w:pPr>
@@ -3200,17 +3068,15 @@
         </w:tc>
         <w:tc>
           <w:tcPr>
-            <w:cnfStyle w:val="000000000000" w:firstRow="0" w:lastRow="0" w:firstColumn="0" w:lastColumn="0" w:oddVBand="0" w:evenVBand="0" w:oddHBand="0" w:evenHBand="0" w:firstRowFirstColumn="0" w:firstRowLastColumn="0" w:lastRowFirstColumn="0" w:lastRowLastColumn="0"/>
-            <w:tcW w:w="6908" w:type="dxa"/>
+            <w:tcW w:w="7063" w:type="dxa"/>
             <w:gridSpan w:val="2"/>
             <w:tcBorders>
-              <w:top w:val="single" w:color="BFBFBF" w:themeColor="background1" w:themeShade="BF" w:sz="4" w:space="0"/>
-              <w:left w:val="single" w:color="BFBFBF" w:themeColor="background1" w:themeShade="BF" w:sz="4" w:space="0"/>
-              <w:bottom w:val="single" w:color="BFBFBF" w:themeColor="background1" w:themeShade="BF" w:sz="4" w:space="0"/>
-              <w:right w:val="single" w:color="BFBFBF" w:themeColor="background1" w:themeShade="BF" w:sz="4" w:space="0"/>
+              <w:top w:val="single" w:sz="4" w:space="0" w:color="BFBFBF"/>
+              <w:left w:val="single" w:sz="4" w:space="0" w:color="BFBFBF"/>
+              <w:bottom w:val="single" w:sz="4" w:space="0" w:color="BFBFBF"/>
+              <w:right w:val="single" w:sz="4" w:space="0" w:color="BFBFBF"/>
             </w:tcBorders>
-            <w:shd w:val="clear" w:color="auto" w:fill="FFFFFF" w:themeFill="background1"/>
-            <w:tcMar/>
+            <w:shd w:val="clear" w:color="auto" w:fill="FFFFFF"/>
           </w:tcPr>
           <w:p>
             <w:pPr>
@@ -3234,11 +3100,9 @@
         </w:tc>
         <w:tc>
           <w:tcPr>
-            <w:cnfStyle w:val="000000000000" w:firstRow="0" w:lastRow="0" w:firstColumn="0" w:lastColumn="0" w:oddVBand="0" w:evenVBand="0" w:oddHBand="0" w:evenHBand="0" w:firstRowFirstColumn="0" w:firstRowLastColumn="0" w:lastRowFirstColumn="0" w:lastRowLastColumn="0"/>
-            <w:tcW w:w="2166" w:type="dxa"/>
-            <w:gridSpan w:val="2"/>
-            <w:shd w:val="clear" w:color="auto" w:fill="FFFFFF" w:themeFill="background1"/>
-            <w:tcMar/>
+            <w:tcW w:w="1824" w:type="dxa"/>
+            <w:gridSpan w:val="2"/>
+            <w:shd w:val="clear" w:color="auto" w:fill="FFFFFF"/>
           </w:tcPr>
           <w:p>
             <w:pPr>
@@ -3262,9 +3126,8 @@
         <w:tc>
           <w:tcPr>
             <w:cnfStyle w:val="001000000000" w:firstRow="0" w:lastRow="0" w:firstColumn="1" w:lastColumn="0" w:oddVBand="0" w:evenVBand="0" w:oddHBand="0" w:evenHBand="0" w:firstRowFirstColumn="0" w:firstRowLastColumn="0" w:lastRowFirstColumn="0" w:lastRowLastColumn="0"/>
-            <w:tcW w:w="1080" w:type="dxa"/>
+            <w:tcW w:w="1267" w:type="dxa"/>
             <w:shd w:val="clear" w:color="auto" w:fill="auto"/>
-            <w:tcMar/>
           </w:tcPr>
           <w:p>
             <w:pPr>
@@ -3288,17 +3151,15 @@
         </w:tc>
         <w:tc>
           <w:tcPr>
-            <w:cnfStyle w:val="000000000000" w:firstRow="0" w:lastRow="0" w:firstColumn="0" w:lastColumn="0" w:oddVBand="0" w:evenVBand="0" w:oddHBand="0" w:evenHBand="0" w:firstRowFirstColumn="0" w:firstRowLastColumn="0" w:lastRowFirstColumn="0" w:lastRowLastColumn="0"/>
-            <w:tcW w:w="6908" w:type="dxa"/>
+            <w:tcW w:w="7063" w:type="dxa"/>
             <w:gridSpan w:val="2"/>
             <w:tcBorders>
-              <w:top w:val="single" w:color="BFBFBF" w:themeColor="background1" w:themeShade="BF" w:sz="4" w:space="0"/>
-              <w:left w:val="single" w:color="BFBFBF" w:themeColor="background1" w:themeShade="BF" w:sz="4" w:space="0"/>
-              <w:bottom w:val="single" w:color="BFBFBF" w:themeColor="background1" w:themeShade="BF" w:sz="4" w:space="0"/>
-              <w:right w:val="single" w:color="BFBFBF" w:themeColor="background1" w:themeShade="BF" w:sz="4" w:space="0"/>
+              <w:top w:val="single" w:sz="4" w:space="0" w:color="BFBFBF"/>
+              <w:left w:val="single" w:sz="4" w:space="0" w:color="BFBFBF"/>
+              <w:bottom w:val="single" w:sz="4" w:space="0" w:color="BFBFBF"/>
+              <w:right w:val="single" w:sz="4" w:space="0" w:color="BFBFBF"/>
             </w:tcBorders>
-            <w:shd w:val="clear" w:color="auto" w:fill="FFFFFF" w:themeFill="background1"/>
-            <w:tcMar/>
+            <w:shd w:val="clear" w:color="auto" w:fill="FFFFFF"/>
           </w:tcPr>
           <w:p>
             <w:pPr>
@@ -3322,11 +3183,9 @@
         </w:tc>
         <w:tc>
           <w:tcPr>
-            <w:cnfStyle w:val="000000000000" w:firstRow="0" w:lastRow="0" w:firstColumn="0" w:lastColumn="0" w:oddVBand="0" w:evenVBand="0" w:oddHBand="0" w:evenHBand="0" w:firstRowFirstColumn="0" w:firstRowLastColumn="0" w:lastRowFirstColumn="0" w:lastRowLastColumn="0"/>
-            <w:tcW w:w="2166" w:type="dxa"/>
-            <w:gridSpan w:val="2"/>
-            <w:shd w:val="clear" w:color="auto" w:fill="FFFFFF" w:themeFill="background1"/>
-            <w:tcMar/>
+            <w:tcW w:w="1824" w:type="dxa"/>
+            <w:gridSpan w:val="2"/>
+            <w:shd w:val="clear" w:color="auto" w:fill="FFFFFF"/>
           </w:tcPr>
           <w:p>
             <w:pPr>
@@ -3359,8 +3218,7 @@
         <w:tc>
           <w:tcPr>
             <w:cnfStyle w:val="001000000000" w:firstRow="0" w:lastRow="0" w:firstColumn="1" w:lastColumn="0" w:oddVBand="0" w:evenVBand="0" w:oddHBand="0" w:evenHBand="0" w:firstRowFirstColumn="0" w:firstRowLastColumn="0" w:lastRowFirstColumn="0" w:lastRowLastColumn="0"/>
-            <w:tcW w:w="1080" w:type="dxa"/>
-            <w:tcMar/>
+            <w:tcW w:w="1267" w:type="dxa"/>
           </w:tcPr>
           <w:p>
             <w:pPr>
@@ -3384,17 +3242,15 @@
         </w:tc>
         <w:tc>
           <w:tcPr>
-            <w:cnfStyle w:val="000000000000" w:firstRow="0" w:lastRow="0" w:firstColumn="0" w:lastColumn="0" w:oddVBand="0" w:evenVBand="0" w:oddHBand="0" w:evenHBand="0" w:firstRowFirstColumn="0" w:firstRowLastColumn="0" w:lastRowFirstColumn="0" w:lastRowLastColumn="0"/>
-            <w:tcW w:w="6908" w:type="dxa"/>
+            <w:tcW w:w="7063" w:type="dxa"/>
             <w:gridSpan w:val="2"/>
             <w:tcBorders>
-              <w:top w:val="single" w:color="BFBFBF" w:themeColor="background1" w:themeShade="BF" w:sz="4" w:space="0"/>
-              <w:left w:val="single" w:color="BFBFBF" w:themeColor="background1" w:themeShade="BF" w:sz="4" w:space="0"/>
-              <w:bottom w:val="single" w:color="BFBFBF" w:themeColor="background1" w:themeShade="BF" w:sz="4" w:space="0"/>
-              <w:right w:val="single" w:color="BFBFBF" w:themeColor="background1" w:themeShade="BF" w:sz="4" w:space="0"/>
+              <w:top w:val="single" w:sz="4" w:space="0" w:color="BFBFBF"/>
+              <w:left w:val="single" w:sz="4" w:space="0" w:color="BFBFBF"/>
+              <w:bottom w:val="single" w:sz="4" w:space="0" w:color="BFBFBF"/>
+              <w:right w:val="single" w:sz="4" w:space="0" w:color="BFBFBF"/>
             </w:tcBorders>
-            <w:shd w:val="clear" w:color="auto" w:fill="FFFFFF" w:themeFill="background1"/>
-            <w:tcMar/>
+            <w:shd w:val="clear" w:color="auto" w:fill="FFFFFF"/>
           </w:tcPr>
           <w:p>
             <w:pPr>
@@ -3418,11 +3274,9 @@
         </w:tc>
         <w:tc>
           <w:tcPr>
-            <w:cnfStyle w:val="000000000000" w:firstRow="0" w:lastRow="0" w:firstColumn="0" w:lastColumn="0" w:oddVBand="0" w:evenVBand="0" w:oddHBand="0" w:evenHBand="0" w:firstRowFirstColumn="0" w:firstRowLastColumn="0" w:lastRowFirstColumn="0" w:lastRowLastColumn="0"/>
-            <w:tcW w:w="2166" w:type="dxa"/>
-            <w:gridSpan w:val="2"/>
-            <w:shd w:val="clear" w:color="auto" w:fill="FFFFFF" w:themeFill="background1"/>
-            <w:tcMar/>
+            <w:tcW w:w="1824" w:type="dxa"/>
+            <w:gridSpan w:val="2"/>
+            <w:shd w:val="clear" w:color="auto" w:fill="FFFFFF"/>
           </w:tcPr>
           <w:p>
             <w:pPr>
@@ -3446,9 +3300,8 @@
         <w:tc>
           <w:tcPr>
             <w:cnfStyle w:val="001000000000" w:firstRow="0" w:lastRow="0" w:firstColumn="1" w:lastColumn="0" w:oddVBand="0" w:evenVBand="0" w:oddHBand="0" w:evenHBand="0" w:firstRowFirstColumn="0" w:firstRowLastColumn="0" w:lastRowFirstColumn="0" w:lastRowLastColumn="0"/>
-            <w:tcW w:w="1080" w:type="dxa"/>
+            <w:tcW w:w="1267" w:type="dxa"/>
             <w:shd w:val="clear" w:color="auto" w:fill="auto"/>
-            <w:tcMar/>
           </w:tcPr>
           <w:p>
             <w:pPr>
@@ -3472,17 +3325,15 @@
         </w:tc>
         <w:tc>
           <w:tcPr>
-            <w:cnfStyle w:val="000000000000" w:firstRow="0" w:lastRow="0" w:firstColumn="0" w:lastColumn="0" w:oddVBand="0" w:evenVBand="0" w:oddHBand="0" w:evenHBand="0" w:firstRowFirstColumn="0" w:firstRowLastColumn="0" w:lastRowFirstColumn="0" w:lastRowLastColumn="0"/>
-            <w:tcW w:w="6908" w:type="dxa"/>
+            <w:tcW w:w="7063" w:type="dxa"/>
             <w:gridSpan w:val="2"/>
             <w:tcBorders>
-              <w:top w:val="single" w:color="BFBFBF" w:themeColor="background1" w:themeShade="BF" w:sz="4" w:space="0"/>
-              <w:left w:val="single" w:color="BFBFBF" w:themeColor="background1" w:themeShade="BF" w:sz="4" w:space="0"/>
-              <w:bottom w:val="single" w:color="BFBFBF" w:themeColor="background1" w:themeShade="BF" w:sz="4" w:space="0"/>
-              <w:right w:val="single" w:color="BFBFBF" w:themeColor="background1" w:themeShade="BF" w:sz="4" w:space="0"/>
+              <w:top w:val="single" w:sz="4" w:space="0" w:color="BFBFBF"/>
+              <w:left w:val="single" w:sz="4" w:space="0" w:color="BFBFBF"/>
+              <w:bottom w:val="single" w:sz="4" w:space="0" w:color="BFBFBF"/>
+              <w:right w:val="single" w:sz="4" w:space="0" w:color="BFBFBF"/>
             </w:tcBorders>
-            <w:shd w:val="clear" w:color="auto" w:fill="FFFFFF" w:themeFill="background1"/>
-            <w:tcMar/>
+            <w:shd w:val="clear" w:color="auto" w:fill="FFFFFF"/>
           </w:tcPr>
           <w:p>
             <w:pPr>
@@ -3506,11 +3357,9 @@
         </w:tc>
         <w:tc>
           <w:tcPr>
-            <w:cnfStyle w:val="000000000000" w:firstRow="0" w:lastRow="0" w:firstColumn="0" w:lastColumn="0" w:oddVBand="0" w:evenVBand="0" w:oddHBand="0" w:evenHBand="0" w:firstRowFirstColumn="0" w:firstRowLastColumn="0" w:lastRowFirstColumn="0" w:lastRowLastColumn="0"/>
-            <w:tcW w:w="2166" w:type="dxa"/>
-            <w:gridSpan w:val="2"/>
-            <w:shd w:val="clear" w:color="auto" w:fill="FFFFFF" w:themeFill="background1"/>
-            <w:tcMar/>
+            <w:tcW w:w="1824" w:type="dxa"/>
+            <w:gridSpan w:val="2"/>
+            <w:shd w:val="clear" w:color="auto" w:fill="FFFFFF"/>
           </w:tcPr>
           <w:p>
             <w:pPr>
@@ -3533,10 +3382,9 @@
         <w:tc>
           <w:tcPr>
             <w:cnfStyle w:val="001000000000" w:firstRow="0" w:lastRow="0" w:firstColumn="1" w:lastColumn="0" w:oddVBand="0" w:evenVBand="0" w:oddHBand="0" w:evenHBand="0" w:firstRowFirstColumn="0" w:firstRowLastColumn="0" w:lastRowFirstColumn="0" w:lastRowLastColumn="0"/>
-            <w:tcW w:w="2034" w:type="dxa"/>
+            <w:tcW w:w="2376" w:type="dxa"/>
             <w:gridSpan w:val="2"/>
             <w:shd w:val="clear" w:color="auto" w:fill="FBE5D5"/>
-            <w:tcMar/>
           </w:tcPr>
           <w:p>
             <w:pPr>
@@ -3560,17 +3408,15 @@
         </w:tc>
         <w:tc>
           <w:tcPr>
-            <w:cnfStyle w:val="000000000000" w:firstRow="0" w:lastRow="0" w:firstColumn="0" w:lastColumn="0" w:oddVBand="0" w:evenVBand="0" w:oddHBand="0" w:evenHBand="0" w:firstRowFirstColumn="0" w:firstRowLastColumn="0" w:lastRowFirstColumn="0" w:lastRowLastColumn="0"/>
-            <w:tcW w:w="8120" w:type="dxa"/>
+            <w:tcW w:w="7778" w:type="dxa"/>
             <w:gridSpan w:val="3"/>
             <w:tcBorders>
-              <w:top w:val="single" w:color="BFBFBF" w:themeColor="background1" w:themeShade="BF" w:sz="4" w:space="0"/>
-              <w:left w:val="single" w:color="BFBFBF" w:themeColor="background1" w:themeShade="BF" w:sz="4" w:space="0"/>
-              <w:bottom w:val="single" w:color="BFBFBF" w:themeColor="background1" w:themeShade="BF" w:sz="4" w:space="0"/>
-              <w:right w:val="single" w:color="BFBFBF" w:themeColor="background1" w:themeShade="BF" w:sz="4" w:space="0"/>
+              <w:top w:val="single" w:sz="4" w:space="0" w:color="BFBFBF"/>
+              <w:left w:val="single" w:sz="4" w:space="0" w:color="BFBFBF"/>
+              <w:bottom w:val="single" w:sz="4" w:space="0" w:color="BFBFBF"/>
+              <w:right w:val="single" w:sz="4" w:space="0" w:color="BFBFBF"/>
             </w:tcBorders>
-            <w:shd w:val="clear" w:color="auto" w:fill="FFFFFF" w:themeFill="background1"/>
-            <w:tcMar/>
+            <w:shd w:val="clear" w:color="auto" w:fill="FFFFFF"/>
           </w:tcPr>
           <w:p>
             <w:pPr>
@@ -3589,7 +3435,7 @@
                 <w:sz w:val="20"/>
                 <w:szCs w:val="20"/>
               </w:rPr>
-              <w:t>¡Correcto! Los operadores logísticos apoyan procesos de almacenamiento, transporte y distribución de mercancías.</w:t>
+              <w:t>Los operadores logísticos apoyan procesos de almacenamiento, transporte y distribución de mercancías.</w:t>
             </w:r>
           </w:p>
         </w:tc>
@@ -3602,9 +3448,8 @@
         <w:tc>
           <w:tcPr>
             <w:cnfStyle w:val="001000000000" w:firstRow="0" w:lastRow="0" w:firstColumn="1" w:lastColumn="0" w:oddVBand="0" w:evenVBand="0" w:oddHBand="0" w:evenHBand="0" w:firstRowFirstColumn="0" w:firstRowLastColumn="0" w:lastRowFirstColumn="0" w:lastRowLastColumn="0"/>
-            <w:tcW w:w="2034" w:type="dxa"/>
-            <w:gridSpan w:val="2"/>
-            <w:tcMar/>
+            <w:tcW w:w="2376" w:type="dxa"/>
+            <w:gridSpan w:val="2"/>
           </w:tcPr>
           <w:p>
             <w:pPr>
@@ -3628,11 +3473,9 @@
         </w:tc>
         <w:tc>
           <w:tcPr>
-            <w:cnfStyle w:val="000000000000" w:firstRow="0" w:lastRow="0" w:firstColumn="0" w:lastColumn="0" w:oddVBand="0" w:evenVBand="0" w:oddHBand="0" w:evenHBand="0" w:firstRowFirstColumn="0" w:firstRowLastColumn="0" w:lastRowFirstColumn="0" w:lastRowLastColumn="0"/>
-            <w:tcW w:w="8120" w:type="dxa"/>
+            <w:tcW w:w="7778" w:type="dxa"/>
             <w:gridSpan w:val="3"/>
-            <w:shd w:val="clear" w:color="auto" w:fill="FFFFFF" w:themeFill="background1"/>
-            <w:tcMar/>
+            <w:shd w:val="clear" w:color="auto" w:fill="FFFFFF"/>
           </w:tcPr>
           <w:p>
             <w:pPr>
@@ -3664,10 +3507,9 @@
         <w:tc>
           <w:tcPr>
             <w:cnfStyle w:val="001000000000" w:firstRow="0" w:lastRow="0" w:firstColumn="1" w:lastColumn="0" w:oddVBand="0" w:evenVBand="0" w:oddHBand="0" w:evenHBand="0" w:firstRowFirstColumn="0" w:firstRowLastColumn="0" w:lastRowFirstColumn="0" w:lastRowLastColumn="0"/>
-            <w:tcW w:w="2034" w:type="dxa"/>
+            <w:tcW w:w="2376" w:type="dxa"/>
             <w:gridSpan w:val="2"/>
             <w:shd w:val="clear" w:color="auto" w:fill="FBE5D5"/>
-            <w:tcMar/>
           </w:tcPr>
           <w:p>
             <w:pPr>
@@ -3691,11 +3533,9 @@
         </w:tc>
         <w:tc>
           <w:tcPr>
-            <w:cnfStyle w:val="000000000000" w:firstRow="0" w:lastRow="0" w:firstColumn="0" w:lastColumn="0" w:oddVBand="0" w:evenVBand="0" w:oddHBand="0" w:evenHBand="0" w:firstRowFirstColumn="0" w:firstRowLastColumn="0" w:lastRowFirstColumn="0" w:lastRowLastColumn="0"/>
-            <w:tcW w:w="8120" w:type="dxa"/>
+            <w:tcW w:w="7778" w:type="dxa"/>
             <w:gridSpan w:val="3"/>
             <w:shd w:val="clear" w:color="auto" w:fill="FBE5D5"/>
-            <w:tcMar/>
           </w:tcPr>
           <w:p>
             <w:pPr>
@@ -3731,9 +3571,8 @@
         <w:tc>
           <w:tcPr>
             <w:cnfStyle w:val="001000000000" w:firstRow="0" w:lastRow="0" w:firstColumn="1" w:lastColumn="0" w:oddVBand="0" w:evenVBand="0" w:oddHBand="0" w:evenHBand="0" w:firstRowFirstColumn="0" w:firstRowLastColumn="0" w:lastRowFirstColumn="0" w:lastRowLastColumn="0"/>
-            <w:tcW w:w="1080" w:type="dxa"/>
+            <w:tcW w:w="1267" w:type="dxa"/>
             <w:shd w:val="clear" w:color="auto" w:fill="auto"/>
-            <w:tcMar/>
           </w:tcPr>
           <w:p>
             <w:pPr>
@@ -3757,11 +3596,9 @@
         </w:tc>
         <w:tc>
           <w:tcPr>
-            <w:cnfStyle w:val="000000000000" w:firstRow="0" w:lastRow="0" w:firstColumn="0" w:lastColumn="0" w:oddVBand="0" w:evenVBand="0" w:oddHBand="0" w:evenHBand="0" w:firstRowFirstColumn="0" w:firstRowLastColumn="0" w:lastRowFirstColumn="0" w:lastRowLastColumn="0"/>
-            <w:tcW w:w="6908" w:type="dxa"/>
-            <w:gridSpan w:val="2"/>
-            <w:shd w:val="clear" w:color="auto" w:fill="FFFFFF" w:themeFill="background1"/>
-            <w:tcMar/>
+            <w:tcW w:w="7063" w:type="dxa"/>
+            <w:gridSpan w:val="2"/>
+            <w:shd w:val="clear" w:color="auto" w:fill="FFFFFF"/>
           </w:tcPr>
           <w:p>
             <w:pPr>
@@ -3785,11 +3622,9 @@
         </w:tc>
         <w:tc>
           <w:tcPr>
-            <w:cnfStyle w:val="000000000000" w:firstRow="0" w:lastRow="0" w:firstColumn="0" w:lastColumn="0" w:oddVBand="0" w:evenVBand="0" w:oddHBand="0" w:evenHBand="0" w:firstRowFirstColumn="0" w:firstRowLastColumn="0" w:lastRowFirstColumn="0" w:lastRowLastColumn="0"/>
-            <w:tcW w:w="2166" w:type="dxa"/>
-            <w:gridSpan w:val="2"/>
-            <w:shd w:val="clear" w:color="auto" w:fill="FFFFFF" w:themeFill="background1"/>
-            <w:tcMar/>
+            <w:tcW w:w="1824" w:type="dxa"/>
+            <w:gridSpan w:val="2"/>
+            <w:shd w:val="clear" w:color="auto" w:fill="FFFFFF"/>
           </w:tcPr>
           <w:p>
             <w:pPr>
@@ -3812,8 +3647,7 @@
         <w:tc>
           <w:tcPr>
             <w:cnfStyle w:val="001000000000" w:firstRow="0" w:lastRow="0" w:firstColumn="1" w:lastColumn="0" w:oddVBand="0" w:evenVBand="0" w:oddHBand="0" w:evenHBand="0" w:firstRowFirstColumn="0" w:firstRowLastColumn="0" w:lastRowFirstColumn="0" w:lastRowLastColumn="0"/>
-            <w:tcW w:w="1080" w:type="dxa"/>
-            <w:tcMar/>
+            <w:tcW w:w="1267" w:type="dxa"/>
           </w:tcPr>
           <w:p>
             <w:pPr>
@@ -3837,11 +3671,9 @@
         </w:tc>
         <w:tc>
           <w:tcPr>
-            <w:cnfStyle w:val="000000000000" w:firstRow="0" w:lastRow="0" w:firstColumn="0" w:lastColumn="0" w:oddVBand="0" w:evenVBand="0" w:oddHBand="0" w:evenHBand="0" w:firstRowFirstColumn="0" w:firstRowLastColumn="0" w:lastRowFirstColumn="0" w:lastRowLastColumn="0"/>
-            <w:tcW w:w="6908" w:type="dxa"/>
-            <w:gridSpan w:val="2"/>
-            <w:shd w:val="clear" w:color="auto" w:fill="FFFFFF" w:themeFill="background1"/>
-            <w:tcMar/>
+            <w:tcW w:w="7063" w:type="dxa"/>
+            <w:gridSpan w:val="2"/>
+            <w:shd w:val="clear" w:color="auto" w:fill="FFFFFF"/>
           </w:tcPr>
           <w:p>
             <w:pPr>
@@ -3867,11 +3699,9 @@
         </w:tc>
         <w:tc>
           <w:tcPr>
-            <w:cnfStyle w:val="000000000000" w:firstRow="0" w:lastRow="0" w:firstColumn="0" w:lastColumn="0" w:oddVBand="0" w:evenVBand="0" w:oddHBand="0" w:evenHBand="0" w:firstRowFirstColumn="0" w:firstRowLastColumn="0" w:lastRowFirstColumn="0" w:lastRowLastColumn="0"/>
-            <w:tcW w:w="2166" w:type="dxa"/>
-            <w:gridSpan w:val="2"/>
-            <w:shd w:val="clear" w:color="auto" w:fill="FFFFFF" w:themeFill="background1"/>
-            <w:tcMar/>
+            <w:tcW w:w="1824" w:type="dxa"/>
+            <w:gridSpan w:val="2"/>
+            <w:shd w:val="clear" w:color="auto" w:fill="FFFFFF"/>
           </w:tcPr>
           <w:p>
             <w:pPr>
@@ -3895,9 +3725,8 @@
         <w:tc>
           <w:tcPr>
             <w:cnfStyle w:val="001000000000" w:firstRow="0" w:lastRow="0" w:firstColumn="1" w:lastColumn="0" w:oddVBand="0" w:evenVBand="0" w:oddHBand="0" w:evenHBand="0" w:firstRowFirstColumn="0" w:firstRowLastColumn="0" w:lastRowFirstColumn="0" w:lastRowLastColumn="0"/>
-            <w:tcW w:w="1080" w:type="dxa"/>
+            <w:tcW w:w="1267" w:type="dxa"/>
             <w:shd w:val="clear" w:color="auto" w:fill="auto"/>
-            <w:tcMar/>
           </w:tcPr>
           <w:p>
             <w:pPr>
@@ -3921,11 +3750,9 @@
         </w:tc>
         <w:tc>
           <w:tcPr>
-            <w:cnfStyle w:val="000000000000" w:firstRow="0" w:lastRow="0" w:firstColumn="0" w:lastColumn="0" w:oddVBand="0" w:evenVBand="0" w:oddHBand="0" w:evenHBand="0" w:firstRowFirstColumn="0" w:firstRowLastColumn="0" w:lastRowFirstColumn="0" w:lastRowLastColumn="0"/>
-            <w:tcW w:w="6908" w:type="dxa"/>
-            <w:gridSpan w:val="2"/>
-            <w:shd w:val="clear" w:color="auto" w:fill="FFFFFF" w:themeFill="background1"/>
-            <w:tcMar/>
+            <w:tcW w:w="7063" w:type="dxa"/>
+            <w:gridSpan w:val="2"/>
+            <w:shd w:val="clear" w:color="auto" w:fill="FFFFFF"/>
           </w:tcPr>
           <w:p>
             <w:pPr>
@@ -3952,11 +3779,9 @@
         </w:tc>
         <w:tc>
           <w:tcPr>
-            <w:cnfStyle w:val="000000000000" w:firstRow="0" w:lastRow="0" w:firstColumn="0" w:lastColumn="0" w:oddVBand="0" w:evenVBand="0" w:oddHBand="0" w:evenHBand="0" w:firstRowFirstColumn="0" w:firstRowLastColumn="0" w:lastRowFirstColumn="0" w:lastRowLastColumn="0"/>
-            <w:tcW w:w="2166" w:type="dxa"/>
-            <w:gridSpan w:val="2"/>
-            <w:shd w:val="clear" w:color="auto" w:fill="FFFFFF" w:themeFill="background1"/>
-            <w:tcMar/>
+            <w:tcW w:w="1824" w:type="dxa"/>
+            <w:gridSpan w:val="2"/>
+            <w:shd w:val="clear" w:color="auto" w:fill="FFFFFF"/>
           </w:tcPr>
           <w:p>
             <w:pPr>
@@ -3989,8 +3814,7 @@
         <w:tc>
           <w:tcPr>
             <w:cnfStyle w:val="001000000000" w:firstRow="0" w:lastRow="0" w:firstColumn="1" w:lastColumn="0" w:oddVBand="0" w:evenVBand="0" w:oddHBand="0" w:evenHBand="0" w:firstRowFirstColumn="0" w:firstRowLastColumn="0" w:lastRowFirstColumn="0" w:lastRowLastColumn="0"/>
-            <w:tcW w:w="1080" w:type="dxa"/>
-            <w:tcMar/>
+            <w:tcW w:w="1267" w:type="dxa"/>
           </w:tcPr>
           <w:p>
             <w:pPr>
@@ -4014,11 +3838,9 @@
         </w:tc>
         <w:tc>
           <w:tcPr>
-            <w:cnfStyle w:val="000000000000" w:firstRow="0" w:lastRow="0" w:firstColumn="0" w:lastColumn="0" w:oddVBand="0" w:evenVBand="0" w:oddHBand="0" w:evenHBand="0" w:firstRowFirstColumn="0" w:firstRowLastColumn="0" w:lastRowFirstColumn="0" w:lastRowLastColumn="0"/>
-            <w:tcW w:w="6908" w:type="dxa"/>
-            <w:gridSpan w:val="2"/>
-            <w:shd w:val="clear" w:color="auto" w:fill="FFFFFF" w:themeFill="background1"/>
-            <w:tcMar/>
+            <w:tcW w:w="7063" w:type="dxa"/>
+            <w:gridSpan w:val="2"/>
+            <w:shd w:val="clear" w:color="auto" w:fill="FFFFFF"/>
           </w:tcPr>
           <w:p>
             <w:pPr>
@@ -4045,11 +3867,9 @@
         </w:tc>
         <w:tc>
           <w:tcPr>
-            <w:cnfStyle w:val="000000000000" w:firstRow="0" w:lastRow="0" w:firstColumn="0" w:lastColumn="0" w:oddVBand="0" w:evenVBand="0" w:oddHBand="0" w:evenHBand="0" w:firstRowFirstColumn="0" w:firstRowLastColumn="0" w:lastRowFirstColumn="0" w:lastRowLastColumn="0"/>
-            <w:tcW w:w="2166" w:type="dxa"/>
-            <w:gridSpan w:val="2"/>
-            <w:shd w:val="clear" w:color="auto" w:fill="FFFFFF" w:themeFill="background1"/>
-            <w:tcMar/>
+            <w:tcW w:w="1824" w:type="dxa"/>
+            <w:gridSpan w:val="2"/>
+            <w:shd w:val="clear" w:color="auto" w:fill="FFFFFF"/>
           </w:tcPr>
           <w:p>
             <w:pPr>
@@ -4073,9 +3893,8 @@
         <w:tc>
           <w:tcPr>
             <w:cnfStyle w:val="001000000000" w:firstRow="0" w:lastRow="0" w:firstColumn="1" w:lastColumn="0" w:oddVBand="0" w:evenVBand="0" w:oddHBand="0" w:evenHBand="0" w:firstRowFirstColumn="0" w:firstRowLastColumn="0" w:lastRowFirstColumn="0" w:lastRowLastColumn="0"/>
-            <w:tcW w:w="2034" w:type="dxa"/>
-            <w:gridSpan w:val="2"/>
-            <w:tcMar/>
+            <w:tcW w:w="2376" w:type="dxa"/>
+            <w:gridSpan w:val="2"/>
           </w:tcPr>
           <w:p>
             <w:pPr>
@@ -4099,17 +3918,15 @@
         </w:tc>
         <w:tc>
           <w:tcPr>
-            <w:cnfStyle w:val="000000000000" w:firstRow="0" w:lastRow="0" w:firstColumn="0" w:lastColumn="0" w:oddVBand="0" w:evenVBand="0" w:oddHBand="0" w:evenHBand="0" w:firstRowFirstColumn="0" w:firstRowLastColumn="0" w:lastRowFirstColumn="0" w:lastRowLastColumn="0"/>
-            <w:tcW w:w="8120" w:type="dxa"/>
+            <w:tcW w:w="7778" w:type="dxa"/>
             <w:gridSpan w:val="3"/>
             <w:tcBorders>
-              <w:top w:val="single" w:color="BFBFBF" w:themeColor="background1" w:themeShade="BF" w:sz="4" w:space="0"/>
-              <w:left w:val="single" w:color="BFBFBF" w:themeColor="background1" w:themeShade="BF" w:sz="4" w:space="0"/>
-              <w:bottom w:val="single" w:color="BFBFBF" w:themeColor="background1" w:themeShade="BF" w:sz="4" w:space="0"/>
-              <w:right w:val="single" w:color="BFBFBF" w:themeColor="background1" w:themeShade="BF" w:sz="4" w:space="0"/>
+              <w:top w:val="single" w:sz="4" w:space="0" w:color="BFBFBF"/>
+              <w:left w:val="single" w:sz="4" w:space="0" w:color="BFBFBF"/>
+              <w:bottom w:val="single" w:sz="4" w:space="0" w:color="BFBFBF"/>
+              <w:right w:val="single" w:sz="4" w:space="0" w:color="BFBFBF"/>
             </w:tcBorders>
-            <w:shd w:val="clear" w:color="auto" w:fill="FFFFFF" w:themeFill="background1"/>
-            <w:tcMar/>
+            <w:shd w:val="clear" w:color="auto" w:fill="FFFFFF"/>
             <w:vAlign w:val="center"/>
           </w:tcPr>
           <w:p>
@@ -4130,7 +3947,7 @@
                 <w:sz w:val="20"/>
                 <w:szCs w:val="20"/>
               </w:rPr>
-              <w:t>¡Correcto! Los productos perecederos requieren condiciones especiales para conservar su calidad y seguridad.</w:t>
+              <w:t>Los productos perecederos requieren condiciones especiales para conservar su calidad y seguridad.</w:t>
             </w:r>
           </w:p>
         </w:tc>
@@ -4142,10 +3959,9 @@
         <w:tc>
           <w:tcPr>
             <w:cnfStyle w:val="001000000000" w:firstRow="0" w:lastRow="0" w:firstColumn="1" w:lastColumn="0" w:oddVBand="0" w:evenVBand="0" w:oddHBand="0" w:evenHBand="0" w:firstRowFirstColumn="0" w:firstRowLastColumn="0" w:lastRowFirstColumn="0" w:lastRowLastColumn="0"/>
-            <w:tcW w:w="2034" w:type="dxa"/>
+            <w:tcW w:w="2376" w:type="dxa"/>
             <w:gridSpan w:val="2"/>
             <w:shd w:val="clear" w:color="auto" w:fill="FBE5D5"/>
-            <w:tcMar/>
           </w:tcPr>
           <w:p>
             <w:pPr>
@@ -4169,11 +3985,9 @@
         </w:tc>
         <w:tc>
           <w:tcPr>
-            <w:cnfStyle w:val="000000000000" w:firstRow="0" w:lastRow="0" w:firstColumn="0" w:lastColumn="0" w:oddVBand="0" w:evenVBand="0" w:oddHBand="0" w:evenHBand="0" w:firstRowFirstColumn="0" w:firstRowLastColumn="0" w:lastRowFirstColumn="0" w:lastRowLastColumn="0"/>
-            <w:tcW w:w="8120" w:type="dxa"/>
+            <w:tcW w:w="7778" w:type="dxa"/>
             <w:gridSpan w:val="3"/>
-            <w:shd w:val="clear" w:color="auto" w:fill="FFFFFF" w:themeFill="background1"/>
-            <w:tcMar/>
+            <w:shd w:val="clear" w:color="auto" w:fill="FFFFFF"/>
             <w:vAlign w:val="center"/>
           </w:tcPr>
           <w:p>
@@ -4207,9 +4021,8 @@
         <w:tc>
           <w:tcPr>
             <w:cnfStyle w:val="001000000000" w:firstRow="0" w:lastRow="0" w:firstColumn="1" w:lastColumn="0" w:oddVBand="0" w:evenVBand="0" w:oddHBand="0" w:evenHBand="0" w:firstRowFirstColumn="0" w:firstRowLastColumn="0" w:lastRowFirstColumn="0" w:lastRowLastColumn="0"/>
-            <w:tcW w:w="2034" w:type="dxa"/>
-            <w:gridSpan w:val="2"/>
-            <w:tcMar/>
+            <w:tcW w:w="2376" w:type="dxa"/>
+            <w:gridSpan w:val="2"/>
           </w:tcPr>
           <w:p>
             <w:pPr>
@@ -4233,10 +4046,8 @@
         </w:tc>
         <w:tc>
           <w:tcPr>
-            <w:cnfStyle w:val="000000000000" w:firstRow="0" w:lastRow="0" w:firstColumn="0" w:lastColumn="0" w:oddVBand="0" w:evenVBand="0" w:oddHBand="0" w:evenHBand="0" w:firstRowFirstColumn="0" w:firstRowLastColumn="0" w:lastRowFirstColumn="0" w:lastRowLastColumn="0"/>
-            <w:tcW w:w="8120" w:type="dxa"/>
+            <w:tcW w:w="7778" w:type="dxa"/>
             <w:gridSpan w:val="3"/>
-            <w:tcMar/>
           </w:tcPr>
           <w:p>
             <w:pPr>
@@ -4273,8 +4084,7 @@
         <w:tc>
           <w:tcPr>
             <w:cnfStyle w:val="001000000000" w:firstRow="0" w:lastRow="0" w:firstColumn="1" w:lastColumn="0" w:oddVBand="0" w:evenVBand="0" w:oddHBand="0" w:evenHBand="0" w:firstRowFirstColumn="0" w:firstRowLastColumn="0" w:lastRowFirstColumn="0" w:lastRowLastColumn="0"/>
-            <w:tcW w:w="1080" w:type="dxa"/>
-            <w:tcMar/>
+            <w:tcW w:w="1267" w:type="dxa"/>
           </w:tcPr>
           <w:p>
             <w:pPr>
@@ -4298,17 +4108,15 @@
         </w:tc>
         <w:tc>
           <w:tcPr>
-            <w:cnfStyle w:val="000000000000" w:firstRow="0" w:lastRow="0" w:firstColumn="0" w:lastColumn="0" w:oddVBand="0" w:evenVBand="0" w:oddHBand="0" w:evenHBand="0" w:firstRowFirstColumn="0" w:firstRowLastColumn="0" w:lastRowFirstColumn="0" w:lastRowLastColumn="0"/>
-            <w:tcW w:w="6908" w:type="dxa"/>
+            <w:tcW w:w="7063" w:type="dxa"/>
             <w:gridSpan w:val="2"/>
             <w:tcBorders>
-              <w:top w:val="single" w:color="BFBFBF" w:themeColor="background1" w:themeShade="BF" w:sz="4" w:space="0"/>
-              <w:left w:val="single" w:color="BFBFBF" w:themeColor="background1" w:themeShade="BF" w:sz="4" w:space="0"/>
-              <w:bottom w:val="single" w:color="BFBFBF" w:themeColor="background1" w:themeShade="BF" w:sz="4" w:space="0"/>
-              <w:right w:val="single" w:color="BFBFBF" w:themeColor="background1" w:themeShade="BF" w:sz="4" w:space="0"/>
+              <w:top w:val="single" w:sz="4" w:space="0" w:color="BFBFBF"/>
+              <w:left w:val="single" w:sz="4" w:space="0" w:color="BFBFBF"/>
+              <w:bottom w:val="single" w:sz="4" w:space="0" w:color="BFBFBF"/>
+              <w:right w:val="single" w:sz="4" w:space="0" w:color="BFBFBF"/>
             </w:tcBorders>
-            <w:shd w:val="clear" w:color="auto" w:fill="FFFFFF" w:themeFill="background1"/>
-            <w:tcMar/>
+            <w:shd w:val="clear" w:color="auto" w:fill="FFFFFF"/>
           </w:tcPr>
           <w:p>
             <w:pPr>
@@ -4336,11 +4144,9 @@
         </w:tc>
         <w:tc>
           <w:tcPr>
-            <w:cnfStyle w:val="000000000000" w:firstRow="0" w:lastRow="0" w:firstColumn="0" w:lastColumn="0" w:oddVBand="0" w:evenVBand="0" w:oddHBand="0" w:evenHBand="0" w:firstRowFirstColumn="0" w:firstRowLastColumn="0" w:lastRowFirstColumn="0" w:lastRowLastColumn="0"/>
-            <w:tcW w:w="2166" w:type="dxa"/>
-            <w:gridSpan w:val="2"/>
-            <w:shd w:val="clear" w:color="auto" w:fill="FFFFFF" w:themeFill="background1"/>
-            <w:tcMar/>
+            <w:tcW w:w="1824" w:type="dxa"/>
+            <w:gridSpan w:val="2"/>
+            <w:shd w:val="clear" w:color="auto" w:fill="FFFFFF"/>
           </w:tcPr>
           <w:p>
             <w:pPr>
@@ -4364,9 +4170,8 @@
         <w:tc>
           <w:tcPr>
             <w:cnfStyle w:val="001000000000" w:firstRow="0" w:lastRow="0" w:firstColumn="1" w:lastColumn="0" w:oddVBand="0" w:evenVBand="0" w:oddHBand="0" w:evenHBand="0" w:firstRowFirstColumn="0" w:firstRowLastColumn="0" w:lastRowFirstColumn="0" w:lastRowLastColumn="0"/>
-            <w:tcW w:w="1080" w:type="dxa"/>
+            <w:tcW w:w="1267" w:type="dxa"/>
             <w:shd w:val="clear" w:color="auto" w:fill="auto"/>
-            <w:tcMar/>
           </w:tcPr>
           <w:p>
             <w:pPr>
@@ -4390,17 +4195,15 @@
         </w:tc>
         <w:tc>
           <w:tcPr>
-            <w:cnfStyle w:val="000000000000" w:firstRow="0" w:lastRow="0" w:firstColumn="0" w:lastColumn="0" w:oddVBand="0" w:evenVBand="0" w:oddHBand="0" w:evenHBand="0" w:firstRowFirstColumn="0" w:firstRowLastColumn="0" w:lastRowFirstColumn="0" w:lastRowLastColumn="0"/>
-            <w:tcW w:w="6908" w:type="dxa"/>
+            <w:tcW w:w="7063" w:type="dxa"/>
             <w:gridSpan w:val="2"/>
             <w:tcBorders>
-              <w:top w:val="single" w:color="BFBFBF" w:themeColor="background1" w:themeShade="BF" w:sz="4" w:space="0"/>
-              <w:left w:val="single" w:color="BFBFBF" w:themeColor="background1" w:themeShade="BF" w:sz="4" w:space="0"/>
-              <w:bottom w:val="single" w:color="BFBFBF" w:themeColor="background1" w:themeShade="BF" w:sz="4" w:space="0"/>
-              <w:right w:val="single" w:color="BFBFBF" w:themeColor="background1" w:themeShade="BF" w:sz="4" w:space="0"/>
+              <w:top w:val="single" w:sz="4" w:space="0" w:color="BFBFBF"/>
+              <w:left w:val="single" w:sz="4" w:space="0" w:color="BFBFBF"/>
+              <w:bottom w:val="single" w:sz="4" w:space="0" w:color="BFBFBF"/>
+              <w:right w:val="single" w:sz="4" w:space="0" w:color="BFBFBF"/>
             </w:tcBorders>
-            <w:shd w:val="clear" w:color="auto" w:fill="FFFFFF" w:themeFill="background1"/>
-            <w:tcMar/>
+            <w:shd w:val="clear" w:color="auto" w:fill="FFFFFF"/>
           </w:tcPr>
           <w:p>
             <w:pPr>
@@ -4424,11 +4227,9 @@
         </w:tc>
         <w:tc>
           <w:tcPr>
-            <w:cnfStyle w:val="000000000000" w:firstRow="0" w:lastRow="0" w:firstColumn="0" w:lastColumn="0" w:oddVBand="0" w:evenVBand="0" w:oddHBand="0" w:evenHBand="0" w:firstRowFirstColumn="0" w:firstRowLastColumn="0" w:lastRowFirstColumn="0" w:lastRowLastColumn="0"/>
-            <w:tcW w:w="2166" w:type="dxa"/>
-            <w:gridSpan w:val="2"/>
-            <w:shd w:val="clear" w:color="auto" w:fill="FFFFFF" w:themeFill="background1"/>
-            <w:tcMar/>
+            <w:tcW w:w="1824" w:type="dxa"/>
+            <w:gridSpan w:val="2"/>
+            <w:shd w:val="clear" w:color="auto" w:fill="FFFFFF"/>
           </w:tcPr>
           <w:p>
             <w:pPr>
@@ -4451,8 +4252,7 @@
         <w:tc>
           <w:tcPr>
             <w:cnfStyle w:val="001000000000" w:firstRow="0" w:lastRow="0" w:firstColumn="1" w:lastColumn="0" w:oddVBand="0" w:evenVBand="0" w:oddHBand="0" w:evenHBand="0" w:firstRowFirstColumn="0" w:firstRowLastColumn="0" w:lastRowFirstColumn="0" w:lastRowLastColumn="0"/>
-            <w:tcW w:w="1080" w:type="dxa"/>
-            <w:tcMar/>
+            <w:tcW w:w="1267" w:type="dxa"/>
           </w:tcPr>
           <w:p>
             <w:pPr>
@@ -4476,17 +4276,15 @@
         </w:tc>
         <w:tc>
           <w:tcPr>
-            <w:cnfStyle w:val="000000000000" w:firstRow="0" w:lastRow="0" w:firstColumn="0" w:lastColumn="0" w:oddVBand="0" w:evenVBand="0" w:oddHBand="0" w:evenHBand="0" w:firstRowFirstColumn="0" w:firstRowLastColumn="0" w:lastRowFirstColumn="0" w:lastRowLastColumn="0"/>
-            <w:tcW w:w="6908" w:type="dxa"/>
+            <w:tcW w:w="7063" w:type="dxa"/>
             <w:gridSpan w:val="2"/>
             <w:tcBorders>
-              <w:top w:val="single" w:color="BFBFBF" w:themeColor="background1" w:themeShade="BF" w:sz="4" w:space="0"/>
-              <w:left w:val="single" w:color="BFBFBF" w:themeColor="background1" w:themeShade="BF" w:sz="4" w:space="0"/>
-              <w:bottom w:val="single" w:color="BFBFBF" w:themeColor="background1" w:themeShade="BF" w:sz="4" w:space="0"/>
-              <w:right w:val="single" w:color="BFBFBF" w:themeColor="background1" w:themeShade="BF" w:sz="4" w:space="0"/>
+              <w:top w:val="single" w:sz="4" w:space="0" w:color="BFBFBF"/>
+              <w:left w:val="single" w:sz="4" w:space="0" w:color="BFBFBF"/>
+              <w:bottom w:val="single" w:sz="4" w:space="0" w:color="BFBFBF"/>
+              <w:right w:val="single" w:sz="4" w:space="0" w:color="BFBFBF"/>
             </w:tcBorders>
-            <w:shd w:val="clear" w:color="auto" w:fill="FFFFFF" w:themeFill="background1"/>
-            <w:tcMar/>
+            <w:shd w:val="clear" w:color="auto" w:fill="FFFFFF"/>
           </w:tcPr>
           <w:p>
             <w:pPr>
@@ -4510,11 +4308,9 @@
         </w:tc>
         <w:tc>
           <w:tcPr>
-            <w:cnfStyle w:val="000000000000" w:firstRow="0" w:lastRow="0" w:firstColumn="0" w:lastColumn="0" w:oddVBand="0" w:evenVBand="0" w:oddHBand="0" w:evenHBand="0" w:firstRowFirstColumn="0" w:firstRowLastColumn="0" w:lastRowFirstColumn="0" w:lastRowLastColumn="0"/>
-            <w:tcW w:w="2166" w:type="dxa"/>
-            <w:gridSpan w:val="2"/>
-            <w:shd w:val="clear" w:color="auto" w:fill="FFFFFF" w:themeFill="background1"/>
-            <w:tcMar/>
+            <w:tcW w:w="1824" w:type="dxa"/>
+            <w:gridSpan w:val="2"/>
+            <w:shd w:val="clear" w:color="auto" w:fill="FFFFFF"/>
           </w:tcPr>
           <w:p>
             <w:pPr>
@@ -4548,9 +4344,8 @@
         <w:tc>
           <w:tcPr>
             <w:cnfStyle w:val="001000000000" w:firstRow="0" w:lastRow="0" w:firstColumn="1" w:lastColumn="0" w:oddVBand="0" w:evenVBand="0" w:oddHBand="0" w:evenHBand="0" w:firstRowFirstColumn="0" w:firstRowLastColumn="0" w:lastRowFirstColumn="0" w:lastRowLastColumn="0"/>
-            <w:tcW w:w="1080" w:type="dxa"/>
+            <w:tcW w:w="1267" w:type="dxa"/>
             <w:shd w:val="clear" w:color="auto" w:fill="auto"/>
-            <w:tcMar/>
           </w:tcPr>
           <w:p>
             <w:pPr>
@@ -4574,17 +4369,15 @@
         </w:tc>
         <w:tc>
           <w:tcPr>
-            <w:cnfStyle w:val="000000000000" w:firstRow="0" w:lastRow="0" w:firstColumn="0" w:lastColumn="0" w:oddVBand="0" w:evenVBand="0" w:oddHBand="0" w:evenHBand="0" w:firstRowFirstColumn="0" w:firstRowLastColumn="0" w:lastRowFirstColumn="0" w:lastRowLastColumn="0"/>
-            <w:tcW w:w="6908" w:type="dxa"/>
+            <w:tcW w:w="7063" w:type="dxa"/>
             <w:gridSpan w:val="2"/>
             <w:tcBorders>
-              <w:top w:val="single" w:color="BFBFBF" w:themeColor="background1" w:themeShade="BF" w:sz="4" w:space="0"/>
-              <w:left w:val="single" w:color="BFBFBF" w:themeColor="background1" w:themeShade="BF" w:sz="4" w:space="0"/>
-              <w:bottom w:val="single" w:color="BFBFBF" w:themeColor="background1" w:themeShade="BF" w:sz="4" w:space="0"/>
-              <w:right w:val="single" w:color="BFBFBF" w:themeColor="background1" w:themeShade="BF" w:sz="4" w:space="0"/>
+              <w:top w:val="single" w:sz="4" w:space="0" w:color="BFBFBF"/>
+              <w:left w:val="single" w:sz="4" w:space="0" w:color="BFBFBF"/>
+              <w:bottom w:val="single" w:sz="4" w:space="0" w:color="BFBFBF"/>
+              <w:right w:val="single" w:sz="4" w:space="0" w:color="BFBFBF"/>
             </w:tcBorders>
-            <w:shd w:val="clear" w:color="auto" w:fill="FFFFFF" w:themeFill="background1"/>
-            <w:tcMar/>
+            <w:shd w:val="clear" w:color="auto" w:fill="FFFFFF"/>
           </w:tcPr>
           <w:p>
             <w:pPr>
@@ -4612,11 +4405,9 @@
         </w:tc>
         <w:tc>
           <w:tcPr>
-            <w:cnfStyle w:val="000000000000" w:firstRow="0" w:lastRow="0" w:firstColumn="0" w:lastColumn="0" w:oddVBand="0" w:evenVBand="0" w:oddHBand="0" w:evenHBand="0" w:firstRowFirstColumn="0" w:firstRowLastColumn="0" w:lastRowFirstColumn="0" w:lastRowLastColumn="0"/>
-            <w:tcW w:w="2166" w:type="dxa"/>
-            <w:gridSpan w:val="2"/>
-            <w:shd w:val="clear" w:color="auto" w:fill="FFFFFF" w:themeFill="background1"/>
-            <w:tcMar/>
+            <w:tcW w:w="1824" w:type="dxa"/>
+            <w:gridSpan w:val="2"/>
+            <w:shd w:val="clear" w:color="auto" w:fill="FFFFFF"/>
           </w:tcPr>
           <w:p>
             <w:pPr>
@@ -4639,9 +4430,8 @@
         <w:tc>
           <w:tcPr>
             <w:cnfStyle w:val="001000000000" w:firstRow="0" w:lastRow="0" w:firstColumn="1" w:lastColumn="0" w:oddVBand="0" w:evenVBand="0" w:oddHBand="0" w:evenHBand="0" w:firstRowFirstColumn="0" w:firstRowLastColumn="0" w:lastRowFirstColumn="0" w:lastRowLastColumn="0"/>
-            <w:tcW w:w="2034" w:type="dxa"/>
-            <w:gridSpan w:val="2"/>
-            <w:tcMar/>
+            <w:tcW w:w="2376" w:type="dxa"/>
+            <w:gridSpan w:val="2"/>
           </w:tcPr>
           <w:p>
             <w:pPr>
@@ -4665,11 +4455,9 @@
         </w:tc>
         <w:tc>
           <w:tcPr>
-            <w:cnfStyle w:val="000000000000" w:firstRow="0" w:lastRow="0" w:firstColumn="0" w:lastColumn="0" w:oddVBand="0" w:evenVBand="0" w:oddHBand="0" w:evenHBand="0" w:firstRowFirstColumn="0" w:firstRowLastColumn="0" w:lastRowFirstColumn="0" w:lastRowLastColumn="0"/>
-            <w:tcW w:w="8120" w:type="dxa"/>
+            <w:tcW w:w="7778" w:type="dxa"/>
             <w:gridSpan w:val="3"/>
-            <w:shd w:val="clear" w:color="auto" w:fill="FFFFFF" w:themeFill="background1"/>
-            <w:tcMar/>
+            <w:shd w:val="clear" w:color="auto" w:fill="FFFFFF"/>
           </w:tcPr>
           <w:p>
             <w:pPr>
@@ -4687,7 +4475,7 @@
                 <w:sz w:val="20"/>
                 <w:szCs w:val="20"/>
               </w:rPr>
-              <w:t>¡Correcto! El marcado facilita la identificación y control de las mercancías durante la operación logística.</w:t>
+              <w:t>El marcado facilita la identificación y control de las mercancías durante la operación logística.</w:t>
             </w:r>
           </w:p>
         </w:tc>
@@ -4700,9 +4488,8 @@
         <w:tc>
           <w:tcPr>
             <w:cnfStyle w:val="001000000000" w:firstRow="0" w:lastRow="0" w:firstColumn="1" w:lastColumn="0" w:oddVBand="0" w:evenVBand="0" w:oddHBand="0" w:evenHBand="0" w:firstRowFirstColumn="0" w:firstRowLastColumn="0" w:lastRowFirstColumn="0" w:lastRowLastColumn="0"/>
-            <w:tcW w:w="2034" w:type="dxa"/>
-            <w:gridSpan w:val="2"/>
-            <w:tcMar/>
+            <w:tcW w:w="2376" w:type="dxa"/>
+            <w:gridSpan w:val="2"/>
           </w:tcPr>
           <w:p>
             <w:pPr>
@@ -4726,11 +4513,9 @@
         </w:tc>
         <w:tc>
           <w:tcPr>
-            <w:cnfStyle w:val="000000000000" w:firstRow="0" w:lastRow="0" w:firstColumn="0" w:lastColumn="0" w:oddVBand="0" w:evenVBand="0" w:oddHBand="0" w:evenHBand="0" w:firstRowFirstColumn="0" w:firstRowLastColumn="0" w:lastRowFirstColumn="0" w:lastRowLastColumn="0"/>
-            <w:tcW w:w="8120" w:type="dxa"/>
+            <w:tcW w:w="7778" w:type="dxa"/>
             <w:gridSpan w:val="3"/>
-            <w:shd w:val="clear" w:color="auto" w:fill="FFFFFF" w:themeFill="background1"/>
-            <w:tcMar/>
+            <w:shd w:val="clear" w:color="auto" w:fill="FFFFFF"/>
           </w:tcPr>
           <w:p>
             <w:pPr>
@@ -4762,10 +4547,9 @@
         <w:tc>
           <w:tcPr>
             <w:cnfStyle w:val="001000000000" w:firstRow="0" w:lastRow="0" w:firstColumn="1" w:lastColumn="0" w:oddVBand="0" w:evenVBand="0" w:oddHBand="0" w:evenHBand="0" w:firstRowFirstColumn="0" w:firstRowLastColumn="0" w:lastRowFirstColumn="0" w:lastRowLastColumn="0"/>
-            <w:tcW w:w="2034" w:type="dxa"/>
+            <w:tcW w:w="2376" w:type="dxa"/>
             <w:gridSpan w:val="2"/>
             <w:shd w:val="clear" w:color="auto" w:fill="FBE5D5"/>
-            <w:tcMar/>
           </w:tcPr>
           <w:p>
             <w:pPr>
@@ -4789,11 +4573,9 @@
         </w:tc>
         <w:tc>
           <w:tcPr>
-            <w:cnfStyle w:val="000000000000" w:firstRow="0" w:lastRow="0" w:firstColumn="0" w:lastColumn="0" w:oddVBand="0" w:evenVBand="0" w:oddHBand="0" w:evenHBand="0" w:firstRowFirstColumn="0" w:firstRowLastColumn="0" w:lastRowFirstColumn="0" w:lastRowLastColumn="0"/>
-            <w:tcW w:w="8120" w:type="dxa"/>
+            <w:tcW w:w="7778" w:type="dxa"/>
             <w:gridSpan w:val="3"/>
             <w:shd w:val="clear" w:color="auto" w:fill="FBE5D5"/>
-            <w:tcMar/>
           </w:tcPr>
           <w:p>
             <w:pPr>
@@ -4831,9 +4613,8 @@
         <w:tc>
           <w:tcPr>
             <w:cnfStyle w:val="001000000000" w:firstRow="0" w:lastRow="0" w:firstColumn="1" w:lastColumn="0" w:oddVBand="0" w:evenVBand="0" w:oddHBand="0" w:evenHBand="0" w:firstRowFirstColumn="0" w:firstRowLastColumn="0" w:lastRowFirstColumn="0" w:lastRowLastColumn="0"/>
-            <w:tcW w:w="1080" w:type="dxa"/>
+            <w:tcW w:w="1267" w:type="dxa"/>
             <w:shd w:val="clear" w:color="auto" w:fill="auto"/>
-            <w:tcMar/>
           </w:tcPr>
           <w:p>
             <w:pPr>
@@ -4857,17 +4638,15 @@
         </w:tc>
         <w:tc>
           <w:tcPr>
-            <w:cnfStyle w:val="000000000000" w:firstRow="0" w:lastRow="0" w:firstColumn="0" w:lastColumn="0" w:oddVBand="0" w:evenVBand="0" w:oddHBand="0" w:evenHBand="0" w:firstRowFirstColumn="0" w:firstRowLastColumn="0" w:lastRowFirstColumn="0" w:lastRowLastColumn="0"/>
-            <w:tcW w:w="6908" w:type="dxa"/>
+            <w:tcW w:w="7063" w:type="dxa"/>
             <w:gridSpan w:val="2"/>
             <w:tcBorders>
-              <w:top w:val="single" w:color="BFBFBF" w:themeColor="background1" w:themeShade="BF" w:sz="4" w:space="0"/>
-              <w:left w:val="single" w:color="BFBFBF" w:themeColor="background1" w:themeShade="BF" w:sz="4" w:space="0"/>
-              <w:bottom w:val="single" w:color="BFBFBF" w:themeColor="background1" w:themeShade="BF" w:sz="4" w:space="0"/>
-              <w:right w:val="single" w:color="BFBFBF" w:themeColor="background1" w:themeShade="BF" w:sz="4" w:space="0"/>
+              <w:top w:val="single" w:sz="4" w:space="0" w:color="BFBFBF"/>
+              <w:left w:val="single" w:sz="4" w:space="0" w:color="BFBFBF"/>
+              <w:bottom w:val="single" w:sz="4" w:space="0" w:color="BFBFBF"/>
+              <w:right w:val="single" w:sz="4" w:space="0" w:color="BFBFBF"/>
             </w:tcBorders>
-            <w:shd w:val="clear" w:color="auto" w:fill="FFFFFF" w:themeFill="background1"/>
-            <w:tcMar/>
+            <w:shd w:val="clear" w:color="auto" w:fill="FFFFFF"/>
           </w:tcPr>
           <w:p>
             <w:pPr>
@@ -4895,11 +4674,9 @@
         </w:tc>
         <w:tc>
           <w:tcPr>
-            <w:cnfStyle w:val="000000000000" w:firstRow="0" w:lastRow="0" w:firstColumn="0" w:lastColumn="0" w:oddVBand="0" w:evenVBand="0" w:oddHBand="0" w:evenHBand="0" w:firstRowFirstColumn="0" w:firstRowLastColumn="0" w:lastRowFirstColumn="0" w:lastRowLastColumn="0"/>
-            <w:tcW w:w="2166" w:type="dxa"/>
-            <w:gridSpan w:val="2"/>
-            <w:shd w:val="clear" w:color="auto" w:fill="FFFFFF" w:themeFill="background1"/>
-            <w:tcMar/>
+            <w:tcW w:w="1824" w:type="dxa"/>
+            <w:gridSpan w:val="2"/>
+            <w:shd w:val="clear" w:color="auto" w:fill="FFFFFF"/>
           </w:tcPr>
           <w:p>
             <w:pPr>
@@ -4932,8 +4709,7 @@
         <w:tc>
           <w:tcPr>
             <w:cnfStyle w:val="001000000000" w:firstRow="0" w:lastRow="0" w:firstColumn="1" w:lastColumn="0" w:oddVBand="0" w:evenVBand="0" w:oddHBand="0" w:evenHBand="0" w:firstRowFirstColumn="0" w:firstRowLastColumn="0" w:lastRowFirstColumn="0" w:lastRowLastColumn="0"/>
-            <w:tcW w:w="1080" w:type="dxa"/>
-            <w:tcMar/>
+            <w:tcW w:w="1267" w:type="dxa"/>
           </w:tcPr>
           <w:p>
             <w:pPr>
@@ -4957,17 +4733,15 @@
         </w:tc>
         <w:tc>
           <w:tcPr>
-            <w:cnfStyle w:val="000000000000" w:firstRow="0" w:lastRow="0" w:firstColumn="0" w:lastColumn="0" w:oddVBand="0" w:evenVBand="0" w:oddHBand="0" w:evenHBand="0" w:firstRowFirstColumn="0" w:firstRowLastColumn="0" w:lastRowFirstColumn="0" w:lastRowLastColumn="0"/>
-            <w:tcW w:w="6908" w:type="dxa"/>
+            <w:tcW w:w="7063" w:type="dxa"/>
             <w:gridSpan w:val="2"/>
             <w:tcBorders>
-              <w:top w:val="single" w:color="BFBFBF" w:themeColor="background1" w:themeShade="BF" w:sz="4" w:space="0"/>
-              <w:left w:val="single" w:color="BFBFBF" w:themeColor="background1" w:themeShade="BF" w:sz="4" w:space="0"/>
-              <w:bottom w:val="single" w:color="BFBFBF" w:themeColor="background1" w:themeShade="BF" w:sz="4" w:space="0"/>
-              <w:right w:val="single" w:color="BFBFBF" w:themeColor="background1" w:themeShade="BF" w:sz="4" w:space="0"/>
+              <w:top w:val="single" w:sz="4" w:space="0" w:color="BFBFBF"/>
+              <w:left w:val="single" w:sz="4" w:space="0" w:color="BFBFBF"/>
+              <w:bottom w:val="single" w:sz="4" w:space="0" w:color="BFBFBF"/>
+              <w:right w:val="single" w:sz="4" w:space="0" w:color="BFBFBF"/>
             </w:tcBorders>
-            <w:shd w:val="clear" w:color="auto" w:fill="FFFFFF" w:themeFill="background1"/>
-            <w:tcMar/>
+            <w:shd w:val="clear" w:color="auto" w:fill="FFFFFF"/>
           </w:tcPr>
           <w:p>
             <w:pPr>
@@ -4997,11 +4771,9 @@
         </w:tc>
         <w:tc>
           <w:tcPr>
-            <w:cnfStyle w:val="000000000000" w:firstRow="0" w:lastRow="0" w:firstColumn="0" w:lastColumn="0" w:oddVBand="0" w:evenVBand="0" w:oddHBand="0" w:evenHBand="0" w:firstRowFirstColumn="0" w:firstRowLastColumn="0" w:lastRowFirstColumn="0" w:lastRowLastColumn="0"/>
-            <w:tcW w:w="2166" w:type="dxa"/>
-            <w:gridSpan w:val="2"/>
-            <w:shd w:val="clear" w:color="auto" w:fill="FFFFFF" w:themeFill="background1"/>
-            <w:tcMar/>
+            <w:tcW w:w="1824" w:type="dxa"/>
+            <w:gridSpan w:val="2"/>
+            <w:shd w:val="clear" w:color="auto" w:fill="FFFFFF"/>
           </w:tcPr>
           <w:p>
             <w:pPr>
@@ -5025,9 +4797,8 @@
         <w:tc>
           <w:tcPr>
             <w:cnfStyle w:val="001000000000" w:firstRow="0" w:lastRow="0" w:firstColumn="1" w:lastColumn="0" w:oddVBand="0" w:evenVBand="0" w:oddHBand="0" w:evenHBand="0" w:firstRowFirstColumn="0" w:firstRowLastColumn="0" w:lastRowFirstColumn="0" w:lastRowLastColumn="0"/>
-            <w:tcW w:w="1080" w:type="dxa"/>
+            <w:tcW w:w="1267" w:type="dxa"/>
             <w:shd w:val="clear" w:color="auto" w:fill="auto"/>
-            <w:tcMar/>
           </w:tcPr>
           <w:p>
             <w:pPr>
@@ -5051,17 +4822,15 @@
         </w:tc>
         <w:tc>
           <w:tcPr>
-            <w:cnfStyle w:val="000000000000" w:firstRow="0" w:lastRow="0" w:firstColumn="0" w:lastColumn="0" w:oddVBand="0" w:evenVBand="0" w:oddHBand="0" w:evenHBand="0" w:firstRowFirstColumn="0" w:firstRowLastColumn="0" w:lastRowFirstColumn="0" w:lastRowLastColumn="0"/>
-            <w:tcW w:w="6908" w:type="dxa"/>
+            <w:tcW w:w="7063" w:type="dxa"/>
             <w:gridSpan w:val="2"/>
             <w:tcBorders>
-              <w:top w:val="single" w:color="BFBFBF" w:themeColor="background1" w:themeShade="BF" w:sz="4" w:space="0"/>
-              <w:left w:val="single" w:color="BFBFBF" w:themeColor="background1" w:themeShade="BF" w:sz="4" w:space="0"/>
-              <w:bottom w:val="single" w:color="BFBFBF" w:themeColor="background1" w:themeShade="BF" w:sz="4" w:space="0"/>
-              <w:right w:val="single" w:color="BFBFBF" w:themeColor="background1" w:themeShade="BF" w:sz="4" w:space="0"/>
+              <w:top w:val="single" w:sz="4" w:space="0" w:color="BFBFBF"/>
+              <w:left w:val="single" w:sz="4" w:space="0" w:color="BFBFBF"/>
+              <w:bottom w:val="single" w:sz="4" w:space="0" w:color="BFBFBF"/>
+              <w:right w:val="single" w:sz="4" w:space="0" w:color="BFBFBF"/>
             </w:tcBorders>
-            <w:shd w:val="clear" w:color="auto" w:fill="FFFFFF" w:themeFill="background1"/>
-            <w:tcMar/>
+            <w:shd w:val="clear" w:color="auto" w:fill="FFFFFF"/>
           </w:tcPr>
           <w:p>
             <w:pPr>
@@ -5085,11 +4854,9 @@
         </w:tc>
         <w:tc>
           <w:tcPr>
-            <w:cnfStyle w:val="000000000000" w:firstRow="0" w:lastRow="0" w:firstColumn="0" w:lastColumn="0" w:oddVBand="0" w:evenVBand="0" w:oddHBand="0" w:evenHBand="0" w:firstRowFirstColumn="0" w:firstRowLastColumn="0" w:lastRowFirstColumn="0" w:lastRowLastColumn="0"/>
-            <w:tcW w:w="2166" w:type="dxa"/>
-            <w:gridSpan w:val="2"/>
-            <w:shd w:val="clear" w:color="auto" w:fill="FFFFFF" w:themeFill="background1"/>
-            <w:tcMar/>
+            <w:tcW w:w="1824" w:type="dxa"/>
+            <w:gridSpan w:val="2"/>
+            <w:shd w:val="clear" w:color="auto" w:fill="FFFFFF"/>
           </w:tcPr>
           <w:p>
             <w:pPr>
@@ -5112,8 +4879,7 @@
         <w:tc>
           <w:tcPr>
             <w:cnfStyle w:val="001000000000" w:firstRow="0" w:lastRow="0" w:firstColumn="1" w:lastColumn="0" w:oddVBand="0" w:evenVBand="0" w:oddHBand="0" w:evenHBand="0" w:firstRowFirstColumn="0" w:firstRowLastColumn="0" w:lastRowFirstColumn="0" w:lastRowLastColumn="0"/>
-            <w:tcW w:w="1080" w:type="dxa"/>
-            <w:tcMar/>
+            <w:tcW w:w="1267" w:type="dxa"/>
           </w:tcPr>
           <w:p>
             <w:pPr>
@@ -5137,17 +4903,15 @@
         </w:tc>
         <w:tc>
           <w:tcPr>
-            <w:cnfStyle w:val="000000000000" w:firstRow="0" w:lastRow="0" w:firstColumn="0" w:lastColumn="0" w:oddVBand="0" w:evenVBand="0" w:oddHBand="0" w:evenHBand="0" w:firstRowFirstColumn="0" w:firstRowLastColumn="0" w:lastRowFirstColumn="0" w:lastRowLastColumn="0"/>
-            <w:tcW w:w="6908" w:type="dxa"/>
+            <w:tcW w:w="7063" w:type="dxa"/>
             <w:gridSpan w:val="2"/>
             <w:tcBorders>
-              <w:top w:val="single" w:color="BFBFBF" w:themeColor="background1" w:themeShade="BF" w:sz="4" w:space="0"/>
-              <w:left w:val="single" w:color="BFBFBF" w:themeColor="background1" w:themeShade="BF" w:sz="4" w:space="0"/>
-              <w:bottom w:val="single" w:color="BFBFBF" w:themeColor="background1" w:themeShade="BF" w:sz="4" w:space="0"/>
-              <w:right w:val="single" w:color="BFBFBF" w:themeColor="background1" w:themeShade="BF" w:sz="4" w:space="0"/>
+              <w:top w:val="single" w:sz="4" w:space="0" w:color="BFBFBF"/>
+              <w:left w:val="single" w:sz="4" w:space="0" w:color="BFBFBF"/>
+              <w:bottom w:val="single" w:sz="4" w:space="0" w:color="BFBFBF"/>
+              <w:right w:val="single" w:sz="4" w:space="0" w:color="BFBFBF"/>
             </w:tcBorders>
-            <w:shd w:val="clear" w:color="auto" w:fill="FFFFFF" w:themeFill="background1"/>
-            <w:tcMar/>
+            <w:shd w:val="clear" w:color="auto" w:fill="FFFFFF"/>
           </w:tcPr>
           <w:p>
             <w:pPr>
@@ -5171,11 +4935,9 @@
         </w:tc>
         <w:tc>
           <w:tcPr>
-            <w:cnfStyle w:val="000000000000" w:firstRow="0" w:lastRow="0" w:firstColumn="0" w:lastColumn="0" w:oddVBand="0" w:evenVBand="0" w:oddHBand="0" w:evenHBand="0" w:firstRowFirstColumn="0" w:firstRowLastColumn="0" w:lastRowFirstColumn="0" w:lastRowLastColumn="0"/>
-            <w:tcW w:w="2166" w:type="dxa"/>
-            <w:gridSpan w:val="2"/>
-            <w:shd w:val="clear" w:color="auto" w:fill="FFFFFF" w:themeFill="background1"/>
-            <w:tcMar/>
+            <w:tcW w:w="1824" w:type="dxa"/>
+            <w:gridSpan w:val="2"/>
+            <w:shd w:val="clear" w:color="auto" w:fill="FFFFFF"/>
           </w:tcPr>
           <w:p>
             <w:pPr>
@@ -5199,9 +4961,8 @@
         <w:tc>
           <w:tcPr>
             <w:cnfStyle w:val="001000000000" w:firstRow="0" w:lastRow="0" w:firstColumn="1" w:lastColumn="0" w:oddVBand="0" w:evenVBand="0" w:oddHBand="0" w:evenHBand="0" w:firstRowFirstColumn="0" w:firstRowLastColumn="0" w:lastRowFirstColumn="0" w:lastRowLastColumn="0"/>
-            <w:tcW w:w="2034" w:type="dxa"/>
-            <w:gridSpan w:val="2"/>
-            <w:tcMar/>
+            <w:tcW w:w="2376" w:type="dxa"/>
+            <w:gridSpan w:val="2"/>
           </w:tcPr>
           <w:p>
             <w:pPr>
@@ -5226,11 +4987,9 @@
         </w:tc>
         <w:tc>
           <w:tcPr>
-            <w:cnfStyle w:val="000000000000" w:firstRow="0" w:lastRow="0" w:firstColumn="0" w:lastColumn="0" w:oddVBand="0" w:evenVBand="0" w:oddHBand="0" w:evenHBand="0" w:firstRowFirstColumn="0" w:firstRowLastColumn="0" w:lastRowFirstColumn="0" w:lastRowLastColumn="0"/>
-            <w:tcW w:w="8120" w:type="dxa"/>
+            <w:tcW w:w="7778" w:type="dxa"/>
             <w:gridSpan w:val="3"/>
-            <w:shd w:val="clear" w:color="auto" w:fill="FFFFFF" w:themeFill="background1"/>
-            <w:tcMar/>
+            <w:shd w:val="clear" w:color="auto" w:fill="FFFFFF"/>
           </w:tcPr>
           <w:p>
             <w:pPr>
@@ -5251,7 +5010,7 @@
                 <w:sz w:val="20"/>
                 <w:szCs w:val="20"/>
               </w:rPr>
-              <w:t xml:space="preserve">¡Correcto! El </w:t>
+              <w:t xml:space="preserve">El </w:t>
             </w:r>
             <w:r>
               <w:rPr>
@@ -5285,10 +5044,9 @@
         <w:tc>
           <w:tcPr>
             <w:cnfStyle w:val="001000000000" w:firstRow="0" w:lastRow="0" w:firstColumn="1" w:lastColumn="0" w:oddVBand="0" w:evenVBand="0" w:oddHBand="0" w:evenHBand="0" w:firstRowFirstColumn="0" w:firstRowLastColumn="0" w:lastRowFirstColumn="0" w:lastRowLastColumn="0"/>
-            <w:tcW w:w="2034" w:type="dxa"/>
+            <w:tcW w:w="2376" w:type="dxa"/>
             <w:gridSpan w:val="2"/>
             <w:shd w:val="clear" w:color="auto" w:fill="FBE5D5"/>
-            <w:tcMar/>
           </w:tcPr>
           <w:p>
             <w:pPr>
@@ -5312,11 +5070,9 @@
         </w:tc>
         <w:tc>
           <w:tcPr>
-            <w:cnfStyle w:val="000000000000" w:firstRow="0" w:lastRow="0" w:firstColumn="0" w:lastColumn="0" w:oddVBand="0" w:evenVBand="0" w:oddHBand="0" w:evenHBand="0" w:firstRowFirstColumn="0" w:firstRowLastColumn="0" w:lastRowFirstColumn="0" w:lastRowLastColumn="0"/>
-            <w:tcW w:w="8120" w:type="dxa"/>
+            <w:tcW w:w="7778" w:type="dxa"/>
             <w:gridSpan w:val="3"/>
-            <w:shd w:val="clear" w:color="auto" w:fill="FFFFFF" w:themeFill="background1"/>
-            <w:tcMar/>
+            <w:shd w:val="clear" w:color="auto" w:fill="FFFFFF"/>
           </w:tcPr>
           <w:p>
             <w:pPr>
@@ -5350,9 +5106,8 @@
         <w:tc>
           <w:tcPr>
             <w:cnfStyle w:val="001000000000" w:firstRow="0" w:lastRow="0" w:firstColumn="1" w:lastColumn="0" w:oddVBand="0" w:evenVBand="0" w:oddHBand="0" w:evenHBand="0" w:firstRowFirstColumn="0" w:firstRowLastColumn="0" w:lastRowFirstColumn="0" w:lastRowLastColumn="0"/>
-            <w:tcW w:w="2034" w:type="dxa"/>
-            <w:gridSpan w:val="2"/>
-            <w:tcMar/>
+            <w:tcW w:w="2376" w:type="dxa"/>
+            <w:gridSpan w:val="2"/>
           </w:tcPr>
           <w:p>
             <w:pPr>
@@ -5376,10 +5131,8 @@
         </w:tc>
         <w:tc>
           <w:tcPr>
-            <w:cnfStyle w:val="000000000000" w:firstRow="0" w:lastRow="0" w:firstColumn="0" w:lastColumn="0" w:oddVBand="0" w:evenVBand="0" w:oddHBand="0" w:evenHBand="0" w:firstRowFirstColumn="0" w:firstRowLastColumn="0" w:lastRowFirstColumn="0" w:lastRowLastColumn="0"/>
-            <w:tcW w:w="8120" w:type="dxa"/>
+            <w:tcW w:w="7778" w:type="dxa"/>
             <w:gridSpan w:val="3"/>
-            <w:tcMar/>
           </w:tcPr>
           <w:p>
             <w:pPr>
@@ -5414,8 +5167,7 @@
         <w:tc>
           <w:tcPr>
             <w:cnfStyle w:val="001000000000" w:firstRow="0" w:lastRow="0" w:firstColumn="1" w:lastColumn="0" w:oddVBand="0" w:evenVBand="0" w:oddHBand="0" w:evenHBand="0" w:firstRowFirstColumn="0" w:firstRowLastColumn="0" w:lastRowFirstColumn="0" w:lastRowLastColumn="0"/>
-            <w:tcW w:w="1080" w:type="dxa"/>
-            <w:tcMar/>
+            <w:tcW w:w="1267" w:type="dxa"/>
           </w:tcPr>
           <w:p>
             <w:pPr>
@@ -5439,11 +5191,9 @@
         </w:tc>
         <w:tc>
           <w:tcPr>
-            <w:cnfStyle w:val="000000000000" w:firstRow="0" w:lastRow="0" w:firstColumn="0" w:lastColumn="0" w:oddVBand="0" w:evenVBand="0" w:oddHBand="0" w:evenHBand="0" w:firstRowFirstColumn="0" w:firstRowLastColumn="0" w:lastRowFirstColumn="0" w:lastRowLastColumn="0"/>
-            <w:tcW w:w="6908" w:type="dxa"/>
-            <w:gridSpan w:val="2"/>
-            <w:shd w:val="clear" w:color="auto" w:fill="FFFFFF" w:themeFill="background1"/>
-            <w:tcMar/>
+            <w:tcW w:w="7063" w:type="dxa"/>
+            <w:gridSpan w:val="2"/>
+            <w:shd w:val="clear" w:color="auto" w:fill="FFFFFF"/>
           </w:tcPr>
           <w:p>
             <w:pPr>
@@ -5467,11 +5217,9 @@
         </w:tc>
         <w:tc>
           <w:tcPr>
-            <w:cnfStyle w:val="000000000000" w:firstRow="0" w:lastRow="0" w:firstColumn="0" w:lastColumn="0" w:oddVBand="0" w:evenVBand="0" w:oddHBand="0" w:evenHBand="0" w:firstRowFirstColumn="0" w:firstRowLastColumn="0" w:lastRowFirstColumn="0" w:lastRowLastColumn="0"/>
-            <w:tcW w:w="2166" w:type="dxa"/>
-            <w:gridSpan w:val="2"/>
-            <w:shd w:val="clear" w:color="auto" w:fill="FFFFFF" w:themeFill="background1"/>
-            <w:tcMar/>
+            <w:tcW w:w="1824" w:type="dxa"/>
+            <w:gridSpan w:val="2"/>
+            <w:shd w:val="clear" w:color="auto" w:fill="FFFFFF"/>
           </w:tcPr>
           <w:p>
             <w:pPr>
@@ -5496,9 +5244,8 @@
         <w:tc>
           <w:tcPr>
             <w:cnfStyle w:val="001000000000" w:firstRow="0" w:lastRow="0" w:firstColumn="1" w:lastColumn="0" w:oddVBand="0" w:evenVBand="0" w:oddHBand="0" w:evenHBand="0" w:firstRowFirstColumn="0" w:firstRowLastColumn="0" w:lastRowFirstColumn="0" w:lastRowLastColumn="0"/>
-            <w:tcW w:w="1080" w:type="dxa"/>
+            <w:tcW w:w="1267" w:type="dxa"/>
             <w:shd w:val="clear" w:color="auto" w:fill="auto"/>
-            <w:tcMar/>
           </w:tcPr>
           <w:p>
             <w:pPr>
@@ -5522,11 +5269,9 @@
         </w:tc>
         <w:tc>
           <w:tcPr>
-            <w:cnfStyle w:val="000000000000" w:firstRow="0" w:lastRow="0" w:firstColumn="0" w:lastColumn="0" w:oddVBand="0" w:evenVBand="0" w:oddHBand="0" w:evenHBand="0" w:firstRowFirstColumn="0" w:firstRowLastColumn="0" w:lastRowFirstColumn="0" w:lastRowLastColumn="0"/>
-            <w:tcW w:w="6908" w:type="dxa"/>
-            <w:gridSpan w:val="2"/>
-            <w:shd w:val="clear" w:color="auto" w:fill="FFFFFF" w:themeFill="background1"/>
-            <w:tcMar/>
+            <w:tcW w:w="7063" w:type="dxa"/>
+            <w:gridSpan w:val="2"/>
+            <w:shd w:val="clear" w:color="auto" w:fill="FFFFFF"/>
           </w:tcPr>
           <w:p>
             <w:pPr>
@@ -5551,11 +5296,9 @@
         </w:tc>
         <w:tc>
           <w:tcPr>
-            <w:cnfStyle w:val="000000000000" w:firstRow="0" w:lastRow="0" w:firstColumn="0" w:lastColumn="0" w:oddVBand="0" w:evenVBand="0" w:oddHBand="0" w:evenHBand="0" w:firstRowFirstColumn="0" w:firstRowLastColumn="0" w:lastRowFirstColumn="0" w:lastRowLastColumn="0"/>
-            <w:tcW w:w="2166" w:type="dxa"/>
-            <w:gridSpan w:val="2"/>
-            <w:shd w:val="clear" w:color="auto" w:fill="FFFFFF" w:themeFill="background1"/>
-            <w:tcMar/>
+            <w:tcW w:w="1824" w:type="dxa"/>
+            <w:gridSpan w:val="2"/>
+            <w:shd w:val="clear" w:color="auto" w:fill="FFFFFF"/>
           </w:tcPr>
           <w:p>
             <w:pPr>
@@ -5588,8 +5331,7 @@
         <w:tc>
           <w:tcPr>
             <w:cnfStyle w:val="001000000000" w:firstRow="0" w:lastRow="0" w:firstColumn="1" w:lastColumn="0" w:oddVBand="0" w:evenVBand="0" w:oddHBand="0" w:evenHBand="0" w:firstRowFirstColumn="0" w:firstRowLastColumn="0" w:lastRowFirstColumn="0" w:lastRowLastColumn="0"/>
-            <w:tcW w:w="1080" w:type="dxa"/>
-            <w:tcMar/>
+            <w:tcW w:w="1267" w:type="dxa"/>
           </w:tcPr>
           <w:p>
             <w:pPr>
@@ -5613,11 +5355,9 @@
         </w:tc>
         <w:tc>
           <w:tcPr>
-            <w:cnfStyle w:val="000000000000" w:firstRow="0" w:lastRow="0" w:firstColumn="0" w:lastColumn="0" w:oddVBand="0" w:evenVBand="0" w:oddHBand="0" w:evenHBand="0" w:firstRowFirstColumn="0" w:firstRowLastColumn="0" w:lastRowFirstColumn="0" w:lastRowLastColumn="0"/>
-            <w:tcW w:w="6908" w:type="dxa"/>
-            <w:gridSpan w:val="2"/>
-            <w:shd w:val="clear" w:color="auto" w:fill="FFFFFF" w:themeFill="background1"/>
-            <w:tcMar/>
+            <w:tcW w:w="7063" w:type="dxa"/>
+            <w:gridSpan w:val="2"/>
+            <w:shd w:val="clear" w:color="auto" w:fill="FFFFFF"/>
           </w:tcPr>
           <w:p>
             <w:pPr>
@@ -5642,11 +5382,9 @@
         </w:tc>
         <w:tc>
           <w:tcPr>
-            <w:cnfStyle w:val="000000000000" w:firstRow="0" w:lastRow="0" w:firstColumn="0" w:lastColumn="0" w:oddVBand="0" w:evenVBand="0" w:oddHBand="0" w:evenHBand="0" w:firstRowFirstColumn="0" w:firstRowLastColumn="0" w:lastRowFirstColumn="0" w:lastRowLastColumn="0"/>
-            <w:tcW w:w="2166" w:type="dxa"/>
-            <w:gridSpan w:val="2"/>
-            <w:shd w:val="clear" w:color="auto" w:fill="FFFFFF" w:themeFill="background1"/>
-            <w:tcMar/>
+            <w:tcW w:w="1824" w:type="dxa"/>
+            <w:gridSpan w:val="2"/>
+            <w:shd w:val="clear" w:color="auto" w:fill="FFFFFF"/>
           </w:tcPr>
           <w:p>
             <w:pPr>
@@ -5671,9 +5409,8 @@
         <w:tc>
           <w:tcPr>
             <w:cnfStyle w:val="001000000000" w:firstRow="0" w:lastRow="0" w:firstColumn="1" w:lastColumn="0" w:oddVBand="0" w:evenVBand="0" w:oddHBand="0" w:evenHBand="0" w:firstRowFirstColumn="0" w:firstRowLastColumn="0" w:lastRowFirstColumn="0" w:lastRowLastColumn="0"/>
-            <w:tcW w:w="1080" w:type="dxa"/>
+            <w:tcW w:w="1267" w:type="dxa"/>
             <w:shd w:val="clear" w:color="auto" w:fill="auto"/>
-            <w:tcMar/>
           </w:tcPr>
           <w:p>
             <w:pPr>
@@ -5697,11 +5434,9 @@
         </w:tc>
         <w:tc>
           <w:tcPr>
-            <w:cnfStyle w:val="000000000000" w:firstRow="0" w:lastRow="0" w:firstColumn="0" w:lastColumn="0" w:oddVBand="0" w:evenVBand="0" w:oddHBand="0" w:evenHBand="0" w:firstRowFirstColumn="0" w:firstRowLastColumn="0" w:lastRowFirstColumn="0" w:lastRowLastColumn="0"/>
-            <w:tcW w:w="6908" w:type="dxa"/>
-            <w:gridSpan w:val="2"/>
-            <w:shd w:val="clear" w:color="auto" w:fill="FFFFFF" w:themeFill="background1"/>
-            <w:tcMar/>
+            <w:tcW w:w="7063" w:type="dxa"/>
+            <w:gridSpan w:val="2"/>
+            <w:shd w:val="clear" w:color="auto" w:fill="FFFFFF"/>
           </w:tcPr>
           <w:p>
             <w:pPr>
@@ -5725,11 +5460,9 @@
         </w:tc>
         <w:tc>
           <w:tcPr>
-            <w:cnfStyle w:val="000000000000" w:firstRow="0" w:lastRow="0" w:firstColumn="0" w:lastColumn="0" w:oddVBand="0" w:evenVBand="0" w:oddHBand="0" w:evenHBand="0" w:firstRowFirstColumn="0" w:firstRowLastColumn="0" w:lastRowFirstColumn="0" w:lastRowLastColumn="0"/>
-            <w:tcW w:w="2166" w:type="dxa"/>
-            <w:gridSpan w:val="2"/>
-            <w:shd w:val="clear" w:color="auto" w:fill="FFFFFF" w:themeFill="background1"/>
-            <w:tcMar/>
+            <w:tcW w:w="1824" w:type="dxa"/>
+            <w:gridSpan w:val="2"/>
+            <w:shd w:val="clear" w:color="auto" w:fill="FFFFFF"/>
           </w:tcPr>
           <w:p>
             <w:pPr>
@@ -5752,10 +5485,9 @@
         <w:tc>
           <w:tcPr>
             <w:cnfStyle w:val="001000000000" w:firstRow="0" w:lastRow="0" w:firstColumn="1" w:lastColumn="0" w:oddVBand="0" w:evenVBand="0" w:oddHBand="0" w:evenHBand="0" w:firstRowFirstColumn="0" w:firstRowLastColumn="0" w:lastRowFirstColumn="0" w:lastRowLastColumn="0"/>
-            <w:tcW w:w="2034" w:type="dxa"/>
+            <w:tcW w:w="2376" w:type="dxa"/>
             <w:gridSpan w:val="2"/>
             <w:shd w:val="clear" w:color="auto" w:fill="FBE5D5"/>
-            <w:tcMar/>
           </w:tcPr>
           <w:p>
             <w:pPr>
@@ -5779,11 +5511,9 @@
         </w:tc>
         <w:tc>
           <w:tcPr>
-            <w:cnfStyle w:val="000000000000" w:firstRow="0" w:lastRow="0" w:firstColumn="0" w:lastColumn="0" w:oddVBand="0" w:evenVBand="0" w:oddHBand="0" w:evenHBand="0" w:firstRowFirstColumn="0" w:firstRowLastColumn="0" w:lastRowFirstColumn="0" w:lastRowLastColumn="0"/>
-            <w:tcW w:w="8120" w:type="dxa"/>
+            <w:tcW w:w="7778" w:type="dxa"/>
             <w:gridSpan w:val="3"/>
-            <w:shd w:val="clear" w:color="auto" w:fill="FFFFFF" w:themeFill="background1"/>
-            <w:tcMar/>
+            <w:shd w:val="clear" w:color="auto" w:fill="FFFFFF"/>
           </w:tcPr>
           <w:p>
             <w:pPr>
@@ -5804,7 +5534,7 @@
                 <w:sz w:val="20"/>
                 <w:szCs w:val="20"/>
               </w:rPr>
-              <w:t>¡Correcto! Los KPI permiten evaluar el desempeño y apoyar la toma de decisiones en las operaciones logísticas.</w:t>
+              <w:t>Los KPI permiten evaluar el desempeño y apoyar la toma de decisiones en las operaciones logísticas.</w:t>
             </w:r>
           </w:p>
         </w:tc>
@@ -5817,9 +5547,8 @@
         <w:tc>
           <w:tcPr>
             <w:cnfStyle w:val="001000000000" w:firstRow="0" w:lastRow="0" w:firstColumn="1" w:lastColumn="0" w:oddVBand="0" w:evenVBand="0" w:oddHBand="0" w:evenHBand="0" w:firstRowFirstColumn="0" w:firstRowLastColumn="0" w:lastRowFirstColumn="0" w:lastRowLastColumn="0"/>
-            <w:tcW w:w="2034" w:type="dxa"/>
-            <w:gridSpan w:val="2"/>
-            <w:tcMar/>
+            <w:tcW w:w="2376" w:type="dxa"/>
+            <w:gridSpan w:val="2"/>
           </w:tcPr>
           <w:p>
             <w:pPr>
@@ -5843,11 +5572,9 @@
         </w:tc>
         <w:tc>
           <w:tcPr>
-            <w:cnfStyle w:val="000000000000" w:firstRow="0" w:lastRow="0" w:firstColumn="0" w:lastColumn="0" w:oddVBand="0" w:evenVBand="0" w:oddHBand="0" w:evenHBand="0" w:firstRowFirstColumn="0" w:firstRowLastColumn="0" w:lastRowFirstColumn="0" w:lastRowLastColumn="0"/>
-            <w:tcW w:w="8120" w:type="dxa"/>
+            <w:tcW w:w="7778" w:type="dxa"/>
             <w:gridSpan w:val="3"/>
-            <w:shd w:val="clear" w:color="auto" w:fill="FFFFFF" w:themeFill="background1"/>
-            <w:tcMar/>
+            <w:shd w:val="clear" w:color="auto" w:fill="FFFFFF"/>
           </w:tcPr>
           <w:p>
             <w:pPr>
@@ -5879,10 +5606,9 @@
         <w:tc>
           <w:tcPr>
             <w:cnfStyle w:val="001000000000" w:firstRow="0" w:lastRow="0" w:firstColumn="1" w:lastColumn="0" w:oddVBand="0" w:evenVBand="0" w:oddHBand="0" w:evenHBand="0" w:firstRowFirstColumn="0" w:firstRowLastColumn="0" w:lastRowFirstColumn="0" w:lastRowLastColumn="0"/>
-            <w:tcW w:w="2034" w:type="dxa"/>
+            <w:tcW w:w="2376" w:type="dxa"/>
             <w:gridSpan w:val="2"/>
             <w:shd w:val="clear" w:color="auto" w:fill="FBE5D5"/>
-            <w:tcMar/>
           </w:tcPr>
           <w:p>
             <w:pPr>
@@ -5906,11 +5632,9 @@
         </w:tc>
         <w:tc>
           <w:tcPr>
-            <w:cnfStyle w:val="000000000000" w:firstRow="0" w:lastRow="0" w:firstColumn="0" w:lastColumn="0" w:oddVBand="0" w:evenVBand="0" w:oddHBand="0" w:evenHBand="0" w:firstRowFirstColumn="0" w:firstRowLastColumn="0" w:lastRowFirstColumn="0" w:lastRowLastColumn="0"/>
-            <w:tcW w:w="8120" w:type="dxa"/>
+            <w:tcW w:w="7778" w:type="dxa"/>
             <w:gridSpan w:val="3"/>
             <w:shd w:val="clear" w:color="auto" w:fill="FBE5D5"/>
-            <w:tcMar/>
           </w:tcPr>
           <w:p>
             <w:pPr>
@@ -5948,9 +5672,8 @@
         <w:tc>
           <w:tcPr>
             <w:cnfStyle w:val="001000000000" w:firstRow="0" w:lastRow="0" w:firstColumn="1" w:lastColumn="0" w:oddVBand="0" w:evenVBand="0" w:oddHBand="0" w:evenHBand="0" w:firstRowFirstColumn="0" w:firstRowLastColumn="0" w:lastRowFirstColumn="0" w:lastRowLastColumn="0"/>
-            <w:tcW w:w="1080" w:type="dxa"/>
+            <w:tcW w:w="1267" w:type="dxa"/>
             <w:shd w:val="clear" w:color="auto" w:fill="auto"/>
-            <w:tcMar/>
           </w:tcPr>
           <w:p>
             <w:pPr>
@@ -5974,17 +5697,15 @@
         </w:tc>
         <w:tc>
           <w:tcPr>
-            <w:cnfStyle w:val="000000000000" w:firstRow="0" w:lastRow="0" w:firstColumn="0" w:lastColumn="0" w:oddVBand="0" w:evenVBand="0" w:oddHBand="0" w:evenHBand="0" w:firstRowFirstColumn="0" w:firstRowLastColumn="0" w:lastRowFirstColumn="0" w:lastRowLastColumn="0"/>
-            <w:tcW w:w="6908" w:type="dxa"/>
+            <w:tcW w:w="7063" w:type="dxa"/>
             <w:gridSpan w:val="2"/>
             <w:tcBorders>
-              <w:top w:val="single" w:color="BFBFBF" w:themeColor="background1" w:themeShade="BF" w:sz="4" w:space="0"/>
-              <w:left w:val="single" w:color="BFBFBF" w:themeColor="background1" w:themeShade="BF" w:sz="4" w:space="0"/>
-              <w:bottom w:val="single" w:color="BFBFBF" w:themeColor="background1" w:themeShade="BF" w:sz="4" w:space="0"/>
-              <w:right w:val="single" w:color="BFBFBF" w:themeColor="background1" w:themeShade="BF" w:sz="4" w:space="0"/>
+              <w:top w:val="single" w:sz="4" w:space="0" w:color="BFBFBF"/>
+              <w:left w:val="single" w:sz="4" w:space="0" w:color="BFBFBF"/>
+              <w:bottom w:val="single" w:sz="4" w:space="0" w:color="BFBFBF"/>
+              <w:right w:val="single" w:sz="4" w:space="0" w:color="BFBFBF"/>
             </w:tcBorders>
-            <w:shd w:val="clear" w:color="auto" w:fill="FFFFFF" w:themeFill="background1"/>
-            <w:tcMar/>
+            <w:shd w:val="clear" w:color="auto" w:fill="FFFFFF"/>
           </w:tcPr>
           <w:p>
             <w:pPr>
@@ -6009,11 +5730,9 @@
         </w:tc>
         <w:tc>
           <w:tcPr>
-            <w:cnfStyle w:val="000000000000" w:firstRow="0" w:lastRow="0" w:firstColumn="0" w:lastColumn="0" w:oddVBand="0" w:evenVBand="0" w:oddHBand="0" w:evenHBand="0" w:firstRowFirstColumn="0" w:firstRowLastColumn="0" w:lastRowFirstColumn="0" w:lastRowLastColumn="0"/>
-            <w:tcW w:w="2166" w:type="dxa"/>
-            <w:gridSpan w:val="2"/>
-            <w:shd w:val="clear" w:color="auto" w:fill="FFFFFF" w:themeFill="background1"/>
-            <w:tcMar/>
+            <w:tcW w:w="1824" w:type="dxa"/>
+            <w:gridSpan w:val="2"/>
+            <w:shd w:val="clear" w:color="auto" w:fill="FFFFFF"/>
           </w:tcPr>
           <w:p>
             <w:pPr>
@@ -6036,8 +5755,7 @@
         <w:tc>
           <w:tcPr>
             <w:cnfStyle w:val="001000000000" w:firstRow="0" w:lastRow="0" w:firstColumn="1" w:lastColumn="0" w:oddVBand="0" w:evenVBand="0" w:oddHBand="0" w:evenHBand="0" w:firstRowFirstColumn="0" w:firstRowLastColumn="0" w:lastRowFirstColumn="0" w:lastRowLastColumn="0"/>
-            <w:tcW w:w="1080" w:type="dxa"/>
-            <w:tcMar/>
+            <w:tcW w:w="1267" w:type="dxa"/>
           </w:tcPr>
           <w:p>
             <w:pPr>
@@ -6061,17 +5779,15 @@
         </w:tc>
         <w:tc>
           <w:tcPr>
-            <w:cnfStyle w:val="000000000000" w:firstRow="0" w:lastRow="0" w:firstColumn="0" w:lastColumn="0" w:oddVBand="0" w:evenVBand="0" w:oddHBand="0" w:evenHBand="0" w:firstRowFirstColumn="0" w:firstRowLastColumn="0" w:lastRowFirstColumn="0" w:lastRowLastColumn="0"/>
-            <w:tcW w:w="6908" w:type="dxa"/>
+            <w:tcW w:w="7063" w:type="dxa"/>
             <w:gridSpan w:val="2"/>
             <w:tcBorders>
-              <w:top w:val="single" w:color="BFBFBF" w:themeColor="background1" w:themeShade="BF" w:sz="4" w:space="0"/>
-              <w:left w:val="single" w:color="BFBFBF" w:themeColor="background1" w:themeShade="BF" w:sz="4" w:space="0"/>
-              <w:bottom w:val="single" w:color="BFBFBF" w:themeColor="background1" w:themeShade="BF" w:sz="4" w:space="0"/>
-              <w:right w:val="single" w:color="BFBFBF" w:themeColor="background1" w:themeShade="BF" w:sz="4" w:space="0"/>
+              <w:top w:val="single" w:sz="4" w:space="0" w:color="BFBFBF"/>
+              <w:left w:val="single" w:sz="4" w:space="0" w:color="BFBFBF"/>
+              <w:bottom w:val="single" w:sz="4" w:space="0" w:color="BFBFBF"/>
+              <w:right w:val="single" w:sz="4" w:space="0" w:color="BFBFBF"/>
             </w:tcBorders>
-            <w:shd w:val="clear" w:color="auto" w:fill="FFFFFF" w:themeFill="background1"/>
-            <w:tcMar/>
+            <w:shd w:val="clear" w:color="auto" w:fill="FFFFFF"/>
           </w:tcPr>
           <w:p>
             <w:pPr>
@@ -6095,11 +5811,9 @@
         </w:tc>
         <w:tc>
           <w:tcPr>
-            <w:cnfStyle w:val="000000000000" w:firstRow="0" w:lastRow="0" w:firstColumn="0" w:lastColumn="0" w:oddVBand="0" w:evenVBand="0" w:oddHBand="0" w:evenHBand="0" w:firstRowFirstColumn="0" w:firstRowLastColumn="0" w:lastRowFirstColumn="0" w:lastRowLastColumn="0"/>
-            <w:tcW w:w="2166" w:type="dxa"/>
-            <w:gridSpan w:val="2"/>
-            <w:shd w:val="clear" w:color="auto" w:fill="FFFFFF" w:themeFill="background1"/>
-            <w:tcMar/>
+            <w:tcW w:w="1824" w:type="dxa"/>
+            <w:gridSpan w:val="2"/>
+            <w:shd w:val="clear" w:color="auto" w:fill="FFFFFF"/>
           </w:tcPr>
           <w:p>
             <w:pPr>
@@ -6123,9 +5837,8 @@
         <w:tc>
           <w:tcPr>
             <w:cnfStyle w:val="001000000000" w:firstRow="0" w:lastRow="0" w:firstColumn="1" w:lastColumn="0" w:oddVBand="0" w:evenVBand="0" w:oddHBand="0" w:evenHBand="0" w:firstRowFirstColumn="0" w:firstRowLastColumn="0" w:lastRowFirstColumn="0" w:lastRowLastColumn="0"/>
-            <w:tcW w:w="1080" w:type="dxa"/>
+            <w:tcW w:w="1267" w:type="dxa"/>
             <w:shd w:val="clear" w:color="auto" w:fill="auto"/>
-            <w:tcMar/>
           </w:tcPr>
           <w:p>
             <w:pPr>
@@ -6149,17 +5862,15 @@
         </w:tc>
         <w:tc>
           <w:tcPr>
-            <w:cnfStyle w:val="000000000000" w:firstRow="0" w:lastRow="0" w:firstColumn="0" w:lastColumn="0" w:oddVBand="0" w:evenVBand="0" w:oddHBand="0" w:evenHBand="0" w:firstRowFirstColumn="0" w:firstRowLastColumn="0" w:lastRowFirstColumn="0" w:lastRowLastColumn="0"/>
-            <w:tcW w:w="6908" w:type="dxa"/>
+            <w:tcW w:w="7063" w:type="dxa"/>
             <w:gridSpan w:val="2"/>
             <w:tcBorders>
-              <w:top w:val="single" w:color="BFBFBF" w:themeColor="background1" w:themeShade="BF" w:sz="4" w:space="0"/>
-              <w:left w:val="single" w:color="BFBFBF" w:themeColor="background1" w:themeShade="BF" w:sz="4" w:space="0"/>
-              <w:bottom w:val="single" w:color="BFBFBF" w:themeColor="background1" w:themeShade="BF" w:sz="4" w:space="0"/>
-              <w:right w:val="single" w:color="BFBFBF" w:themeColor="background1" w:themeShade="BF" w:sz="4" w:space="0"/>
+              <w:top w:val="single" w:sz="4" w:space="0" w:color="BFBFBF"/>
+              <w:left w:val="single" w:sz="4" w:space="0" w:color="BFBFBF"/>
+              <w:bottom w:val="single" w:sz="4" w:space="0" w:color="BFBFBF"/>
+              <w:right w:val="single" w:sz="4" w:space="0" w:color="BFBFBF"/>
             </w:tcBorders>
-            <w:shd w:val="clear" w:color="auto" w:fill="FFFFFF" w:themeFill="background1"/>
-            <w:tcMar/>
+            <w:shd w:val="clear" w:color="auto" w:fill="FFFFFF"/>
           </w:tcPr>
           <w:p>
             <w:pPr>
@@ -6183,11 +5894,9 @@
         </w:tc>
         <w:tc>
           <w:tcPr>
-            <w:cnfStyle w:val="000000000000" w:firstRow="0" w:lastRow="0" w:firstColumn="0" w:lastColumn="0" w:oddVBand="0" w:evenVBand="0" w:oddHBand="0" w:evenHBand="0" w:firstRowFirstColumn="0" w:firstRowLastColumn="0" w:lastRowFirstColumn="0" w:lastRowLastColumn="0"/>
-            <w:tcW w:w="2166" w:type="dxa"/>
-            <w:gridSpan w:val="2"/>
-            <w:shd w:val="clear" w:color="auto" w:fill="FFFFFF" w:themeFill="background1"/>
-            <w:tcMar/>
+            <w:tcW w:w="1824" w:type="dxa"/>
+            <w:gridSpan w:val="2"/>
+            <w:shd w:val="clear" w:color="auto" w:fill="FFFFFF"/>
           </w:tcPr>
           <w:p>
             <w:pPr>
@@ -6220,8 +5929,7 @@
         <w:tc>
           <w:tcPr>
             <w:cnfStyle w:val="001000000000" w:firstRow="0" w:lastRow="0" w:firstColumn="1" w:lastColumn="0" w:oddVBand="0" w:evenVBand="0" w:oddHBand="0" w:evenHBand="0" w:firstRowFirstColumn="0" w:firstRowLastColumn="0" w:lastRowFirstColumn="0" w:lastRowLastColumn="0"/>
-            <w:tcW w:w="1080" w:type="dxa"/>
-            <w:tcMar/>
+            <w:tcW w:w="1267" w:type="dxa"/>
           </w:tcPr>
           <w:p>
             <w:pPr>
@@ -6245,17 +5953,15 @@
         </w:tc>
         <w:tc>
           <w:tcPr>
-            <w:cnfStyle w:val="000000000000" w:firstRow="0" w:lastRow="0" w:firstColumn="0" w:lastColumn="0" w:oddVBand="0" w:evenVBand="0" w:oddHBand="0" w:evenHBand="0" w:firstRowFirstColumn="0" w:firstRowLastColumn="0" w:lastRowFirstColumn="0" w:lastRowLastColumn="0"/>
-            <w:tcW w:w="6908" w:type="dxa"/>
+            <w:tcW w:w="7063" w:type="dxa"/>
             <w:gridSpan w:val="2"/>
             <w:tcBorders>
-              <w:top w:val="single" w:color="BFBFBF" w:themeColor="background1" w:themeShade="BF" w:sz="4" w:space="0"/>
-              <w:left w:val="single" w:color="BFBFBF" w:themeColor="background1" w:themeShade="BF" w:sz="4" w:space="0"/>
-              <w:bottom w:val="single" w:color="BFBFBF" w:themeColor="background1" w:themeShade="BF" w:sz="4" w:space="0"/>
-              <w:right w:val="single" w:color="BFBFBF" w:themeColor="background1" w:themeShade="BF" w:sz="4" w:space="0"/>
+              <w:top w:val="single" w:sz="4" w:space="0" w:color="BFBFBF"/>
+              <w:left w:val="single" w:sz="4" w:space="0" w:color="BFBFBF"/>
+              <w:bottom w:val="single" w:sz="4" w:space="0" w:color="BFBFBF"/>
+              <w:right w:val="single" w:sz="4" w:space="0" w:color="BFBFBF"/>
             </w:tcBorders>
-            <w:shd w:val="clear" w:color="auto" w:fill="FFFFFF" w:themeFill="background1"/>
-            <w:tcMar/>
+            <w:shd w:val="clear" w:color="auto" w:fill="FFFFFF"/>
           </w:tcPr>
           <w:p>
             <w:pPr>
@@ -6279,11 +5985,9 @@
         </w:tc>
         <w:tc>
           <w:tcPr>
-            <w:cnfStyle w:val="000000000000" w:firstRow="0" w:lastRow="0" w:firstColumn="0" w:lastColumn="0" w:oddVBand="0" w:evenVBand="0" w:oddHBand="0" w:evenHBand="0" w:firstRowFirstColumn="0" w:firstRowLastColumn="0" w:lastRowFirstColumn="0" w:lastRowLastColumn="0"/>
-            <w:tcW w:w="2166" w:type="dxa"/>
-            <w:gridSpan w:val="2"/>
-            <w:shd w:val="clear" w:color="auto" w:fill="FFFFFF" w:themeFill="background1"/>
-            <w:tcMar/>
+            <w:tcW w:w="1824" w:type="dxa"/>
+            <w:gridSpan w:val="2"/>
+            <w:shd w:val="clear" w:color="auto" w:fill="FFFFFF"/>
           </w:tcPr>
           <w:p>
             <w:pPr>
@@ -6307,9 +6011,8 @@
         <w:tc>
           <w:tcPr>
             <w:cnfStyle w:val="001000000000" w:firstRow="0" w:lastRow="0" w:firstColumn="1" w:lastColumn="0" w:oddVBand="0" w:evenVBand="0" w:oddHBand="0" w:evenHBand="0" w:firstRowFirstColumn="0" w:firstRowLastColumn="0" w:lastRowFirstColumn="0" w:lastRowLastColumn="0"/>
-            <w:tcW w:w="2034" w:type="dxa"/>
-            <w:gridSpan w:val="2"/>
-            <w:tcMar/>
+            <w:tcW w:w="2376" w:type="dxa"/>
+            <w:gridSpan w:val="2"/>
           </w:tcPr>
           <w:p>
             <w:pPr>
@@ -6333,11 +6036,9 @@
         </w:tc>
         <w:tc>
           <w:tcPr>
-            <w:cnfStyle w:val="000000000000" w:firstRow="0" w:lastRow="0" w:firstColumn="0" w:lastColumn="0" w:oddVBand="0" w:evenVBand="0" w:oddHBand="0" w:evenHBand="0" w:firstRowFirstColumn="0" w:firstRowLastColumn="0" w:lastRowFirstColumn="0" w:lastRowLastColumn="0"/>
-            <w:tcW w:w="8120" w:type="dxa"/>
+            <w:tcW w:w="7778" w:type="dxa"/>
             <w:gridSpan w:val="3"/>
-            <w:shd w:val="clear" w:color="auto" w:fill="FFFFFF" w:themeFill="background1"/>
-            <w:tcMar/>
+            <w:shd w:val="clear" w:color="auto" w:fill="FFFFFF"/>
           </w:tcPr>
           <w:p>
             <w:pPr>
@@ -6358,7 +6059,7 @@
                 <w:sz w:val="20"/>
                 <w:szCs w:val="20"/>
               </w:rPr>
-              <w:t>¡Correcto! La trazabilidad permite conocer la ubicación y estado de los productos durante la operación logística.</w:t>
+              <w:t>La trazabilidad permite conocer la ubicación y estado de los productos durante la operación logística.</w:t>
             </w:r>
           </w:p>
         </w:tc>
@@ -6370,10 +6071,9 @@
         <w:tc>
           <w:tcPr>
             <w:cnfStyle w:val="001000000000" w:firstRow="0" w:lastRow="0" w:firstColumn="1" w:lastColumn="0" w:oddVBand="0" w:evenVBand="0" w:oddHBand="0" w:evenHBand="0" w:firstRowFirstColumn="0" w:firstRowLastColumn="0" w:lastRowFirstColumn="0" w:lastRowLastColumn="0"/>
-            <w:tcW w:w="2034" w:type="dxa"/>
+            <w:tcW w:w="2376" w:type="dxa"/>
             <w:gridSpan w:val="2"/>
             <w:shd w:val="clear" w:color="auto" w:fill="FBE5D5"/>
-            <w:tcMar/>
           </w:tcPr>
           <w:p>
             <w:pPr>
@@ -6397,11 +6097,9 @@
         </w:tc>
         <w:tc>
           <w:tcPr>
-            <w:cnfStyle w:val="000000000000" w:firstRow="0" w:lastRow="0" w:firstColumn="0" w:lastColumn="0" w:oddVBand="0" w:evenVBand="0" w:oddHBand="0" w:evenHBand="0" w:firstRowFirstColumn="0" w:firstRowLastColumn="0" w:lastRowFirstColumn="0" w:lastRowLastColumn="0"/>
-            <w:tcW w:w="8120" w:type="dxa"/>
+            <w:tcW w:w="7778" w:type="dxa"/>
             <w:gridSpan w:val="3"/>
-            <w:shd w:val="clear" w:color="auto" w:fill="FFFFFF" w:themeFill="background1"/>
-            <w:tcMar/>
+            <w:shd w:val="clear" w:color="auto" w:fill="FFFFFF"/>
           </w:tcPr>
           <w:p>
             <w:pPr>
@@ -6432,12 +6130,12 @@
         <w:tblW w:w="10154" w:type="dxa"/>
         <w:tblInd w:w="-680" w:type="dxa"/>
         <w:tblBorders>
-          <w:top w:val="single" w:color="F4B083" w:sz="4" w:space="0"/>
-          <w:left w:val="single" w:color="F4B083" w:sz="4" w:space="0"/>
-          <w:bottom w:val="single" w:color="F4B083" w:sz="4" w:space="0"/>
-          <w:right w:val="single" w:color="F4B083" w:sz="4" w:space="0"/>
-          <w:insideH w:val="single" w:color="F4B083" w:sz="4" w:space="0"/>
-          <w:insideV w:val="single" w:color="F4B083" w:sz="4" w:space="0"/>
+          <w:top w:val="single" w:sz="4" w:space="0" w:color="F4B083"/>
+          <w:left w:val="single" w:sz="4" w:space="0" w:color="F4B083"/>
+          <w:bottom w:val="single" w:sz="4" w:space="0" w:color="F4B083"/>
+          <w:right w:val="single" w:sz="4" w:space="0" w:color="F4B083"/>
+          <w:insideH w:val="single" w:sz="4" w:space="0" w:color="F4B083"/>
+          <w:insideV w:val="single" w:sz="4" w:space="0" w:color="F4B083"/>
         </w:tblBorders>
         <w:tblLayout w:type="fixed"/>
         <w:tblLook w:val="04A0" w:firstRow="1" w:lastRow="0" w:firstColumn="1" w:lastColumn="0" w:noHBand="0" w:noVBand="1"/>
@@ -6542,10 +6240,10 @@
             <w:tcW w:w="6727" w:type="dxa"/>
             <w:gridSpan w:val="2"/>
             <w:tcBorders>
-              <w:top w:val="single" w:color="BFBFBF" w:sz="4" w:space="0"/>
-              <w:left w:val="single" w:color="BFBFBF" w:sz="4" w:space="0"/>
-              <w:bottom w:val="single" w:color="BFBFBF" w:sz="4" w:space="0"/>
-              <w:right w:val="single" w:color="BFBFBF" w:sz="4" w:space="0"/>
+              <w:top w:val="single" w:sz="4" w:space="0" w:color="BFBFBF"/>
+              <w:left w:val="single" w:sz="4" w:space="0" w:color="BFBFBF"/>
+              <w:bottom w:val="single" w:sz="4" w:space="0" w:color="BFBFBF"/>
+              <w:right w:val="single" w:sz="4" w:space="0" w:color="BFBFBF"/>
             </w:tcBorders>
             <w:shd w:val="clear" w:color="auto" w:fill="FFFFFF"/>
           </w:tcPr>
@@ -6616,10 +6314,10 @@
             <w:tcW w:w="6727" w:type="dxa"/>
             <w:gridSpan w:val="2"/>
             <w:tcBorders>
-              <w:top w:val="single" w:color="BFBFBF" w:sz="4" w:space="0"/>
-              <w:left w:val="single" w:color="BFBFBF" w:sz="4" w:space="0"/>
-              <w:bottom w:val="single" w:color="BFBFBF" w:sz="4" w:space="0"/>
-              <w:right w:val="single" w:color="BFBFBF" w:sz="4" w:space="0"/>
+              <w:top w:val="single" w:sz="4" w:space="0" w:color="BFBFBF"/>
+              <w:left w:val="single" w:sz="4" w:space="0" w:color="BFBFBF"/>
+              <w:bottom w:val="single" w:sz="4" w:space="0" w:color="BFBFBF"/>
+              <w:right w:val="single" w:sz="4" w:space="0" w:color="BFBFBF"/>
             </w:tcBorders>
             <w:shd w:val="clear" w:color="auto" w:fill="FFFFFF"/>
           </w:tcPr>
@@ -6699,10 +6397,10 @@
             <w:tcW w:w="6727" w:type="dxa"/>
             <w:gridSpan w:val="2"/>
             <w:tcBorders>
-              <w:top w:val="single" w:color="BFBFBF" w:sz="4" w:space="0"/>
-              <w:left w:val="single" w:color="BFBFBF" w:sz="4" w:space="0"/>
-              <w:bottom w:val="single" w:color="BFBFBF" w:sz="4" w:space="0"/>
-              <w:right w:val="single" w:color="BFBFBF" w:sz="4" w:space="0"/>
+              <w:top w:val="single" w:sz="4" w:space="0" w:color="BFBFBF"/>
+              <w:left w:val="single" w:sz="4" w:space="0" w:color="BFBFBF"/>
+              <w:bottom w:val="single" w:sz="4" w:space="0" w:color="BFBFBF"/>
+              <w:right w:val="single" w:sz="4" w:space="0" w:color="BFBFBF"/>
             </w:tcBorders>
             <w:shd w:val="clear" w:color="auto" w:fill="FFFFFF"/>
           </w:tcPr>
@@ -6777,10 +6475,10 @@
             <w:tcW w:w="6727" w:type="dxa"/>
             <w:gridSpan w:val="2"/>
             <w:tcBorders>
-              <w:top w:val="single" w:color="BFBFBF" w:sz="4" w:space="0"/>
-              <w:left w:val="single" w:color="BFBFBF" w:sz="4" w:space="0"/>
-              <w:bottom w:val="single" w:color="BFBFBF" w:sz="4" w:space="0"/>
-              <w:right w:val="single" w:color="BFBFBF" w:sz="4" w:space="0"/>
+              <w:top w:val="single" w:sz="4" w:space="0" w:color="BFBFBF"/>
+              <w:left w:val="single" w:sz="4" w:space="0" w:color="BFBFBF"/>
+              <w:bottom w:val="single" w:sz="4" w:space="0" w:color="BFBFBF"/>
+              <w:right w:val="single" w:sz="4" w:space="0" w:color="BFBFBF"/>
             </w:tcBorders>
             <w:shd w:val="clear" w:color="auto" w:fill="FFFFFF"/>
           </w:tcPr>
@@ -6871,7 +6569,7 @@
                 <w:szCs w:val="20"/>
                 <w:lang w:val="es-CO"/>
               </w:rPr>
-              <w:t>¡Correcto! La logística inversa gestiona devoluciones, cambios y recuperación de productos dentro de la cadena logística.</w:t>
+              <w:t>La logística inversa gestiona devoluciones, cambios y recuperación de productos dentro de la cadena logística.</w:t>
             </w:r>
           </w:p>
         </w:tc>
@@ -7026,10 +6724,10 @@
             <w:tcW w:w="6727" w:type="dxa"/>
             <w:gridSpan w:val="2"/>
             <w:tcBorders>
-              <w:top w:val="single" w:color="BFBFBF" w:sz="4" w:space="0"/>
-              <w:left w:val="single" w:color="BFBFBF" w:sz="4" w:space="0"/>
-              <w:bottom w:val="single" w:color="BFBFBF" w:sz="4" w:space="0"/>
-              <w:right w:val="single" w:color="BFBFBF" w:sz="4" w:space="0"/>
+              <w:top w:val="single" w:sz="4" w:space="0" w:color="BFBFBF"/>
+              <w:left w:val="single" w:sz="4" w:space="0" w:color="BFBFBF"/>
+              <w:bottom w:val="single" w:sz="4" w:space="0" w:color="BFBFBF"/>
+              <w:right w:val="single" w:sz="4" w:space="0" w:color="BFBFBF"/>
             </w:tcBorders>
             <w:shd w:val="clear" w:color="auto" w:fill="FFFFFF"/>
           </w:tcPr>
@@ -7100,10 +6798,10 @@
             <w:tcW w:w="6727" w:type="dxa"/>
             <w:gridSpan w:val="2"/>
             <w:tcBorders>
-              <w:top w:val="single" w:color="BFBFBF" w:sz="4" w:space="0"/>
-              <w:left w:val="single" w:color="BFBFBF" w:sz="4" w:space="0"/>
-              <w:bottom w:val="single" w:color="BFBFBF" w:sz="4" w:space="0"/>
-              <w:right w:val="single" w:color="BFBFBF" w:sz="4" w:space="0"/>
+              <w:top w:val="single" w:sz="4" w:space="0" w:color="BFBFBF"/>
+              <w:left w:val="single" w:sz="4" w:space="0" w:color="BFBFBF"/>
+              <w:bottom w:val="single" w:sz="4" w:space="0" w:color="BFBFBF"/>
+              <w:right w:val="single" w:sz="4" w:space="0" w:color="BFBFBF"/>
             </w:tcBorders>
             <w:shd w:val="clear" w:color="auto" w:fill="FFFFFF"/>
           </w:tcPr>
@@ -7174,10 +6872,10 @@
             <w:tcW w:w="6727" w:type="dxa"/>
             <w:gridSpan w:val="2"/>
             <w:tcBorders>
-              <w:top w:val="single" w:color="BFBFBF" w:sz="4" w:space="0"/>
-              <w:left w:val="single" w:color="BFBFBF" w:sz="4" w:space="0"/>
-              <w:bottom w:val="single" w:color="BFBFBF" w:sz="4" w:space="0"/>
-              <w:right w:val="single" w:color="BFBFBF" w:sz="4" w:space="0"/>
+              <w:top w:val="single" w:sz="4" w:space="0" w:color="BFBFBF"/>
+              <w:left w:val="single" w:sz="4" w:space="0" w:color="BFBFBF"/>
+              <w:bottom w:val="single" w:sz="4" w:space="0" w:color="BFBFBF"/>
+              <w:right w:val="single" w:sz="4" w:space="0" w:color="BFBFBF"/>
             </w:tcBorders>
             <w:shd w:val="clear" w:color="auto" w:fill="FFFFFF"/>
           </w:tcPr>
@@ -7257,10 +6955,10 @@
             <w:tcW w:w="6727" w:type="dxa"/>
             <w:gridSpan w:val="2"/>
             <w:tcBorders>
-              <w:top w:val="single" w:color="BFBFBF" w:sz="4" w:space="0"/>
-              <w:left w:val="single" w:color="BFBFBF" w:sz="4" w:space="0"/>
-              <w:bottom w:val="single" w:color="BFBFBF" w:sz="4" w:space="0"/>
-              <w:right w:val="single" w:color="BFBFBF" w:sz="4" w:space="0"/>
+              <w:top w:val="single" w:sz="4" w:space="0" w:color="BFBFBF"/>
+              <w:left w:val="single" w:sz="4" w:space="0" w:color="BFBFBF"/>
+              <w:bottom w:val="single" w:sz="4" w:space="0" w:color="BFBFBF"/>
+              <w:right w:val="single" w:sz="4" w:space="0" w:color="BFBFBF"/>
             </w:tcBorders>
             <w:shd w:val="clear" w:color="auto" w:fill="FFFFFF"/>
           </w:tcPr>
@@ -7333,10 +7031,10 @@
             <w:tcW w:w="7620" w:type="dxa"/>
             <w:gridSpan w:val="2"/>
             <w:tcBorders>
-              <w:top w:val="single" w:color="BFBFBF" w:sz="4" w:space="0"/>
-              <w:left w:val="single" w:color="BFBFBF" w:sz="4" w:space="0"/>
-              <w:bottom w:val="single" w:color="BFBFBF" w:sz="4" w:space="0"/>
-              <w:right w:val="single" w:color="BFBFBF" w:sz="4" w:space="0"/>
+              <w:top w:val="single" w:sz="4" w:space="0" w:color="BFBFBF"/>
+              <w:left w:val="single" w:sz="4" w:space="0" w:color="BFBFBF"/>
+              <w:bottom w:val="single" w:sz="4" w:space="0" w:color="BFBFBF"/>
+              <w:right w:val="single" w:sz="4" w:space="0" w:color="BFBFBF"/>
             </w:tcBorders>
             <w:shd w:val="clear" w:color="auto" w:fill="FFFFFF"/>
             <w:vAlign w:val="center"/>
@@ -7355,7 +7053,7 @@
                 <w:sz w:val="20"/>
                 <w:szCs w:val="20"/>
               </w:rPr>
-              <w:t>¡Correcto! Los protocolos de bioseguridad ayudan a proteger trabajadores, mercancías y procesos logísticos.</w:t>
+              <w:t>Los protocolos de bioseguridad ayudan a proteger trabajadores, mercancías y procesos logísticos.</w:t>
             </w:r>
           </w:p>
         </w:tc>
@@ -7511,10 +7209,10 @@
             <w:tcW w:w="6727" w:type="dxa"/>
             <w:gridSpan w:val="2"/>
             <w:tcBorders>
-              <w:top w:val="single" w:color="BFBFBF" w:sz="4" w:space="0"/>
-              <w:left w:val="single" w:color="BFBFBF" w:sz="4" w:space="0"/>
-              <w:bottom w:val="single" w:color="BFBFBF" w:sz="4" w:space="0"/>
-              <w:right w:val="single" w:color="BFBFBF" w:sz="4" w:space="0"/>
+              <w:top w:val="single" w:sz="4" w:space="0" w:color="BFBFBF"/>
+              <w:left w:val="single" w:sz="4" w:space="0" w:color="BFBFBF"/>
+              <w:bottom w:val="single" w:sz="4" w:space="0" w:color="BFBFBF"/>
+              <w:right w:val="single" w:sz="4" w:space="0" w:color="BFBFBF"/>
             </w:tcBorders>
             <w:shd w:val="clear" w:color="auto" w:fill="FFFFFF"/>
           </w:tcPr>
@@ -7594,10 +7292,10 @@
             <w:tcW w:w="6727" w:type="dxa"/>
             <w:gridSpan w:val="2"/>
             <w:tcBorders>
-              <w:top w:val="single" w:color="BFBFBF" w:sz="4" w:space="0"/>
-              <w:left w:val="single" w:color="BFBFBF" w:sz="4" w:space="0"/>
-              <w:bottom w:val="single" w:color="BFBFBF" w:sz="4" w:space="0"/>
-              <w:right w:val="single" w:color="BFBFBF" w:sz="4" w:space="0"/>
+              <w:top w:val="single" w:sz="4" w:space="0" w:color="BFBFBF"/>
+              <w:left w:val="single" w:sz="4" w:space="0" w:color="BFBFBF"/>
+              <w:bottom w:val="single" w:sz="4" w:space="0" w:color="BFBFBF"/>
+              <w:right w:val="single" w:sz="4" w:space="0" w:color="BFBFBF"/>
             </w:tcBorders>
             <w:shd w:val="clear" w:color="auto" w:fill="FFFFFF"/>
           </w:tcPr>
@@ -7668,10 +7366,10 @@
             <w:tcW w:w="6727" w:type="dxa"/>
             <w:gridSpan w:val="2"/>
             <w:tcBorders>
-              <w:top w:val="single" w:color="BFBFBF" w:sz="4" w:space="0"/>
-              <w:left w:val="single" w:color="BFBFBF" w:sz="4" w:space="0"/>
-              <w:bottom w:val="single" w:color="BFBFBF" w:sz="4" w:space="0"/>
-              <w:right w:val="single" w:color="BFBFBF" w:sz="4" w:space="0"/>
+              <w:top w:val="single" w:sz="4" w:space="0" w:color="BFBFBF"/>
+              <w:left w:val="single" w:sz="4" w:space="0" w:color="BFBFBF"/>
+              <w:bottom w:val="single" w:sz="4" w:space="0" w:color="BFBFBF"/>
+              <w:right w:val="single" w:sz="4" w:space="0" w:color="BFBFBF"/>
             </w:tcBorders>
             <w:shd w:val="clear" w:color="auto" w:fill="FFFFFF"/>
           </w:tcPr>
@@ -7742,10 +7440,10 @@
             <w:tcW w:w="6727" w:type="dxa"/>
             <w:gridSpan w:val="2"/>
             <w:tcBorders>
-              <w:top w:val="single" w:color="BFBFBF" w:sz="4" w:space="0"/>
-              <w:left w:val="single" w:color="BFBFBF" w:sz="4" w:space="0"/>
-              <w:bottom w:val="single" w:color="BFBFBF" w:sz="4" w:space="0"/>
-              <w:right w:val="single" w:color="BFBFBF" w:sz="4" w:space="0"/>
+              <w:top w:val="single" w:sz="4" w:space="0" w:color="BFBFBF"/>
+              <w:left w:val="single" w:sz="4" w:space="0" w:color="BFBFBF"/>
+              <w:bottom w:val="single" w:sz="4" w:space="0" w:color="BFBFBF"/>
+              <w:right w:val="single" w:sz="4" w:space="0" w:color="BFBFBF"/>
             </w:tcBorders>
             <w:shd w:val="clear" w:color="auto" w:fill="FFFFFF"/>
           </w:tcPr>
@@ -7837,7 +7535,7 @@
                 <w:sz w:val="20"/>
                 <w:szCs w:val="20"/>
               </w:rPr>
-              <w:t>¡Correcto! Los sistemas ERP permiten integrar y administrar información relacionada con inventarios, pedidos y operaciones logísticas.</w:t>
+              <w:t>Los sistemas ERP permiten integrar y administrar información relacionada con inventarios, pedidos y operaciones logísticas.</w:t>
             </w:r>
           </w:p>
         </w:tc>
@@ -7993,10 +7691,10 @@
             <w:tcW w:w="6727" w:type="dxa"/>
             <w:gridSpan w:val="2"/>
             <w:tcBorders>
-              <w:top w:val="single" w:color="BFBFBF" w:sz="4" w:space="0"/>
-              <w:left w:val="single" w:color="BFBFBF" w:sz="4" w:space="0"/>
-              <w:bottom w:val="single" w:color="BFBFBF" w:sz="4" w:space="0"/>
-              <w:right w:val="single" w:color="BFBFBF" w:sz="4" w:space="0"/>
+              <w:top w:val="single" w:sz="4" w:space="0" w:color="BFBFBF"/>
+              <w:left w:val="single" w:sz="4" w:space="0" w:color="BFBFBF"/>
+              <w:bottom w:val="single" w:sz="4" w:space="0" w:color="BFBFBF"/>
+              <w:right w:val="single" w:sz="4" w:space="0" w:color="BFBFBF"/>
             </w:tcBorders>
             <w:shd w:val="clear" w:color="auto" w:fill="FFFFFF"/>
           </w:tcPr>
@@ -8068,10 +7766,10 @@
             <w:tcW w:w="6727" w:type="dxa"/>
             <w:gridSpan w:val="2"/>
             <w:tcBorders>
-              <w:top w:val="single" w:color="BFBFBF" w:sz="4" w:space="0"/>
-              <w:left w:val="single" w:color="BFBFBF" w:sz="4" w:space="0"/>
-              <w:bottom w:val="single" w:color="BFBFBF" w:sz="4" w:space="0"/>
-              <w:right w:val="single" w:color="BFBFBF" w:sz="4" w:space="0"/>
+              <w:top w:val="single" w:sz="4" w:space="0" w:color="BFBFBF"/>
+              <w:left w:val="single" w:sz="4" w:space="0" w:color="BFBFBF"/>
+              <w:bottom w:val="single" w:sz="4" w:space="0" w:color="BFBFBF"/>
+              <w:right w:val="single" w:sz="4" w:space="0" w:color="BFBFBF"/>
             </w:tcBorders>
             <w:shd w:val="clear" w:color="auto" w:fill="FFFFFF"/>
           </w:tcPr>
@@ -8151,10 +7849,10 @@
             <w:tcW w:w="6727" w:type="dxa"/>
             <w:gridSpan w:val="2"/>
             <w:tcBorders>
-              <w:top w:val="single" w:color="BFBFBF" w:sz="4" w:space="0"/>
-              <w:left w:val="single" w:color="BFBFBF" w:sz="4" w:space="0"/>
-              <w:bottom w:val="single" w:color="BFBFBF" w:sz="4" w:space="0"/>
-              <w:right w:val="single" w:color="BFBFBF" w:sz="4" w:space="0"/>
+              <w:top w:val="single" w:sz="4" w:space="0" w:color="BFBFBF"/>
+              <w:left w:val="single" w:sz="4" w:space="0" w:color="BFBFBF"/>
+              <w:bottom w:val="single" w:sz="4" w:space="0" w:color="BFBFBF"/>
+              <w:right w:val="single" w:sz="4" w:space="0" w:color="BFBFBF"/>
             </w:tcBorders>
             <w:shd w:val="clear" w:color="auto" w:fill="FFFFFF"/>
           </w:tcPr>
@@ -8225,10 +7923,10 @@
             <w:tcW w:w="6727" w:type="dxa"/>
             <w:gridSpan w:val="2"/>
             <w:tcBorders>
-              <w:top w:val="single" w:color="BFBFBF" w:sz="4" w:space="0"/>
-              <w:left w:val="single" w:color="BFBFBF" w:sz="4" w:space="0"/>
-              <w:bottom w:val="single" w:color="BFBFBF" w:sz="4" w:space="0"/>
-              <w:right w:val="single" w:color="BFBFBF" w:sz="4" w:space="0"/>
+              <w:top w:val="single" w:sz="4" w:space="0" w:color="BFBFBF"/>
+              <w:left w:val="single" w:sz="4" w:space="0" w:color="BFBFBF"/>
+              <w:bottom w:val="single" w:sz="4" w:space="0" w:color="BFBFBF"/>
+              <w:right w:val="single" w:sz="4" w:space="0" w:color="BFBFBF"/>
             </w:tcBorders>
             <w:shd w:val="clear" w:color="auto" w:fill="FFFFFF"/>
           </w:tcPr>
@@ -8322,7 +8020,7 @@
                 <w:sz w:val="20"/>
                 <w:szCs w:val="20"/>
               </w:rPr>
-              <w:t>¡Correcto! La guía de transporte facilita el control y seguimiento de las mercancías durante su movilización.</w:t>
+              <w:t>La guía de transporte facilita el control y seguimiento de las mercancías durante su movilización.</w:t>
             </w:r>
           </w:p>
         </w:tc>
@@ -8478,10 +8176,10 @@
             <w:tcW w:w="6727" w:type="dxa"/>
             <w:gridSpan w:val="2"/>
             <w:tcBorders>
-              <w:top w:val="single" w:color="BFBFBF" w:sz="4" w:space="0"/>
-              <w:left w:val="single" w:color="BFBFBF" w:sz="4" w:space="0"/>
-              <w:bottom w:val="single" w:color="BFBFBF" w:sz="4" w:space="0"/>
-              <w:right w:val="single" w:color="BFBFBF" w:sz="4" w:space="0"/>
+              <w:top w:val="single" w:sz="4" w:space="0" w:color="BFBFBF"/>
+              <w:left w:val="single" w:sz="4" w:space="0" w:color="BFBFBF"/>
+              <w:bottom w:val="single" w:sz="4" w:space="0" w:color="BFBFBF"/>
+              <w:right w:val="single" w:sz="4" w:space="0" w:color="BFBFBF"/>
             </w:tcBorders>
             <w:shd w:val="clear" w:color="auto" w:fill="FFFFFF"/>
           </w:tcPr>
@@ -8562,10 +8260,10 @@
             <w:tcW w:w="6727" w:type="dxa"/>
             <w:gridSpan w:val="2"/>
             <w:tcBorders>
-              <w:top w:val="single" w:color="BFBFBF" w:sz="4" w:space="0"/>
-              <w:left w:val="single" w:color="BFBFBF" w:sz="4" w:space="0"/>
-              <w:bottom w:val="single" w:color="BFBFBF" w:sz="4" w:space="0"/>
-              <w:right w:val="single" w:color="BFBFBF" w:sz="4" w:space="0"/>
+              <w:top w:val="single" w:sz="4" w:space="0" w:color="BFBFBF"/>
+              <w:left w:val="single" w:sz="4" w:space="0" w:color="BFBFBF"/>
+              <w:bottom w:val="single" w:sz="4" w:space="0" w:color="BFBFBF"/>
+              <w:right w:val="single" w:sz="4" w:space="0" w:color="BFBFBF"/>
             </w:tcBorders>
             <w:shd w:val="clear" w:color="auto" w:fill="FFFFFF"/>
           </w:tcPr>
@@ -8636,10 +8334,10 @@
             <w:tcW w:w="6727" w:type="dxa"/>
             <w:gridSpan w:val="2"/>
             <w:tcBorders>
-              <w:top w:val="single" w:color="BFBFBF" w:sz="4" w:space="0"/>
-              <w:left w:val="single" w:color="BFBFBF" w:sz="4" w:space="0"/>
-              <w:bottom w:val="single" w:color="BFBFBF" w:sz="4" w:space="0"/>
-              <w:right w:val="single" w:color="BFBFBF" w:sz="4" w:space="0"/>
+              <w:top w:val="single" w:sz="4" w:space="0" w:color="BFBFBF"/>
+              <w:left w:val="single" w:sz="4" w:space="0" w:color="BFBFBF"/>
+              <w:bottom w:val="single" w:sz="4" w:space="0" w:color="BFBFBF"/>
+              <w:right w:val="single" w:sz="4" w:space="0" w:color="BFBFBF"/>
             </w:tcBorders>
             <w:shd w:val="clear" w:color="auto" w:fill="FFFFFF"/>
           </w:tcPr>
@@ -8710,10 +8408,10 @@
             <w:tcW w:w="6727" w:type="dxa"/>
             <w:gridSpan w:val="2"/>
             <w:tcBorders>
-              <w:top w:val="single" w:color="BFBFBF" w:sz="4" w:space="0"/>
-              <w:left w:val="single" w:color="BFBFBF" w:sz="4" w:space="0"/>
-              <w:bottom w:val="single" w:color="BFBFBF" w:sz="4" w:space="0"/>
-              <w:right w:val="single" w:color="BFBFBF" w:sz="4" w:space="0"/>
+              <w:top w:val="single" w:sz="4" w:space="0" w:color="BFBFBF"/>
+              <w:left w:val="single" w:sz="4" w:space="0" w:color="BFBFBF"/>
+              <w:bottom w:val="single" w:sz="4" w:space="0" w:color="BFBFBF"/>
+              <w:right w:val="single" w:sz="4" w:space="0" w:color="BFBFBF"/>
             </w:tcBorders>
             <w:shd w:val="clear" w:color="auto" w:fill="FFFFFF"/>
           </w:tcPr>
@@ -8804,7 +8502,7 @@
                 <w:sz w:val="20"/>
                 <w:szCs w:val="20"/>
               </w:rPr>
-              <w:t>¡Correcto! La planeación logística permite organizar recursos y actividades para mejorar la eficiencia operativa.</w:t>
+              <w:t>La planeación logística permite organizar recursos y actividades para mejorar la eficiencia operativa.</w:t>
             </w:r>
           </w:p>
         </w:tc>
@@ -8960,10 +8658,10 @@
             <w:tcW w:w="6727" w:type="dxa"/>
             <w:gridSpan w:val="2"/>
             <w:tcBorders>
-              <w:top w:val="single" w:color="BFBFBF" w:sz="4" w:space="0"/>
-              <w:left w:val="single" w:color="BFBFBF" w:sz="4" w:space="0"/>
-              <w:bottom w:val="single" w:color="BFBFBF" w:sz="4" w:space="0"/>
-              <w:right w:val="single" w:color="BFBFBF" w:sz="4" w:space="0"/>
+              <w:top w:val="single" w:sz="4" w:space="0" w:color="BFBFBF"/>
+              <w:left w:val="single" w:sz="4" w:space="0" w:color="BFBFBF"/>
+              <w:bottom w:val="single" w:sz="4" w:space="0" w:color="BFBFBF"/>
+              <w:right w:val="single" w:sz="4" w:space="0" w:color="BFBFBF"/>
             </w:tcBorders>
             <w:shd w:val="clear" w:color="auto" w:fill="FFFFFF"/>
           </w:tcPr>
@@ -9036,10 +8734,10 @@
             <w:tcW w:w="6727" w:type="dxa"/>
             <w:gridSpan w:val="2"/>
             <w:tcBorders>
-              <w:top w:val="single" w:color="BFBFBF" w:sz="4" w:space="0"/>
-              <w:left w:val="single" w:color="BFBFBF" w:sz="4" w:space="0"/>
-              <w:bottom w:val="single" w:color="BFBFBF" w:sz="4" w:space="0"/>
-              <w:right w:val="single" w:color="BFBFBF" w:sz="4" w:space="0"/>
+              <w:top w:val="single" w:sz="4" w:space="0" w:color="BFBFBF"/>
+              <w:left w:val="single" w:sz="4" w:space="0" w:color="BFBFBF"/>
+              <w:bottom w:val="single" w:sz="4" w:space="0" w:color="BFBFBF"/>
+              <w:right w:val="single" w:sz="4" w:space="0" w:color="BFBFBF"/>
             </w:tcBorders>
             <w:shd w:val="clear" w:color="auto" w:fill="FFFFFF"/>
           </w:tcPr>
@@ -9106,10 +8804,10 @@
             <w:tcW w:w="6727" w:type="dxa"/>
             <w:gridSpan w:val="2"/>
             <w:tcBorders>
-              <w:top w:val="single" w:color="BFBFBF" w:sz="4" w:space="0"/>
-              <w:left w:val="single" w:color="BFBFBF" w:sz="4" w:space="0"/>
-              <w:bottom w:val="single" w:color="BFBFBF" w:sz="4" w:space="0"/>
-              <w:right w:val="single" w:color="BFBFBF" w:sz="4" w:space="0"/>
+              <w:top w:val="single" w:sz="4" w:space="0" w:color="BFBFBF"/>
+              <w:left w:val="single" w:sz="4" w:space="0" w:color="BFBFBF"/>
+              <w:bottom w:val="single" w:sz="4" w:space="0" w:color="BFBFBF"/>
+              <w:right w:val="single" w:sz="4" w:space="0" w:color="BFBFBF"/>
             </w:tcBorders>
             <w:shd w:val="clear" w:color="auto" w:fill="FFFFFF"/>
           </w:tcPr>
@@ -9191,10 +8889,10 @@
             <w:tcW w:w="6727" w:type="dxa"/>
             <w:gridSpan w:val="2"/>
             <w:tcBorders>
-              <w:top w:val="single" w:color="BFBFBF" w:sz="4" w:space="0"/>
-              <w:left w:val="single" w:color="BFBFBF" w:sz="4" w:space="0"/>
-              <w:bottom w:val="single" w:color="BFBFBF" w:sz="4" w:space="0"/>
-              <w:right w:val="single" w:color="BFBFBF" w:sz="4" w:space="0"/>
+              <w:top w:val="single" w:sz="4" w:space="0" w:color="BFBFBF"/>
+              <w:left w:val="single" w:sz="4" w:space="0" w:color="BFBFBF"/>
+              <w:bottom w:val="single" w:sz="4" w:space="0" w:color="BFBFBF"/>
+              <w:right w:val="single" w:sz="4" w:space="0" w:color="BFBFBF"/>
             </w:tcBorders>
             <w:shd w:val="clear" w:color="auto" w:fill="FFFFFF"/>
           </w:tcPr>
@@ -9287,1596 +8985,145 @@
                 <w:sz w:val="20"/>
                 <w:szCs w:val="20"/>
               </w:rPr>
-              <w:t>¡Correcto! El dropshipping permite vender productos sin mantener inventarios propios, ya que el proveedor realiza el despacho.</w:t>
-            </w:r>
-          </w:p>
-        </w:tc>
-      </w:tr>
-      <w:tr>
-        <w:trPr>
-          <w:trHeight w:val="220"/>
-        </w:trPr>
-        <w:tc>
-          <w:tcPr>
-            <w:tcW w:w="2534" w:type="dxa"/>
-            <w:gridSpan w:val="2"/>
-            <w:shd w:val="clear" w:color="auto" w:fill="FBE5D5"/>
-          </w:tcPr>
-          <w:p>
-            <w:pPr>
-              <w:rPr>
-                <w:rFonts w:eastAsia="Calibri"/>
-                <w:b/>
-                <w:sz w:val="20"/>
-                <w:szCs w:val="20"/>
-              </w:rPr>
-            </w:pPr>
-            <w:r>
-              <w:rPr>
-                <w:rFonts w:eastAsia="Calibri"/>
-                <w:b/>
-                <w:sz w:val="20"/>
-                <w:szCs w:val="20"/>
-              </w:rPr>
-              <w:t>Comentario respuesta incorrecta</w:t>
-            </w:r>
-          </w:p>
-        </w:tc>
-        <w:tc>
-          <w:tcPr>
-            <w:tcW w:w="7620" w:type="dxa"/>
-            <w:gridSpan w:val="2"/>
-            <w:shd w:val="clear" w:color="auto" w:fill="FFFFFF"/>
-            <w:vAlign w:val="center"/>
-          </w:tcPr>
-          <w:p>
-            <w:pPr>
-              <w:rPr>
-                <w:rFonts w:eastAsia="Calibri"/>
-                <w:bCs/>
-                <w:sz w:val="20"/>
-                <w:szCs w:val="20"/>
-              </w:rPr>
-            </w:pPr>
-            <w:r>
-              <w:rPr>
-                <w:rFonts w:eastAsia="Calibri"/>
-                <w:sz w:val="20"/>
-                <w:szCs w:val="20"/>
-              </w:rPr>
-              <w:t>Revise nuevamente el contenido del componente formativo.</w:t>
-            </w:r>
-          </w:p>
-        </w:tc>
-      </w:tr>
-      <w:tr>
-        <w:trPr>
-          <w:trHeight w:val="220"/>
-        </w:trPr>
-        <w:tc>
-          <w:tcPr>
-            <w:tcW w:w="2534" w:type="dxa"/>
-            <w:gridSpan w:val="2"/>
-            <w:shd w:val="clear" w:color="auto" w:fill="FBE5D5"/>
-          </w:tcPr>
-          <w:p>
-            <w:pPr>
-              <w:rPr>
-                <w:rFonts w:eastAsia="Calibri"/>
-                <w:b/>
-                <w:sz w:val="20"/>
-                <w:szCs w:val="20"/>
-              </w:rPr>
-            </w:pPr>
-            <w:r>
-              <w:rPr>
-                <w:rFonts w:eastAsia="Calibri"/>
-                <w:b/>
-                <w:sz w:val="20"/>
-                <w:szCs w:val="20"/>
-              </w:rPr>
-              <w:t>Pregunta 17</w:t>
-            </w:r>
-          </w:p>
-        </w:tc>
-        <w:tc>
-          <w:tcPr>
-            <w:tcW w:w="7620" w:type="dxa"/>
-            <w:gridSpan w:val="2"/>
-            <w:shd w:val="clear" w:color="auto" w:fill="FBE5D5"/>
-          </w:tcPr>
-          <w:p>
-            <w:pPr>
-              <w:rPr>
-                <w:rFonts w:eastAsia="Calibri"/>
-                <w:b/>
-                <w:bCs/>
-                <w:sz w:val="20"/>
-                <w:szCs w:val="20"/>
-                <w:lang w:val="es-CO"/>
-              </w:rPr>
-            </w:pPr>
-            <w:r>
-              <w:rPr>
-                <w:rFonts w:eastAsia="Calibri"/>
-                <w:b/>
-                <w:bCs/>
-                <w:sz w:val="20"/>
-                <w:szCs w:val="20"/>
-                <w:lang w:val="es-CO"/>
-              </w:rPr>
-              <w:t>¿Qué actividad permite calcular el volumen ocupado por una mercancía?</w:t>
-            </w:r>
-          </w:p>
-        </w:tc>
-      </w:tr>
-      <w:tr>
-        <w:trPr>
-          <w:trHeight w:val="220"/>
-        </w:trPr>
-        <w:tc>
-          <w:tcPr>
-            <w:tcW w:w="1267" w:type="dxa"/>
-          </w:tcPr>
-          <w:p>
-            <w:pPr>
-              <w:rPr>
-                <w:rFonts w:eastAsia="Calibri"/>
-                <w:b/>
-                <w:sz w:val="20"/>
-                <w:szCs w:val="20"/>
-              </w:rPr>
-            </w:pPr>
-            <w:r>
-              <w:rPr>
-                <w:rFonts w:eastAsia="Calibri"/>
-                <w:b/>
-                <w:sz w:val="20"/>
-                <w:szCs w:val="20"/>
-              </w:rPr>
-              <w:t>Opción a)</w:t>
-            </w:r>
-          </w:p>
-        </w:tc>
-        <w:tc>
-          <w:tcPr>
-            <w:tcW w:w="6727" w:type="dxa"/>
-            <w:gridSpan w:val="2"/>
-            <w:tcBorders>
-              <w:top w:val="single" w:color="BFBFBF" w:sz="4" w:space="0"/>
-              <w:left w:val="single" w:color="BFBFBF" w:sz="4" w:space="0"/>
-              <w:bottom w:val="single" w:color="BFBFBF" w:sz="4" w:space="0"/>
-              <w:right w:val="single" w:color="BFBFBF" w:sz="4" w:space="0"/>
-            </w:tcBorders>
-            <w:shd w:val="clear" w:color="auto" w:fill="FFFFFF"/>
-          </w:tcPr>
-          <w:p>
-            <w:pPr>
-              <w:rPr>
-                <w:rFonts w:eastAsia="Calibri"/>
-                <w:sz w:val="20"/>
-                <w:szCs w:val="20"/>
-                <w:lang w:val="es-CO"/>
-              </w:rPr>
-            </w:pPr>
-            <w:r>
-              <w:rPr>
-                <w:sz w:val="20"/>
-                <w:szCs w:val="20"/>
-              </w:rPr>
-              <w:t>Rotulado.</w:t>
-            </w:r>
-          </w:p>
-        </w:tc>
-        <w:tc>
-          <w:tcPr>
-            <w:tcW w:w="2160" w:type="dxa"/>
-            <w:shd w:val="clear" w:color="auto" w:fill="FFFFFF"/>
-          </w:tcPr>
-          <w:p>
-            <w:pPr>
-              <w:widowControl w:val="0"/>
-              <w:rPr>
-                <w:rFonts w:eastAsia="Calibri"/>
-                <w:sz w:val="20"/>
-                <w:szCs w:val="20"/>
-              </w:rPr>
-            </w:pPr>
-          </w:p>
-        </w:tc>
-      </w:tr>
-      <w:tr>
-        <w:trPr>
-          <w:trHeight w:val="220"/>
-        </w:trPr>
-        <w:tc>
-          <w:tcPr>
-            <w:tcW w:w="1267" w:type="dxa"/>
-          </w:tcPr>
-          <w:p>
-            <w:pPr>
-              <w:rPr>
-                <w:rFonts w:eastAsia="Calibri"/>
-                <w:b/>
-                <w:sz w:val="20"/>
-                <w:szCs w:val="20"/>
-              </w:rPr>
-            </w:pPr>
-            <w:r>
-              <w:rPr>
-                <w:rFonts w:eastAsia="Calibri"/>
-                <w:b/>
-                <w:sz w:val="20"/>
-                <w:szCs w:val="20"/>
-              </w:rPr>
-              <w:t>Opción b)</w:t>
-            </w:r>
-          </w:p>
-        </w:tc>
-        <w:tc>
-          <w:tcPr>
-            <w:tcW w:w="6727" w:type="dxa"/>
-            <w:gridSpan w:val="2"/>
-            <w:tcBorders>
-              <w:top w:val="single" w:color="BFBFBF" w:sz="4" w:space="0"/>
-              <w:left w:val="single" w:color="BFBFBF" w:sz="4" w:space="0"/>
-              <w:bottom w:val="single" w:color="BFBFBF" w:sz="4" w:space="0"/>
-              <w:right w:val="single" w:color="BFBFBF" w:sz="4" w:space="0"/>
-            </w:tcBorders>
-            <w:shd w:val="clear" w:color="auto" w:fill="FFFFFF"/>
-          </w:tcPr>
-          <w:p>
-            <w:pPr>
-              <w:rPr>
-                <w:rFonts w:eastAsia="Calibri"/>
-                <w:sz w:val="20"/>
-                <w:szCs w:val="20"/>
-              </w:rPr>
-            </w:pPr>
-            <w:r>
-              <w:rPr>
-                <w:sz w:val="20"/>
-                <w:szCs w:val="20"/>
-              </w:rPr>
-              <w:t>Cubicaje.</w:t>
-            </w:r>
-          </w:p>
-        </w:tc>
-        <w:tc>
-          <w:tcPr>
-            <w:tcW w:w="2160" w:type="dxa"/>
-            <w:shd w:val="clear" w:color="auto" w:fill="FFFFFF"/>
-          </w:tcPr>
-          <w:p>
-            <w:pPr>
-              <w:widowControl w:val="0"/>
-              <w:jc w:val="center"/>
-              <w:rPr>
-                <w:rFonts w:eastAsia="Calibri"/>
-                <w:sz w:val="20"/>
-                <w:szCs w:val="20"/>
-              </w:rPr>
-            </w:pPr>
-            <w:r>
-              <w:rPr>
-                <w:rFonts w:eastAsia="Calibri"/>
-                <w:sz w:val="20"/>
-                <w:szCs w:val="20"/>
-              </w:rPr>
-              <w:t>X</w:t>
-            </w:r>
-          </w:p>
-        </w:tc>
-      </w:tr>
-      <w:tr>
-        <w:trPr>
-          <w:trHeight w:val="220"/>
-        </w:trPr>
-        <w:tc>
-          <w:tcPr>
-            <w:tcW w:w="1267" w:type="dxa"/>
-          </w:tcPr>
-          <w:p>
-            <w:pPr>
-              <w:rPr>
-                <w:rFonts w:eastAsia="Calibri"/>
-                <w:b/>
-                <w:sz w:val="20"/>
-                <w:szCs w:val="20"/>
-              </w:rPr>
-            </w:pPr>
-            <w:r>
-              <w:rPr>
-                <w:rFonts w:eastAsia="Calibri"/>
-                <w:b/>
-                <w:sz w:val="20"/>
-                <w:szCs w:val="20"/>
-              </w:rPr>
-              <w:t>Opción c)</w:t>
-            </w:r>
-          </w:p>
-        </w:tc>
-        <w:tc>
-          <w:tcPr>
-            <w:tcW w:w="6727" w:type="dxa"/>
-            <w:gridSpan w:val="2"/>
-            <w:tcBorders>
-              <w:top w:val="single" w:color="BFBFBF" w:sz="4" w:space="0"/>
-              <w:left w:val="single" w:color="BFBFBF" w:sz="4" w:space="0"/>
-              <w:bottom w:val="single" w:color="BFBFBF" w:sz="4" w:space="0"/>
-              <w:right w:val="single" w:color="BFBFBF" w:sz="4" w:space="0"/>
-            </w:tcBorders>
-            <w:shd w:val="clear" w:color="auto" w:fill="FFFFFF"/>
-          </w:tcPr>
-          <w:p>
-            <w:pPr>
-              <w:rPr>
-                <w:rFonts w:eastAsia="Calibri"/>
-                <w:b/>
-                <w:i/>
-                <w:iCs/>
-                <w:sz w:val="20"/>
-                <w:szCs w:val="20"/>
-              </w:rPr>
-            </w:pPr>
-            <w:r>
-              <w:rPr>
-                <w:i/>
-                <w:iCs/>
-                <w:sz w:val="20"/>
-                <w:szCs w:val="20"/>
-              </w:rPr>
-              <w:t>Picking.</w:t>
-            </w:r>
-          </w:p>
-        </w:tc>
-        <w:tc>
-          <w:tcPr>
-            <w:tcW w:w="2160" w:type="dxa"/>
-            <w:shd w:val="clear" w:color="auto" w:fill="FFFFFF"/>
-          </w:tcPr>
-          <w:p>
-            <w:pPr>
-              <w:widowControl w:val="0"/>
-              <w:rPr>
-                <w:rFonts w:eastAsia="Calibri"/>
-                <w:sz w:val="20"/>
-                <w:szCs w:val="20"/>
-              </w:rPr>
-            </w:pPr>
-          </w:p>
-        </w:tc>
-      </w:tr>
-      <w:tr>
-        <w:trPr>
-          <w:trHeight w:val="220"/>
-        </w:trPr>
-        <w:tc>
-          <w:tcPr>
-            <w:tcW w:w="1267" w:type="dxa"/>
-          </w:tcPr>
-          <w:p>
-            <w:pPr>
-              <w:rPr>
-                <w:rFonts w:eastAsia="Calibri"/>
-                <w:b/>
-                <w:sz w:val="20"/>
-                <w:szCs w:val="20"/>
-              </w:rPr>
-            </w:pPr>
-            <w:r>
-              <w:rPr>
-                <w:rFonts w:eastAsia="Calibri"/>
-                <w:b/>
-                <w:sz w:val="20"/>
-                <w:szCs w:val="20"/>
-              </w:rPr>
-              <w:t>Opción d)</w:t>
-            </w:r>
-          </w:p>
-        </w:tc>
-        <w:tc>
-          <w:tcPr>
-            <w:tcW w:w="6727" w:type="dxa"/>
-            <w:gridSpan w:val="2"/>
-            <w:tcBorders>
-              <w:top w:val="single" w:color="BFBFBF" w:sz="4" w:space="0"/>
-              <w:left w:val="single" w:color="BFBFBF" w:sz="4" w:space="0"/>
-              <w:bottom w:val="single" w:color="BFBFBF" w:sz="4" w:space="0"/>
-              <w:right w:val="single" w:color="BFBFBF" w:sz="4" w:space="0"/>
-            </w:tcBorders>
-            <w:shd w:val="clear" w:color="auto" w:fill="FFFFFF"/>
-          </w:tcPr>
-          <w:p>
-            <w:pPr>
-              <w:rPr>
-                <w:rFonts w:eastAsia="Calibri"/>
-                <w:sz w:val="20"/>
-                <w:szCs w:val="20"/>
-              </w:rPr>
-            </w:pPr>
-            <w:r>
-              <w:rPr>
-                <w:sz w:val="20"/>
-                <w:szCs w:val="20"/>
-              </w:rPr>
-              <w:t>Distribución.</w:t>
-            </w:r>
-          </w:p>
-        </w:tc>
-        <w:tc>
-          <w:tcPr>
-            <w:tcW w:w="2160" w:type="dxa"/>
-            <w:shd w:val="clear" w:color="auto" w:fill="FFFFFF"/>
-          </w:tcPr>
-          <w:p>
-            <w:pPr>
-              <w:widowControl w:val="0"/>
-              <w:rPr>
-                <w:rFonts w:eastAsia="Calibri"/>
-                <w:sz w:val="20"/>
-                <w:szCs w:val="20"/>
-              </w:rPr>
-            </w:pPr>
-          </w:p>
-        </w:tc>
-      </w:tr>
-      <w:tr>
-        <w:trPr>
-          <w:trHeight w:val="220"/>
-        </w:trPr>
-        <w:tc>
-          <w:tcPr>
-            <w:tcW w:w="2534" w:type="dxa"/>
-            <w:gridSpan w:val="2"/>
-            <w:shd w:val="clear" w:color="auto" w:fill="FBE5D5"/>
-          </w:tcPr>
-          <w:p>
-            <w:pPr>
-              <w:rPr>
-                <w:rFonts w:eastAsia="Calibri"/>
-                <w:b/>
-                <w:sz w:val="20"/>
-                <w:szCs w:val="20"/>
-              </w:rPr>
-            </w:pPr>
-            <w:r>
-              <w:rPr>
-                <w:rFonts w:eastAsia="Calibri"/>
-                <w:b/>
-                <w:sz w:val="20"/>
-                <w:szCs w:val="20"/>
-              </w:rPr>
-              <w:t>Comentario respuesta correcta</w:t>
-            </w:r>
-          </w:p>
-        </w:tc>
-        <w:tc>
-          <w:tcPr>
-            <w:tcW w:w="7620" w:type="dxa"/>
-            <w:gridSpan w:val="2"/>
-            <w:shd w:val="clear" w:color="auto" w:fill="FFFFFF"/>
-            <w:vAlign w:val="center"/>
-          </w:tcPr>
-          <w:p>
-            <w:pPr>
-              <w:rPr>
-                <w:rFonts w:eastAsia="Calibri"/>
-                <w:bCs/>
-                <w:sz w:val="20"/>
-                <w:szCs w:val="20"/>
-              </w:rPr>
-            </w:pPr>
-            <w:r>
-              <w:rPr>
-                <w:rFonts w:eastAsia="Calibri"/>
-                <w:bCs/>
-                <w:sz w:val="20"/>
-                <w:szCs w:val="20"/>
-              </w:rPr>
-              <w:t>¡Correcto! El cubicaje permite calcular el volumen de la mercancía para optimizar espacios de almacenamiento y transporte.</w:t>
-            </w:r>
-          </w:p>
-        </w:tc>
-      </w:tr>
-      <w:tr>
-        <w:trPr>
-          <w:trHeight w:val="220"/>
-        </w:trPr>
-        <w:tc>
-          <w:tcPr>
-            <w:tcW w:w="2534" w:type="dxa"/>
-            <w:gridSpan w:val="2"/>
-            <w:shd w:val="clear" w:color="auto" w:fill="FBE5D5"/>
-          </w:tcPr>
-          <w:p>
-            <w:pPr>
-              <w:rPr>
-                <w:rFonts w:eastAsia="Calibri"/>
-                <w:b/>
-                <w:sz w:val="20"/>
-                <w:szCs w:val="20"/>
-              </w:rPr>
-            </w:pPr>
-            <w:r>
-              <w:rPr>
-                <w:rFonts w:eastAsia="Calibri"/>
-                <w:b/>
-                <w:sz w:val="20"/>
-                <w:szCs w:val="20"/>
-              </w:rPr>
-              <w:t>Comentario respuesta incorrecta</w:t>
-            </w:r>
-          </w:p>
-        </w:tc>
-        <w:tc>
-          <w:tcPr>
-            <w:tcW w:w="7620" w:type="dxa"/>
-            <w:gridSpan w:val="2"/>
-            <w:shd w:val="clear" w:color="auto" w:fill="FFFFFF"/>
-            <w:vAlign w:val="center"/>
-          </w:tcPr>
-          <w:p>
-            <w:pPr>
-              <w:rPr>
-                <w:rFonts w:eastAsia="Calibri"/>
-                <w:bCs/>
-                <w:sz w:val="20"/>
-                <w:szCs w:val="20"/>
-              </w:rPr>
-            </w:pPr>
-            <w:r>
-              <w:rPr>
-                <w:rFonts w:eastAsia="Calibri"/>
-                <w:sz w:val="20"/>
-                <w:szCs w:val="20"/>
-              </w:rPr>
-              <w:t>Revise nuevamente el contenido del componente formativo.</w:t>
-            </w:r>
-          </w:p>
-        </w:tc>
-      </w:tr>
-      <w:tr>
-        <w:trPr>
-          <w:trHeight w:val="220"/>
-        </w:trPr>
-        <w:tc>
-          <w:tcPr>
-            <w:tcW w:w="2534" w:type="dxa"/>
-            <w:gridSpan w:val="2"/>
-            <w:shd w:val="clear" w:color="auto" w:fill="FBE5D5"/>
-          </w:tcPr>
-          <w:p>
-            <w:pPr>
-              <w:rPr>
-                <w:rFonts w:eastAsia="Calibri"/>
-                <w:b/>
-                <w:sz w:val="20"/>
-                <w:szCs w:val="20"/>
-              </w:rPr>
-            </w:pPr>
-            <w:r>
-              <w:rPr>
-                <w:rFonts w:eastAsia="Calibri"/>
-                <w:b/>
-                <w:sz w:val="20"/>
-                <w:szCs w:val="20"/>
-              </w:rPr>
-              <w:t>Pregunta 18</w:t>
-            </w:r>
-          </w:p>
-        </w:tc>
-        <w:tc>
-          <w:tcPr>
-            <w:tcW w:w="7620" w:type="dxa"/>
-            <w:gridSpan w:val="2"/>
-            <w:shd w:val="clear" w:color="auto" w:fill="FBE5D5"/>
-          </w:tcPr>
-          <w:p>
-            <w:pPr>
-              <w:rPr>
-                <w:rFonts w:eastAsia="Calibri"/>
-                <w:b/>
-                <w:bCs/>
-                <w:sz w:val="20"/>
-                <w:szCs w:val="20"/>
-                <w:lang w:val="es-CO"/>
-              </w:rPr>
-            </w:pPr>
-            <w:r>
-              <w:rPr>
-                <w:rFonts w:eastAsia="Calibri"/>
-                <w:b/>
-                <w:bCs/>
-                <w:sz w:val="20"/>
-                <w:szCs w:val="20"/>
-                <w:lang w:val="es-CO"/>
-              </w:rPr>
-              <w:t>¿Qué entidad colombiana ejerce funciones de protección al consumidor en comercio electrónico?</w:t>
-            </w:r>
-          </w:p>
-        </w:tc>
-      </w:tr>
-      <w:tr>
-        <w:trPr>
-          <w:trHeight w:val="220"/>
-        </w:trPr>
-        <w:tc>
-          <w:tcPr>
-            <w:tcW w:w="1267" w:type="dxa"/>
-          </w:tcPr>
-          <w:p>
-            <w:pPr>
-              <w:rPr>
-                <w:rFonts w:eastAsia="Calibri"/>
-                <w:b/>
-                <w:sz w:val="20"/>
-                <w:szCs w:val="20"/>
-              </w:rPr>
-            </w:pPr>
-            <w:r>
-              <w:rPr>
-                <w:rFonts w:eastAsia="Calibri"/>
-                <w:b/>
-                <w:sz w:val="20"/>
-                <w:szCs w:val="20"/>
-              </w:rPr>
-              <w:t>Opción a)</w:t>
-            </w:r>
-          </w:p>
-        </w:tc>
-        <w:tc>
-          <w:tcPr>
-            <w:tcW w:w="6727" w:type="dxa"/>
-            <w:gridSpan w:val="2"/>
-            <w:tcBorders>
-              <w:top w:val="single" w:color="BFBFBF" w:sz="4" w:space="0"/>
-              <w:left w:val="single" w:color="BFBFBF" w:sz="4" w:space="0"/>
-              <w:bottom w:val="single" w:color="BFBFBF" w:sz="4" w:space="0"/>
-              <w:right w:val="single" w:color="BFBFBF" w:sz="4" w:space="0"/>
-            </w:tcBorders>
-            <w:shd w:val="clear" w:color="auto" w:fill="FFFFFF"/>
-          </w:tcPr>
-          <w:p>
-            <w:pPr>
-              <w:rPr>
-                <w:rFonts w:eastAsia="Calibri"/>
-                <w:sz w:val="20"/>
-                <w:szCs w:val="20"/>
-              </w:rPr>
-            </w:pPr>
-            <w:r>
-              <w:rPr>
-                <w:sz w:val="20"/>
-                <w:szCs w:val="20"/>
-              </w:rPr>
-              <w:t>Superintendencia de Industria y Comercio.</w:t>
-            </w:r>
-          </w:p>
-        </w:tc>
-        <w:tc>
-          <w:tcPr>
-            <w:tcW w:w="2160" w:type="dxa"/>
-            <w:shd w:val="clear" w:color="auto" w:fill="FFFFFF"/>
-          </w:tcPr>
-          <w:p>
-            <w:pPr>
-              <w:widowControl w:val="0"/>
-              <w:jc w:val="center"/>
-              <w:rPr>
-                <w:rFonts w:eastAsia="Calibri"/>
-                <w:sz w:val="20"/>
-                <w:szCs w:val="20"/>
-              </w:rPr>
-            </w:pPr>
-            <w:r>
-              <w:rPr>
-                <w:rFonts w:eastAsia="Calibri"/>
-                <w:sz w:val="20"/>
-                <w:szCs w:val="20"/>
-              </w:rPr>
-              <w:t>X</w:t>
-            </w:r>
-          </w:p>
-        </w:tc>
-      </w:tr>
-      <w:tr>
-        <w:trPr>
-          <w:trHeight w:val="220"/>
-        </w:trPr>
-        <w:tc>
-          <w:tcPr>
-            <w:tcW w:w="1267" w:type="dxa"/>
-          </w:tcPr>
-          <w:p>
-            <w:pPr>
-              <w:rPr>
-                <w:rFonts w:eastAsia="Calibri"/>
-                <w:b/>
-                <w:sz w:val="20"/>
-                <w:szCs w:val="20"/>
-              </w:rPr>
-            </w:pPr>
-            <w:r>
-              <w:rPr>
-                <w:rFonts w:eastAsia="Calibri"/>
-                <w:b/>
-                <w:sz w:val="20"/>
-                <w:szCs w:val="20"/>
-              </w:rPr>
-              <w:t>Opción b)</w:t>
-            </w:r>
-          </w:p>
-        </w:tc>
-        <w:tc>
-          <w:tcPr>
-            <w:tcW w:w="6727" w:type="dxa"/>
-            <w:gridSpan w:val="2"/>
-            <w:tcBorders>
-              <w:top w:val="single" w:color="BFBFBF" w:sz="4" w:space="0"/>
-              <w:left w:val="single" w:color="BFBFBF" w:sz="4" w:space="0"/>
-              <w:bottom w:val="single" w:color="BFBFBF" w:sz="4" w:space="0"/>
-              <w:right w:val="single" w:color="BFBFBF" w:sz="4" w:space="0"/>
-            </w:tcBorders>
-            <w:shd w:val="clear" w:color="auto" w:fill="FFFFFF"/>
-          </w:tcPr>
-          <w:p>
-            <w:pPr>
-              <w:rPr>
-                <w:rFonts w:eastAsia="Calibri"/>
-                <w:sz w:val="20"/>
-                <w:szCs w:val="20"/>
-              </w:rPr>
-            </w:pPr>
-            <w:r>
-              <w:rPr>
-                <w:sz w:val="20"/>
-                <w:szCs w:val="20"/>
-              </w:rPr>
-              <w:t>Registraduría Nacional.</w:t>
-            </w:r>
-          </w:p>
-        </w:tc>
-        <w:tc>
-          <w:tcPr>
-            <w:tcW w:w="2160" w:type="dxa"/>
-            <w:shd w:val="clear" w:color="auto" w:fill="FFFFFF"/>
-          </w:tcPr>
-          <w:p>
-            <w:pPr>
-              <w:widowControl w:val="0"/>
-              <w:rPr>
-                <w:rFonts w:eastAsia="Calibri"/>
-                <w:sz w:val="20"/>
-                <w:szCs w:val="20"/>
-              </w:rPr>
-            </w:pPr>
-          </w:p>
-        </w:tc>
-      </w:tr>
-      <w:tr>
-        <w:trPr>
-          <w:trHeight w:val="220"/>
-        </w:trPr>
-        <w:tc>
-          <w:tcPr>
-            <w:tcW w:w="1267" w:type="dxa"/>
-          </w:tcPr>
-          <w:p>
-            <w:pPr>
-              <w:rPr>
-                <w:rFonts w:eastAsia="Calibri"/>
-                <w:b/>
-                <w:sz w:val="20"/>
-                <w:szCs w:val="20"/>
-              </w:rPr>
-            </w:pPr>
-            <w:r>
-              <w:rPr>
-                <w:rFonts w:eastAsia="Calibri"/>
-                <w:b/>
-                <w:sz w:val="20"/>
-                <w:szCs w:val="20"/>
-              </w:rPr>
-              <w:t>Opción c)</w:t>
-            </w:r>
-          </w:p>
-        </w:tc>
-        <w:tc>
-          <w:tcPr>
-            <w:tcW w:w="6727" w:type="dxa"/>
-            <w:gridSpan w:val="2"/>
-            <w:tcBorders>
-              <w:top w:val="single" w:color="BFBFBF" w:sz="4" w:space="0"/>
-              <w:left w:val="single" w:color="BFBFBF" w:sz="4" w:space="0"/>
-              <w:bottom w:val="single" w:color="BFBFBF" w:sz="4" w:space="0"/>
-              <w:right w:val="single" w:color="BFBFBF" w:sz="4" w:space="0"/>
-            </w:tcBorders>
-            <w:shd w:val="clear" w:color="auto" w:fill="FFFFFF"/>
-          </w:tcPr>
-          <w:p>
-            <w:pPr>
-              <w:rPr>
-                <w:rFonts w:eastAsia="Calibri"/>
-                <w:sz w:val="20"/>
-                <w:szCs w:val="20"/>
-              </w:rPr>
-            </w:pPr>
-            <w:r>
-              <w:rPr>
-                <w:sz w:val="20"/>
-                <w:szCs w:val="20"/>
-              </w:rPr>
-              <w:t>Fiscalía General de la Nación.</w:t>
-            </w:r>
-          </w:p>
-        </w:tc>
-        <w:tc>
-          <w:tcPr>
-            <w:tcW w:w="2160" w:type="dxa"/>
-            <w:shd w:val="clear" w:color="auto" w:fill="FFFFFF"/>
-          </w:tcPr>
-          <w:p>
-            <w:pPr>
-              <w:widowControl w:val="0"/>
-              <w:rPr>
-                <w:rFonts w:eastAsia="Calibri"/>
-                <w:sz w:val="20"/>
-                <w:szCs w:val="20"/>
-              </w:rPr>
-            </w:pPr>
-          </w:p>
-        </w:tc>
-      </w:tr>
-      <w:tr>
-        <w:trPr>
-          <w:trHeight w:val="220"/>
-        </w:trPr>
-        <w:tc>
-          <w:tcPr>
-            <w:tcW w:w="1267" w:type="dxa"/>
-          </w:tcPr>
-          <w:p>
-            <w:pPr>
-              <w:rPr>
-                <w:rFonts w:eastAsia="Calibri"/>
-                <w:b/>
-                <w:sz w:val="20"/>
-                <w:szCs w:val="20"/>
-              </w:rPr>
-            </w:pPr>
-            <w:r>
-              <w:rPr>
-                <w:rFonts w:eastAsia="Calibri"/>
-                <w:b/>
-                <w:sz w:val="20"/>
-                <w:szCs w:val="20"/>
-              </w:rPr>
-              <w:lastRenderedPageBreak/>
-              <w:t>Opción d)</w:t>
-            </w:r>
-          </w:p>
-        </w:tc>
-        <w:tc>
-          <w:tcPr>
-            <w:tcW w:w="6727" w:type="dxa"/>
-            <w:gridSpan w:val="2"/>
-            <w:tcBorders>
-              <w:top w:val="single" w:color="BFBFBF" w:sz="4" w:space="0"/>
-              <w:left w:val="single" w:color="BFBFBF" w:sz="4" w:space="0"/>
-              <w:bottom w:val="single" w:color="BFBFBF" w:sz="4" w:space="0"/>
-              <w:right w:val="single" w:color="BFBFBF" w:sz="4" w:space="0"/>
-            </w:tcBorders>
-            <w:shd w:val="clear" w:color="auto" w:fill="FFFFFF"/>
-          </w:tcPr>
-          <w:p>
-            <w:pPr>
-              <w:rPr>
-                <w:rFonts w:eastAsia="Calibri"/>
-                <w:sz w:val="20"/>
-                <w:szCs w:val="20"/>
-              </w:rPr>
-            </w:pPr>
-            <w:r>
-              <w:rPr>
-                <w:sz w:val="20"/>
-                <w:szCs w:val="20"/>
-              </w:rPr>
-              <w:t>Contraloría General de la República.</w:t>
-            </w:r>
-          </w:p>
-        </w:tc>
-        <w:tc>
-          <w:tcPr>
-            <w:tcW w:w="2160" w:type="dxa"/>
-            <w:shd w:val="clear" w:color="auto" w:fill="FFFFFF"/>
-          </w:tcPr>
-          <w:p>
-            <w:pPr>
-              <w:widowControl w:val="0"/>
-              <w:rPr>
-                <w:rFonts w:eastAsia="Calibri"/>
-                <w:sz w:val="20"/>
-                <w:szCs w:val="20"/>
-              </w:rPr>
-            </w:pPr>
-          </w:p>
-        </w:tc>
-      </w:tr>
-      <w:tr>
-        <w:trPr>
-          <w:trHeight w:val="220"/>
-        </w:trPr>
-        <w:tc>
-          <w:tcPr>
-            <w:tcW w:w="2534" w:type="dxa"/>
-            <w:gridSpan w:val="2"/>
-            <w:shd w:val="clear" w:color="auto" w:fill="FBE5D5"/>
-          </w:tcPr>
-          <w:p>
-            <w:pPr>
-              <w:rPr>
-                <w:rFonts w:eastAsia="Calibri"/>
-                <w:b/>
-                <w:sz w:val="20"/>
-                <w:szCs w:val="20"/>
-              </w:rPr>
-            </w:pPr>
-            <w:r>
-              <w:rPr>
-                <w:rFonts w:eastAsia="Calibri"/>
-                <w:b/>
-                <w:sz w:val="20"/>
-                <w:szCs w:val="20"/>
-              </w:rPr>
-              <w:t>Comentario respuesta correcta</w:t>
-            </w:r>
-          </w:p>
-        </w:tc>
-        <w:tc>
-          <w:tcPr>
-            <w:tcW w:w="7620" w:type="dxa"/>
-            <w:gridSpan w:val="2"/>
-            <w:shd w:val="clear" w:color="auto" w:fill="FFFFFF"/>
-            <w:vAlign w:val="center"/>
-          </w:tcPr>
-          <w:p>
-            <w:pPr>
-              <w:rPr>
-                <w:rFonts w:eastAsia="Calibri"/>
-                <w:bCs/>
-                <w:sz w:val="20"/>
-                <w:szCs w:val="20"/>
-              </w:rPr>
-            </w:pPr>
-            <w:r>
-              <w:rPr>
-                <w:rFonts w:eastAsia="Calibri"/>
-                <w:bCs/>
-                <w:sz w:val="20"/>
-                <w:szCs w:val="20"/>
-              </w:rPr>
-              <w:t>¡Correcto! La Superintendencia de Industria y Comercio protege los derechos de los consumidores y supervisa prácticas comerciales.</w:t>
-            </w:r>
-          </w:p>
-        </w:tc>
-      </w:tr>
-      <w:tr>
-        <w:trPr>
-          <w:trHeight w:val="220"/>
-        </w:trPr>
-        <w:tc>
-          <w:tcPr>
-            <w:tcW w:w="2534" w:type="dxa"/>
-            <w:gridSpan w:val="2"/>
-            <w:shd w:val="clear" w:color="auto" w:fill="FBE5D5"/>
-          </w:tcPr>
-          <w:p>
-            <w:pPr>
-              <w:rPr>
-                <w:rFonts w:eastAsia="Calibri"/>
-                <w:b/>
-                <w:sz w:val="20"/>
-                <w:szCs w:val="20"/>
-              </w:rPr>
-            </w:pPr>
-            <w:r>
-              <w:rPr>
-                <w:rFonts w:eastAsia="Calibri"/>
-                <w:b/>
-                <w:sz w:val="20"/>
-                <w:szCs w:val="20"/>
-              </w:rPr>
-              <w:t>Comentario respuesta incorrecta</w:t>
-            </w:r>
-          </w:p>
-        </w:tc>
-        <w:tc>
-          <w:tcPr>
-            <w:tcW w:w="7620" w:type="dxa"/>
-            <w:gridSpan w:val="2"/>
-            <w:shd w:val="clear" w:color="auto" w:fill="FFFFFF"/>
-            <w:vAlign w:val="center"/>
-          </w:tcPr>
-          <w:p>
-            <w:pPr>
-              <w:rPr>
-                <w:rFonts w:eastAsia="Calibri"/>
-                <w:bCs/>
-                <w:sz w:val="20"/>
-                <w:szCs w:val="20"/>
-              </w:rPr>
-            </w:pPr>
-            <w:r>
-              <w:rPr>
-                <w:rFonts w:eastAsia="Calibri"/>
-                <w:sz w:val="20"/>
-                <w:szCs w:val="20"/>
-              </w:rPr>
-              <w:t>Revise nuevamente el contenido del componente formativo.</w:t>
-            </w:r>
-          </w:p>
-        </w:tc>
-      </w:tr>
-      <w:tr>
-        <w:trPr>
-          <w:trHeight w:val="220"/>
-        </w:trPr>
-        <w:tc>
-          <w:tcPr>
-            <w:tcW w:w="2534" w:type="dxa"/>
-            <w:gridSpan w:val="2"/>
-            <w:shd w:val="clear" w:color="auto" w:fill="FBE5D5"/>
-          </w:tcPr>
-          <w:p>
-            <w:pPr>
-              <w:rPr>
-                <w:rFonts w:eastAsia="Calibri"/>
-                <w:b/>
-                <w:sz w:val="20"/>
-                <w:szCs w:val="20"/>
-              </w:rPr>
-            </w:pPr>
-            <w:r>
-              <w:rPr>
-                <w:rFonts w:eastAsia="Calibri"/>
-                <w:b/>
-                <w:sz w:val="20"/>
-                <w:szCs w:val="20"/>
-              </w:rPr>
-              <w:t>Pregunta 19</w:t>
-            </w:r>
-          </w:p>
-        </w:tc>
-        <w:tc>
-          <w:tcPr>
-            <w:tcW w:w="7620" w:type="dxa"/>
-            <w:gridSpan w:val="2"/>
-            <w:shd w:val="clear" w:color="auto" w:fill="FBE5D5"/>
-          </w:tcPr>
-          <w:p>
-            <w:pPr>
-              <w:rPr>
-                <w:rFonts w:eastAsia="Calibri"/>
-                <w:b/>
-                <w:bCs/>
-                <w:sz w:val="20"/>
-                <w:szCs w:val="20"/>
-                <w:lang w:val="es-CO"/>
-              </w:rPr>
-            </w:pPr>
-            <w:r>
-              <w:rPr>
-                <w:rFonts w:eastAsia="Calibri"/>
-                <w:b/>
-                <w:bCs/>
-                <w:sz w:val="20"/>
-                <w:szCs w:val="20"/>
-                <w:lang w:val="es-CO"/>
-              </w:rPr>
-              <w:t>¿Cuál es una característica de la logística internacional?</w:t>
-            </w:r>
-          </w:p>
-        </w:tc>
-      </w:tr>
-      <w:tr>
-        <w:trPr>
-          <w:trHeight w:val="220"/>
-        </w:trPr>
-        <w:tc>
-          <w:tcPr>
-            <w:tcW w:w="1267" w:type="dxa"/>
-          </w:tcPr>
-          <w:p>
-            <w:pPr>
-              <w:rPr>
-                <w:rFonts w:eastAsia="Calibri"/>
-                <w:b/>
-                <w:sz w:val="20"/>
-                <w:szCs w:val="20"/>
-              </w:rPr>
-            </w:pPr>
-            <w:r>
-              <w:rPr>
-                <w:rFonts w:eastAsia="Calibri"/>
-                <w:b/>
-                <w:sz w:val="20"/>
-                <w:szCs w:val="20"/>
-              </w:rPr>
-              <w:t>Opción a)</w:t>
-            </w:r>
-          </w:p>
-        </w:tc>
-        <w:tc>
-          <w:tcPr>
-            <w:tcW w:w="6727" w:type="dxa"/>
-            <w:gridSpan w:val="2"/>
-            <w:tcBorders>
-              <w:top w:val="single" w:color="BFBFBF" w:sz="4" w:space="0"/>
-              <w:left w:val="single" w:color="BFBFBF" w:sz="4" w:space="0"/>
-              <w:bottom w:val="single" w:color="BFBFBF" w:sz="4" w:space="0"/>
-              <w:right w:val="single" w:color="BFBFBF" w:sz="4" w:space="0"/>
-            </w:tcBorders>
-            <w:shd w:val="clear" w:color="auto" w:fill="FFFFFF"/>
-          </w:tcPr>
-          <w:p>
-            <w:pPr>
-              <w:rPr>
-                <w:rFonts w:eastAsia="Calibri"/>
-                <w:sz w:val="20"/>
-                <w:szCs w:val="20"/>
-              </w:rPr>
-            </w:pPr>
-            <w:r>
-              <w:rPr>
-                <w:sz w:val="20"/>
-                <w:szCs w:val="20"/>
-              </w:rPr>
-              <w:t>Solo opera dentro de una ciudad.</w:t>
-            </w:r>
-          </w:p>
-        </w:tc>
-        <w:tc>
-          <w:tcPr>
-            <w:tcW w:w="2160" w:type="dxa"/>
-            <w:shd w:val="clear" w:color="auto" w:fill="FFFFFF"/>
-          </w:tcPr>
-          <w:p>
-            <w:pPr>
-              <w:widowControl w:val="0"/>
-              <w:rPr>
-                <w:rFonts w:eastAsia="Calibri"/>
-                <w:sz w:val="20"/>
-                <w:szCs w:val="20"/>
-              </w:rPr>
-            </w:pPr>
-          </w:p>
-        </w:tc>
-      </w:tr>
-      <w:tr>
-        <w:trPr>
-          <w:trHeight w:val="220"/>
-        </w:trPr>
-        <w:tc>
-          <w:tcPr>
-            <w:tcW w:w="1267" w:type="dxa"/>
-          </w:tcPr>
-          <w:p>
-            <w:pPr>
-              <w:rPr>
-                <w:rFonts w:eastAsia="Calibri"/>
-                <w:b/>
-                <w:sz w:val="20"/>
-                <w:szCs w:val="20"/>
-              </w:rPr>
-            </w:pPr>
-            <w:r>
-              <w:rPr>
-                <w:rFonts w:eastAsia="Calibri"/>
-                <w:b/>
-                <w:sz w:val="20"/>
-                <w:szCs w:val="20"/>
-              </w:rPr>
-              <w:t>Opción b)</w:t>
-            </w:r>
-          </w:p>
-        </w:tc>
-        <w:tc>
-          <w:tcPr>
-            <w:tcW w:w="6727" w:type="dxa"/>
-            <w:gridSpan w:val="2"/>
-            <w:tcBorders>
-              <w:top w:val="single" w:color="BFBFBF" w:sz="4" w:space="0"/>
-              <w:left w:val="single" w:color="BFBFBF" w:sz="4" w:space="0"/>
-              <w:bottom w:val="single" w:color="BFBFBF" w:sz="4" w:space="0"/>
-              <w:right w:val="single" w:color="BFBFBF" w:sz="4" w:space="0"/>
-            </w:tcBorders>
-            <w:shd w:val="clear" w:color="auto" w:fill="FFFFFF"/>
-          </w:tcPr>
-          <w:p>
-            <w:pPr>
-              <w:rPr>
-                <w:rFonts w:eastAsia="Calibri"/>
-                <w:sz w:val="20"/>
-                <w:szCs w:val="20"/>
-                <w:lang w:val="en-US"/>
-              </w:rPr>
-            </w:pPr>
-            <w:r>
-              <w:rPr>
-                <w:sz w:val="20"/>
-                <w:szCs w:val="20"/>
-              </w:rPr>
-              <w:t>No requiere documentación.</w:t>
-            </w:r>
-          </w:p>
-        </w:tc>
-        <w:tc>
-          <w:tcPr>
-            <w:tcW w:w="2160" w:type="dxa"/>
-            <w:shd w:val="clear" w:color="auto" w:fill="FFFFFF"/>
-          </w:tcPr>
-          <w:p>
-            <w:pPr>
-              <w:widowControl w:val="0"/>
-              <w:rPr>
-                <w:rFonts w:eastAsia="Calibri"/>
-                <w:sz w:val="20"/>
-                <w:szCs w:val="20"/>
-                <w:lang w:val="en-US"/>
-              </w:rPr>
-            </w:pPr>
-          </w:p>
-        </w:tc>
-      </w:tr>
-      <w:tr>
-        <w:trPr>
-          <w:trHeight w:val="220"/>
-        </w:trPr>
-        <w:tc>
-          <w:tcPr>
-            <w:tcW w:w="1267" w:type="dxa"/>
-          </w:tcPr>
-          <w:p>
-            <w:pPr>
-              <w:rPr>
-                <w:rFonts w:eastAsia="Calibri"/>
-                <w:b/>
-                <w:sz w:val="20"/>
-                <w:szCs w:val="20"/>
-              </w:rPr>
-            </w:pPr>
-            <w:r>
-              <w:rPr>
-                <w:rFonts w:eastAsia="Calibri"/>
-                <w:b/>
-                <w:sz w:val="20"/>
-                <w:szCs w:val="20"/>
-              </w:rPr>
-              <w:t>Opción c)</w:t>
-            </w:r>
-          </w:p>
-        </w:tc>
-        <w:tc>
-          <w:tcPr>
-            <w:tcW w:w="6727" w:type="dxa"/>
-            <w:gridSpan w:val="2"/>
-            <w:tcBorders>
-              <w:top w:val="single" w:color="BFBFBF" w:sz="4" w:space="0"/>
-              <w:left w:val="single" w:color="BFBFBF" w:sz="4" w:space="0"/>
-              <w:bottom w:val="single" w:color="BFBFBF" w:sz="4" w:space="0"/>
-              <w:right w:val="single" w:color="BFBFBF" w:sz="4" w:space="0"/>
-            </w:tcBorders>
-            <w:shd w:val="clear" w:color="auto" w:fill="FFFFFF"/>
-          </w:tcPr>
-          <w:p>
-            <w:pPr>
-              <w:rPr>
-                <w:rFonts w:eastAsia="Calibri"/>
-                <w:sz w:val="20"/>
-                <w:szCs w:val="20"/>
-                <w:lang w:val="es-CO"/>
-              </w:rPr>
-            </w:pPr>
-            <w:r>
-              <w:rPr>
-                <w:sz w:val="20"/>
-                <w:szCs w:val="20"/>
-              </w:rPr>
-              <w:t>Incluye procesos de importación y exportación.</w:t>
-            </w:r>
-          </w:p>
-        </w:tc>
-        <w:tc>
-          <w:tcPr>
-            <w:tcW w:w="2160" w:type="dxa"/>
-            <w:shd w:val="clear" w:color="auto" w:fill="FFFFFF"/>
-          </w:tcPr>
-          <w:p>
-            <w:pPr>
-              <w:widowControl w:val="0"/>
-              <w:jc w:val="center"/>
-              <w:rPr>
-                <w:rFonts w:eastAsia="Calibri"/>
-                <w:sz w:val="20"/>
-                <w:szCs w:val="20"/>
-              </w:rPr>
-            </w:pPr>
-            <w:r>
-              <w:rPr>
-                <w:rFonts w:eastAsia="Calibri"/>
-                <w:sz w:val="20"/>
-                <w:szCs w:val="20"/>
-              </w:rPr>
-              <w:t>X</w:t>
-            </w:r>
-          </w:p>
-        </w:tc>
-      </w:tr>
-      <w:tr>
-        <w:trPr>
-          <w:trHeight w:val="220"/>
-        </w:trPr>
-        <w:tc>
-          <w:tcPr>
-            <w:tcW w:w="1267" w:type="dxa"/>
-          </w:tcPr>
-          <w:p>
-            <w:pPr>
-              <w:rPr>
-                <w:rFonts w:eastAsia="Calibri"/>
-                <w:b/>
-                <w:sz w:val="20"/>
-                <w:szCs w:val="20"/>
-              </w:rPr>
-            </w:pPr>
-            <w:r>
-              <w:rPr>
-                <w:rFonts w:eastAsia="Calibri"/>
-                <w:b/>
-                <w:sz w:val="20"/>
-                <w:szCs w:val="20"/>
-              </w:rPr>
-              <w:t>Opción d)</w:t>
-            </w:r>
-          </w:p>
-        </w:tc>
-        <w:tc>
-          <w:tcPr>
-            <w:tcW w:w="6727" w:type="dxa"/>
-            <w:gridSpan w:val="2"/>
-            <w:tcBorders>
-              <w:top w:val="single" w:color="BFBFBF" w:sz="4" w:space="0"/>
-              <w:left w:val="single" w:color="BFBFBF" w:sz="4" w:space="0"/>
-              <w:bottom w:val="single" w:color="BFBFBF" w:sz="4" w:space="0"/>
-              <w:right w:val="single" w:color="BFBFBF" w:sz="4" w:space="0"/>
-            </w:tcBorders>
-            <w:shd w:val="clear" w:color="auto" w:fill="FFFFFF"/>
-          </w:tcPr>
-          <w:p>
-            <w:pPr>
-              <w:rPr>
-                <w:rFonts w:eastAsia="Calibri"/>
-                <w:sz w:val="20"/>
-                <w:szCs w:val="20"/>
-              </w:rPr>
-            </w:pPr>
-            <w:r>
-              <w:rPr>
-                <w:sz w:val="20"/>
-                <w:szCs w:val="20"/>
-              </w:rPr>
-              <w:t>Elimina el uso de operadores logísticos.</w:t>
-            </w:r>
-          </w:p>
-        </w:tc>
-        <w:tc>
-          <w:tcPr>
-            <w:tcW w:w="2160" w:type="dxa"/>
-            <w:shd w:val="clear" w:color="auto" w:fill="FFFFFF"/>
-          </w:tcPr>
-          <w:p>
-            <w:pPr>
-              <w:widowControl w:val="0"/>
-              <w:rPr>
-                <w:rFonts w:eastAsia="Calibri"/>
-                <w:sz w:val="20"/>
-                <w:szCs w:val="20"/>
-              </w:rPr>
-            </w:pPr>
-          </w:p>
-        </w:tc>
-      </w:tr>
-      <w:tr>
-        <w:trPr>
-          <w:trHeight w:val="220"/>
-        </w:trPr>
-        <w:tc>
-          <w:tcPr>
-            <w:tcW w:w="2534" w:type="dxa"/>
-            <w:gridSpan w:val="2"/>
-            <w:shd w:val="clear" w:color="auto" w:fill="FBE5D5"/>
-          </w:tcPr>
-          <w:p>
-            <w:pPr>
-              <w:rPr>
-                <w:rFonts w:eastAsia="Calibri"/>
-                <w:b/>
-                <w:sz w:val="20"/>
-                <w:szCs w:val="20"/>
-              </w:rPr>
-            </w:pPr>
-            <w:r>
-              <w:rPr>
-                <w:rFonts w:eastAsia="Calibri"/>
-                <w:b/>
-                <w:sz w:val="20"/>
-                <w:szCs w:val="20"/>
-              </w:rPr>
-              <w:t>Comentario respuesta correcta</w:t>
-            </w:r>
-          </w:p>
-        </w:tc>
-        <w:tc>
-          <w:tcPr>
-            <w:tcW w:w="7620" w:type="dxa"/>
-            <w:gridSpan w:val="2"/>
-            <w:shd w:val="clear" w:color="auto" w:fill="FFFFFF"/>
-            <w:vAlign w:val="center"/>
-          </w:tcPr>
-          <w:p>
-            <w:pPr>
-              <w:rPr>
-                <w:rFonts w:eastAsia="Calibri"/>
-                <w:bCs/>
-                <w:sz w:val="20"/>
-                <w:szCs w:val="20"/>
-              </w:rPr>
-            </w:pPr>
-            <w:r>
-              <w:rPr>
-                <w:rFonts w:eastAsia="Calibri"/>
-                <w:bCs/>
-                <w:sz w:val="20"/>
-                <w:szCs w:val="20"/>
-              </w:rPr>
-              <w:t>¡Correcto! La logística internacional involucra operaciones de importación, exportación y cumplimiento de requisitos aduaneros.</w:t>
-            </w:r>
-          </w:p>
-        </w:tc>
-      </w:tr>
-      <w:tr>
-        <w:trPr>
-          <w:trHeight w:val="220"/>
-        </w:trPr>
-        <w:tc>
-          <w:tcPr>
-            <w:tcW w:w="2534" w:type="dxa"/>
-            <w:gridSpan w:val="2"/>
-            <w:shd w:val="clear" w:color="auto" w:fill="FBE5D5"/>
-          </w:tcPr>
-          <w:p>
-            <w:pPr>
-              <w:rPr>
-                <w:rFonts w:eastAsia="Calibri"/>
-                <w:b/>
-                <w:sz w:val="20"/>
-                <w:szCs w:val="20"/>
-              </w:rPr>
-            </w:pPr>
-            <w:r>
-              <w:rPr>
-                <w:rFonts w:eastAsia="Calibri"/>
-                <w:b/>
-                <w:sz w:val="20"/>
-                <w:szCs w:val="20"/>
-              </w:rPr>
-              <w:t>Comentario respuesta incorrecta</w:t>
-            </w:r>
-          </w:p>
-        </w:tc>
-        <w:tc>
-          <w:tcPr>
-            <w:tcW w:w="7620" w:type="dxa"/>
-            <w:gridSpan w:val="2"/>
-            <w:shd w:val="clear" w:color="auto" w:fill="FFFFFF"/>
-            <w:vAlign w:val="center"/>
-          </w:tcPr>
-          <w:p>
-            <w:pPr>
-              <w:rPr>
-                <w:rFonts w:eastAsia="Calibri"/>
-                <w:bCs/>
-                <w:sz w:val="20"/>
-                <w:szCs w:val="20"/>
-              </w:rPr>
-            </w:pPr>
-            <w:r>
-              <w:rPr>
-                <w:rFonts w:eastAsia="Calibri"/>
-                <w:sz w:val="20"/>
-                <w:szCs w:val="20"/>
-              </w:rPr>
-              <w:t>Revise nuevamente el contenido del componente formativo.</w:t>
-            </w:r>
-          </w:p>
-        </w:tc>
-      </w:tr>
-      <w:tr>
-        <w:trPr>
-          <w:trHeight w:val="220"/>
-        </w:trPr>
-        <w:tc>
-          <w:tcPr>
-            <w:tcW w:w="2534" w:type="dxa"/>
-            <w:gridSpan w:val="2"/>
-            <w:shd w:val="clear" w:color="auto" w:fill="FBE5D5"/>
-          </w:tcPr>
-          <w:p>
-            <w:pPr>
-              <w:rPr>
-                <w:rFonts w:eastAsia="Calibri"/>
-                <w:b/>
-                <w:sz w:val="20"/>
-                <w:szCs w:val="20"/>
-              </w:rPr>
-            </w:pPr>
-            <w:r>
-              <w:rPr>
-                <w:rFonts w:eastAsia="Calibri"/>
-                <w:b/>
-                <w:sz w:val="20"/>
-                <w:szCs w:val="20"/>
-              </w:rPr>
-              <w:t>Pregunta 20</w:t>
-            </w:r>
-          </w:p>
-        </w:tc>
-        <w:tc>
-          <w:tcPr>
-            <w:tcW w:w="7620" w:type="dxa"/>
-            <w:gridSpan w:val="2"/>
-            <w:shd w:val="clear" w:color="auto" w:fill="FBE5D5"/>
-          </w:tcPr>
-          <w:p>
-            <w:pPr>
-              <w:rPr>
-                <w:rFonts w:eastAsia="Calibri"/>
-                <w:b/>
-                <w:bCs/>
-                <w:sz w:val="20"/>
-                <w:szCs w:val="20"/>
-                <w:lang w:val="es-CO"/>
-              </w:rPr>
-            </w:pPr>
-            <w:r>
-              <w:rPr>
-                <w:b/>
-                <w:bCs/>
-                <w:sz w:val="20"/>
-                <w:szCs w:val="20"/>
-              </w:rPr>
-              <w:t xml:space="preserve">¿Por qué es importante el cumplimiento normativo en las operaciones logísticas de </w:t>
-            </w:r>
-            <w:r>
-              <w:rPr>
-                <w:b/>
+              <w:t xml:space="preserve">El </w:t>
+            </w:r>
+            <w:r>
+              <w:rPr>
+                <w:rFonts w:eastAsia="Calibri"/>
                 <w:bCs/>
                 <w:i/>
                 <w:iCs/>
                 <w:sz w:val="20"/>
                 <w:szCs w:val="20"/>
               </w:rPr>
-              <w:t>e-commerce</w:t>
-            </w:r>
-            <w:r>
-              <w:rPr>
-                <w:b/>
+              <w:t>dropshipping</w:t>
+            </w:r>
+            <w:r>
+              <w:rPr>
+                <w:rFonts w:eastAsia="Calibri"/>
                 <w:bCs/>
                 <w:sz w:val="20"/>
                 <w:szCs w:val="20"/>
               </w:rPr>
-              <w:t>?</w:t>
+              <w:t xml:space="preserve"> permite vender productos sin mantener inventarios propios, ya que el proveedor realiza el despacho.</w:t>
+            </w:r>
+          </w:p>
+        </w:tc>
+      </w:tr>
+      <w:tr>
+        <w:trPr>
+          <w:trHeight w:val="220"/>
+        </w:trPr>
+        <w:tc>
+          <w:tcPr>
+            <w:tcW w:w="2534" w:type="dxa"/>
+            <w:gridSpan w:val="2"/>
+            <w:shd w:val="clear" w:color="auto" w:fill="FBE5D5"/>
+          </w:tcPr>
+          <w:p>
+            <w:pPr>
+              <w:rPr>
+                <w:rFonts w:eastAsia="Calibri"/>
+                <w:b/>
+                <w:sz w:val="20"/>
+                <w:szCs w:val="20"/>
+              </w:rPr>
+            </w:pPr>
+            <w:r>
+              <w:rPr>
+                <w:rFonts w:eastAsia="Calibri"/>
+                <w:b/>
+                <w:sz w:val="20"/>
+                <w:szCs w:val="20"/>
+              </w:rPr>
+              <w:t>Comentario respuesta incorrecta</w:t>
+            </w:r>
+          </w:p>
+        </w:tc>
+        <w:tc>
+          <w:tcPr>
+            <w:tcW w:w="7620" w:type="dxa"/>
+            <w:gridSpan w:val="2"/>
+            <w:shd w:val="clear" w:color="auto" w:fill="FFFFFF"/>
+            <w:vAlign w:val="center"/>
+          </w:tcPr>
+          <w:p>
+            <w:pPr>
+              <w:rPr>
+                <w:rFonts w:eastAsia="Calibri"/>
+                <w:bCs/>
+                <w:sz w:val="20"/>
+                <w:szCs w:val="20"/>
+              </w:rPr>
+            </w:pPr>
+            <w:r>
+              <w:rPr>
+                <w:rFonts w:eastAsia="Calibri"/>
+                <w:sz w:val="20"/>
+                <w:szCs w:val="20"/>
+              </w:rPr>
+              <w:t>Revise nuevamente el contenido del componente formativo.</w:t>
+            </w:r>
+          </w:p>
+        </w:tc>
+      </w:tr>
+      <w:tr>
+        <w:trPr>
+          <w:trHeight w:val="220"/>
+        </w:trPr>
+        <w:tc>
+          <w:tcPr>
+            <w:tcW w:w="2534" w:type="dxa"/>
+            <w:gridSpan w:val="2"/>
+            <w:shd w:val="clear" w:color="auto" w:fill="FBE5D5"/>
+          </w:tcPr>
+          <w:p>
+            <w:pPr>
+              <w:rPr>
+                <w:rFonts w:eastAsia="Calibri"/>
+                <w:b/>
+                <w:sz w:val="20"/>
+                <w:szCs w:val="20"/>
+              </w:rPr>
+            </w:pPr>
+            <w:r>
+              <w:rPr>
+                <w:rFonts w:eastAsia="Calibri"/>
+                <w:b/>
+                <w:sz w:val="20"/>
+                <w:szCs w:val="20"/>
+              </w:rPr>
+              <w:t>Pregunta 17</w:t>
+            </w:r>
+          </w:p>
+        </w:tc>
+        <w:tc>
+          <w:tcPr>
+            <w:tcW w:w="7620" w:type="dxa"/>
+            <w:gridSpan w:val="2"/>
+            <w:shd w:val="clear" w:color="auto" w:fill="FBE5D5"/>
+          </w:tcPr>
+          <w:p>
+            <w:pPr>
+              <w:rPr>
+                <w:rFonts w:eastAsia="Calibri"/>
+                <w:b/>
+                <w:bCs/>
+                <w:sz w:val="20"/>
+                <w:szCs w:val="20"/>
+                <w:lang w:val="es-CO"/>
+              </w:rPr>
+            </w:pPr>
+            <w:r>
+              <w:rPr>
+                <w:rFonts w:eastAsia="Calibri"/>
+                <w:b/>
+                <w:bCs/>
+                <w:sz w:val="20"/>
+                <w:szCs w:val="20"/>
+                <w:lang w:val="es-CO"/>
+              </w:rPr>
+              <w:t>¿Qué actividad permite calcular el volumen ocupado por una mercancía?</w:t>
             </w:r>
           </w:p>
         </w:tc>
@@ -10914,10 +9161,10 @@
             <w:tcW w:w="6727" w:type="dxa"/>
             <w:gridSpan w:val="2"/>
             <w:tcBorders>
-              <w:top w:val="single" w:color="BFBFBF" w:sz="4" w:space="0"/>
-              <w:left w:val="single" w:color="BFBFBF" w:sz="4" w:space="0"/>
-              <w:bottom w:val="single" w:color="BFBFBF" w:sz="4" w:space="0"/>
-              <w:right w:val="single" w:color="BFBFBF" w:sz="4" w:space="0"/>
+              <w:top w:val="single" w:sz="4" w:space="0" w:color="BFBFBF"/>
+              <w:left w:val="single" w:sz="4" w:space="0" w:color="BFBFBF"/>
+              <w:bottom w:val="single" w:sz="4" w:space="0" w:color="BFBFBF"/>
+              <w:right w:val="single" w:sz="4" w:space="0" w:color="BFBFBF"/>
             </w:tcBorders>
             <w:shd w:val="clear" w:color="auto" w:fill="FFFFFF"/>
           </w:tcPr>
@@ -10927,14 +9174,15 @@
                 <w:rFonts w:eastAsia="Calibri"/>
                 <w:sz w:val="20"/>
                 <w:szCs w:val="20"/>
-              </w:rPr>
-            </w:pPr>
-            <w:r>
-              <w:rPr>
-                <w:sz w:val="20"/>
-                <w:szCs w:val="20"/>
-              </w:rPr>
-              <w:t>Porque reemplaza los sistemas tecnológicos.</w:t>
+                <w:lang w:val="es-CO"/>
+              </w:rPr>
+            </w:pPr>
+            <w:r>
+              <w:rPr>
+                <w:sz w:val="20"/>
+                <w:szCs w:val="20"/>
+              </w:rPr>
+              <w:t>Rotulado.</w:t>
             </w:r>
           </w:p>
         </w:tc>
@@ -10988,10 +9236,10 @@
             <w:tcW w:w="6727" w:type="dxa"/>
             <w:gridSpan w:val="2"/>
             <w:tcBorders>
-              <w:top w:val="single" w:color="BFBFBF" w:sz="4" w:space="0"/>
-              <w:left w:val="single" w:color="BFBFBF" w:sz="4" w:space="0"/>
-              <w:bottom w:val="single" w:color="BFBFBF" w:sz="4" w:space="0"/>
-              <w:right w:val="single" w:color="BFBFBF" w:sz="4" w:space="0"/>
+              <w:top w:val="single" w:sz="4" w:space="0" w:color="BFBFBF"/>
+              <w:left w:val="single" w:sz="4" w:space="0" w:color="BFBFBF"/>
+              <w:bottom w:val="single" w:sz="4" w:space="0" w:color="BFBFBF"/>
+              <w:right w:val="single" w:sz="4" w:space="0" w:color="BFBFBF"/>
             </w:tcBorders>
             <w:shd w:val="clear" w:color="auto" w:fill="FFFFFF"/>
           </w:tcPr>
@@ -11001,163 +9249,14 @@
                 <w:rFonts w:eastAsia="Calibri"/>
                 <w:sz w:val="20"/>
                 <w:szCs w:val="20"/>
-                <w:lang w:val="es-CO"/>
-              </w:rPr>
-            </w:pPr>
-            <w:r>
-              <w:rPr>
-                <w:sz w:val="20"/>
-                <w:szCs w:val="20"/>
-              </w:rPr>
-              <w:t>Porque evita la necesidad de almacenar productos.</w:t>
-            </w:r>
-          </w:p>
-        </w:tc>
-        <w:tc>
-          <w:tcPr>
-            <w:tcW w:w="2160" w:type="dxa"/>
-            <w:shd w:val="clear" w:color="auto" w:fill="FFFFFF"/>
-          </w:tcPr>
-          <w:p>
-            <w:pPr>
-              <w:widowControl w:val="0"/>
-              <w:rPr>
-                <w:rFonts w:eastAsia="Calibri"/>
-                <w:sz w:val="20"/>
-                <w:szCs w:val="20"/>
-              </w:rPr>
-            </w:pPr>
-          </w:p>
-        </w:tc>
-      </w:tr>
-      <w:tr>
-        <w:trPr>
-          <w:trHeight w:val="220"/>
-        </w:trPr>
-        <w:tc>
-          <w:tcPr>
-            <w:tcW w:w="1267" w:type="dxa"/>
-          </w:tcPr>
-          <w:p>
-            <w:pPr>
-              <w:rPr>
-                <w:rFonts w:eastAsia="Calibri"/>
-                <w:b/>
-                <w:sz w:val="20"/>
-                <w:szCs w:val="20"/>
-              </w:rPr>
-            </w:pPr>
-            <w:r>
-              <w:rPr>
-                <w:rFonts w:eastAsia="Calibri"/>
-                <w:b/>
-                <w:sz w:val="20"/>
-                <w:szCs w:val="20"/>
-              </w:rPr>
-              <w:t>Opción c)</w:t>
-            </w:r>
-          </w:p>
-        </w:tc>
-        <w:tc>
-          <w:tcPr>
-            <w:tcW w:w="6727" w:type="dxa"/>
-            <w:gridSpan w:val="2"/>
-            <w:tcBorders>
-              <w:top w:val="single" w:color="BFBFBF" w:sz="4" w:space="0"/>
-              <w:left w:val="single" w:color="BFBFBF" w:sz="4" w:space="0"/>
-              <w:bottom w:val="single" w:color="BFBFBF" w:sz="4" w:space="0"/>
-              <w:right w:val="single" w:color="BFBFBF" w:sz="4" w:space="0"/>
-            </w:tcBorders>
-            <w:shd w:val="clear" w:color="auto" w:fill="FFFFFF"/>
-          </w:tcPr>
-          <w:p>
-            <w:pPr>
-              <w:rPr>
-                <w:rFonts w:eastAsia="Calibri"/>
-                <w:sz w:val="20"/>
-                <w:szCs w:val="20"/>
-              </w:rPr>
-            </w:pPr>
-            <w:r>
-              <w:rPr>
-                <w:sz w:val="20"/>
-                <w:szCs w:val="20"/>
-              </w:rPr>
-              <w:t>Porque elimina los costos de transporte.</w:t>
-            </w:r>
-          </w:p>
-        </w:tc>
-        <w:tc>
-          <w:tcPr>
-            <w:tcW w:w="2160" w:type="dxa"/>
-            <w:shd w:val="clear" w:color="auto" w:fill="FFFFFF"/>
-          </w:tcPr>
-          <w:p>
-            <w:pPr>
-              <w:widowControl w:val="0"/>
-              <w:rPr>
-                <w:rFonts w:eastAsia="Calibri"/>
-                <w:sz w:val="20"/>
-                <w:szCs w:val="20"/>
-              </w:rPr>
-            </w:pPr>
-          </w:p>
-        </w:tc>
-      </w:tr>
-      <w:tr>
-        <w:trPr>
-          <w:trHeight w:val="220"/>
-        </w:trPr>
-        <w:tc>
-          <w:tcPr>
-            <w:tcW w:w="1267" w:type="dxa"/>
-          </w:tcPr>
-          <w:p>
-            <w:pPr>
-              <w:rPr>
-                <w:rFonts w:eastAsia="Calibri"/>
-                <w:b/>
-                <w:sz w:val="20"/>
-                <w:szCs w:val="20"/>
-              </w:rPr>
-            </w:pPr>
-            <w:r>
-              <w:rPr>
-                <w:rFonts w:eastAsia="Calibri"/>
-                <w:b/>
-                <w:sz w:val="20"/>
-                <w:szCs w:val="20"/>
-              </w:rPr>
-              <w:t>Opción d)</w:t>
-            </w:r>
-          </w:p>
-        </w:tc>
-        <w:tc>
-          <w:tcPr>
-            <w:tcW w:w="6727" w:type="dxa"/>
-            <w:gridSpan w:val="2"/>
-            <w:tcBorders>
-              <w:top w:val="single" w:color="BFBFBF" w:sz="4" w:space="0"/>
-              <w:left w:val="single" w:color="BFBFBF" w:sz="4" w:space="0"/>
-              <w:bottom w:val="single" w:color="BFBFBF" w:sz="4" w:space="0"/>
-              <w:right w:val="single" w:color="BFBFBF" w:sz="4" w:space="0"/>
-            </w:tcBorders>
-            <w:shd w:val="clear" w:color="auto" w:fill="FFFFFF"/>
-          </w:tcPr>
-          <w:p>
-            <w:pPr>
-              <w:rPr>
-                <w:rFonts w:eastAsia="Calibri"/>
-                <w:sz w:val="20"/>
-                <w:szCs w:val="20"/>
-              </w:rPr>
-            </w:pPr>
-            <w:r>
-              <w:rPr>
-                <w:sz w:val="20"/>
-                <w:szCs w:val="20"/>
-              </w:rPr>
-              <w:t>Porque contribuye a la legalidad, seguridad y confianza en las operaciones.</w:t>
+              </w:rPr>
+            </w:pPr>
+            <w:r>
+              <w:rPr>
+                <w:sz w:val="20"/>
+                <w:szCs w:val="20"/>
+              </w:rPr>
+              <w:t>Cubicaje.</w:t>
             </w:r>
           </w:p>
         </w:tc>
@@ -11193,6 +9292,159 @@
         </w:trPr>
         <w:tc>
           <w:tcPr>
+            <w:tcW w:w="1267" w:type="dxa"/>
+          </w:tcPr>
+          <w:p>
+            <w:pPr>
+              <w:rPr>
+                <w:rFonts w:eastAsia="Calibri"/>
+                <w:b/>
+                <w:sz w:val="20"/>
+                <w:szCs w:val="20"/>
+              </w:rPr>
+            </w:pPr>
+            <w:r>
+              <w:rPr>
+                <w:rFonts w:eastAsia="Calibri"/>
+                <w:b/>
+                <w:sz w:val="20"/>
+                <w:szCs w:val="20"/>
+              </w:rPr>
+              <w:t>Opción c)</w:t>
+            </w:r>
+          </w:p>
+        </w:tc>
+        <w:tc>
+          <w:tcPr>
+            <w:tcW w:w="6727" w:type="dxa"/>
+            <w:gridSpan w:val="2"/>
+            <w:tcBorders>
+              <w:top w:val="single" w:sz="4" w:space="0" w:color="BFBFBF"/>
+              <w:left w:val="single" w:sz="4" w:space="0" w:color="BFBFBF"/>
+              <w:bottom w:val="single" w:sz="4" w:space="0" w:color="BFBFBF"/>
+              <w:right w:val="single" w:sz="4" w:space="0" w:color="BFBFBF"/>
+            </w:tcBorders>
+            <w:shd w:val="clear" w:color="auto" w:fill="FFFFFF"/>
+          </w:tcPr>
+          <w:p>
+            <w:pPr>
+              <w:rPr>
+                <w:rFonts w:eastAsia="Calibri"/>
+                <w:b/>
+                <w:i/>
+                <w:iCs/>
+                <w:sz w:val="20"/>
+                <w:szCs w:val="20"/>
+              </w:rPr>
+            </w:pPr>
+            <w:r>
+              <w:rPr>
+                <w:i/>
+                <w:iCs/>
+                <w:sz w:val="20"/>
+                <w:szCs w:val="20"/>
+              </w:rPr>
+              <w:t>Picking.</w:t>
+            </w:r>
+          </w:p>
+        </w:tc>
+        <w:tc>
+          <w:tcPr>
+            <w:tcW w:w="2160" w:type="dxa"/>
+            <w:shd w:val="clear" w:color="auto" w:fill="FFFFFF"/>
+          </w:tcPr>
+          <w:p>
+            <w:pPr>
+              <w:widowControl w:val="0"/>
+              <w:rPr>
+                <w:rFonts w:eastAsia="Calibri"/>
+                <w:sz w:val="20"/>
+                <w:szCs w:val="20"/>
+              </w:rPr>
+            </w:pPr>
+          </w:p>
+        </w:tc>
+      </w:tr>
+      <w:tr>
+        <w:trPr>
+          <w:trHeight w:val="220"/>
+        </w:trPr>
+        <w:tc>
+          <w:tcPr>
+            <w:tcW w:w="1267" w:type="dxa"/>
+          </w:tcPr>
+          <w:p>
+            <w:pPr>
+              <w:rPr>
+                <w:rFonts w:eastAsia="Calibri"/>
+                <w:b/>
+                <w:sz w:val="20"/>
+                <w:szCs w:val="20"/>
+              </w:rPr>
+            </w:pPr>
+            <w:r>
+              <w:rPr>
+                <w:rFonts w:eastAsia="Calibri"/>
+                <w:b/>
+                <w:sz w:val="20"/>
+                <w:szCs w:val="20"/>
+              </w:rPr>
+              <w:t>Opción d)</w:t>
+            </w:r>
+          </w:p>
+        </w:tc>
+        <w:tc>
+          <w:tcPr>
+            <w:tcW w:w="6727" w:type="dxa"/>
+            <w:gridSpan w:val="2"/>
+            <w:tcBorders>
+              <w:top w:val="single" w:sz="4" w:space="0" w:color="BFBFBF"/>
+              <w:left w:val="single" w:sz="4" w:space="0" w:color="BFBFBF"/>
+              <w:bottom w:val="single" w:sz="4" w:space="0" w:color="BFBFBF"/>
+              <w:right w:val="single" w:sz="4" w:space="0" w:color="BFBFBF"/>
+            </w:tcBorders>
+            <w:shd w:val="clear" w:color="auto" w:fill="FFFFFF"/>
+          </w:tcPr>
+          <w:p>
+            <w:pPr>
+              <w:rPr>
+                <w:rFonts w:eastAsia="Calibri"/>
+                <w:sz w:val="20"/>
+                <w:szCs w:val="20"/>
+              </w:rPr>
+            </w:pPr>
+            <w:r>
+              <w:rPr>
+                <w:sz w:val="20"/>
+                <w:szCs w:val="20"/>
+              </w:rPr>
+              <w:t>Distribución.</w:t>
+            </w:r>
+          </w:p>
+        </w:tc>
+        <w:tc>
+          <w:tcPr>
+            <w:tcW w:w="2160" w:type="dxa"/>
+            <w:shd w:val="clear" w:color="auto" w:fill="FFFFFF"/>
+          </w:tcPr>
+          <w:p>
+            <w:pPr>
+              <w:widowControl w:val="0"/>
+              <w:rPr>
+                <w:rFonts w:eastAsia="Calibri"/>
+                <w:sz w:val="20"/>
+                <w:szCs w:val="20"/>
+              </w:rPr>
+            </w:pPr>
+          </w:p>
+        </w:tc>
+      </w:tr>
+      <w:tr>
+        <w:trPr>
+          <w:trHeight w:val="220"/>
+        </w:trPr>
+        <w:tc>
+          <w:tcPr>
             <w:tcW w:w="2534" w:type="dxa"/>
             <w:gridSpan w:val="2"/>
             <w:shd w:val="clear" w:color="auto" w:fill="FBE5D5"/>
@@ -11235,10 +9487,1476 @@
             </w:pPr>
             <w:r>
               <w:rPr>
-                <w:sz w:val="20"/>
-                <w:szCs w:val="20"/>
-              </w:rPr>
-              <w:t>¡Correcto! El cumplimiento normativo fortalece la legalidad, reduce riesgos y genera confianza en las operaciones de comercio electrónico.</w:t>
+                <w:rFonts w:eastAsia="Calibri"/>
+                <w:bCs/>
+                <w:sz w:val="20"/>
+                <w:szCs w:val="20"/>
+              </w:rPr>
+              <w:t>El cubicaje permite calcular el volumen de la mercancía para optimizar espacios de almacenamiento y transporte.</w:t>
+            </w:r>
+          </w:p>
+        </w:tc>
+      </w:tr>
+      <w:tr>
+        <w:trPr>
+          <w:trHeight w:val="220"/>
+        </w:trPr>
+        <w:tc>
+          <w:tcPr>
+            <w:tcW w:w="2534" w:type="dxa"/>
+            <w:gridSpan w:val="2"/>
+            <w:shd w:val="clear" w:color="auto" w:fill="FBE5D5"/>
+          </w:tcPr>
+          <w:p>
+            <w:pPr>
+              <w:rPr>
+                <w:rFonts w:eastAsia="Calibri"/>
+                <w:b/>
+                <w:sz w:val="20"/>
+                <w:szCs w:val="20"/>
+              </w:rPr>
+            </w:pPr>
+            <w:r>
+              <w:rPr>
+                <w:rFonts w:eastAsia="Calibri"/>
+                <w:b/>
+                <w:sz w:val="20"/>
+                <w:szCs w:val="20"/>
+              </w:rPr>
+              <w:t>Comentario respuesta incorrecta</w:t>
+            </w:r>
+          </w:p>
+        </w:tc>
+        <w:tc>
+          <w:tcPr>
+            <w:tcW w:w="7620" w:type="dxa"/>
+            <w:gridSpan w:val="2"/>
+            <w:shd w:val="clear" w:color="auto" w:fill="FFFFFF"/>
+            <w:vAlign w:val="center"/>
+          </w:tcPr>
+          <w:p>
+            <w:pPr>
+              <w:rPr>
+                <w:rFonts w:eastAsia="Calibri"/>
+                <w:bCs/>
+                <w:sz w:val="20"/>
+                <w:szCs w:val="20"/>
+              </w:rPr>
+            </w:pPr>
+            <w:r>
+              <w:rPr>
+                <w:rFonts w:eastAsia="Calibri"/>
+                <w:sz w:val="20"/>
+                <w:szCs w:val="20"/>
+              </w:rPr>
+              <w:t>Revise nuevamente el contenido del componente formativo.</w:t>
+            </w:r>
+          </w:p>
+        </w:tc>
+      </w:tr>
+      <w:tr>
+        <w:trPr>
+          <w:trHeight w:val="220"/>
+        </w:trPr>
+        <w:tc>
+          <w:tcPr>
+            <w:tcW w:w="2534" w:type="dxa"/>
+            <w:gridSpan w:val="2"/>
+            <w:shd w:val="clear" w:color="auto" w:fill="FBE5D5"/>
+          </w:tcPr>
+          <w:p>
+            <w:pPr>
+              <w:rPr>
+                <w:rFonts w:eastAsia="Calibri"/>
+                <w:b/>
+                <w:sz w:val="20"/>
+                <w:szCs w:val="20"/>
+              </w:rPr>
+            </w:pPr>
+            <w:r>
+              <w:rPr>
+                <w:rFonts w:eastAsia="Calibri"/>
+                <w:b/>
+                <w:sz w:val="20"/>
+                <w:szCs w:val="20"/>
+              </w:rPr>
+              <w:t>Pregunta 18</w:t>
+            </w:r>
+          </w:p>
+        </w:tc>
+        <w:tc>
+          <w:tcPr>
+            <w:tcW w:w="7620" w:type="dxa"/>
+            <w:gridSpan w:val="2"/>
+            <w:shd w:val="clear" w:color="auto" w:fill="FBE5D5"/>
+          </w:tcPr>
+          <w:p>
+            <w:pPr>
+              <w:rPr>
+                <w:rFonts w:eastAsia="Calibri"/>
+                <w:b/>
+                <w:bCs/>
+                <w:sz w:val="20"/>
+                <w:szCs w:val="20"/>
+                <w:lang w:val="es-CO"/>
+              </w:rPr>
+            </w:pPr>
+            <w:r>
+              <w:rPr>
+                <w:rFonts w:eastAsia="Calibri"/>
+                <w:b/>
+                <w:bCs/>
+                <w:sz w:val="20"/>
+                <w:szCs w:val="20"/>
+                <w:lang w:val="es-CO"/>
+              </w:rPr>
+              <w:t>¿Qué entidad colombiana ejerce funciones de protección al consumidor en comercio electrónico?</w:t>
+            </w:r>
+          </w:p>
+        </w:tc>
+      </w:tr>
+      <w:tr>
+        <w:trPr>
+          <w:trHeight w:val="220"/>
+        </w:trPr>
+        <w:tc>
+          <w:tcPr>
+            <w:tcW w:w="1267" w:type="dxa"/>
+          </w:tcPr>
+          <w:p>
+            <w:pPr>
+              <w:rPr>
+                <w:rFonts w:eastAsia="Calibri"/>
+                <w:b/>
+                <w:sz w:val="20"/>
+                <w:szCs w:val="20"/>
+              </w:rPr>
+            </w:pPr>
+            <w:r>
+              <w:rPr>
+                <w:rFonts w:eastAsia="Calibri"/>
+                <w:b/>
+                <w:sz w:val="20"/>
+                <w:szCs w:val="20"/>
+              </w:rPr>
+              <w:t>Opción a)</w:t>
+            </w:r>
+          </w:p>
+        </w:tc>
+        <w:tc>
+          <w:tcPr>
+            <w:tcW w:w="6727" w:type="dxa"/>
+            <w:gridSpan w:val="2"/>
+            <w:tcBorders>
+              <w:top w:val="single" w:sz="4" w:space="0" w:color="BFBFBF"/>
+              <w:left w:val="single" w:sz="4" w:space="0" w:color="BFBFBF"/>
+              <w:bottom w:val="single" w:sz="4" w:space="0" w:color="BFBFBF"/>
+              <w:right w:val="single" w:sz="4" w:space="0" w:color="BFBFBF"/>
+            </w:tcBorders>
+            <w:shd w:val="clear" w:color="auto" w:fill="FFFFFF"/>
+          </w:tcPr>
+          <w:p>
+            <w:pPr>
+              <w:rPr>
+                <w:rFonts w:eastAsia="Calibri"/>
+                <w:sz w:val="20"/>
+                <w:szCs w:val="20"/>
+              </w:rPr>
+            </w:pPr>
+            <w:r>
+              <w:rPr>
+                <w:sz w:val="20"/>
+                <w:szCs w:val="20"/>
+              </w:rPr>
+              <w:t>Superintendencia de Industria y Comercio.</w:t>
+            </w:r>
+          </w:p>
+        </w:tc>
+        <w:tc>
+          <w:tcPr>
+            <w:tcW w:w="2160" w:type="dxa"/>
+            <w:shd w:val="clear" w:color="auto" w:fill="FFFFFF"/>
+          </w:tcPr>
+          <w:p>
+            <w:pPr>
+              <w:widowControl w:val="0"/>
+              <w:jc w:val="center"/>
+              <w:rPr>
+                <w:rFonts w:eastAsia="Calibri"/>
+                <w:sz w:val="20"/>
+                <w:szCs w:val="20"/>
+              </w:rPr>
+            </w:pPr>
+            <w:r>
+              <w:rPr>
+                <w:rFonts w:eastAsia="Calibri"/>
+                <w:sz w:val="20"/>
+                <w:szCs w:val="20"/>
+              </w:rPr>
+              <w:t>X</w:t>
+            </w:r>
+          </w:p>
+        </w:tc>
+      </w:tr>
+      <w:tr>
+        <w:trPr>
+          <w:trHeight w:val="220"/>
+        </w:trPr>
+        <w:tc>
+          <w:tcPr>
+            <w:tcW w:w="1267" w:type="dxa"/>
+          </w:tcPr>
+          <w:p>
+            <w:pPr>
+              <w:rPr>
+                <w:rFonts w:eastAsia="Calibri"/>
+                <w:b/>
+                <w:sz w:val="20"/>
+                <w:szCs w:val="20"/>
+              </w:rPr>
+            </w:pPr>
+            <w:r>
+              <w:rPr>
+                <w:rFonts w:eastAsia="Calibri"/>
+                <w:b/>
+                <w:sz w:val="20"/>
+                <w:szCs w:val="20"/>
+              </w:rPr>
+              <w:t>Opción b)</w:t>
+            </w:r>
+          </w:p>
+        </w:tc>
+        <w:tc>
+          <w:tcPr>
+            <w:tcW w:w="6727" w:type="dxa"/>
+            <w:gridSpan w:val="2"/>
+            <w:tcBorders>
+              <w:top w:val="single" w:sz="4" w:space="0" w:color="BFBFBF"/>
+              <w:left w:val="single" w:sz="4" w:space="0" w:color="BFBFBF"/>
+              <w:bottom w:val="single" w:sz="4" w:space="0" w:color="BFBFBF"/>
+              <w:right w:val="single" w:sz="4" w:space="0" w:color="BFBFBF"/>
+            </w:tcBorders>
+            <w:shd w:val="clear" w:color="auto" w:fill="FFFFFF"/>
+          </w:tcPr>
+          <w:p>
+            <w:pPr>
+              <w:rPr>
+                <w:rFonts w:eastAsia="Calibri"/>
+                <w:sz w:val="20"/>
+                <w:szCs w:val="20"/>
+              </w:rPr>
+            </w:pPr>
+            <w:r>
+              <w:rPr>
+                <w:sz w:val="20"/>
+                <w:szCs w:val="20"/>
+              </w:rPr>
+              <w:t>Registraduría Nacional.</w:t>
+            </w:r>
+          </w:p>
+        </w:tc>
+        <w:tc>
+          <w:tcPr>
+            <w:tcW w:w="2160" w:type="dxa"/>
+            <w:shd w:val="clear" w:color="auto" w:fill="FFFFFF"/>
+          </w:tcPr>
+          <w:p>
+            <w:pPr>
+              <w:widowControl w:val="0"/>
+              <w:rPr>
+                <w:rFonts w:eastAsia="Calibri"/>
+                <w:sz w:val="20"/>
+                <w:szCs w:val="20"/>
+              </w:rPr>
+            </w:pPr>
+          </w:p>
+        </w:tc>
+      </w:tr>
+      <w:tr>
+        <w:trPr>
+          <w:trHeight w:val="220"/>
+        </w:trPr>
+        <w:tc>
+          <w:tcPr>
+            <w:tcW w:w="1267" w:type="dxa"/>
+          </w:tcPr>
+          <w:p>
+            <w:pPr>
+              <w:rPr>
+                <w:rFonts w:eastAsia="Calibri"/>
+                <w:b/>
+                <w:sz w:val="20"/>
+                <w:szCs w:val="20"/>
+              </w:rPr>
+            </w:pPr>
+            <w:r>
+              <w:rPr>
+                <w:rFonts w:eastAsia="Calibri"/>
+                <w:b/>
+                <w:sz w:val="20"/>
+                <w:szCs w:val="20"/>
+              </w:rPr>
+              <w:t>Opción c)</w:t>
+            </w:r>
+          </w:p>
+        </w:tc>
+        <w:tc>
+          <w:tcPr>
+            <w:tcW w:w="6727" w:type="dxa"/>
+            <w:gridSpan w:val="2"/>
+            <w:tcBorders>
+              <w:top w:val="single" w:sz="4" w:space="0" w:color="BFBFBF"/>
+              <w:left w:val="single" w:sz="4" w:space="0" w:color="BFBFBF"/>
+              <w:bottom w:val="single" w:sz="4" w:space="0" w:color="BFBFBF"/>
+              <w:right w:val="single" w:sz="4" w:space="0" w:color="BFBFBF"/>
+            </w:tcBorders>
+            <w:shd w:val="clear" w:color="auto" w:fill="FFFFFF"/>
+          </w:tcPr>
+          <w:p>
+            <w:pPr>
+              <w:rPr>
+                <w:rFonts w:eastAsia="Calibri"/>
+                <w:sz w:val="20"/>
+                <w:szCs w:val="20"/>
+              </w:rPr>
+            </w:pPr>
+            <w:r>
+              <w:rPr>
+                <w:sz w:val="20"/>
+                <w:szCs w:val="20"/>
+              </w:rPr>
+              <w:t>Fiscalía General de la Nación.</w:t>
+            </w:r>
+          </w:p>
+        </w:tc>
+        <w:tc>
+          <w:tcPr>
+            <w:tcW w:w="2160" w:type="dxa"/>
+            <w:shd w:val="clear" w:color="auto" w:fill="FFFFFF"/>
+          </w:tcPr>
+          <w:p>
+            <w:pPr>
+              <w:widowControl w:val="0"/>
+              <w:rPr>
+                <w:rFonts w:eastAsia="Calibri"/>
+                <w:sz w:val="20"/>
+                <w:szCs w:val="20"/>
+              </w:rPr>
+            </w:pPr>
+          </w:p>
+        </w:tc>
+      </w:tr>
+      <w:tr>
+        <w:trPr>
+          <w:trHeight w:val="220"/>
+        </w:trPr>
+        <w:tc>
+          <w:tcPr>
+            <w:tcW w:w="1267" w:type="dxa"/>
+          </w:tcPr>
+          <w:p>
+            <w:pPr>
+              <w:rPr>
+                <w:rFonts w:eastAsia="Calibri"/>
+                <w:b/>
+                <w:sz w:val="20"/>
+                <w:szCs w:val="20"/>
+              </w:rPr>
+            </w:pPr>
+            <w:r>
+              <w:rPr>
+                <w:rFonts w:eastAsia="Calibri"/>
+                <w:b/>
+                <w:sz w:val="20"/>
+                <w:szCs w:val="20"/>
+              </w:rPr>
+              <w:lastRenderedPageBreak/>
+              <w:t>Opción d)</w:t>
+            </w:r>
+          </w:p>
+        </w:tc>
+        <w:tc>
+          <w:tcPr>
+            <w:tcW w:w="6727" w:type="dxa"/>
+            <w:gridSpan w:val="2"/>
+            <w:tcBorders>
+              <w:top w:val="single" w:sz="4" w:space="0" w:color="BFBFBF"/>
+              <w:left w:val="single" w:sz="4" w:space="0" w:color="BFBFBF"/>
+              <w:bottom w:val="single" w:sz="4" w:space="0" w:color="BFBFBF"/>
+              <w:right w:val="single" w:sz="4" w:space="0" w:color="BFBFBF"/>
+            </w:tcBorders>
+            <w:shd w:val="clear" w:color="auto" w:fill="FFFFFF"/>
+          </w:tcPr>
+          <w:p>
+            <w:pPr>
+              <w:rPr>
+                <w:rFonts w:eastAsia="Calibri"/>
+                <w:sz w:val="20"/>
+                <w:szCs w:val="20"/>
+              </w:rPr>
+            </w:pPr>
+            <w:r>
+              <w:rPr>
+                <w:sz w:val="20"/>
+                <w:szCs w:val="20"/>
+              </w:rPr>
+              <w:t>Contraloría General de la República.</w:t>
+            </w:r>
+          </w:p>
+        </w:tc>
+        <w:tc>
+          <w:tcPr>
+            <w:tcW w:w="2160" w:type="dxa"/>
+            <w:shd w:val="clear" w:color="auto" w:fill="FFFFFF"/>
+          </w:tcPr>
+          <w:p>
+            <w:pPr>
+              <w:widowControl w:val="0"/>
+              <w:rPr>
+                <w:rFonts w:eastAsia="Calibri"/>
+                <w:sz w:val="20"/>
+                <w:szCs w:val="20"/>
+              </w:rPr>
+            </w:pPr>
+          </w:p>
+        </w:tc>
+      </w:tr>
+      <w:tr>
+        <w:trPr>
+          <w:trHeight w:val="220"/>
+        </w:trPr>
+        <w:tc>
+          <w:tcPr>
+            <w:tcW w:w="2534" w:type="dxa"/>
+            <w:gridSpan w:val="2"/>
+            <w:shd w:val="clear" w:color="auto" w:fill="FBE5D5"/>
+          </w:tcPr>
+          <w:p>
+            <w:pPr>
+              <w:rPr>
+                <w:rFonts w:eastAsia="Calibri"/>
+                <w:b/>
+                <w:sz w:val="20"/>
+                <w:szCs w:val="20"/>
+              </w:rPr>
+            </w:pPr>
+            <w:r>
+              <w:rPr>
+                <w:rFonts w:eastAsia="Calibri"/>
+                <w:b/>
+                <w:sz w:val="20"/>
+                <w:szCs w:val="20"/>
+              </w:rPr>
+              <w:t>Comentario respuesta correcta</w:t>
+            </w:r>
+          </w:p>
+        </w:tc>
+        <w:tc>
+          <w:tcPr>
+            <w:tcW w:w="7620" w:type="dxa"/>
+            <w:gridSpan w:val="2"/>
+            <w:shd w:val="clear" w:color="auto" w:fill="FFFFFF"/>
+            <w:vAlign w:val="center"/>
+          </w:tcPr>
+          <w:p>
+            <w:pPr>
+              <w:rPr>
+                <w:rFonts w:eastAsia="Calibri"/>
+                <w:bCs/>
+                <w:sz w:val="20"/>
+                <w:szCs w:val="20"/>
+              </w:rPr>
+            </w:pPr>
+            <w:r>
+              <w:rPr>
+                <w:rFonts w:eastAsia="Calibri"/>
+                <w:bCs/>
+                <w:sz w:val="20"/>
+                <w:szCs w:val="20"/>
+              </w:rPr>
+              <w:t>La Superintendencia de Industria y Comercio protege los derechos de los consumidores y supervisa prácticas comerciales.</w:t>
+            </w:r>
+          </w:p>
+        </w:tc>
+      </w:tr>
+      <w:tr>
+        <w:trPr>
+          <w:trHeight w:val="220"/>
+        </w:trPr>
+        <w:tc>
+          <w:tcPr>
+            <w:tcW w:w="2534" w:type="dxa"/>
+            <w:gridSpan w:val="2"/>
+            <w:shd w:val="clear" w:color="auto" w:fill="FBE5D5"/>
+          </w:tcPr>
+          <w:p>
+            <w:pPr>
+              <w:rPr>
+                <w:rFonts w:eastAsia="Calibri"/>
+                <w:b/>
+                <w:sz w:val="20"/>
+                <w:szCs w:val="20"/>
+              </w:rPr>
+            </w:pPr>
+            <w:r>
+              <w:rPr>
+                <w:rFonts w:eastAsia="Calibri"/>
+                <w:b/>
+                <w:sz w:val="20"/>
+                <w:szCs w:val="20"/>
+              </w:rPr>
+              <w:t>Comentario respuesta incorrecta</w:t>
+            </w:r>
+          </w:p>
+        </w:tc>
+        <w:tc>
+          <w:tcPr>
+            <w:tcW w:w="7620" w:type="dxa"/>
+            <w:gridSpan w:val="2"/>
+            <w:shd w:val="clear" w:color="auto" w:fill="FFFFFF"/>
+            <w:vAlign w:val="center"/>
+          </w:tcPr>
+          <w:p>
+            <w:pPr>
+              <w:rPr>
+                <w:rFonts w:eastAsia="Calibri"/>
+                <w:bCs/>
+                <w:sz w:val="20"/>
+                <w:szCs w:val="20"/>
+              </w:rPr>
+            </w:pPr>
+            <w:r>
+              <w:rPr>
+                <w:rFonts w:eastAsia="Calibri"/>
+                <w:sz w:val="20"/>
+                <w:szCs w:val="20"/>
+              </w:rPr>
+              <w:t>Revise nuevamente el contenido del componente formativo.</w:t>
+            </w:r>
+          </w:p>
+        </w:tc>
+      </w:tr>
+      <w:tr>
+        <w:trPr>
+          <w:trHeight w:val="220"/>
+        </w:trPr>
+        <w:tc>
+          <w:tcPr>
+            <w:tcW w:w="2534" w:type="dxa"/>
+            <w:gridSpan w:val="2"/>
+            <w:shd w:val="clear" w:color="auto" w:fill="FBE5D5"/>
+          </w:tcPr>
+          <w:p>
+            <w:pPr>
+              <w:rPr>
+                <w:rFonts w:eastAsia="Calibri"/>
+                <w:b/>
+                <w:sz w:val="20"/>
+                <w:szCs w:val="20"/>
+              </w:rPr>
+            </w:pPr>
+            <w:r>
+              <w:rPr>
+                <w:rFonts w:eastAsia="Calibri"/>
+                <w:b/>
+                <w:sz w:val="20"/>
+                <w:szCs w:val="20"/>
+              </w:rPr>
+              <w:t>Pregunta 19</w:t>
+            </w:r>
+          </w:p>
+        </w:tc>
+        <w:tc>
+          <w:tcPr>
+            <w:tcW w:w="7620" w:type="dxa"/>
+            <w:gridSpan w:val="2"/>
+            <w:shd w:val="clear" w:color="auto" w:fill="FBE5D5"/>
+          </w:tcPr>
+          <w:p>
+            <w:pPr>
+              <w:rPr>
+                <w:rFonts w:eastAsia="Calibri"/>
+                <w:b/>
+                <w:bCs/>
+                <w:sz w:val="20"/>
+                <w:szCs w:val="20"/>
+                <w:lang w:val="es-CO"/>
+              </w:rPr>
+            </w:pPr>
+            <w:r>
+              <w:rPr>
+                <w:rFonts w:eastAsia="Calibri"/>
+                <w:b/>
+                <w:bCs/>
+                <w:sz w:val="20"/>
+                <w:szCs w:val="20"/>
+                <w:lang w:val="es-CO"/>
+              </w:rPr>
+              <w:t>¿Cuál es una característica de la logística internacional?</w:t>
+            </w:r>
+          </w:p>
+        </w:tc>
+      </w:tr>
+      <w:tr>
+        <w:trPr>
+          <w:trHeight w:val="220"/>
+        </w:trPr>
+        <w:tc>
+          <w:tcPr>
+            <w:tcW w:w="1267" w:type="dxa"/>
+          </w:tcPr>
+          <w:p>
+            <w:pPr>
+              <w:rPr>
+                <w:rFonts w:eastAsia="Calibri"/>
+                <w:b/>
+                <w:sz w:val="20"/>
+                <w:szCs w:val="20"/>
+              </w:rPr>
+            </w:pPr>
+            <w:r>
+              <w:rPr>
+                <w:rFonts w:eastAsia="Calibri"/>
+                <w:b/>
+                <w:sz w:val="20"/>
+                <w:szCs w:val="20"/>
+              </w:rPr>
+              <w:t>Opción a)</w:t>
+            </w:r>
+          </w:p>
+        </w:tc>
+        <w:tc>
+          <w:tcPr>
+            <w:tcW w:w="6727" w:type="dxa"/>
+            <w:gridSpan w:val="2"/>
+            <w:tcBorders>
+              <w:top w:val="single" w:sz="4" w:space="0" w:color="BFBFBF"/>
+              <w:left w:val="single" w:sz="4" w:space="0" w:color="BFBFBF"/>
+              <w:bottom w:val="single" w:sz="4" w:space="0" w:color="BFBFBF"/>
+              <w:right w:val="single" w:sz="4" w:space="0" w:color="BFBFBF"/>
+            </w:tcBorders>
+            <w:shd w:val="clear" w:color="auto" w:fill="FFFFFF"/>
+          </w:tcPr>
+          <w:p>
+            <w:pPr>
+              <w:rPr>
+                <w:rFonts w:eastAsia="Calibri"/>
+                <w:sz w:val="20"/>
+                <w:szCs w:val="20"/>
+              </w:rPr>
+            </w:pPr>
+            <w:r>
+              <w:rPr>
+                <w:sz w:val="20"/>
+                <w:szCs w:val="20"/>
+              </w:rPr>
+              <w:t>Solo opera dentro de una ciudad.</w:t>
+            </w:r>
+          </w:p>
+        </w:tc>
+        <w:tc>
+          <w:tcPr>
+            <w:tcW w:w="2160" w:type="dxa"/>
+            <w:shd w:val="clear" w:color="auto" w:fill="FFFFFF"/>
+          </w:tcPr>
+          <w:p>
+            <w:pPr>
+              <w:widowControl w:val="0"/>
+              <w:rPr>
+                <w:rFonts w:eastAsia="Calibri"/>
+                <w:sz w:val="20"/>
+                <w:szCs w:val="20"/>
+              </w:rPr>
+            </w:pPr>
+          </w:p>
+        </w:tc>
+      </w:tr>
+      <w:tr>
+        <w:trPr>
+          <w:trHeight w:val="220"/>
+        </w:trPr>
+        <w:tc>
+          <w:tcPr>
+            <w:tcW w:w="1267" w:type="dxa"/>
+          </w:tcPr>
+          <w:p>
+            <w:pPr>
+              <w:rPr>
+                <w:rFonts w:eastAsia="Calibri"/>
+                <w:b/>
+                <w:sz w:val="20"/>
+                <w:szCs w:val="20"/>
+              </w:rPr>
+            </w:pPr>
+            <w:r>
+              <w:rPr>
+                <w:rFonts w:eastAsia="Calibri"/>
+                <w:b/>
+                <w:sz w:val="20"/>
+                <w:szCs w:val="20"/>
+              </w:rPr>
+              <w:t>Opción b)</w:t>
+            </w:r>
+          </w:p>
+        </w:tc>
+        <w:tc>
+          <w:tcPr>
+            <w:tcW w:w="6727" w:type="dxa"/>
+            <w:gridSpan w:val="2"/>
+            <w:tcBorders>
+              <w:top w:val="single" w:sz="4" w:space="0" w:color="BFBFBF"/>
+              <w:left w:val="single" w:sz="4" w:space="0" w:color="BFBFBF"/>
+              <w:bottom w:val="single" w:sz="4" w:space="0" w:color="BFBFBF"/>
+              <w:right w:val="single" w:sz="4" w:space="0" w:color="BFBFBF"/>
+            </w:tcBorders>
+            <w:shd w:val="clear" w:color="auto" w:fill="FFFFFF"/>
+          </w:tcPr>
+          <w:p>
+            <w:pPr>
+              <w:rPr>
+                <w:rFonts w:eastAsia="Calibri"/>
+                <w:sz w:val="20"/>
+                <w:szCs w:val="20"/>
+                <w:lang w:val="en-US"/>
+              </w:rPr>
+            </w:pPr>
+            <w:r>
+              <w:rPr>
+                <w:sz w:val="20"/>
+                <w:szCs w:val="20"/>
+              </w:rPr>
+              <w:t>No requiere documentación.</w:t>
+            </w:r>
+          </w:p>
+        </w:tc>
+        <w:tc>
+          <w:tcPr>
+            <w:tcW w:w="2160" w:type="dxa"/>
+            <w:shd w:val="clear" w:color="auto" w:fill="FFFFFF"/>
+          </w:tcPr>
+          <w:p>
+            <w:pPr>
+              <w:widowControl w:val="0"/>
+              <w:rPr>
+                <w:rFonts w:eastAsia="Calibri"/>
+                <w:sz w:val="20"/>
+                <w:szCs w:val="20"/>
+                <w:lang w:val="en-US"/>
+              </w:rPr>
+            </w:pPr>
+          </w:p>
+        </w:tc>
+      </w:tr>
+      <w:tr>
+        <w:trPr>
+          <w:trHeight w:val="220"/>
+        </w:trPr>
+        <w:tc>
+          <w:tcPr>
+            <w:tcW w:w="1267" w:type="dxa"/>
+          </w:tcPr>
+          <w:p>
+            <w:pPr>
+              <w:rPr>
+                <w:rFonts w:eastAsia="Calibri"/>
+                <w:b/>
+                <w:sz w:val="20"/>
+                <w:szCs w:val="20"/>
+              </w:rPr>
+            </w:pPr>
+            <w:r>
+              <w:rPr>
+                <w:rFonts w:eastAsia="Calibri"/>
+                <w:b/>
+                <w:sz w:val="20"/>
+                <w:szCs w:val="20"/>
+              </w:rPr>
+              <w:t>Opción c)</w:t>
+            </w:r>
+          </w:p>
+        </w:tc>
+        <w:tc>
+          <w:tcPr>
+            <w:tcW w:w="6727" w:type="dxa"/>
+            <w:gridSpan w:val="2"/>
+            <w:tcBorders>
+              <w:top w:val="single" w:sz="4" w:space="0" w:color="BFBFBF"/>
+              <w:left w:val="single" w:sz="4" w:space="0" w:color="BFBFBF"/>
+              <w:bottom w:val="single" w:sz="4" w:space="0" w:color="BFBFBF"/>
+              <w:right w:val="single" w:sz="4" w:space="0" w:color="BFBFBF"/>
+            </w:tcBorders>
+            <w:shd w:val="clear" w:color="auto" w:fill="FFFFFF"/>
+          </w:tcPr>
+          <w:p>
+            <w:pPr>
+              <w:rPr>
+                <w:rFonts w:eastAsia="Calibri"/>
+                <w:sz w:val="20"/>
+                <w:szCs w:val="20"/>
+                <w:lang w:val="es-CO"/>
+              </w:rPr>
+            </w:pPr>
+            <w:r>
+              <w:rPr>
+                <w:sz w:val="20"/>
+                <w:szCs w:val="20"/>
+              </w:rPr>
+              <w:t>Incluye procesos de importación y exportación.</w:t>
+            </w:r>
+          </w:p>
+        </w:tc>
+        <w:tc>
+          <w:tcPr>
+            <w:tcW w:w="2160" w:type="dxa"/>
+            <w:shd w:val="clear" w:color="auto" w:fill="FFFFFF"/>
+          </w:tcPr>
+          <w:p>
+            <w:pPr>
+              <w:widowControl w:val="0"/>
+              <w:jc w:val="center"/>
+              <w:rPr>
+                <w:rFonts w:eastAsia="Calibri"/>
+                <w:sz w:val="20"/>
+                <w:szCs w:val="20"/>
+              </w:rPr>
+            </w:pPr>
+            <w:r>
+              <w:rPr>
+                <w:rFonts w:eastAsia="Calibri"/>
+                <w:sz w:val="20"/>
+                <w:szCs w:val="20"/>
+              </w:rPr>
+              <w:t>X</w:t>
+            </w:r>
+          </w:p>
+        </w:tc>
+      </w:tr>
+      <w:tr>
+        <w:trPr>
+          <w:trHeight w:val="220"/>
+        </w:trPr>
+        <w:tc>
+          <w:tcPr>
+            <w:tcW w:w="1267" w:type="dxa"/>
+          </w:tcPr>
+          <w:p>
+            <w:pPr>
+              <w:rPr>
+                <w:rFonts w:eastAsia="Calibri"/>
+                <w:b/>
+                <w:sz w:val="20"/>
+                <w:szCs w:val="20"/>
+              </w:rPr>
+            </w:pPr>
+            <w:r>
+              <w:rPr>
+                <w:rFonts w:eastAsia="Calibri"/>
+                <w:b/>
+                <w:sz w:val="20"/>
+                <w:szCs w:val="20"/>
+              </w:rPr>
+              <w:t>Opción d)</w:t>
+            </w:r>
+          </w:p>
+        </w:tc>
+        <w:tc>
+          <w:tcPr>
+            <w:tcW w:w="6727" w:type="dxa"/>
+            <w:gridSpan w:val="2"/>
+            <w:tcBorders>
+              <w:top w:val="single" w:sz="4" w:space="0" w:color="BFBFBF"/>
+              <w:left w:val="single" w:sz="4" w:space="0" w:color="BFBFBF"/>
+              <w:bottom w:val="single" w:sz="4" w:space="0" w:color="BFBFBF"/>
+              <w:right w:val="single" w:sz="4" w:space="0" w:color="BFBFBF"/>
+            </w:tcBorders>
+            <w:shd w:val="clear" w:color="auto" w:fill="FFFFFF"/>
+          </w:tcPr>
+          <w:p>
+            <w:pPr>
+              <w:rPr>
+                <w:rFonts w:eastAsia="Calibri"/>
+                <w:sz w:val="20"/>
+                <w:szCs w:val="20"/>
+              </w:rPr>
+            </w:pPr>
+            <w:r>
+              <w:rPr>
+                <w:sz w:val="20"/>
+                <w:szCs w:val="20"/>
+              </w:rPr>
+              <w:t>Elimina el uso de operadores logísticos.</w:t>
+            </w:r>
+          </w:p>
+        </w:tc>
+        <w:tc>
+          <w:tcPr>
+            <w:tcW w:w="2160" w:type="dxa"/>
+            <w:shd w:val="clear" w:color="auto" w:fill="FFFFFF"/>
+          </w:tcPr>
+          <w:p>
+            <w:pPr>
+              <w:widowControl w:val="0"/>
+              <w:rPr>
+                <w:rFonts w:eastAsia="Calibri"/>
+                <w:sz w:val="20"/>
+                <w:szCs w:val="20"/>
+              </w:rPr>
+            </w:pPr>
+          </w:p>
+        </w:tc>
+      </w:tr>
+      <w:tr>
+        <w:trPr>
+          <w:trHeight w:val="220"/>
+        </w:trPr>
+        <w:tc>
+          <w:tcPr>
+            <w:tcW w:w="2534" w:type="dxa"/>
+            <w:gridSpan w:val="2"/>
+            <w:shd w:val="clear" w:color="auto" w:fill="FBE5D5"/>
+          </w:tcPr>
+          <w:p>
+            <w:pPr>
+              <w:rPr>
+                <w:rFonts w:eastAsia="Calibri"/>
+                <w:b/>
+                <w:sz w:val="20"/>
+                <w:szCs w:val="20"/>
+              </w:rPr>
+            </w:pPr>
+            <w:r>
+              <w:rPr>
+                <w:rFonts w:eastAsia="Calibri"/>
+                <w:b/>
+                <w:sz w:val="20"/>
+                <w:szCs w:val="20"/>
+              </w:rPr>
+              <w:t>Comentario respuesta correcta</w:t>
+            </w:r>
+          </w:p>
+        </w:tc>
+        <w:tc>
+          <w:tcPr>
+            <w:tcW w:w="7620" w:type="dxa"/>
+            <w:gridSpan w:val="2"/>
+            <w:shd w:val="clear" w:color="auto" w:fill="FFFFFF"/>
+            <w:vAlign w:val="center"/>
+          </w:tcPr>
+          <w:p>
+            <w:pPr>
+              <w:rPr>
+                <w:rFonts w:eastAsia="Calibri"/>
+                <w:bCs/>
+                <w:sz w:val="20"/>
+                <w:szCs w:val="20"/>
+              </w:rPr>
+            </w:pPr>
+            <w:r>
+              <w:rPr>
+                <w:rFonts w:eastAsia="Calibri"/>
+                <w:bCs/>
+                <w:sz w:val="20"/>
+                <w:szCs w:val="20"/>
+              </w:rPr>
+              <w:t>La logística internacional involucra operaciones de importación, exportación y cumplimiento de requisitos aduaneros.</w:t>
+            </w:r>
+          </w:p>
+        </w:tc>
+      </w:tr>
+      <w:tr>
+        <w:trPr>
+          <w:trHeight w:val="220"/>
+        </w:trPr>
+        <w:tc>
+          <w:tcPr>
+            <w:tcW w:w="2534" w:type="dxa"/>
+            <w:gridSpan w:val="2"/>
+            <w:shd w:val="clear" w:color="auto" w:fill="FBE5D5"/>
+          </w:tcPr>
+          <w:p>
+            <w:pPr>
+              <w:rPr>
+                <w:rFonts w:eastAsia="Calibri"/>
+                <w:b/>
+                <w:sz w:val="20"/>
+                <w:szCs w:val="20"/>
+              </w:rPr>
+            </w:pPr>
+            <w:r>
+              <w:rPr>
+                <w:rFonts w:eastAsia="Calibri"/>
+                <w:b/>
+                <w:sz w:val="20"/>
+                <w:szCs w:val="20"/>
+              </w:rPr>
+              <w:t>Comentario respuesta incorrecta</w:t>
+            </w:r>
+          </w:p>
+        </w:tc>
+        <w:tc>
+          <w:tcPr>
+            <w:tcW w:w="7620" w:type="dxa"/>
+            <w:gridSpan w:val="2"/>
+            <w:shd w:val="clear" w:color="auto" w:fill="FFFFFF"/>
+            <w:vAlign w:val="center"/>
+          </w:tcPr>
+          <w:p>
+            <w:pPr>
+              <w:rPr>
+                <w:rFonts w:eastAsia="Calibri"/>
+                <w:bCs/>
+                <w:sz w:val="20"/>
+                <w:szCs w:val="20"/>
+              </w:rPr>
+            </w:pPr>
+            <w:r>
+              <w:rPr>
+                <w:rFonts w:eastAsia="Calibri"/>
+                <w:sz w:val="20"/>
+                <w:szCs w:val="20"/>
+              </w:rPr>
+              <w:t>Revise nuevamente el contenido del componente formativo.</w:t>
+            </w:r>
+          </w:p>
+        </w:tc>
+      </w:tr>
+      <w:tr>
+        <w:trPr>
+          <w:trHeight w:val="220"/>
+        </w:trPr>
+        <w:tc>
+          <w:tcPr>
+            <w:tcW w:w="2534" w:type="dxa"/>
+            <w:gridSpan w:val="2"/>
+            <w:shd w:val="clear" w:color="auto" w:fill="FBE5D5"/>
+          </w:tcPr>
+          <w:p>
+            <w:pPr>
+              <w:rPr>
+                <w:rFonts w:eastAsia="Calibri"/>
+                <w:b/>
+                <w:sz w:val="20"/>
+                <w:szCs w:val="20"/>
+              </w:rPr>
+            </w:pPr>
+            <w:r>
+              <w:rPr>
+                <w:rFonts w:eastAsia="Calibri"/>
+                <w:b/>
+                <w:sz w:val="20"/>
+                <w:szCs w:val="20"/>
+              </w:rPr>
+              <w:t>Pregunta 20</w:t>
+            </w:r>
+          </w:p>
+        </w:tc>
+        <w:tc>
+          <w:tcPr>
+            <w:tcW w:w="7620" w:type="dxa"/>
+            <w:gridSpan w:val="2"/>
+            <w:shd w:val="clear" w:color="auto" w:fill="FBE5D5"/>
+          </w:tcPr>
+          <w:p>
+            <w:pPr>
+              <w:rPr>
+                <w:rFonts w:eastAsia="Calibri"/>
+                <w:b/>
+                <w:bCs/>
+                <w:sz w:val="20"/>
+                <w:szCs w:val="20"/>
+                <w:lang w:val="es-CO"/>
+              </w:rPr>
+            </w:pPr>
+            <w:r>
+              <w:rPr>
+                <w:b/>
+                <w:bCs/>
+                <w:sz w:val="20"/>
+                <w:szCs w:val="20"/>
+              </w:rPr>
+              <w:t xml:space="preserve">¿Por qué es importante el cumplimiento normativo en las operaciones logísticas de </w:t>
+            </w:r>
+            <w:r>
+              <w:rPr>
+                <w:b/>
+                <w:bCs/>
+                <w:i/>
+                <w:iCs/>
+                <w:sz w:val="20"/>
+                <w:szCs w:val="20"/>
+              </w:rPr>
+              <w:t>e-commerce</w:t>
+            </w:r>
+            <w:r>
+              <w:rPr>
+                <w:b/>
+                <w:bCs/>
+                <w:sz w:val="20"/>
+                <w:szCs w:val="20"/>
+              </w:rPr>
+              <w:t>?</w:t>
+            </w:r>
+          </w:p>
+        </w:tc>
+      </w:tr>
+      <w:tr>
+        <w:trPr>
+          <w:trHeight w:val="220"/>
+        </w:trPr>
+        <w:tc>
+          <w:tcPr>
+            <w:tcW w:w="1267" w:type="dxa"/>
+          </w:tcPr>
+          <w:p>
+            <w:pPr>
+              <w:rPr>
+                <w:rFonts w:eastAsia="Calibri"/>
+                <w:b/>
+                <w:sz w:val="20"/>
+                <w:szCs w:val="20"/>
+              </w:rPr>
+            </w:pPr>
+            <w:r>
+              <w:rPr>
+                <w:rFonts w:eastAsia="Calibri"/>
+                <w:b/>
+                <w:sz w:val="20"/>
+                <w:szCs w:val="20"/>
+              </w:rPr>
+              <w:t>Opción a)</w:t>
+            </w:r>
+          </w:p>
+        </w:tc>
+        <w:tc>
+          <w:tcPr>
+            <w:tcW w:w="6727" w:type="dxa"/>
+            <w:gridSpan w:val="2"/>
+            <w:tcBorders>
+              <w:top w:val="single" w:sz="4" w:space="0" w:color="BFBFBF"/>
+              <w:left w:val="single" w:sz="4" w:space="0" w:color="BFBFBF"/>
+              <w:bottom w:val="single" w:sz="4" w:space="0" w:color="BFBFBF"/>
+              <w:right w:val="single" w:sz="4" w:space="0" w:color="BFBFBF"/>
+            </w:tcBorders>
+            <w:shd w:val="clear" w:color="auto" w:fill="FFFFFF"/>
+          </w:tcPr>
+          <w:p>
+            <w:pPr>
+              <w:rPr>
+                <w:rFonts w:eastAsia="Calibri"/>
+                <w:sz w:val="20"/>
+                <w:szCs w:val="20"/>
+              </w:rPr>
+            </w:pPr>
+            <w:r>
+              <w:rPr>
+                <w:sz w:val="20"/>
+                <w:szCs w:val="20"/>
+              </w:rPr>
+              <w:t>Porque reemplaza los sistemas tecnológicos.</w:t>
+            </w:r>
+          </w:p>
+        </w:tc>
+        <w:tc>
+          <w:tcPr>
+            <w:tcW w:w="2160" w:type="dxa"/>
+            <w:shd w:val="clear" w:color="auto" w:fill="FFFFFF"/>
+          </w:tcPr>
+          <w:p>
+            <w:pPr>
+              <w:widowControl w:val="0"/>
+              <w:rPr>
+                <w:rFonts w:eastAsia="Calibri"/>
+                <w:sz w:val="20"/>
+                <w:szCs w:val="20"/>
+              </w:rPr>
+            </w:pPr>
+          </w:p>
+        </w:tc>
+      </w:tr>
+      <w:tr>
+        <w:trPr>
+          <w:trHeight w:val="220"/>
+        </w:trPr>
+        <w:tc>
+          <w:tcPr>
+            <w:tcW w:w="1267" w:type="dxa"/>
+          </w:tcPr>
+          <w:p>
+            <w:pPr>
+              <w:rPr>
+                <w:rFonts w:eastAsia="Calibri"/>
+                <w:b/>
+                <w:sz w:val="20"/>
+                <w:szCs w:val="20"/>
+              </w:rPr>
+            </w:pPr>
+            <w:r>
+              <w:rPr>
+                <w:rFonts w:eastAsia="Calibri"/>
+                <w:b/>
+                <w:sz w:val="20"/>
+                <w:szCs w:val="20"/>
+              </w:rPr>
+              <w:t>Opción b)</w:t>
+            </w:r>
+          </w:p>
+        </w:tc>
+        <w:tc>
+          <w:tcPr>
+            <w:tcW w:w="6727" w:type="dxa"/>
+            <w:gridSpan w:val="2"/>
+            <w:tcBorders>
+              <w:top w:val="single" w:sz="4" w:space="0" w:color="BFBFBF"/>
+              <w:left w:val="single" w:sz="4" w:space="0" w:color="BFBFBF"/>
+              <w:bottom w:val="single" w:sz="4" w:space="0" w:color="BFBFBF"/>
+              <w:right w:val="single" w:sz="4" w:space="0" w:color="BFBFBF"/>
+            </w:tcBorders>
+            <w:shd w:val="clear" w:color="auto" w:fill="FFFFFF"/>
+          </w:tcPr>
+          <w:p>
+            <w:pPr>
+              <w:rPr>
+                <w:rFonts w:eastAsia="Calibri"/>
+                <w:sz w:val="20"/>
+                <w:szCs w:val="20"/>
+                <w:lang w:val="es-CO"/>
+              </w:rPr>
+            </w:pPr>
+            <w:r>
+              <w:rPr>
+                <w:sz w:val="20"/>
+                <w:szCs w:val="20"/>
+              </w:rPr>
+              <w:t>Porque evita la necesidad de almacenar productos.</w:t>
+            </w:r>
+          </w:p>
+        </w:tc>
+        <w:tc>
+          <w:tcPr>
+            <w:tcW w:w="2160" w:type="dxa"/>
+            <w:shd w:val="clear" w:color="auto" w:fill="FFFFFF"/>
+          </w:tcPr>
+          <w:p>
+            <w:pPr>
+              <w:widowControl w:val="0"/>
+              <w:rPr>
+                <w:rFonts w:eastAsia="Calibri"/>
+                <w:sz w:val="20"/>
+                <w:szCs w:val="20"/>
+              </w:rPr>
+            </w:pPr>
+          </w:p>
+        </w:tc>
+      </w:tr>
+      <w:tr>
+        <w:trPr>
+          <w:trHeight w:val="220"/>
+        </w:trPr>
+        <w:tc>
+          <w:tcPr>
+            <w:tcW w:w="1267" w:type="dxa"/>
+          </w:tcPr>
+          <w:p>
+            <w:pPr>
+              <w:rPr>
+                <w:rFonts w:eastAsia="Calibri"/>
+                <w:b/>
+                <w:sz w:val="20"/>
+                <w:szCs w:val="20"/>
+              </w:rPr>
+            </w:pPr>
+            <w:r>
+              <w:rPr>
+                <w:rFonts w:eastAsia="Calibri"/>
+                <w:b/>
+                <w:sz w:val="20"/>
+                <w:szCs w:val="20"/>
+              </w:rPr>
+              <w:t>Opción c)</w:t>
+            </w:r>
+          </w:p>
+        </w:tc>
+        <w:tc>
+          <w:tcPr>
+            <w:tcW w:w="6727" w:type="dxa"/>
+            <w:gridSpan w:val="2"/>
+            <w:tcBorders>
+              <w:top w:val="single" w:sz="4" w:space="0" w:color="BFBFBF"/>
+              <w:left w:val="single" w:sz="4" w:space="0" w:color="BFBFBF"/>
+              <w:bottom w:val="single" w:sz="4" w:space="0" w:color="BFBFBF"/>
+              <w:right w:val="single" w:sz="4" w:space="0" w:color="BFBFBF"/>
+            </w:tcBorders>
+            <w:shd w:val="clear" w:color="auto" w:fill="FFFFFF"/>
+          </w:tcPr>
+          <w:p>
+            <w:pPr>
+              <w:rPr>
+                <w:rFonts w:eastAsia="Calibri"/>
+                <w:sz w:val="20"/>
+                <w:szCs w:val="20"/>
+              </w:rPr>
+            </w:pPr>
+            <w:r>
+              <w:rPr>
+                <w:sz w:val="20"/>
+                <w:szCs w:val="20"/>
+              </w:rPr>
+              <w:t>Porque elimina los costos de transporte.</w:t>
+            </w:r>
+          </w:p>
+        </w:tc>
+        <w:tc>
+          <w:tcPr>
+            <w:tcW w:w="2160" w:type="dxa"/>
+            <w:shd w:val="clear" w:color="auto" w:fill="FFFFFF"/>
+          </w:tcPr>
+          <w:p>
+            <w:pPr>
+              <w:widowControl w:val="0"/>
+              <w:rPr>
+                <w:rFonts w:eastAsia="Calibri"/>
+                <w:sz w:val="20"/>
+                <w:szCs w:val="20"/>
+              </w:rPr>
+            </w:pPr>
+          </w:p>
+        </w:tc>
+      </w:tr>
+      <w:tr>
+        <w:trPr>
+          <w:trHeight w:val="220"/>
+        </w:trPr>
+        <w:tc>
+          <w:tcPr>
+            <w:tcW w:w="1267" w:type="dxa"/>
+          </w:tcPr>
+          <w:p>
+            <w:pPr>
+              <w:rPr>
+                <w:rFonts w:eastAsia="Calibri"/>
+                <w:b/>
+                <w:sz w:val="20"/>
+                <w:szCs w:val="20"/>
+              </w:rPr>
+            </w:pPr>
+            <w:r>
+              <w:rPr>
+                <w:rFonts w:eastAsia="Calibri"/>
+                <w:b/>
+                <w:sz w:val="20"/>
+                <w:szCs w:val="20"/>
+              </w:rPr>
+              <w:t>Opción d)</w:t>
+            </w:r>
+          </w:p>
+        </w:tc>
+        <w:tc>
+          <w:tcPr>
+            <w:tcW w:w="6727" w:type="dxa"/>
+            <w:gridSpan w:val="2"/>
+            <w:tcBorders>
+              <w:top w:val="single" w:sz="4" w:space="0" w:color="BFBFBF"/>
+              <w:left w:val="single" w:sz="4" w:space="0" w:color="BFBFBF"/>
+              <w:bottom w:val="single" w:sz="4" w:space="0" w:color="BFBFBF"/>
+              <w:right w:val="single" w:sz="4" w:space="0" w:color="BFBFBF"/>
+            </w:tcBorders>
+            <w:shd w:val="clear" w:color="auto" w:fill="FFFFFF"/>
+          </w:tcPr>
+          <w:p>
+            <w:pPr>
+              <w:rPr>
+                <w:rFonts w:eastAsia="Calibri"/>
+                <w:sz w:val="20"/>
+                <w:szCs w:val="20"/>
+              </w:rPr>
+            </w:pPr>
+            <w:r>
+              <w:rPr>
+                <w:sz w:val="20"/>
+                <w:szCs w:val="20"/>
+              </w:rPr>
+              <w:t>Porque contribuye a la legalidad, seguridad y confianza en las operaciones.</w:t>
+            </w:r>
+          </w:p>
+        </w:tc>
+        <w:tc>
+          <w:tcPr>
+            <w:tcW w:w="2160" w:type="dxa"/>
+            <w:shd w:val="clear" w:color="auto" w:fill="FFFFFF"/>
+          </w:tcPr>
+          <w:p>
+            <w:pPr>
+              <w:widowControl w:val="0"/>
+              <w:jc w:val="center"/>
+              <w:rPr>
+                <w:rFonts w:eastAsia="Calibri"/>
+                <w:sz w:val="20"/>
+                <w:szCs w:val="20"/>
+              </w:rPr>
+            </w:pPr>
+            <w:r>
+              <w:rPr>
+                <w:rFonts w:eastAsia="Calibri"/>
+                <w:sz w:val="20"/>
+                <w:szCs w:val="20"/>
+              </w:rPr>
+              <w:t>X</w:t>
+            </w:r>
+          </w:p>
+        </w:tc>
+      </w:tr>
+      <w:tr>
+        <w:trPr>
+          <w:trHeight w:val="220"/>
+        </w:trPr>
+        <w:tc>
+          <w:tcPr>
+            <w:tcW w:w="2534" w:type="dxa"/>
+            <w:gridSpan w:val="2"/>
+            <w:shd w:val="clear" w:color="auto" w:fill="FBE5D5"/>
+          </w:tcPr>
+          <w:p>
+            <w:pPr>
+              <w:rPr>
+                <w:rFonts w:eastAsia="Calibri"/>
+                <w:b/>
+                <w:sz w:val="20"/>
+                <w:szCs w:val="20"/>
+              </w:rPr>
+            </w:pPr>
+            <w:r>
+              <w:rPr>
+                <w:rFonts w:eastAsia="Calibri"/>
+                <w:b/>
+                <w:sz w:val="20"/>
+                <w:szCs w:val="20"/>
+              </w:rPr>
+              <w:t>Comentario respuesta correcta</w:t>
+            </w:r>
+          </w:p>
+        </w:tc>
+        <w:tc>
+          <w:tcPr>
+            <w:tcW w:w="7620" w:type="dxa"/>
+            <w:gridSpan w:val="2"/>
+            <w:shd w:val="clear" w:color="auto" w:fill="FFFFFF"/>
+            <w:vAlign w:val="center"/>
+          </w:tcPr>
+          <w:p>
+            <w:pPr>
+              <w:rPr>
+                <w:rFonts w:eastAsia="Calibri"/>
+                <w:bCs/>
+                <w:sz w:val="20"/>
+                <w:szCs w:val="20"/>
+              </w:rPr>
+            </w:pPr>
+            <w:r>
+              <w:rPr>
+                <w:sz w:val="20"/>
+                <w:szCs w:val="20"/>
+              </w:rPr>
+              <w:t>El cumplimiento normativo fortalece la legalidad, reduce riesgos y genera confianza en las operaciones de comercio electrónico.</w:t>
             </w:r>
           </w:p>
         </w:tc>
@@ -11307,12 +11025,12 @@
         <w:tblW w:w="10154" w:type="dxa"/>
         <w:tblInd w:w="-680" w:type="dxa"/>
         <w:tblBorders>
-          <w:top w:val="single" w:color="F4B083" w:sz="4" w:space="0"/>
-          <w:left w:val="single" w:color="F4B083" w:sz="4" w:space="0"/>
-          <w:bottom w:val="single" w:color="F4B083" w:sz="4" w:space="0"/>
-          <w:right w:val="single" w:color="F4B083" w:sz="4" w:space="0"/>
-          <w:insideH w:val="single" w:color="F4B083" w:sz="4" w:space="0"/>
-          <w:insideV w:val="single" w:color="F4B083" w:sz="4" w:space="0"/>
+          <w:top w:val="single" w:sz="4" w:space="0" w:color="F4B083"/>
+          <w:left w:val="single" w:sz="4" w:space="0" w:color="F4B083"/>
+          <w:bottom w:val="single" w:sz="4" w:space="0" w:color="F4B083"/>
+          <w:right w:val="single" w:sz="4" w:space="0" w:color="F4B083"/>
+          <w:insideH w:val="single" w:sz="4" w:space="0" w:color="F4B083"/>
+          <w:insideV w:val="single" w:sz="4" w:space="0" w:color="F4B083"/>
         </w:tblBorders>
         <w:tblLayout w:type="fixed"/>
         <w:tblLook w:val="04A0" w:firstRow="1" w:lastRow="0" w:firstColumn="1" w:lastColumn="0" w:noHBand="0" w:noVBand="1"/>
@@ -11498,12 +11216,12 @@
         <w:tblW w:w="9975" w:type="dxa"/>
         <w:tblInd w:w="-705" w:type="dxa"/>
         <w:tblBorders>
-          <w:top w:val="single" w:color="000000" w:sz="8" w:space="0"/>
-          <w:left w:val="single" w:color="000000" w:sz="8" w:space="0"/>
-          <w:bottom w:val="single" w:color="000000" w:sz="8" w:space="0"/>
-          <w:right w:val="single" w:color="000000" w:sz="8" w:space="0"/>
-          <w:insideH w:val="single" w:color="000000" w:sz="8" w:space="0"/>
-          <w:insideV w:val="single" w:color="000000" w:sz="8" w:space="0"/>
+          <w:top w:val="single" w:sz="8" w:space="0" w:color="000000"/>
+          <w:left w:val="single" w:sz="8" w:space="0" w:color="000000"/>
+          <w:bottom w:val="single" w:sz="8" w:space="0" w:color="000000"/>
+          <w:right w:val="single" w:sz="8" w:space="0" w:color="000000"/>
+          <w:insideH w:val="single" w:sz="8" w:space="0" w:color="000000"/>
+          <w:insideV w:val="single" w:sz="8" w:space="0" w:color="000000"/>
         </w:tblBorders>
         <w:tblLayout w:type="fixed"/>
         <w:tblLook w:val="0600" w:firstRow="0" w:lastRow="0" w:firstColumn="0" w:lastColumn="0" w:noHBand="1" w:noVBand="1"/>
@@ -11522,10 +11240,10 @@
             <w:tcW w:w="9975" w:type="dxa"/>
             <w:gridSpan w:val="3"/>
             <w:tcBorders>
-              <w:top w:val="single" w:color="F4B083" w:sz="8" w:space="0"/>
-              <w:left w:val="single" w:color="F4B083" w:sz="8" w:space="0"/>
-              <w:bottom w:val="single" w:color="F4B083" w:sz="8" w:space="0"/>
-              <w:right w:val="single" w:color="F4B083" w:sz="8" w:space="0"/>
+              <w:top w:val="single" w:sz="8" w:space="0" w:color="F4B083"/>
+              <w:left w:val="single" w:sz="8" w:space="0" w:color="F4B083"/>
+              <w:bottom w:val="single" w:sz="8" w:space="0" w:color="F4B083"/>
+              <w:right w:val="single" w:sz="8" w:space="0" w:color="F4B083"/>
             </w:tcBorders>
             <w:shd w:val="clear" w:color="auto" w:fill="FFE599"/>
             <w:tcMar>
@@ -11567,10 +11285,10 @@
           <w:tcPr>
             <w:tcW w:w="3465" w:type="dxa"/>
             <w:tcBorders>
-              <w:top w:val="single" w:color="F4B083" w:sz="8" w:space="0"/>
-              <w:left w:val="single" w:color="F4B083" w:sz="8" w:space="0"/>
-              <w:bottom w:val="single" w:color="F4B083" w:sz="8" w:space="0"/>
-              <w:right w:val="single" w:color="F4B083" w:sz="8" w:space="0"/>
+              <w:top w:val="single" w:sz="8" w:space="0" w:color="F4B083"/>
+              <w:left w:val="single" w:sz="8" w:space="0" w:color="F4B083"/>
+              <w:bottom w:val="single" w:sz="8" w:space="0" w:color="F4B083"/>
+              <w:right w:val="single" w:sz="8" w:space="0" w:color="F4B083"/>
             </w:tcBorders>
             <w:tcMar>
               <w:top w:w="100" w:type="dxa"/>
@@ -11597,10 +11315,10 @@
           <w:tcPr>
             <w:tcW w:w="3090" w:type="dxa"/>
             <w:tcBorders>
-              <w:top w:val="single" w:color="F4B083" w:sz="8" w:space="0"/>
-              <w:left w:val="single" w:color="F4B083" w:sz="8" w:space="0"/>
-              <w:bottom w:val="single" w:color="F4B083" w:sz="8" w:space="0"/>
-              <w:right w:val="single" w:color="F4B083" w:sz="8" w:space="0"/>
+              <w:top w:val="single" w:sz="8" w:space="0" w:color="F4B083"/>
+              <w:left w:val="single" w:sz="8" w:space="0" w:color="F4B083"/>
+              <w:bottom w:val="single" w:sz="8" w:space="0" w:color="F4B083"/>
+              <w:right w:val="single" w:sz="8" w:space="0" w:color="F4B083"/>
             </w:tcBorders>
             <w:tcMar>
               <w:top w:w="100" w:type="dxa"/>
@@ -11637,10 +11355,10 @@
           <w:tcPr>
             <w:tcW w:w="3420" w:type="dxa"/>
             <w:tcBorders>
-              <w:top w:val="single" w:color="F4B083" w:sz="8" w:space="0"/>
-              <w:left w:val="single" w:color="F4B083" w:sz="8" w:space="0"/>
-              <w:bottom w:val="single" w:color="F4B083" w:sz="8" w:space="0"/>
-              <w:right w:val="single" w:color="F4B083" w:sz="8" w:space="0"/>
+              <w:top w:val="single" w:sz="8" w:space="0" w:color="F4B083"/>
+              <w:left w:val="single" w:sz="8" w:space="0" w:color="F4B083"/>
+              <w:bottom w:val="single" w:sz="8" w:space="0" w:color="F4B083"/>
+              <w:right w:val="single" w:sz="8" w:space="0" w:color="F4B083"/>
             </w:tcBorders>
             <w:tcMar>
               <w:top w:w="100" w:type="dxa"/>
@@ -11682,10 +11400,10 @@
           <w:tcPr>
             <w:tcW w:w="3465" w:type="dxa"/>
             <w:tcBorders>
-              <w:top w:val="single" w:color="F4B083" w:sz="8" w:space="0"/>
-              <w:left w:val="single" w:color="F4B083" w:sz="8" w:space="0"/>
-              <w:bottom w:val="single" w:color="F4B083" w:sz="8" w:space="0"/>
-              <w:right w:val="single" w:color="F4B083" w:sz="8" w:space="0"/>
+              <w:top w:val="single" w:sz="8" w:space="0" w:color="F4B083"/>
+              <w:left w:val="single" w:sz="8" w:space="0" w:color="F4B083"/>
+              <w:bottom w:val="single" w:sz="8" w:space="0" w:color="F4B083"/>
+              <w:right w:val="single" w:sz="8" w:space="0" w:color="F4B083"/>
             </w:tcBorders>
             <w:tcMar>
               <w:top w:w="100" w:type="dxa"/>
@@ -11732,10 +11450,10 @@
           <w:tcPr>
             <w:tcW w:w="3090" w:type="dxa"/>
             <w:tcBorders>
-              <w:top w:val="single" w:color="F4B083" w:sz="8" w:space="0"/>
-              <w:left w:val="single" w:color="F4B083" w:sz="8" w:space="0"/>
-              <w:bottom w:val="single" w:color="F4B083" w:sz="8" w:space="0"/>
-              <w:right w:val="single" w:color="F4B083" w:sz="8" w:space="0"/>
+              <w:top w:val="single" w:sz="8" w:space="0" w:color="F4B083"/>
+              <w:left w:val="single" w:sz="8" w:space="0" w:color="F4B083"/>
+              <w:bottom w:val="single" w:sz="8" w:space="0" w:color="F4B083"/>
+              <w:right w:val="single" w:sz="8" w:space="0" w:color="F4B083"/>
             </w:tcBorders>
             <w:tcMar>
               <w:top w:w="100" w:type="dxa"/>
@@ -11772,10 +11490,10 @@
           <w:tcPr>
             <w:tcW w:w="3420" w:type="dxa"/>
             <w:tcBorders>
-              <w:top w:val="single" w:color="F4B083" w:sz="8" w:space="0"/>
-              <w:left w:val="single" w:color="F4B083" w:sz="8" w:space="0"/>
-              <w:bottom w:val="single" w:color="F4B083" w:sz="8" w:space="0"/>
-              <w:right w:val="single" w:color="F4B083" w:sz="8" w:space="0"/>
+              <w:top w:val="single" w:sz="8" w:space="0" w:color="F4B083"/>
+              <w:left w:val="single" w:sz="8" w:space="0" w:color="F4B083"/>
+              <w:bottom w:val="single" w:sz="8" w:space="0" w:color="F4B083"/>
+              <w:right w:val="single" w:sz="8" w:space="0" w:color="F4B083"/>
             </w:tcBorders>
             <w:tcMar>
               <w:top w:w="100" w:type="dxa"/>
@@ -11827,10 +11545,10 @@
           <w:tcPr>
             <w:tcW w:w="3465" w:type="dxa"/>
             <w:tcBorders>
-              <w:top w:val="single" w:color="F4B083" w:sz="8" w:space="0"/>
-              <w:left w:val="single" w:color="F4B083" w:sz="8" w:space="0"/>
-              <w:bottom w:val="single" w:color="F4B083" w:sz="8" w:space="0"/>
-              <w:right w:val="single" w:color="F4B083" w:sz="8" w:space="0"/>
+              <w:top w:val="single" w:sz="8" w:space="0" w:color="F4B083"/>
+              <w:left w:val="single" w:sz="8" w:space="0" w:color="F4B083"/>
+              <w:bottom w:val="single" w:sz="8" w:space="0" w:color="F4B083"/>
+              <w:right w:val="single" w:sz="8" w:space="0" w:color="F4B083"/>
             </w:tcBorders>
             <w:tcMar>
               <w:top w:w="100" w:type="dxa"/>
@@ -11907,10 +11625,10 @@
           <w:tcPr>
             <w:tcW w:w="3090" w:type="dxa"/>
             <w:tcBorders>
-              <w:top w:val="single" w:color="F4B083" w:sz="8" w:space="0"/>
-              <w:left w:val="single" w:color="F4B083" w:sz="8" w:space="0"/>
-              <w:bottom w:val="single" w:color="F4B083" w:sz="8" w:space="0"/>
-              <w:right w:val="single" w:color="F4B083" w:sz="8" w:space="0"/>
+              <w:top w:val="single" w:sz="8" w:space="0" w:color="F4B083"/>
+              <w:left w:val="single" w:sz="8" w:space="0" w:color="F4B083"/>
+              <w:bottom w:val="single" w:sz="8" w:space="0" w:color="F4B083"/>
+              <w:right w:val="single" w:sz="8" w:space="0" w:color="F4B083"/>
             </w:tcBorders>
             <w:tcMar>
               <w:top w:w="100" w:type="dxa"/>
@@ -11947,10 +11665,10 @@
           <w:tcPr>
             <w:tcW w:w="3420" w:type="dxa"/>
             <w:tcBorders>
-              <w:top w:val="single" w:color="F4B083" w:sz="8" w:space="0"/>
-              <w:left w:val="single" w:color="F4B083" w:sz="8" w:space="0"/>
-              <w:bottom w:val="single" w:color="F4B083" w:sz="8" w:space="0"/>
-              <w:right w:val="single" w:color="F4B083" w:sz="8" w:space="0"/>
+              <w:top w:val="single" w:sz="8" w:space="0" w:color="F4B083"/>
+              <w:left w:val="single" w:sz="8" w:space="0" w:color="F4B083"/>
+              <w:bottom w:val="single" w:sz="8" w:space="0" w:color="F4B083"/>
+              <w:right w:val="single" w:sz="8" w:space="0" w:color="F4B083"/>
             </w:tcBorders>
             <w:tcMar>
               <w:top w:w="100" w:type="dxa"/>
@@ -11996,7 +11714,7 @@
     </w:p>
     <w:sectPr>
       <w:headerReference w:type="default" r:id="rId11"/>
-      <w:pgSz w:w="11909" w:h="16834" w:orient="portrait"/>
+      <w:pgSz w:w="11909" w:h="16834"/>
       <w:pgMar w:top="1440" w:right="1440" w:bottom="1440" w:left="1440" w:header="720" w:footer="720" w:gutter="0"/>
       <w:pgNumType w:start="1"/>
       <w:cols w:space="720"/>
@@ -12056,7 +11774,7 @@
 </file>
 
 <file path=word/header1.xml><?xml version="1.0" encoding="utf-8"?>
-<w:hdr xmlns:wpc="http://schemas.microsoft.com/office/word/2010/wordprocessingCanvas" xmlns:cx="http://schemas.microsoft.com/office/drawing/2014/chartex" xmlns:cx1="http://schemas.microsoft.com/office/drawing/2015/9/8/chartex" xmlns:cx2="http://schemas.microsoft.com/office/drawing/2015/10/21/chartex" xmlns:cx3="http://schemas.microsoft.com/office/drawing/2016/5/9/chartex" xmlns:cx4="http://schemas.microsoft.com/office/drawing/2016/5/10/chartex" xmlns:cx5="http://schemas.microsoft.com/office/drawing/2016/5/11/chartex" xmlns:cx6="http://schemas.microsoft.com/office/drawing/2016/5/12/chartex" xmlns:cx7="http://schemas.microsoft.com/office/drawing/2016/5/13/chartex" xmlns:cx8="http://schemas.microsoft.com/office/drawing/2016/5/14/chartex" xmlns:mc="http://schemas.openxmlformats.org/markup-compatibility/2006" xmlns:aink="http://schemas.microsoft.com/office/drawing/2016/ink" xmlns:am3d="http://schemas.microsoft.com/office/drawing/2017/model3d" xmlns:o="urn:schemas-microsoft-com:office:office" xmlns:oel="http://schemas.microsoft.com/office/2019/extlst" xmlns:r="http://schemas.openxmlformats.org/officeDocument/2006/relationships" xmlns:m="http://schemas.openxmlformats.org/officeDocument/2006/math" xmlns:v="urn:schemas-microsoft-com:vml" xmlns:wp14="http://schemas.microsoft.com/office/word/2010/wordprocessingDrawing" xmlns:wp="http://schemas.openxmlformats.org/drawingml/2006/wordprocessingDrawing" xmlns:w10="urn:schemas-microsoft-com:office:word" xmlns:w="http://schemas.openxmlformats.org/wordprocessingml/2006/main" xmlns:w14="http://schemas.microsoft.com/office/word/2010/wordml" xmlns:w15="http://schemas.microsoft.com/office/word/2012/wordml" xmlns:w16cex="http://schemas.microsoft.com/office/word/2018/wordml/cex" xmlns:w16cid="http://schemas.microsoft.com/office/word/2016/wordml/cid" xmlns:w16="http://schemas.microsoft.com/office/word/2018/wordml" xmlns:w16du="http://schemas.microsoft.com/office/word/2023/wordml/word16du" xmlns:w16sdtdh="http://schemas.microsoft.com/office/word/2020/wordml/sdtdatahash" xmlns:w16sdtfl="http://schemas.microsoft.com/office/word/2024/wordml/sdtformatlock" xmlns:w16se="http://schemas.microsoft.com/office/word/2015/wordml/symex" xmlns:wpg="http://schemas.microsoft.com/office/word/2010/wordprocessingGroup" xmlns:wpi="http://schemas.microsoft.com/office/word/2010/wordprocessingInk" xmlns:wne="http://schemas.microsoft.com/office/word/2006/wordml" xmlns:wps="http://schemas.microsoft.com/office/word/2010/wordprocessingShape" xmlns:a="http://schemas.openxmlformats.org/drawingml/2006/main" xmlns:pic="http://schemas.openxmlformats.org/drawingml/2006/picture" mc:Ignorable="w14 w15 w16se w16cid w16 w16cex w16sdtdh w16sdtfl w16du wp14">
+<w:hdr xmlns:wpc="http://schemas.microsoft.com/office/word/2010/wordprocessingCanvas" xmlns:cx="http://schemas.microsoft.com/office/drawing/2014/chartex" xmlns:cx1="http://schemas.microsoft.com/office/drawing/2015/9/8/chartex" xmlns:cx2="http://schemas.microsoft.com/office/drawing/2015/10/21/chartex" xmlns:cx3="http://schemas.microsoft.com/office/drawing/2016/5/9/chartex" xmlns:cx4="http://schemas.microsoft.com/office/drawing/2016/5/10/chartex" xmlns:cx5="http://schemas.microsoft.com/office/drawing/2016/5/11/chartex" xmlns:cx6="http://schemas.microsoft.com/office/drawing/2016/5/12/chartex" xmlns:cx7="http://schemas.microsoft.com/office/drawing/2016/5/13/chartex" xmlns:cx8="http://schemas.microsoft.com/office/drawing/2016/5/14/chartex" xmlns:mc="http://schemas.openxmlformats.org/markup-compatibility/2006" xmlns:aink="http://schemas.microsoft.com/office/drawing/2016/ink" xmlns:am3d="http://schemas.microsoft.com/office/drawing/2017/model3d" xmlns:o="urn:schemas-microsoft-com:office:office" xmlns:oel="http://schemas.microsoft.com/office/2019/extlst" xmlns:r="http://schemas.openxmlformats.org/officeDocument/2006/relationships" xmlns:m="http://schemas.openxmlformats.org/officeDocument/2006/math" xmlns:v="urn:schemas-microsoft-com:vml" xmlns:wp14="http://schemas.microsoft.com/office/word/2010/wordprocessingDrawing" xmlns:wp="http://schemas.openxmlformats.org/drawingml/2006/wordprocessingDrawing" xmlns:w10="urn:schemas-microsoft-com:office:word" xmlns:w="http://schemas.openxmlformats.org/wordprocessingml/2006/main" xmlns:w14="http://schemas.microsoft.com/office/word/2010/wordml" xmlns:w15="http://schemas.microsoft.com/office/word/2012/wordml" xmlns:w16cex="http://schemas.microsoft.com/office/word/2018/wordml/cex" xmlns:w16cid="http://schemas.microsoft.com/office/word/2016/wordml/cid" xmlns:w16="http://schemas.microsoft.com/office/word/2018/wordml" xmlns:w16du="http://schemas.microsoft.com/office/word/2023/wordml/word16du" xmlns:w16sdtdh="http://schemas.microsoft.com/office/word/2020/wordml/sdtdatahash" xmlns:w16sdtfl="http://schemas.microsoft.com/office/word/2024/wordml/sdtformatlock" xmlns:w16se="http://schemas.microsoft.com/office/word/2015/wordml/symex" xmlns:wpg="http://schemas.microsoft.com/office/word/2010/wordprocessingGroup" xmlns:wpi="http://schemas.microsoft.com/office/word/2010/wordprocessingInk" xmlns:wne="http://schemas.microsoft.com/office/word/2006/wordml" xmlns:wps="http://schemas.microsoft.com/office/word/2010/wordprocessingShape" mc:Ignorable="w14 w15 w16se w16cid w16 w16cex w16sdtdh w16sdtfl w16du wp14">
   <w:p>
     <w:pPr>
       <w:pBdr>
@@ -12209,7 +11927,7 @@
         </mc:Choice>
         <mc:Fallback>
           <w:pict>
-            <v:rect id="Rectángulo 1" style="position:absolute;margin-left:-54pt;margin-top:-14.4pt;width:460.5pt;height:112.3pt;z-index:251659264;visibility:visible;mso-wrap-style:square;mso-wrap-distance-left:9pt;mso-wrap-distance-top:3.6pt;mso-wrap-distance-right:9pt;mso-wrap-distance-bottom:3.6pt;mso-position-horizontal:absolute;mso-position-horizontal-relative:text;mso-position-vertical:absolute;mso-position-vertical-relative:text;v-text-anchor:top" o:spid="_x0000_s1026" filled="f" stroked="f" w14:anchorId="4CD7B852" o:gfxdata="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">
+            <v:rect w14:anchorId="4CD7B852" id="Rectángulo 1" o:spid="_x0000_s1026" style="position:absolute;margin-left:-54pt;margin-top:-14.4pt;width:460.5pt;height:112.3pt;z-index:251659264;visibility:visible;mso-wrap-style:square;mso-wrap-distance-left:9pt;mso-wrap-distance-top:3.6pt;mso-wrap-distance-right:9pt;mso-wrap-distance-bottom:3.6pt;mso-position-horizontal:absolute;mso-position-horizontal-relative:text;mso-position-vertical:absolute;mso-position-vertical-relative:text;v-text-anchor:top" o:gfxdata="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" filled="f" stroked="f">
               <v:textbox inset="2.53958mm,1.2694mm,2.53958mm,1.2694mm">
                 <w:txbxContent>
                   <w:p>
@@ -12271,7 +11989,7 @@
         <w:ind w:left="720" w:hanging="360"/>
       </w:pPr>
       <w:rPr>
-        <w:rFonts w:hint="default" w:ascii="Symbol" w:hAnsi="Symbol"/>
+        <w:rFonts w:ascii="Symbol" w:hAnsi="Symbol" w:hint="default"/>
       </w:rPr>
     </w:lvl>
     <w:lvl w:ilvl="1" w:tplc="04090003" w:tentative="1">
@@ -12283,7 +12001,7 @@
         <w:ind w:left="1440" w:hanging="360"/>
       </w:pPr>
       <w:rPr>
-        <w:rFonts w:hint="default" w:ascii="Courier New" w:hAnsi="Courier New" w:cs="Courier New"/>
+        <w:rFonts w:ascii="Courier New" w:hAnsi="Courier New" w:cs="Courier New" w:hint="default"/>
       </w:rPr>
     </w:lvl>
     <w:lvl w:ilvl="2" w:tplc="04090005" w:tentative="1">
@@ -12295,7 +12013,7 @@
         <w:ind w:left="2160" w:hanging="360"/>
       </w:pPr>
       <w:rPr>
-        <w:rFonts w:hint="default" w:ascii="Wingdings" w:hAnsi="Wingdings"/>
+        <w:rFonts w:ascii="Wingdings" w:hAnsi="Wingdings" w:hint="default"/>
       </w:rPr>
     </w:lvl>
     <w:lvl w:ilvl="3" w:tplc="04090001" w:tentative="1">
@@ -12307,7 +12025,7 @@
         <w:ind w:left="2880" w:hanging="360"/>
       </w:pPr>
       <w:rPr>
-        <w:rFonts w:hint="default" w:ascii="Symbol" w:hAnsi="Symbol"/>
+        <w:rFonts w:ascii="Symbol" w:hAnsi="Symbol" w:hint="default"/>
       </w:rPr>
     </w:lvl>
     <w:lvl w:ilvl="4" w:tplc="04090003" w:tentative="1">
@@ -12319,7 +12037,7 @@
         <w:ind w:left="3600" w:hanging="360"/>
       </w:pPr>
       <w:rPr>
-        <w:rFonts w:hint="default" w:ascii="Courier New" w:hAnsi="Courier New" w:cs="Courier New"/>
+        <w:rFonts w:ascii="Courier New" w:hAnsi="Courier New" w:cs="Courier New" w:hint="default"/>
       </w:rPr>
     </w:lvl>
     <w:lvl w:ilvl="5" w:tplc="04090005" w:tentative="1">
@@ -12331,7 +12049,7 @@
         <w:ind w:left="4320" w:hanging="360"/>
       </w:pPr>
       <w:rPr>
-        <w:rFonts w:hint="default" w:ascii="Wingdings" w:hAnsi="Wingdings"/>
+        <w:rFonts w:ascii="Wingdings" w:hAnsi="Wingdings" w:hint="default"/>
       </w:rPr>
     </w:lvl>
     <w:lvl w:ilvl="6" w:tplc="04090001" w:tentative="1">
@@ -12343,7 +12061,7 @@
         <w:ind w:left="5040" w:hanging="360"/>
       </w:pPr>
       <w:rPr>
-        <w:rFonts w:hint="default" w:ascii="Symbol" w:hAnsi="Symbol"/>
+        <w:rFonts w:ascii="Symbol" w:hAnsi="Symbol" w:hint="default"/>
       </w:rPr>
     </w:lvl>
     <w:lvl w:ilvl="7" w:tplc="04090003" w:tentative="1">
@@ -12355,7 +12073,7 @@
         <w:ind w:left="5760" w:hanging="360"/>
       </w:pPr>
       <w:rPr>
-        <w:rFonts w:hint="default" w:ascii="Courier New" w:hAnsi="Courier New" w:cs="Courier New"/>
+        <w:rFonts w:ascii="Courier New" w:hAnsi="Courier New" w:cs="Courier New" w:hint="default"/>
       </w:rPr>
     </w:lvl>
     <w:lvl w:ilvl="8" w:tplc="04090005" w:tentative="1">
@@ -12367,7 +12085,7 @@
         <w:ind w:left="6480" w:hanging="360"/>
       </w:pPr>
       <w:rPr>
-        <w:rFonts w:hint="default" w:ascii="Wingdings" w:hAnsi="Wingdings"/>
+        <w:rFonts w:ascii="Wingdings" w:hAnsi="Wingdings" w:hint="default"/>
       </w:rPr>
     </w:lvl>
   </w:abstractNum>
@@ -12384,7 +12102,7 @@
         <w:ind w:left="1080" w:hanging="360"/>
       </w:pPr>
       <w:rPr>
-        <w:rFonts w:ascii="Noto Sans Symbols" w:hAnsi="Noto Sans Symbols" w:eastAsia="Noto Sans Symbols" w:cs="Noto Sans Symbols"/>
+        <w:rFonts w:ascii="Noto Sans Symbols" w:eastAsia="Noto Sans Symbols" w:hAnsi="Noto Sans Symbols" w:cs="Noto Sans Symbols"/>
       </w:rPr>
     </w:lvl>
     <w:lvl w:ilvl="1">
@@ -12396,7 +12114,7 @@
         <w:ind w:left="1800" w:hanging="360"/>
       </w:pPr>
       <w:rPr>
-        <w:rFonts w:ascii="Courier New" w:hAnsi="Courier New" w:eastAsia="Courier New" w:cs="Courier New"/>
+        <w:rFonts w:ascii="Courier New" w:eastAsia="Courier New" w:hAnsi="Courier New" w:cs="Courier New"/>
       </w:rPr>
     </w:lvl>
     <w:lvl w:ilvl="2">
@@ -12408,7 +12126,7 @@
         <w:ind w:left="2520" w:hanging="360"/>
       </w:pPr>
       <w:rPr>
-        <w:rFonts w:ascii="Noto Sans Symbols" w:hAnsi="Noto Sans Symbols" w:eastAsia="Noto Sans Symbols" w:cs="Noto Sans Symbols"/>
+        <w:rFonts w:ascii="Noto Sans Symbols" w:eastAsia="Noto Sans Symbols" w:hAnsi="Noto Sans Symbols" w:cs="Noto Sans Symbols"/>
       </w:rPr>
     </w:lvl>
     <w:lvl w:ilvl="3">
@@ -12420,7 +12138,7 @@
         <w:ind w:left="3240" w:hanging="360"/>
       </w:pPr>
       <w:rPr>
-        <w:rFonts w:ascii="Noto Sans Symbols" w:hAnsi="Noto Sans Symbols" w:eastAsia="Noto Sans Symbols" w:cs="Noto Sans Symbols"/>
+        <w:rFonts w:ascii="Noto Sans Symbols" w:eastAsia="Noto Sans Symbols" w:hAnsi="Noto Sans Symbols" w:cs="Noto Sans Symbols"/>
       </w:rPr>
     </w:lvl>
     <w:lvl w:ilvl="4">
@@ -12432,7 +12150,7 @@
         <w:ind w:left="3960" w:hanging="360"/>
       </w:pPr>
       <w:rPr>
-        <w:rFonts w:ascii="Courier New" w:hAnsi="Courier New" w:eastAsia="Courier New" w:cs="Courier New"/>
+        <w:rFonts w:ascii="Courier New" w:eastAsia="Courier New" w:hAnsi="Courier New" w:cs="Courier New"/>
       </w:rPr>
     </w:lvl>
     <w:lvl w:ilvl="5">
@@ -12444,7 +12162,7 @@
         <w:ind w:left="4680" w:hanging="360"/>
       </w:pPr>
       <w:rPr>
-        <w:rFonts w:ascii="Noto Sans Symbols" w:hAnsi="Noto Sans Symbols" w:eastAsia="Noto Sans Symbols" w:cs="Noto Sans Symbols"/>
+        <w:rFonts w:ascii="Noto Sans Symbols" w:eastAsia="Noto Sans Symbols" w:hAnsi="Noto Sans Symbols" w:cs="Noto Sans Symbols"/>
       </w:rPr>
     </w:lvl>
     <w:lvl w:ilvl="6">
@@ -12456,7 +12174,7 @@
         <w:ind w:left="5400" w:hanging="360"/>
       </w:pPr>
       <w:rPr>
-        <w:rFonts w:ascii="Noto Sans Symbols" w:hAnsi="Noto Sans Symbols" w:eastAsia="Noto Sans Symbols" w:cs="Noto Sans Symbols"/>
+        <w:rFonts w:ascii="Noto Sans Symbols" w:eastAsia="Noto Sans Symbols" w:hAnsi="Noto Sans Symbols" w:cs="Noto Sans Symbols"/>
       </w:rPr>
     </w:lvl>
     <w:lvl w:ilvl="7">
@@ -12468,7 +12186,7 @@
         <w:ind w:left="6120" w:hanging="360"/>
       </w:pPr>
       <w:rPr>
-        <w:rFonts w:ascii="Courier New" w:hAnsi="Courier New" w:eastAsia="Courier New" w:cs="Courier New"/>
+        <w:rFonts w:ascii="Courier New" w:eastAsia="Courier New" w:hAnsi="Courier New" w:cs="Courier New"/>
       </w:rPr>
     </w:lvl>
     <w:lvl w:ilvl="8">
@@ -12480,7 +12198,7 @@
         <w:ind w:left="6840" w:hanging="360"/>
       </w:pPr>
       <w:rPr>
-        <w:rFonts w:ascii="Noto Sans Symbols" w:hAnsi="Noto Sans Symbols" w:eastAsia="Noto Sans Symbols" w:cs="Noto Sans Symbols"/>
+        <w:rFonts w:ascii="Noto Sans Symbols" w:eastAsia="Noto Sans Symbols" w:hAnsi="Noto Sans Symbols" w:cs="Noto Sans Symbols"/>
       </w:rPr>
     </w:lvl>
   </w:abstractNum>
@@ -12498,7 +12216,7 @@
   <w:docDefaults>
     <w:rPrDefault>
       <w:rPr>
-        <w:rFonts w:ascii="Arial" w:hAnsi="Arial" w:eastAsia="Arial" w:cs="Arial"/>
+        <w:rFonts w:ascii="Arial" w:eastAsia="Arial" w:hAnsi="Arial" w:cs="Arial"/>
         <w:sz w:val="22"/>
         <w:szCs w:val="22"/>
         <w:lang w:val="es-419" w:eastAsia="es-CO" w:bidi="ar-SA"/>
@@ -12513,14 +12231,14 @@
   <w:latentStyles w:defLockedState="0" w:defUIPriority="99" w:defSemiHidden="0" w:defUnhideWhenUsed="0" w:defQFormat="0" w:count="376">
     <w:lsdException w:name="Normal" w:uiPriority="0" w:qFormat="1"/>
     <w:lsdException w:name="heading 1" w:uiPriority="9" w:qFormat="1"/>
-    <w:lsdException w:name="heading 2" w:uiPriority="9" w:semiHidden="1" w:unhideWhenUsed="1" w:qFormat="1"/>
-    <w:lsdException w:name="heading 3" w:uiPriority="9" w:semiHidden="1" w:unhideWhenUsed="1" w:qFormat="1"/>
-    <w:lsdException w:name="heading 4" w:uiPriority="9" w:semiHidden="1" w:unhideWhenUsed="1" w:qFormat="1"/>
-    <w:lsdException w:name="heading 5" w:uiPriority="9" w:semiHidden="1" w:unhideWhenUsed="1" w:qFormat="1"/>
-    <w:lsdException w:name="heading 6" w:uiPriority="9" w:semiHidden="1" w:unhideWhenUsed="1" w:qFormat="1"/>
-    <w:lsdException w:name="heading 7" w:uiPriority="9" w:semiHidden="1" w:unhideWhenUsed="1" w:qFormat="1"/>
-    <w:lsdException w:name="heading 8" w:uiPriority="9" w:semiHidden="1" w:unhideWhenUsed="1" w:qFormat="1"/>
-    <w:lsdException w:name="heading 9" w:uiPriority="9" w:semiHidden="1" w:unhideWhenUsed="1" w:qFormat="1"/>
+    <w:lsdException w:name="heading 2" w:semiHidden="1" w:uiPriority="9" w:unhideWhenUsed="1" w:qFormat="1"/>
+    <w:lsdException w:name="heading 3" w:semiHidden="1" w:uiPriority="9" w:unhideWhenUsed="1" w:qFormat="1"/>
+    <w:lsdException w:name="heading 4" w:semiHidden="1" w:uiPriority="9" w:unhideWhenUsed="1" w:qFormat="1"/>
+    <w:lsdException w:name="heading 5" w:semiHidden="1" w:uiPriority="9" w:unhideWhenUsed="1" w:qFormat="1"/>
+    <w:lsdException w:name="heading 6" w:semiHidden="1" w:uiPriority="9" w:unhideWhenUsed="1" w:qFormat="1"/>
+    <w:lsdException w:name="heading 7" w:semiHidden="1" w:uiPriority="9" w:unhideWhenUsed="1" w:qFormat="1"/>
+    <w:lsdException w:name="heading 8" w:semiHidden="1" w:uiPriority="9" w:unhideWhenUsed="1" w:qFormat="1"/>
+    <w:lsdException w:name="heading 9" w:semiHidden="1" w:uiPriority="9" w:unhideWhenUsed="1" w:qFormat="1"/>
     <w:lsdException w:name="index 1" w:semiHidden="1" w:unhideWhenUsed="1"/>
     <w:lsdException w:name="index 2" w:semiHidden="1" w:unhideWhenUsed="1"/>
     <w:lsdException w:name="index 3" w:semiHidden="1" w:unhideWhenUsed="1"/>
@@ -12530,22 +12248,22 @@
     <w:lsdException w:name="index 7" w:semiHidden="1" w:unhideWhenUsed="1"/>
     <w:lsdException w:name="index 8" w:semiHidden="1" w:unhideWhenUsed="1"/>
     <w:lsdException w:name="index 9" w:semiHidden="1" w:unhideWhenUsed="1"/>
-    <w:lsdException w:name="toc 1" w:uiPriority="39" w:semiHidden="1" w:unhideWhenUsed="1"/>
-    <w:lsdException w:name="toc 2" w:uiPriority="39" w:semiHidden="1" w:unhideWhenUsed="1"/>
-    <w:lsdException w:name="toc 3" w:uiPriority="39" w:semiHidden="1" w:unhideWhenUsed="1"/>
-    <w:lsdException w:name="toc 4" w:uiPriority="39" w:semiHidden="1" w:unhideWhenUsed="1"/>
-    <w:lsdException w:name="toc 5" w:uiPriority="39" w:semiHidden="1" w:unhideWhenUsed="1"/>
-    <w:lsdException w:name="toc 6" w:uiPriority="39" w:semiHidden="1" w:unhideWhenUsed="1"/>
-    <w:lsdException w:name="toc 7" w:uiPriority="39" w:semiHidden="1" w:unhideWhenUsed="1"/>
-    <w:lsdException w:name="toc 8" w:uiPriority="39" w:semiHidden="1" w:unhideWhenUsed="1"/>
-    <w:lsdException w:name="toc 9" w:uiPriority="39" w:semiHidden="1" w:unhideWhenUsed="1"/>
+    <w:lsdException w:name="toc 1" w:semiHidden="1" w:uiPriority="39" w:unhideWhenUsed="1"/>
+    <w:lsdException w:name="toc 2" w:semiHidden="1" w:uiPriority="39" w:unhideWhenUsed="1"/>
+    <w:lsdException w:name="toc 3" w:semiHidden="1" w:uiPriority="39" w:unhideWhenUsed="1"/>
+    <w:lsdException w:name="toc 4" w:semiHidden="1" w:uiPriority="39" w:unhideWhenUsed="1"/>
+    <w:lsdException w:name="toc 5" w:semiHidden="1" w:uiPriority="39" w:unhideWhenUsed="1"/>
+    <w:lsdException w:name="toc 6" w:semiHidden="1" w:uiPriority="39" w:unhideWhenUsed="1"/>
+    <w:lsdException w:name="toc 7" w:semiHidden="1" w:uiPriority="39" w:unhideWhenUsed="1"/>
+    <w:lsdException w:name="toc 8" w:semiHidden="1" w:uiPriority="39" w:unhideWhenUsed="1"/>
+    <w:lsdException w:name="toc 9" w:semiHidden="1" w:uiPriority="39" w:unhideWhenUsed="1"/>
     <w:lsdException w:name="Normal Indent" w:semiHidden="1" w:unhideWhenUsed="1"/>
     <w:lsdException w:name="footnote text" w:semiHidden="1" w:unhideWhenUsed="1"/>
     <w:lsdException w:name="annotation text" w:semiHidden="1" w:unhideWhenUsed="1"/>
     <w:lsdException w:name="header" w:semiHidden="1" w:unhideWhenUsed="1"/>
     <w:lsdException w:name="footer" w:semiHidden="1" w:unhideWhenUsed="1"/>
     <w:lsdException w:name="index heading" w:semiHidden="1" w:unhideWhenUsed="1"/>
-    <w:lsdException w:name="caption" w:uiPriority="35" w:semiHidden="1" w:unhideWhenUsed="1" w:qFormat="1"/>
+    <w:lsdException w:name="caption" w:semiHidden="1" w:uiPriority="35" w:unhideWhenUsed="1" w:qFormat="1"/>
     <w:lsdException w:name="table of figures" w:semiHidden="1" w:unhideWhenUsed="1"/>
     <w:lsdException w:name="envelope address" w:semiHidden="1" w:unhideWhenUsed="1"/>
     <w:lsdException w:name="envelope return" w:semiHidden="1" w:unhideWhenUsed="1"/>
@@ -12576,7 +12294,7 @@
     <w:lsdException w:name="Title" w:uiPriority="10" w:qFormat="1"/>
     <w:lsdException w:name="Closing" w:semiHidden="1" w:unhideWhenUsed="1"/>
     <w:lsdException w:name="Signature" w:semiHidden="1" w:unhideWhenUsed="1"/>
-    <w:lsdException w:name="Default Paragraph Font" w:uiPriority="1" w:semiHidden="1" w:unhideWhenUsed="1"/>
+    <w:lsdException w:name="Default Paragraph Font" w:semiHidden="1" w:uiPriority="1" w:unhideWhenUsed="1"/>
     <w:lsdException w:name="Body Text" w:semiHidden="1" w:unhideWhenUsed="1"/>
     <w:lsdException w:name="Body Text Indent" w:semiHidden="1" w:unhideWhenUsed="1"/>
     <w:lsdException w:name="List Continue" w:semiHidden="1" w:unhideWhenUsed="1"/>
@@ -12776,8 +12494,8 @@
     <w:lsdException w:name="Subtle Reference" w:uiPriority="31" w:qFormat="1"/>
     <w:lsdException w:name="Intense Reference" w:uiPriority="32" w:qFormat="1"/>
     <w:lsdException w:name="Book Title" w:uiPriority="33" w:qFormat="1"/>
-    <w:lsdException w:name="Bibliography" w:uiPriority="37" w:semiHidden="1" w:unhideWhenUsed="1"/>
-    <w:lsdException w:name="TOC Heading" w:uiPriority="39" w:semiHidden="1" w:unhideWhenUsed="1" w:qFormat="1"/>
+    <w:lsdException w:name="Bibliography" w:semiHidden="1" w:uiPriority="37" w:unhideWhenUsed="1"/>
+    <w:lsdException w:name="TOC Heading" w:semiHidden="1" w:uiPriority="39" w:unhideWhenUsed="1" w:qFormat="1"/>
     <w:lsdException w:name="Plain Table 1" w:uiPriority="41"/>
     <w:lsdException w:name="Plain Table 2" w:uiPriority="42"/>
     <w:lsdException w:name="Plain Table 3" w:uiPriority="43"/>
@@ -12888,7 +12606,7 @@
     <w:lsdException w:name="Unresolved Mention" w:semiHidden="1" w:unhideWhenUsed="1"/>
     <w:lsdException w:name="Smart Link" w:semiHidden="1" w:unhideWhenUsed="1"/>
   </w:latentStyles>
-  <w:style w:type="paragraph" w:styleId="Normal" w:default="1">
+  <w:style w:type="paragraph" w:default="1" w:styleId="Normal">
     <w:name w:val="Normal"/>
     <w:qFormat/>
   </w:style>
@@ -13005,13 +12723,13 @@
       <w:color w:val="666666"/>
     </w:rPr>
   </w:style>
-  <w:style w:type="character" w:styleId="Fuentedeprrafopredeter" w:default="1">
+  <w:style w:type="character" w:default="1" w:styleId="Fuentedeprrafopredeter">
     <w:name w:val="Default Paragraph Font"/>
     <w:uiPriority w:val="1"/>
     <w:semiHidden/>
     <w:unhideWhenUsed/>
   </w:style>
-  <w:style w:type="table" w:styleId="Tablanormal" w:default="1">
+  <w:style w:type="table" w:default="1" w:styleId="Tablanormal">
     <w:name w:val="Normal Table"/>
     <w:uiPriority w:val="99"/>
     <w:semiHidden/>
@@ -13026,13 +12744,13 @@
       </w:tblCellMar>
     </w:tblPr>
   </w:style>
-  <w:style w:type="numbering" w:styleId="Sinlista" w:default="1">
+  <w:style w:type="numbering" w:default="1" w:styleId="Sinlista">
     <w:name w:val="No List"/>
     <w:uiPriority w:val="99"/>
     <w:semiHidden/>
     <w:unhideWhenUsed/>
   </w:style>
-  <w:style w:type="table" w:styleId="TableNormal1" w:customStyle="1">
+  <w:style w:type="table" w:customStyle="1" w:styleId="TableNormal1">
     <w:name w:val="Table Normal1"/>
     <w:tblPr>
       <w:tblCellMar>
@@ -13076,7 +12794,7 @@
       <w:szCs w:val="30"/>
     </w:rPr>
   </w:style>
-  <w:style w:type="table" w:styleId="a" w:customStyle="1">
+  <w:style w:type="table" w:customStyle="1" w:styleId="a">
     <w:basedOn w:val="TableNormal1"/>
     <w:pPr>
       <w:spacing w:line="240" w:lineRule="auto"/>
@@ -13099,7 +12817,7 @@
       <w:tblPr/>
       <w:tcPr>
         <w:tcBorders>
-          <w:bottom w:val="single" w:color="F4B083" w:sz="12" w:space="0"/>
+          <w:bottom w:val="single" w:sz="12" w:space="0" w:color="F4B083"/>
         </w:tcBorders>
       </w:tcPr>
     </w:tblStylePr>
@@ -13110,7 +12828,7 @@
       <w:tblPr/>
       <w:tcPr>
         <w:tcBorders>
-          <w:top w:val="single" w:color="F4B083" w:sz="4" w:space="0"/>
+          <w:top w:val="single" w:sz="4" w:space="0" w:color="F4B083"/>
         </w:tcBorders>
       </w:tcPr>
     </w:tblStylePr>
@@ -13137,7 +12855,7 @@
       </w:tcPr>
     </w:tblStylePr>
   </w:style>
-  <w:style w:type="table" w:styleId="a0" w:customStyle="1">
+  <w:style w:type="table" w:customStyle="1" w:styleId="a0">
     <w:basedOn w:val="TableNormal1"/>
     <w:tblPr>
       <w:tblStyleRowBandSize w:val="1"/>
@@ -13167,7 +12885,7 @@
       <w:szCs w:val="18"/>
     </w:rPr>
   </w:style>
-  <w:style w:type="character" w:styleId="TextodegloboCar" w:customStyle="1">
+  <w:style w:type="character" w:customStyle="1" w:styleId="TextodegloboCar">
     <w:name w:val="Texto de globo Car"/>
     <w:basedOn w:val="Fuentedeprrafopredeter"/>
     <w:link w:val="Textodeglobo"/>
@@ -13195,7 +12913,7 @@
       <w:spacing w:line="240" w:lineRule="auto"/>
     </w:pPr>
   </w:style>
-  <w:style w:type="character" w:styleId="EncabezadoCar" w:customStyle="1">
+  <w:style w:type="character" w:customStyle="1" w:styleId="EncabezadoCar">
     <w:name w:val="Encabezado Car"/>
     <w:basedOn w:val="Fuentedeprrafopredeter"/>
     <w:link w:val="Encabezado"/>
@@ -13217,7 +12935,7 @@
       <w:spacing w:line="240" w:lineRule="auto"/>
     </w:pPr>
   </w:style>
-  <w:style w:type="character" w:styleId="PiedepginaCar" w:customStyle="1">
+  <w:style w:type="character" w:customStyle="1" w:styleId="PiedepginaCar">
     <w:name w:val="Pie de página Car"/>
     <w:basedOn w:val="Fuentedeprrafopredeter"/>
     <w:link w:val="Piedepgina"/>
@@ -13559,6 +13277,17 @@
 </file>
 
 <file path=customXml/item1.xml><?xml version="1.0" encoding="utf-8"?>
+<p:properties xmlns:p="http://schemas.microsoft.com/office/2006/metadata/properties" xmlns:xsi="http://www.w3.org/2001/XMLSchema-instance" xmlns:pc="http://schemas.microsoft.com/office/infopath/2007/PartnerControls">
+  <documentManagement>
+    <TaxCatchAll xmlns="67a0edcd-0de5-43ed-8c27-e32f38a00c91" xsi:nil="true"/>
+    <lcf76f155ced4ddcb4097134ff3c332f xmlns="42760c81-fd8e-4d59-8953-7cdb9f38b14f">
+      <Terms xmlns="http://schemas.microsoft.com/office/infopath/2007/PartnerControls"/>
+    </lcf76f155ced4ddcb4097134ff3c332f>
+  </documentManagement>
+</p:properties>
+</file>
+
+<file path=customXml/item2.xml><?xml version="1.0" encoding="utf-8"?>
 <?mso-contentType ?>
 <FormTemplates xmlns="http://schemas.microsoft.com/sharepoint/v3/contenttype/forms">
   <Display>DocumentLibraryForm</Display>
@@ -13567,9 +13296,9 @@
 </FormTemplates>
 </file>
 
-<file path=customXml/item2.xml><?xml version="1.0" encoding="utf-8"?>
-<ct:contentTypeSchema xmlns:ct="http://schemas.microsoft.com/office/2006/metadata/contentType" xmlns:ma="http://schemas.microsoft.com/office/2006/metadata/properties/metaAttributes" ct:_="" ma:_="" ma:contentTypeName="Documento" ma:contentTypeID="0x01010005252A1EF3BD024F856B47B579AB5244" ma:contentTypeVersion="12" ma:contentTypeDescription="Crear nuevo documento." ma:contentTypeScope="" ma:versionID="32d0e18b85ac20c34eab62df21c0cf58">
-  <xsd:schema xmlns:xsd="http://www.w3.org/2001/XMLSchema" xmlns:xs="http://www.w3.org/2001/XMLSchema" xmlns:p="http://schemas.microsoft.com/office/2006/metadata/properties" xmlns:ns2="42760c81-fd8e-4d59-8953-7cdb9f38b14f" xmlns:ns3="67a0edcd-0de5-43ed-8c27-e32f38a00c91" targetNamespace="http://schemas.microsoft.com/office/2006/metadata/properties" ma:root="true" ma:fieldsID="cc2c149e99f10870fd5bc3964e5386d3" ns2:_="" ns3:_="">
+<file path=customXml/item3.xml><?xml version="1.0" encoding="utf-8"?>
+<ct:contentTypeSchema xmlns:ct="http://schemas.microsoft.com/office/2006/metadata/contentType" xmlns:ma="http://schemas.microsoft.com/office/2006/metadata/properties/metaAttributes" ct:_="" ma:_="" ma:contentTypeName="Documento" ma:contentTypeID="0x01010005252A1EF3BD024F856B47B579AB5244" ma:contentTypeVersion="13" ma:contentTypeDescription="Crear nuevo documento." ma:contentTypeScope="" ma:versionID="ddfaac56a287547bce89452cd31c5884">
+  <xsd:schema xmlns:xsd="http://www.w3.org/2001/XMLSchema" xmlns:xs="http://www.w3.org/2001/XMLSchema" xmlns:p="http://schemas.microsoft.com/office/2006/metadata/properties" xmlns:ns2="42760c81-fd8e-4d59-8953-7cdb9f38b14f" xmlns:ns3="67a0edcd-0de5-43ed-8c27-e32f38a00c91" targetNamespace="http://schemas.microsoft.com/office/2006/metadata/properties" ma:root="true" ma:fieldsID="5ac878f7c8dbf4633d03f1982e859186" ns2:_="" ns3:_="">
     <xsd:import namespace="42760c81-fd8e-4d59-8953-7cdb9f38b14f"/>
     <xsd:import namespace="67a0edcd-0de5-43ed-8c27-e32f38a00c91"/>
     <xsd:element name="properties">
@@ -13589,6 +13318,7 @@
                 <xsd:element ref="ns3:TaxCatchAll" minOccurs="0"/>
                 <xsd:element ref="ns2:MediaServiceOCR" minOccurs="0"/>
                 <xsd:element ref="ns2:MediaServiceLocation" minOccurs="0"/>
+                <xsd:element ref="ns2:MediaServiceBillingMetadata" minOccurs="0"/>
               </xsd:all>
             </xsd:complexType>
           </xsd:element>
@@ -13651,6 +13381,11 @@
     <xsd:element name="MediaServiceLocation" ma:index="19" nillable="true" ma:displayName="Location" ma:description="" ma:indexed="true" ma:internalName="MediaServiceLocation" ma:readOnly="true">
       <xsd:simpleType>
         <xsd:restriction base="dms:Text"/>
+      </xsd:simpleType>
+    </xsd:element>
+    <xsd:element name="MediaServiceBillingMetadata" ma:index="20" nillable="true" ma:displayName="MediaServiceBillingMetadata" ma:hidden="true" ma:internalName="MediaServiceBillingMetadata" ma:readOnly="true">
+      <xsd:simpleType>
+        <xsd:restriction base="dms:Note"/>
       </xsd:simpleType>
     </xsd:element>
   </xsd:schema>
@@ -13768,30 +13503,7 @@
 </ct:contentTypeSchema>
 </file>
 
-<file path=customXml/item3.xml><?xml version="1.0" encoding="utf-8"?>
-<p:properties xmlns:p="http://schemas.microsoft.com/office/2006/metadata/properties" xmlns:xsi="http://www.w3.org/2001/XMLSchema-instance" xmlns:pc="http://schemas.microsoft.com/office/infopath/2007/PartnerControls">
-  <documentManagement>
-    <TaxCatchAll xmlns="67a0edcd-0de5-43ed-8c27-e32f38a00c91" xsi:nil="true"/>
-    <lcf76f155ced4ddcb4097134ff3c332f xmlns="42760c81-fd8e-4d59-8953-7cdb9f38b14f">
-      <Terms xmlns="http://schemas.microsoft.com/office/infopath/2007/PartnerControls"/>
-    </lcf76f155ced4ddcb4097134ff3c332f>
-  </documentManagement>
-</p:properties>
-</file>
-
 <file path=customXml/itemProps1.xml><?xml version="1.0" encoding="utf-8"?>
-<ds:datastoreItem xmlns:ds="http://schemas.openxmlformats.org/officeDocument/2006/customXml" ds:itemID="{D91356B1-0FB8-448B-A74D-2FF735E0C29A}">
-  <ds:schemaRefs>
-    <ds:schemaRef ds:uri="http://schemas.microsoft.com/sharepoint/v3/contenttype/forms"/>
-  </ds:schemaRefs>
-</ds:datastoreItem>
-</file>
-
-<file path=customXml/itemProps2.xml><?xml version="1.0" encoding="utf-8"?>
-<ds:datastoreItem xmlns:ds="http://schemas.openxmlformats.org/officeDocument/2006/customXml" ds:itemID="{70E44D9F-9B5F-459A-B6F9-EC89033DB765}"/>
-</file>
-
-<file path=customXml/itemProps3.xml><?xml version="1.0" encoding="utf-8"?>
 <ds:datastoreItem xmlns:ds="http://schemas.openxmlformats.org/officeDocument/2006/customXml" ds:itemID="{29AB67F1-8FF3-4B7A-94A8-FAC388E5205B}">
   <ds:schemaRefs>
     <ds:schemaRef ds:uri="http://schemas.microsoft.com/office/2006/metadata/properties"/>
@@ -13800,4 +13512,16 @@
     <ds:schemaRef ds:uri="42760c81-fd8e-4d59-8953-7cdb9f38b14f"/>
   </ds:schemaRefs>
 </ds:datastoreItem>
+</file>
+
+<file path=customXml/itemProps2.xml><?xml version="1.0" encoding="utf-8"?>
+<ds:datastoreItem xmlns:ds="http://schemas.openxmlformats.org/officeDocument/2006/customXml" ds:itemID="{D91356B1-0FB8-448B-A74D-2FF735E0C29A}">
+  <ds:schemaRefs>
+    <ds:schemaRef ds:uri="http://schemas.microsoft.com/sharepoint/v3/contenttype/forms"/>
+  </ds:schemaRefs>
+</ds:datastoreItem>
+</file>
+
+<file path=customXml/itemProps3.xml><?xml version="1.0" encoding="utf-8"?>
+<ds:datastoreItem xmlns:ds="http://schemas.openxmlformats.org/officeDocument/2006/customXml" ds:itemID="{0E492255-DFE9-49C3-B1E7-52435C6D899B}"/>
 </file>